--- a/Script and Audio/Final Scripts/All_Notes_Scripts_27.11_V7.docx
+++ b/Script and Audio/Final Scripts/All_Notes_Scripts_27.11_V7.docx
@@ -69,7 +69,7 @@
             </w:rPr>
             <w:fldChar w:fldCharType="separate"/>
           </w:r>
-          <w:hyperlink w:anchor="_Toc215155673" w:history="1">
+          <w:hyperlink w:anchor="_Toc215509330" w:history="1">
             <w:r>
               <w:rPr>
                 <w:rStyle w:val="Hyperlink"/>
@@ -96,7 +96,7 @@
                 <w:noProof/>
                 <w:webHidden/>
               </w:rPr>
-              <w:instrText xml:space="preserve"> PAGEREF _Toc215155673 \h </w:instrText>
+              <w:instrText xml:space="preserve"> PAGEREF _Toc215509330 \h </w:instrText>
             </w:r>
             <w:r>
               <w:rPr>
@@ -137,7 +137,7 @@
               <w:noProof/>
             </w:rPr>
           </w:pPr>
-          <w:hyperlink w:anchor="_Toc215155674" w:history="1">
+          <w:hyperlink w:anchor="_Toc215509331" w:history="1">
             <w:r>
               <w:rPr>
                 <w:rStyle w:val="Hyperlink"/>
@@ -164,7 +164,7 @@
                 <w:noProof/>
                 <w:webHidden/>
               </w:rPr>
-              <w:instrText xml:space="preserve"> PAGEREF _Toc215155674 \h </w:instrText>
+              <w:instrText xml:space="preserve"> PAGEREF _Toc215509331 \h </w:instrText>
             </w:r>
             <w:r>
               <w:rPr>
@@ -205,7 +205,7 @@
               <w:noProof/>
             </w:rPr>
           </w:pPr>
-          <w:hyperlink w:anchor="_Toc215155675" w:history="1">
+          <w:hyperlink w:anchor="_Toc215509332" w:history="1">
             <w:r>
               <w:rPr>
                 <w:rStyle w:val="Hyperlink"/>
@@ -232,7 +232,7 @@
                 <w:noProof/>
                 <w:webHidden/>
               </w:rPr>
-              <w:instrText xml:space="preserve"> PAGEREF _Toc215155675 \h </w:instrText>
+              <w:instrText xml:space="preserve"> PAGEREF _Toc215509332 \h </w:instrText>
             </w:r>
             <w:r>
               <w:rPr>
@@ -273,7 +273,7 @@
               <w:noProof/>
             </w:rPr>
           </w:pPr>
-          <w:hyperlink w:anchor="_Toc215155676" w:history="1">
+          <w:hyperlink w:anchor="_Toc215509333" w:history="1">
             <w:r>
               <w:rPr>
                 <w:rStyle w:val="Hyperlink"/>
@@ -300,7 +300,7 @@
                 <w:noProof/>
                 <w:webHidden/>
               </w:rPr>
-              <w:instrText xml:space="preserve"> PAGEREF _Toc215155676 \h </w:instrText>
+              <w:instrText xml:space="preserve"> PAGEREF _Toc215509333 \h </w:instrText>
             </w:r>
             <w:r>
               <w:rPr>
@@ -341,7 +341,7 @@
               <w:noProof/>
             </w:rPr>
           </w:pPr>
-          <w:hyperlink w:anchor="_Toc215155677" w:history="1">
+          <w:hyperlink w:anchor="_Toc215509334" w:history="1">
             <w:r>
               <w:rPr>
                 <w:rStyle w:val="Hyperlink"/>
@@ -368,7 +368,7 @@
                 <w:noProof/>
                 <w:webHidden/>
               </w:rPr>
-              <w:instrText xml:space="preserve"> PAGEREF _Toc215155677 \h </w:instrText>
+              <w:instrText xml:space="preserve"> PAGEREF _Toc215509334 \h </w:instrText>
             </w:r>
             <w:r>
               <w:rPr>
@@ -409,7 +409,7 @@
               <w:noProof/>
             </w:rPr>
           </w:pPr>
-          <w:hyperlink w:anchor="_Toc215155678" w:history="1">
+          <w:hyperlink w:anchor="_Toc215509335" w:history="1">
             <w:r>
               <w:rPr>
                 <w:rStyle w:val="Hyperlink"/>
@@ -436,7 +436,7 @@
                 <w:noProof/>
                 <w:webHidden/>
               </w:rPr>
-              <w:instrText xml:space="preserve"> PAGEREF _Toc215155678 \h </w:instrText>
+              <w:instrText xml:space="preserve"> PAGEREF _Toc215509335 \h </w:instrText>
             </w:r>
             <w:r>
               <w:rPr>
@@ -477,7 +477,7 @@
               <w:noProof/>
             </w:rPr>
           </w:pPr>
-          <w:hyperlink w:anchor="_Toc215155679" w:history="1">
+          <w:hyperlink w:anchor="_Toc215509336" w:history="1">
             <w:r>
               <w:rPr>
                 <w:rStyle w:val="Hyperlink"/>
@@ -504,7 +504,7 @@
                 <w:noProof/>
                 <w:webHidden/>
               </w:rPr>
-              <w:instrText xml:space="preserve"> PAGEREF _Toc215155679 \h </w:instrText>
+              <w:instrText xml:space="preserve"> PAGEREF _Toc215509336 \h </w:instrText>
             </w:r>
             <w:r>
               <w:rPr>
@@ -545,7 +545,7 @@
               <w:noProof/>
             </w:rPr>
           </w:pPr>
-          <w:hyperlink w:anchor="_Toc215155680" w:history="1">
+          <w:hyperlink w:anchor="_Toc215509337" w:history="1">
             <w:r>
               <w:rPr>
                 <w:rStyle w:val="Hyperlink"/>
@@ -572,7 +572,7 @@
                 <w:noProof/>
                 <w:webHidden/>
               </w:rPr>
-              <w:instrText xml:space="preserve"> PAGEREF _Toc215155680 \h </w:instrText>
+              <w:instrText xml:space="preserve"> PAGEREF _Toc215509337 \h </w:instrText>
             </w:r>
             <w:r>
               <w:rPr>
@@ -613,7 +613,7 @@
               <w:noProof/>
             </w:rPr>
           </w:pPr>
-          <w:hyperlink w:anchor="_Toc215155681" w:history="1">
+          <w:hyperlink w:anchor="_Toc215509338" w:history="1">
             <w:r>
               <w:rPr>
                 <w:rStyle w:val="Hyperlink"/>
@@ -640,7 +640,7 @@
                 <w:noProof/>
                 <w:webHidden/>
               </w:rPr>
-              <w:instrText xml:space="preserve"> PAGEREF _Toc215155681 \h </w:instrText>
+              <w:instrText xml:space="preserve"> PAGEREF _Toc215509338 \h </w:instrText>
             </w:r>
             <w:r>
               <w:rPr>
@@ -660,7 +660,7 @@
                 <w:noProof/>
                 <w:webHidden/>
               </w:rPr>
-              <w:t>43</w:t>
+              <w:t>44</w:t>
             </w:r>
             <w:r>
               <w:rPr>
@@ -681,7 +681,7 @@
               <w:noProof/>
             </w:rPr>
           </w:pPr>
-          <w:hyperlink w:anchor="_Toc215155682" w:history="1">
+          <w:hyperlink w:anchor="_Toc215509339" w:history="1">
             <w:r>
               <w:rPr>
                 <w:rStyle w:val="Hyperlink"/>
@@ -708,7 +708,7 @@
                 <w:noProof/>
                 <w:webHidden/>
               </w:rPr>
-              <w:instrText xml:space="preserve"> PAGEREF _Toc215155682 \h </w:instrText>
+              <w:instrText xml:space="preserve"> PAGEREF _Toc215509339 \h </w:instrText>
             </w:r>
             <w:r>
               <w:rPr>
@@ -728,7 +728,7 @@
                 <w:noProof/>
                 <w:webHidden/>
               </w:rPr>
-              <w:t>48</w:t>
+              <w:t>49</w:t>
             </w:r>
             <w:r>
               <w:rPr>
@@ -749,7 +749,7 @@
               <w:noProof/>
             </w:rPr>
           </w:pPr>
-          <w:hyperlink w:anchor="_Toc215155683" w:history="1">
+          <w:hyperlink w:anchor="_Toc215509340" w:history="1">
             <w:r>
               <w:rPr>
                 <w:rStyle w:val="Hyperlink"/>
@@ -776,7 +776,7 @@
                 <w:noProof/>
                 <w:webHidden/>
               </w:rPr>
-              <w:instrText xml:space="preserve"> PAGEREF _Toc215155683 \h </w:instrText>
+              <w:instrText xml:space="preserve"> PAGEREF _Toc215509340 \h </w:instrText>
             </w:r>
             <w:r>
               <w:rPr>
@@ -796,7 +796,7 @@
                 <w:noProof/>
                 <w:webHidden/>
               </w:rPr>
-              <w:t>56</w:t>
+              <w:t>57</w:t>
             </w:r>
             <w:r>
               <w:rPr>
@@ -817,7 +817,7 @@
               <w:noProof/>
             </w:rPr>
           </w:pPr>
-          <w:hyperlink w:anchor="_Toc215155684" w:history="1">
+          <w:hyperlink w:anchor="_Toc215509341" w:history="1">
             <w:r>
               <w:rPr>
                 <w:rStyle w:val="Hyperlink"/>
@@ -844,7 +844,7 @@
                 <w:noProof/>
                 <w:webHidden/>
               </w:rPr>
-              <w:instrText xml:space="preserve"> PAGEREF _Toc215155684 \h </w:instrText>
+              <w:instrText xml:space="preserve"> PAGEREF _Toc215509341 \h </w:instrText>
             </w:r>
             <w:r>
               <w:rPr>
@@ -864,7 +864,7 @@
                 <w:noProof/>
                 <w:webHidden/>
               </w:rPr>
-              <w:t>64</w:t>
+              <w:t>65</w:t>
             </w:r>
             <w:r>
               <w:rPr>
@@ -885,7 +885,7 @@
               <w:noProof/>
             </w:rPr>
           </w:pPr>
-          <w:hyperlink w:anchor="_Toc215155685" w:history="1">
+          <w:hyperlink w:anchor="_Toc215509342" w:history="1">
             <w:r>
               <w:rPr>
                 <w:rStyle w:val="Hyperlink"/>
@@ -912,7 +912,7 @@
                 <w:noProof/>
                 <w:webHidden/>
               </w:rPr>
-              <w:instrText xml:space="preserve"> PAGEREF _Toc215155685 \h </w:instrText>
+              <w:instrText xml:space="preserve"> PAGEREF _Toc215509342 \h </w:instrText>
             </w:r>
             <w:r>
               <w:rPr>
@@ -953,7 +953,7 @@
               <w:noProof/>
             </w:rPr>
           </w:pPr>
-          <w:hyperlink w:anchor="_Toc215155686" w:history="1">
+          <w:hyperlink w:anchor="_Toc215509343" w:history="1">
             <w:r>
               <w:rPr>
                 <w:rStyle w:val="Hyperlink"/>
@@ -980,7 +980,7 @@
                 <w:noProof/>
                 <w:webHidden/>
               </w:rPr>
-              <w:instrText xml:space="preserve"> PAGEREF _Toc215155686 \h </w:instrText>
+              <w:instrText xml:space="preserve"> PAGEREF _Toc215509343 \h </w:instrText>
             </w:r>
             <w:r>
               <w:rPr>
@@ -1000,7 +1000,7 @@
                 <w:noProof/>
                 <w:webHidden/>
               </w:rPr>
-              <w:t>79</w:t>
+              <w:t>80</w:t>
             </w:r>
             <w:r>
               <w:rPr>
@@ -1021,7 +1021,7 @@
               <w:noProof/>
             </w:rPr>
           </w:pPr>
-          <w:hyperlink w:anchor="_Toc215155687" w:history="1">
+          <w:hyperlink w:anchor="_Toc215509344" w:history="1">
             <w:r>
               <w:rPr>
                 <w:rStyle w:val="Hyperlink"/>
@@ -1048,7 +1048,7 @@
                 <w:noProof/>
                 <w:webHidden/>
               </w:rPr>
-              <w:instrText xml:space="preserve"> PAGEREF _Toc215155687 \h </w:instrText>
+              <w:instrText xml:space="preserve"> PAGEREF _Toc215509344 \h </w:instrText>
             </w:r>
             <w:r>
               <w:rPr>
@@ -1068,7 +1068,7 @@
                 <w:noProof/>
                 <w:webHidden/>
               </w:rPr>
-              <w:t>88</w:t>
+              <w:t>90</w:t>
             </w:r>
             <w:r>
               <w:rPr>
@@ -1089,7 +1089,7 @@
               <w:noProof/>
             </w:rPr>
           </w:pPr>
-          <w:hyperlink w:anchor="_Toc215155688" w:history="1">
+          <w:hyperlink w:anchor="_Toc215509345" w:history="1">
             <w:r>
               <w:rPr>
                 <w:rStyle w:val="Hyperlink"/>
@@ -1116,7 +1116,7 @@
                 <w:noProof/>
                 <w:webHidden/>
               </w:rPr>
-              <w:instrText xml:space="preserve"> PAGEREF _Toc215155688 \h </w:instrText>
+              <w:instrText xml:space="preserve"> PAGEREF _Toc215509345 \h </w:instrText>
             </w:r>
             <w:r>
               <w:rPr>
@@ -1136,7 +1136,7 @@
                 <w:noProof/>
                 <w:webHidden/>
               </w:rPr>
-              <w:t>101</w:t>
+              <w:t>103</w:t>
             </w:r>
             <w:r>
               <w:rPr>
@@ -1157,7 +1157,7 @@
               <w:noProof/>
             </w:rPr>
           </w:pPr>
-          <w:hyperlink w:anchor="_Toc215155689" w:history="1">
+          <w:hyperlink w:anchor="_Toc215509346" w:history="1">
             <w:r>
               <w:rPr>
                 <w:rStyle w:val="Hyperlink"/>
@@ -1184,7 +1184,7 @@
                 <w:noProof/>
                 <w:webHidden/>
               </w:rPr>
-              <w:instrText xml:space="preserve"> PAGEREF _Toc215155689 \h </w:instrText>
+              <w:instrText xml:space="preserve"> PAGEREF _Toc215509346 \h </w:instrText>
             </w:r>
             <w:r>
               <w:rPr>
@@ -1204,7 +1204,7 @@
                 <w:noProof/>
                 <w:webHidden/>
               </w:rPr>
-              <w:t>115</w:t>
+              <w:t>116</w:t>
             </w:r>
             <w:r>
               <w:rPr>
@@ -1225,7 +1225,7 @@
               <w:noProof/>
             </w:rPr>
           </w:pPr>
-          <w:hyperlink w:anchor="_Toc215155690" w:history="1">
+          <w:hyperlink w:anchor="_Toc215509347" w:history="1">
             <w:r>
               <w:rPr>
                 <w:rStyle w:val="Hyperlink"/>
@@ -1252,7 +1252,7 @@
                 <w:noProof/>
                 <w:webHidden/>
               </w:rPr>
-              <w:instrText xml:space="preserve"> PAGEREF _Toc215155690 \h </w:instrText>
+              <w:instrText xml:space="preserve"> PAGEREF _Toc215509347 \h </w:instrText>
             </w:r>
             <w:r>
               <w:rPr>
@@ -1272,7 +1272,7 @@
                 <w:noProof/>
                 <w:webHidden/>
               </w:rPr>
-              <w:t>120</w:t>
+              <w:t>121</w:t>
             </w:r>
             <w:r>
               <w:rPr>
@@ -1293,7 +1293,7 @@
               <w:noProof/>
             </w:rPr>
           </w:pPr>
-          <w:hyperlink w:anchor="_Toc215155691" w:history="1">
+          <w:hyperlink w:anchor="_Toc215509348" w:history="1">
             <w:r>
               <w:rPr>
                 <w:rStyle w:val="Hyperlink"/>
@@ -1320,7 +1320,7 @@
                 <w:noProof/>
                 <w:webHidden/>
               </w:rPr>
-              <w:instrText xml:space="preserve"> PAGEREF _Toc215155691 \h </w:instrText>
+              <w:instrText xml:space="preserve"> PAGEREF _Toc215509348 \h </w:instrText>
             </w:r>
             <w:r>
               <w:rPr>
@@ -1340,7 +1340,7 @@
                 <w:noProof/>
                 <w:webHidden/>
               </w:rPr>
-              <w:t>131</w:t>
+              <w:t>133</w:t>
             </w:r>
             <w:r>
               <w:rPr>
@@ -1361,7 +1361,7 @@
               <w:noProof/>
             </w:rPr>
           </w:pPr>
-          <w:hyperlink w:anchor="_Toc215155692" w:history="1">
+          <w:hyperlink w:anchor="_Toc215509349" w:history="1">
             <w:r>
               <w:rPr>
                 <w:rStyle w:val="Hyperlink"/>
@@ -1388,7 +1388,7 @@
                 <w:noProof/>
                 <w:webHidden/>
               </w:rPr>
-              <w:instrText xml:space="preserve"> PAGEREF _Toc215155692 \h </w:instrText>
+              <w:instrText xml:space="preserve"> PAGEREF _Toc215509349 \h </w:instrText>
             </w:r>
             <w:r>
               <w:rPr>
@@ -1408,7 +1408,7 @@
                 <w:noProof/>
                 <w:webHidden/>
               </w:rPr>
-              <w:t>146</w:t>
+              <w:t>149</w:t>
             </w:r>
             <w:r>
               <w:rPr>
@@ -1429,7 +1429,7 @@
               <w:noProof/>
             </w:rPr>
           </w:pPr>
-          <w:hyperlink w:anchor="_Toc215155693" w:history="1">
+          <w:hyperlink w:anchor="_Toc215509350" w:history="1">
             <w:r>
               <w:rPr>
                 <w:rStyle w:val="Hyperlink"/>
@@ -1456,7 +1456,7 @@
                 <w:noProof/>
                 <w:webHidden/>
               </w:rPr>
-              <w:instrText xml:space="preserve"> PAGEREF _Toc215155693 \h </w:instrText>
+              <w:instrText xml:space="preserve"> PAGEREF _Toc215509350 \h </w:instrText>
             </w:r>
             <w:r>
               <w:rPr>
@@ -1476,7 +1476,7 @@
                 <w:noProof/>
                 <w:webHidden/>
               </w:rPr>
-              <w:t>152</w:t>
+              <w:t>155</w:t>
             </w:r>
             <w:r>
               <w:rPr>
@@ -1497,7 +1497,7 @@
               <w:noProof/>
             </w:rPr>
           </w:pPr>
-          <w:hyperlink w:anchor="_Toc215155694" w:history="1">
+          <w:hyperlink w:anchor="_Toc215509351" w:history="1">
             <w:r>
               <w:rPr>
                 <w:rStyle w:val="Hyperlink"/>
@@ -1524,7 +1524,7 @@
                 <w:noProof/>
                 <w:webHidden/>
               </w:rPr>
-              <w:instrText xml:space="preserve"> PAGEREF _Toc215155694 \h </w:instrText>
+              <w:instrText xml:space="preserve"> PAGEREF _Toc215509351 \h </w:instrText>
             </w:r>
             <w:r>
               <w:rPr>
@@ -1544,7 +1544,7 @@
                 <w:noProof/>
                 <w:webHidden/>
               </w:rPr>
-              <w:t>162</w:t>
+              <w:t>165</w:t>
             </w:r>
             <w:r>
               <w:rPr>
@@ -1597,7 +1597,7 @@
           <w:color w:val="000000" w:themeColor="text1"/>
         </w:rPr>
       </w:pPr>
-      <w:bookmarkStart w:id="1" w:name="_Toc215155673"/>
+      <w:bookmarkStart w:id="1" w:name="_Toc215509330"/>
       <w:r>
         <w:rPr>
           <w:rFonts w:asciiTheme="minorHAnsi" w:hAnsiTheme="minorHAnsi"/>
@@ -2697,7 +2697,7 @@
         </w:rPr>
       </w:pPr>
       <w:bookmarkStart w:id="2" w:name="_Toc214436068"/>
-      <w:bookmarkStart w:id="3" w:name="_Toc215155674"/>
+      <w:bookmarkStart w:id="3" w:name="_Toc215509331"/>
       <w:r>
         <w:rPr>
           <w:rFonts w:asciiTheme="minorHAnsi" w:hAnsiTheme="minorHAnsi"/>
@@ -4131,7 +4131,7 @@
           <w:color w:val="000000" w:themeColor="text1"/>
         </w:rPr>
       </w:pPr>
-      <w:bookmarkStart w:id="4" w:name="_Toc215155675"/>
+      <w:bookmarkStart w:id="4" w:name="_Toc215509332"/>
       <w:r>
         <w:rPr>
           <w:rFonts w:asciiTheme="minorHAnsi" w:hAnsiTheme="minorHAnsi"/>
@@ -5809,7 +5809,7 @@
         </w:rPr>
       </w:pPr>
       <w:bookmarkStart w:id="5" w:name="_Toc214436070"/>
-      <w:bookmarkStart w:id="6" w:name="_Toc215155676"/>
+      <w:bookmarkStart w:id="6" w:name="_Toc215509333"/>
       <w:r>
         <w:rPr>
           <w:rFonts w:asciiTheme="minorHAnsi" w:hAnsiTheme="minorHAnsi"/>
@@ -7790,7 +7790,7 @@
         </w:rPr>
       </w:pPr>
       <w:bookmarkStart w:id="9" w:name="_Toc214436071"/>
-      <w:bookmarkStart w:id="10" w:name="_Toc215155677"/>
+      <w:bookmarkStart w:id="10" w:name="_Toc215509334"/>
       <w:r>
         <w:rPr>
           <w:rFonts w:asciiTheme="minorHAnsi" w:hAnsiTheme="minorHAnsi"/>
@@ -8912,7 +8912,7 @@
         </w:rPr>
       </w:pPr>
       <w:bookmarkStart w:id="11" w:name="_Toc214436072"/>
-      <w:bookmarkStart w:id="12" w:name="_Toc215155678"/>
+      <w:bookmarkStart w:id="12" w:name="_Toc215509335"/>
       <w:r>
         <w:rPr>
           <w:rFonts w:asciiTheme="minorHAnsi" w:hAnsiTheme="minorHAnsi"/>
@@ -10300,7 +10300,7 @@
         </w:rPr>
       </w:pPr>
       <w:bookmarkStart w:id="13" w:name="_Toc214436073"/>
-      <w:bookmarkStart w:id="14" w:name="_Toc215155679"/>
+      <w:bookmarkStart w:id="14" w:name="_Toc215509336"/>
       <w:r>
         <w:rPr>
           <w:rFonts w:asciiTheme="minorHAnsi" w:hAnsiTheme="minorHAnsi"/>
@@ -11601,7 +11601,7 @@
         </w:rPr>
       </w:pPr>
       <w:bookmarkStart w:id="15" w:name="_Toc214436074"/>
-      <w:bookmarkStart w:id="16" w:name="_Toc215155680"/>
+      <w:bookmarkStart w:id="16" w:name="_Toc215509337"/>
       <w:r>
         <w:rPr>
           <w:rFonts w:asciiTheme="minorHAnsi" w:hAnsiTheme="minorHAnsi"/>
@@ -13009,7 +13009,7 @@
         </w:rPr>
       </w:pPr>
       <w:bookmarkStart w:id="17" w:name="_Toc214436075"/>
-      <w:bookmarkStart w:id="18" w:name="_Toc215155681"/>
+      <w:bookmarkStart w:id="18" w:name="_Toc215509338"/>
       <w:r>
         <w:rPr>
           <w:rFonts w:asciiTheme="minorHAnsi" w:hAnsiTheme="minorHAnsi"/>
@@ -14213,7 +14213,7 @@
         </w:rPr>
       </w:pPr>
       <w:bookmarkStart w:id="19" w:name="_Toc214436076"/>
-      <w:bookmarkStart w:id="20" w:name="_Toc215155682"/>
+      <w:bookmarkStart w:id="20" w:name="_Toc215509339"/>
       <w:r>
         <w:rPr>
           <w:rFonts w:asciiTheme="minorHAnsi" w:hAnsiTheme="minorHAnsi"/>
@@ -16187,7 +16187,7 @@
           <w:color w:val="000000" w:themeColor="text1"/>
         </w:rPr>
       </w:pPr>
-      <w:bookmarkStart w:id="23" w:name="_Toc215155683"/>
+      <w:bookmarkStart w:id="23" w:name="_Toc215509340"/>
       <w:r>
         <w:rPr>
           <w:rFonts w:asciiTheme="minorHAnsi" w:hAnsiTheme="minorHAnsi"/>
@@ -17707,7 +17707,7 @@
         </w:rPr>
       </w:pPr>
       <w:bookmarkStart w:id="24" w:name="_Toc214436078"/>
-      <w:bookmarkStart w:id="25" w:name="_Toc215155684"/>
+      <w:bookmarkStart w:id="25" w:name="_Toc215509341"/>
       <w:r>
         <w:rPr>
           <w:rFonts w:asciiTheme="minorHAnsi" w:hAnsiTheme="minorHAnsi"/>
@@ -19712,7 +19712,7 @@
         </w:rPr>
       </w:pPr>
       <w:bookmarkStart w:id="26" w:name="_Toc214436079"/>
-      <w:bookmarkStart w:id="27" w:name="_Toc215155685"/>
+      <w:bookmarkStart w:id="27" w:name="_Toc215509342"/>
       <w:r>
         <w:rPr>
           <w:rFonts w:asciiTheme="minorHAnsi" w:hAnsiTheme="minorHAnsi"/>
@@ -21219,7 +21219,7 @@
         </w:rPr>
       </w:pPr>
       <w:bookmarkStart w:id="29" w:name="_Toc214436080"/>
-      <w:bookmarkStart w:id="30" w:name="_Toc215155686"/>
+      <w:bookmarkStart w:id="30" w:name="_Toc215509343"/>
       <w:r>
         <w:rPr>
           <w:rFonts w:asciiTheme="minorHAnsi" w:hAnsiTheme="minorHAnsi"/>
@@ -23503,7 +23503,6 @@
         </w:rPr>
       </w:pPr>
       <w:bookmarkStart w:id="32" w:name="_Toc214436081"/>
-      <w:bookmarkStart w:id="33" w:name="_Toc215155687"/>
       <w:bookmarkEnd w:id="31"/>
       <w:r>
         <w:rPr>
@@ -23520,6 +23519,7 @@
           <w:color w:val="000000" w:themeColor="text1"/>
         </w:rPr>
       </w:pPr>
+      <w:bookmarkStart w:id="33" w:name="_Toc215509344"/>
       <w:r>
         <w:rPr>
           <w:rFonts w:asciiTheme="minorHAnsi" w:hAnsiTheme="minorHAnsi"/>
@@ -26470,7 +26470,7 @@
         </w:rPr>
       </w:pPr>
       <w:bookmarkStart w:id="34" w:name="_Toc214436082"/>
-      <w:bookmarkStart w:id="35" w:name="_Toc215155688"/>
+      <w:bookmarkStart w:id="35" w:name="_Toc215509345"/>
       <w:r>
         <w:rPr>
           <w:rFonts w:asciiTheme="minorHAnsi" w:hAnsiTheme="minorHAnsi"/>
@@ -29260,7 +29260,7 @@
           <w:color w:val="000000" w:themeColor="text1"/>
         </w:rPr>
       </w:pPr>
-      <w:bookmarkStart w:id="38" w:name="_Toc215155689"/>
+      <w:bookmarkStart w:id="38" w:name="_Toc215509346"/>
       <w:r>
         <w:rPr>
           <w:rFonts w:asciiTheme="minorHAnsi" w:hAnsiTheme="minorHAnsi"/>
@@ -30358,7 +30358,7 @@
         </w:rPr>
       </w:pPr>
       <w:bookmarkStart w:id="39" w:name="_Toc214436084"/>
-      <w:bookmarkStart w:id="40" w:name="_Toc215155690"/>
+      <w:bookmarkStart w:id="40" w:name="_Toc215509347"/>
       <w:r>
         <w:rPr>
           <w:rFonts w:asciiTheme="minorHAnsi" w:hAnsiTheme="minorHAnsi"/>
@@ -33178,7 +33178,7 @@
         </w:rPr>
       </w:pPr>
       <w:bookmarkStart w:id="42" w:name="_Toc214436085"/>
-      <w:bookmarkStart w:id="43" w:name="_Toc215155691"/>
+      <w:bookmarkStart w:id="43" w:name="_Toc215509348"/>
       <w:r>
         <w:rPr>
           <w:rFonts w:asciiTheme="minorHAnsi" w:hAnsiTheme="minorHAnsi"/>
@@ -36769,7 +36769,7 @@
           <w:color w:val="000000" w:themeColor="text1"/>
         </w:rPr>
       </w:pPr>
-      <w:bookmarkStart w:id="45" w:name="_Toc215155692"/>
+      <w:bookmarkStart w:id="45" w:name="_Toc215509349"/>
       <w:r>
         <w:rPr>
           <w:rFonts w:asciiTheme="minorHAnsi" w:hAnsiTheme="minorHAnsi"/>
@@ -38297,7 +38297,7 @@
           <w:color w:val="000000" w:themeColor="text1"/>
         </w:rPr>
         <w:pict w14:anchorId="17240BD4">
-          <v:rect id="_x0000_i1125" style="width:0;height:1.5pt" o:hralign="center" o:hrstd="t" o:hr="t" fillcolor="#a0a0a0" stroked="f"/>
+          <v:rect id="_x0000_i1044" style="width:0;height:1.5pt" o:hralign="center" o:hrstd="t" o:hr="t" fillcolor="#a0a0a0" stroked="f"/>
         </w:pict>
       </w:r>
     </w:p>
@@ -38741,7 +38741,7 @@
         </w:rPr>
       </w:pPr>
       <w:bookmarkStart w:id="46" w:name="_Toc214436087"/>
-      <w:bookmarkStart w:id="47" w:name="_Toc215155693"/>
+      <w:bookmarkStart w:id="47" w:name="_Toc215509350"/>
       <w:r>
         <w:rPr>
           <w:rFonts w:asciiTheme="minorHAnsi" w:hAnsiTheme="minorHAnsi"/>
@@ -40874,7 +40874,7 @@
           <w:color w:val="000000" w:themeColor="text1"/>
         </w:rPr>
       </w:pPr>
-      <w:bookmarkStart w:id="49" w:name="_Toc215155694"/>
+      <w:bookmarkStart w:id="49" w:name="_Toc215509351"/>
       <w:r>
         <w:rPr>
           <w:rFonts w:asciiTheme="minorHAnsi" w:hAnsiTheme="minorHAnsi"/>
@@ -51649,6 +51649,7 @@
   <w:style w:type="character" w:default="1" w:styleId="DefaultParagraphFont">
     <w:name w:val="Default Paragraph Font"/>
     <w:uiPriority w:val="1"/>
+    <w:semiHidden/>
     <w:unhideWhenUsed/>
   </w:style>
   <w:style w:type="table" w:default="1" w:styleId="TableNormal">

--- a/Script and Audio/Final Scripts/All_Notes_Scripts_27.11_V7.docx
+++ b/Script and Audio/Final Scripts/All_Notes_Scripts_27.11_V7.docx
@@ -2114,29 +2114,13 @@
           <w:bCs/>
           <w:color w:val="000000" w:themeColor="text1"/>
         </w:rPr>
-        <w:t xml:space="preserve">core principles of inflation </w:t>
-      </w:r>
-      <w:proofErr w:type="gramStart"/>
-      <w:r>
-        <w:rPr>
-          <w:b/>
-          <w:bCs/>
-          <w:color w:val="000000" w:themeColor="text1"/>
-        </w:rPr>
-        <w:t>targeting</w:t>
-      </w:r>
-      <w:r>
-        <w:rPr>
-          <w:color w:val="000000" w:themeColor="text1"/>
-        </w:rPr>
-        <w:t>:</w:t>
-      </w:r>
-      <w:proofErr w:type="gramEnd"/>
-      <w:r>
-        <w:rPr>
-          <w:color w:val="000000" w:themeColor="text1"/>
-        </w:rPr>
-        <w:t xml:space="preserve"> establishing clear nominal anchors, strengthening communication, and designing resilient institutions.</w:t>
+        <w:t>core principles of inflation targeting</w:t>
+      </w:r>
+      <w:r>
+        <w:rPr>
+          <w:color w:val="000000" w:themeColor="text1"/>
+        </w:rPr>
+        <w:t>: establishing clear nominal anchors, strengthening communication, and designing resilient institutions.</w:t>
       </w:r>
     </w:p>
     <w:p>
@@ -2260,35 +2244,7 @@
         <w:rPr>
           <w:color w:val="000000" w:themeColor="text1"/>
         </w:rPr>
-        <w:t xml:space="preserve">meaning a central bank that is pushing the frontiers of how monetary policy analysis and communication is done. Furthermore, the National Bank of Georgia has also adopted FPAS Mark </w:t>
-      </w:r>
-      <w:proofErr w:type="gramStart"/>
-      <w:r>
-        <w:rPr>
-          <w:color w:val="000000" w:themeColor="text1"/>
-        </w:rPr>
-        <w:t>II</w:t>
-      </w:r>
-      <w:proofErr w:type="gramEnd"/>
-      <w:r>
-        <w:rPr>
-          <w:color w:val="000000" w:themeColor="text1"/>
-        </w:rPr>
-        <w:t xml:space="preserve"> and we see </w:t>
-      </w:r>
-      <w:proofErr w:type="gramStart"/>
-      <w:r>
-        <w:rPr>
-          <w:color w:val="000000" w:themeColor="text1"/>
-        </w:rPr>
-        <w:t>more and more</w:t>
-      </w:r>
-      <w:proofErr w:type="gramEnd"/>
-      <w:r>
-        <w:rPr>
-          <w:color w:val="000000" w:themeColor="text1"/>
-        </w:rPr>
-        <w:t xml:space="preserve"> central banks moving in this direction. </w:t>
+        <w:t xml:space="preserve">meaning a central bank that is pushing the frontiers of how monetary policy analysis and communication is done. Furthermore, the National Bank of Georgia has also adopted FPAS Mark II and we see more and more central banks moving in this direction. </w:t>
       </w:r>
     </w:p>
     <w:p>
@@ -3771,21 +3727,7 @@
         <w:rPr>
           <w:color w:val="000000" w:themeColor="text1"/>
         </w:rPr>
-        <w:t xml:space="preserve">Laxton, D., Avetisyan, H. and Avagyan, </w:t>
-      </w:r>
-      <w:proofErr w:type="gramStart"/>
-      <w:r>
-        <w:rPr>
-          <w:color w:val="000000" w:themeColor="text1"/>
-        </w:rPr>
-        <w:t>V..</w:t>
-      </w:r>
-      <w:proofErr w:type="gramEnd"/>
-      <w:r>
-        <w:rPr>
-          <w:color w:val="000000" w:themeColor="text1"/>
-        </w:rPr>
-        <w:t xml:space="preserve"> December 2025.</w:t>
+        <w:t>Laxton, D., Avetisyan, H. and Avagyan, V.. December 2025.</w:t>
       </w:r>
       <w:r>
         <w:rPr>
@@ -4524,23 +4466,7 @@
           <w:color w:val="000000" w:themeColor="text1"/>
           <w:lang w:val="en-US"/>
         </w:rPr>
-        <w:t xml:space="preserve">. The CBA influenced banking </w:t>
-      </w:r>
-      <w:proofErr w:type="gramStart"/>
-      <w:r>
-        <w:rPr>
-          <w:color w:val="000000" w:themeColor="text1"/>
-          <w:lang w:val="en-US"/>
-        </w:rPr>
-        <w:t>system</w:t>
-      </w:r>
-      <w:proofErr w:type="gramEnd"/>
-      <w:r>
-        <w:rPr>
-          <w:color w:val="000000" w:themeColor="text1"/>
-          <w:lang w:val="en-US"/>
-        </w:rPr>
-        <w:t xml:space="preserve"> liquidity and banks’ investment decisions through a mix of liquidity-providing (Lombard loans, repos, open-market and FX purchases) and liquidity-absorbing (deposit auctions, repos, open-market and FX sales) instruments. The goal was to steer monetary aggregates toward planned trajectories consistent with achieving low inflation.</w:t>
+        <w:t>. The CBA influenced banking system liquidity and banks’ investment decisions through a mix of liquidity-providing (Lombard loans, repos, open-market and FX purchases) and liquidity-absorbing (deposit auctions, repos, open-market and FX sales) instruments. The goal was to steer monetary aggregates toward planned trajectories consistent with achieving low inflation.</w:t>
       </w:r>
     </w:p>
     <w:p>
@@ -4558,23 +4484,7 @@
           <w:color w:val="000000" w:themeColor="text1"/>
           <w:lang w:val="en-US"/>
         </w:rPr>
-        <w:t xml:space="preserve">The regime was initially successful. Inflation, though extremely high in 1994 (1,761% year-on-year), became manageable in the second half of that year. By 1995, inflation had fallen to 32.2%, and real GDP returned to </w:t>
-      </w:r>
-      <w:proofErr w:type="gramStart"/>
-      <w:r>
-        <w:rPr>
-          <w:color w:val="000000" w:themeColor="text1"/>
-          <w:lang w:val="en-US"/>
-        </w:rPr>
-        <w:t>positive growth</w:t>
-      </w:r>
-      <w:proofErr w:type="gramEnd"/>
-      <w:r>
-        <w:rPr>
-          <w:color w:val="000000" w:themeColor="text1"/>
-          <w:lang w:val="en-US"/>
-        </w:rPr>
-        <w:t>. From 1995 to 1998, inflation stabilized, and Armenia entered a low-inflation environment accompanied by rapid economic growth, including consecutive double-digit expansions from 2003 to 2007.</w:t>
+        <w:t>The regime was initially successful. Inflation, though extremely high in 1994 (1,761% year-on-year), became manageable in the second half of that year. By 1995, inflation had fallen to 32.2%, and real GDP returned to positive growth. From 1995 to 1998, inflation stabilized, and Armenia entered a low-inflation environment accompanied by rapid economic growth, including consecutive double-digit expansions from 2003 to 2007.</w:t>
       </w:r>
     </w:p>
     <w:p>
@@ -4592,39 +4502,7 @@
           <w:color w:val="000000" w:themeColor="text1"/>
           <w:lang w:val="en-US"/>
         </w:rPr>
-        <w:t xml:space="preserve">However, the framework soon faced structural difficulties. Until 1998, broad money (M2X)—including foreign-currency deposits—served as the nominal anchor. As dollarization increased, targeting broad money constrained growth in </w:t>
-      </w:r>
-      <w:proofErr w:type="gramStart"/>
-      <w:r>
-        <w:rPr>
-          <w:color w:val="000000" w:themeColor="text1"/>
-          <w:lang w:val="en-US"/>
-        </w:rPr>
-        <w:t>dram</w:t>
-      </w:r>
-      <w:proofErr w:type="gramEnd"/>
-      <w:r>
-        <w:rPr>
-          <w:color w:val="000000" w:themeColor="text1"/>
-          <w:lang w:val="en-US"/>
-        </w:rPr>
-        <w:t xml:space="preserve">-denominated liquidity, risking a contraction in aggregate demand. To address this, the CBA began targeting </w:t>
-      </w:r>
-      <w:proofErr w:type="gramStart"/>
-      <w:r>
-        <w:rPr>
-          <w:color w:val="000000" w:themeColor="text1"/>
-          <w:lang w:val="en-US"/>
-        </w:rPr>
-        <w:t>dram</w:t>
-      </w:r>
-      <w:proofErr w:type="gramEnd"/>
-      <w:r>
-        <w:rPr>
-          <w:color w:val="000000" w:themeColor="text1"/>
-          <w:lang w:val="en-US"/>
-        </w:rPr>
-        <w:t>-based aggregates in 1998, though this did not resolve inconsistencies between the operational target and the nominal anchor.</w:t>
+        <w:t>However, the framework soon faced structural difficulties. Until 1998, broad money (M2X)—including foreign-currency deposits—served as the nominal anchor. As dollarization increased, targeting broad money constrained growth in dram-denominated liquidity, risking a contraction in aggregate demand. To address this, the CBA began targeting dram-based aggregates in 1998, though this did not resolve inconsistencies between the operational target and the nominal anchor.</w:t>
       </w:r>
     </w:p>
     <w:p>
@@ -4847,35 +4725,7 @@
         <w:rPr>
           <w:color w:val="000000" w:themeColor="text1"/>
         </w:rPr>
-        <w:t xml:space="preserve">Recent research has begun filling a gap in how economists model these mechanisms. For example, DSGE models with explicit banking, balance sheet interactions, and liquidity and maturity transformations such as Benes, </w:t>
-      </w:r>
-      <w:proofErr w:type="spellStart"/>
-      <w:r>
-        <w:rPr>
-          <w:color w:val="000000" w:themeColor="text1"/>
-        </w:rPr>
-        <w:t>Kumhof</w:t>
-      </w:r>
-      <w:proofErr w:type="spellEnd"/>
-      <w:r>
-        <w:rPr>
-          <w:color w:val="000000" w:themeColor="text1"/>
-        </w:rPr>
-        <w:t xml:space="preserve">, and Laxton (2014) and </w:t>
-      </w:r>
-      <w:proofErr w:type="spellStart"/>
-      <w:r>
-        <w:rPr>
-          <w:color w:val="000000" w:themeColor="text1"/>
-        </w:rPr>
-        <w:t>Mkhatrishvili</w:t>
-      </w:r>
-      <w:proofErr w:type="spellEnd"/>
-      <w:r>
-        <w:rPr>
-          <w:color w:val="000000" w:themeColor="text1"/>
-        </w:rPr>
-        <w:t xml:space="preserve"> (2025)—provide modern treatments of endogenous money creation. These papers are not about monetary targeting itself; rather, they offer improved analytical foundations for thinking about money, credit, and liquidity inside structural policy models.</w:t>
+        <w:t>Recent research has begun filling a gap in how economists model these mechanisms. For example, DSGE models with explicit banking, balance sheet interactions, and liquidity and maturity transformations such as Benes, Kumhof, and Laxton (2014) and Mkhatrishvili (2025)—provide modern treatments of endogenous money creation. These papers are not about monetary targeting itself; rather, they offer improved analytical foundations for thinking about money, credit, and liquidity inside structural policy models.</w:t>
       </w:r>
     </w:p>
     <w:p>
@@ -5150,21 +5000,7 @@
         <w:rPr>
           <w:color w:val="000000" w:themeColor="text1"/>
         </w:rPr>
-        <w:t xml:space="preserve">Benes, J., M. </w:t>
-      </w:r>
-      <w:proofErr w:type="spellStart"/>
-      <w:r>
-        <w:rPr>
-          <w:color w:val="000000" w:themeColor="text1"/>
-        </w:rPr>
-        <w:t>Kumhof</w:t>
-      </w:r>
-      <w:proofErr w:type="spellEnd"/>
-      <w:r>
-        <w:rPr>
-          <w:color w:val="000000" w:themeColor="text1"/>
-        </w:rPr>
-        <w:t xml:space="preserve">, and D. Laxton. 2014. </w:t>
+        <w:t xml:space="preserve">Benes, J., M. Kumhof, and D. Laxton. 2014. </w:t>
       </w:r>
       <w:hyperlink r:id="rId19" w:history="1">
         <w:r>
@@ -5381,19 +5217,11 @@
           <w:color w:val="000000" w:themeColor="text1"/>
         </w:rPr>
       </w:pPr>
-      <w:proofErr w:type="spellStart"/>
-      <w:r>
-        <w:rPr>
-          <w:color w:val="000000" w:themeColor="text1"/>
-        </w:rPr>
-        <w:t>Mkhatrishvili</w:t>
-      </w:r>
-      <w:proofErr w:type="spellEnd"/>
-      <w:r>
-        <w:rPr>
-          <w:color w:val="000000" w:themeColor="text1"/>
-        </w:rPr>
-        <w:t xml:space="preserve">, S. 2025. </w:t>
+      <w:r>
+        <w:rPr>
+          <w:color w:val="000000" w:themeColor="text1"/>
+        </w:rPr>
+        <w:t xml:space="preserve">Mkhatrishvili, S. 2025. </w:t>
       </w:r>
       <w:hyperlink r:id="rId23" w:history="1">
         <w:r>
@@ -5401,23 +5229,7 @@
             <w:rStyle w:val="Hyperlink"/>
             <w:color w:val="000000" w:themeColor="text1"/>
           </w:rPr>
-          <w:t xml:space="preserve">Inside (the) Money Machine: </w:t>
-        </w:r>
-        <w:proofErr w:type="spellStart"/>
-        <w:r>
-          <w:rPr>
-            <w:rStyle w:val="Hyperlink"/>
-            <w:color w:val="000000" w:themeColor="text1"/>
-          </w:rPr>
-          <w:t>Modeling</w:t>
-        </w:r>
-        <w:proofErr w:type="spellEnd"/>
-        <w:r>
-          <w:rPr>
-            <w:rStyle w:val="Hyperlink"/>
-            <w:color w:val="000000" w:themeColor="text1"/>
-          </w:rPr>
-          <w:t xml:space="preserve"> Liquidity, Maturity and Credit Transformations</w:t>
+          <w:t>Inside (the) Money Machine: Modeling Liquidity, Maturity and Credit Transformations</w:t>
         </w:r>
       </w:hyperlink>
       <w:r>
@@ -5445,21 +5257,7 @@
         <w:rPr>
           <w:color w:val="000000" w:themeColor="text1"/>
         </w:rPr>
-        <w:t xml:space="preserve">Laxton, D., Avetisyan, H. and Avagyan, </w:t>
-      </w:r>
-      <w:proofErr w:type="gramStart"/>
-      <w:r>
-        <w:rPr>
-          <w:color w:val="000000" w:themeColor="text1"/>
-        </w:rPr>
-        <w:t>V..</w:t>
-      </w:r>
-      <w:proofErr w:type="gramEnd"/>
-      <w:r>
-        <w:rPr>
-          <w:color w:val="000000" w:themeColor="text1"/>
-        </w:rPr>
-        <w:t xml:space="preserve"> December 2025.</w:t>
+        <w:t>Laxton, D., Avetisyan, H. and Avagyan, V.. December 2025.</w:t>
       </w:r>
       <w:r>
         <w:rPr>
@@ -6168,23 +5966,7 @@
           <w:lang w:val="en-US"/>
         </w:rPr>
         <w:br/>
-        <w:t xml:space="preserve">With a small positive inflation rate, real wages can decline gradually without requiring explicit pay cuts. This improves labor-market flexibility and reduces the risk of persistent unemployment in </w:t>
-      </w:r>
-      <w:proofErr w:type="gramStart"/>
-      <w:r>
-        <w:rPr>
-          <w:color w:val="000000" w:themeColor="text1"/>
-          <w:lang w:val="en-US"/>
-        </w:rPr>
-        <w:t>downturns</w:t>
-      </w:r>
-      <w:proofErr w:type="gramEnd"/>
-      <w:r>
-        <w:rPr>
-          <w:color w:val="000000" w:themeColor="text1"/>
-          <w:lang w:val="en-US"/>
-        </w:rPr>
-        <w:t>.</w:t>
+        <w:t>With a small positive inflation rate, real wages can decline gradually without requiring explicit pay cuts. This improves labor-market flexibility and reduces the risk of persistent unemployment in downturns.</w:t>
       </w:r>
     </w:p>
     <w:p>
@@ -6501,21 +6283,7 @@
           <w:color w:val="000000" w:themeColor="text1"/>
         </w:rPr>
         <w:lastRenderedPageBreak/>
-        <w:t xml:space="preserve">However, New Zealand lacked an analytical system capable of managing the economy once inflation reached low levels. Without an FPAS, early policy decisions relied too heavily on the exchange rate and a narrow interpretation of CPI inflation and a strict period for when the inflation target should be achieved. Thus, early central bank behaviour under inflation targeting generated large and unnecessary volatility in output </w:t>
-      </w:r>
-      <w:proofErr w:type="gramStart"/>
-      <w:r>
-        <w:rPr>
-          <w:color w:val="000000" w:themeColor="text1"/>
-        </w:rPr>
-        <w:t>in order to</w:t>
-      </w:r>
-      <w:proofErr w:type="gramEnd"/>
-      <w:r>
-        <w:rPr>
-          <w:color w:val="000000" w:themeColor="text1"/>
-        </w:rPr>
-        <w:t xml:space="preserve"> meet its inflation objectives. Haworth, Kostanyan, and Laxton (2019) provide a detailed account of these shortcomings.</w:t>
+        <w:t>However, New Zealand lacked an analytical system capable of managing the economy once inflation reached low levels. Without an FPAS, early policy decisions relied too heavily on the exchange rate and a narrow interpretation of CPI inflation and a strict period for when the inflation target should be achieved. Thus, early central bank behaviour under inflation targeting generated large and unnecessary volatility in output in order to meet its inflation objectives. Haworth, Kostanyan, and Laxton (2019) provide a detailed account of these shortcomings.</w:t>
       </w:r>
     </w:p>
     <w:p>
@@ -6531,23 +6299,7 @@
           <w:color w:val="000000" w:themeColor="text1"/>
           <w:lang w:val="en-US"/>
         </w:rPr>
-        <w:t xml:space="preserve">While New Zealand developed institutional credibility, the Bank of Canada developed analytical credibility. The key breakthrough was the creation of the Quarterly Projection Model (QPM) by Douglas Laxton, David Rose, and Bob </w:t>
-      </w:r>
-      <w:proofErr w:type="gramStart"/>
-      <w:r>
-        <w:rPr>
-          <w:color w:val="000000" w:themeColor="text1"/>
-          <w:lang w:val="en-US"/>
-        </w:rPr>
-        <w:t>Tetlow—</w:t>
-      </w:r>
-      <w:proofErr w:type="gramEnd"/>
-      <w:r>
-        <w:rPr>
-          <w:color w:val="000000" w:themeColor="text1"/>
-          <w:lang w:val="en-US"/>
-        </w:rPr>
-        <w:t>the first forward-looking structural model used operationally for monetary policy. QPM incorporated rational expectations, a coherent transmission mechanism, and internally consistent medium-term projections, marking a decisive shift away from backward-looking econometric frameworks.</w:t>
+        <w:t>While New Zealand developed institutional credibility, the Bank of Canada developed analytical credibility. The key breakthrough was the creation of the Quarterly Projection Model (QPM) by Douglas Laxton, David Rose, and Bob Tetlow—the first forward-looking structural model used operationally for monetary policy. QPM incorporated rational expectations, a coherent transmission mechanism, and internally consistent medium-term projections, marking a decisive shift away from backward-looking econometric frameworks.</w:t>
       </w:r>
     </w:p>
     <w:p>
@@ -6809,21 +6561,7 @@
         <w:rPr>
           <w:color w:val="000000" w:themeColor="text1"/>
         </w:rPr>
-        <w:t xml:space="preserve">Bernanke (2024, 2025) emphasizes that many advanced-economy central banks continue to </w:t>
-      </w:r>
-      <w:proofErr w:type="gramStart"/>
-      <w:r>
-        <w:rPr>
-          <w:color w:val="000000" w:themeColor="text1"/>
-        </w:rPr>
-        <w:t>lag behind</w:t>
-      </w:r>
-      <w:proofErr w:type="gramEnd"/>
-      <w:r>
-        <w:rPr>
-          <w:color w:val="000000" w:themeColor="text1"/>
-        </w:rPr>
-        <w:t xml:space="preserve"> smaller open economies in the structure and transparency of their frameworks.</w:t>
+        <w:t>Bernanke (2024, 2025) emphasizes that many advanced-economy central banks continue to lag behind smaller open economies in the structure and transparency of their frameworks.</w:t>
       </w:r>
     </w:p>
     <w:p>
@@ -6940,31 +6678,7 @@
           <w:lang w:val="en-GB" w:eastAsia="ko-KR"/>
           <w14:ligatures w14:val="standardContextual"/>
         </w:rPr>
-        <w:t xml:space="preserve">. Hutchins </w:t>
-      </w:r>
-      <w:proofErr w:type="spellStart"/>
-      <w:r>
-        <w:rPr>
-          <w:color w:val="000000" w:themeColor="text1"/>
-          <w:kern w:val="2"/>
-          <w:sz w:val="24"/>
-          <w:szCs w:val="24"/>
-          <w:lang w:val="en-GB" w:eastAsia="ko-KR"/>
-          <w14:ligatures w14:val="standardContextual"/>
-        </w:rPr>
-        <w:t>Center</w:t>
-      </w:r>
-      <w:proofErr w:type="spellEnd"/>
-      <w:r>
-        <w:rPr>
-          <w:color w:val="000000" w:themeColor="text1"/>
-          <w:kern w:val="2"/>
-          <w:sz w:val="24"/>
-          <w:szCs w:val="24"/>
-          <w:lang w:val="en-GB" w:eastAsia="ko-KR"/>
-          <w14:ligatures w14:val="standardContextual"/>
-        </w:rPr>
-        <w:t xml:space="preserve"> on Fiscal &amp; Monetary Policy, The Brookings Institution.</w:t>
+        <w:t>. Hutchins Center on Fiscal &amp; Monetary Policy, The Brookings Institution.</w:t>
       </w:r>
     </w:p>
     <w:p>
@@ -7443,25 +7157,7 @@
           <w:sz w:val="24"/>
           <w:szCs w:val="24"/>
         </w:rPr>
-        <w:t xml:space="preserve">Laxton, D., Avetisyan, H. and Avagyan, </w:t>
-      </w:r>
-      <w:proofErr w:type="gramStart"/>
-      <w:r>
-        <w:rPr>
-          <w:color w:val="000000" w:themeColor="text1"/>
-          <w:sz w:val="24"/>
-          <w:szCs w:val="24"/>
-        </w:rPr>
-        <w:t>V..</w:t>
-      </w:r>
-      <w:proofErr w:type="gramEnd"/>
-      <w:r>
-        <w:rPr>
-          <w:color w:val="000000" w:themeColor="text1"/>
-          <w:sz w:val="24"/>
-          <w:szCs w:val="24"/>
-        </w:rPr>
-        <w:t xml:space="preserve"> December 2025.</w:t>
+        <w:t>Laxton, D., Avetisyan, H. and Avagyan, V.. December 2025.</w:t>
       </w:r>
       <w:r>
         <w:rPr>
@@ -7673,21 +7369,7 @@
         <w:rPr>
           <w:color w:val="000000" w:themeColor="text1"/>
         </w:rPr>
-        <w:t xml:space="preserve">Finally, Armenia’s FPAS Mark II builds on </w:t>
-      </w:r>
-      <w:proofErr w:type="gramStart"/>
-      <w:r>
-        <w:rPr>
-          <w:color w:val="000000" w:themeColor="text1"/>
-        </w:rPr>
-        <w:t>all of</w:t>
-      </w:r>
-      <w:proofErr w:type="gramEnd"/>
-      <w:r>
-        <w:rPr>
-          <w:color w:val="000000" w:themeColor="text1"/>
-        </w:rPr>
-        <w:t xml:space="preserve"> these lessons. It is grounded in least-regrets analysis, forward-looking modelling, and transparent communication.</w:t>
+        <w:t>Finally, Armenia’s FPAS Mark II builds on all of these lessons. It is grounded in least-regrets analysis, forward-looking modelling, and transparent communication.</w:t>
       </w:r>
     </w:p>
     <w:p>
@@ -8424,21 +8106,7 @@
         <w:rPr>
           <w:color w:val="000000" w:themeColor="text1"/>
         </w:rPr>
-        <w:t xml:space="preserve">Laxton, D., Avetisyan, H. and Avagyan, </w:t>
-      </w:r>
-      <w:proofErr w:type="gramStart"/>
-      <w:r>
-        <w:rPr>
-          <w:color w:val="000000" w:themeColor="text1"/>
-        </w:rPr>
-        <w:t>V..</w:t>
-      </w:r>
-      <w:proofErr w:type="gramEnd"/>
-      <w:r>
-        <w:rPr>
-          <w:color w:val="000000" w:themeColor="text1"/>
-        </w:rPr>
-        <w:t xml:space="preserve"> December 2025.</w:t>
+        <w:t>Laxton, D., Avetisyan, H. and Avagyan, V.. December 2025.</w:t>
       </w:r>
       <w:r>
         <w:rPr>
@@ -9573,21 +9241,7 @@
         <w:rPr>
           <w:color w:val="000000" w:themeColor="text1"/>
         </w:rPr>
-        <w:t xml:space="preserve">Laxton, D., Avetisyan, H. and Avagyan, </w:t>
-      </w:r>
-      <w:proofErr w:type="gramStart"/>
-      <w:r>
-        <w:rPr>
-          <w:color w:val="000000" w:themeColor="text1"/>
-        </w:rPr>
-        <w:t>V..</w:t>
-      </w:r>
-      <w:proofErr w:type="gramEnd"/>
-      <w:r>
-        <w:rPr>
-          <w:color w:val="000000" w:themeColor="text1"/>
-        </w:rPr>
-        <w:t xml:space="preserve"> December 2025.</w:t>
+        <w:t>Laxton, D., Avetisyan, H. and Avagyan, V.. December 2025.</w:t>
       </w:r>
       <w:r>
         <w:rPr>
@@ -10946,21 +10600,7 @@
           <w:color w:val="000000" w:themeColor="text1"/>
         </w:rPr>
         <w:lastRenderedPageBreak/>
-        <w:t xml:space="preserve">Laxton, D., Avetisyan, H. and Avagyan, </w:t>
-      </w:r>
-      <w:proofErr w:type="gramStart"/>
-      <w:r>
-        <w:rPr>
-          <w:color w:val="000000" w:themeColor="text1"/>
-        </w:rPr>
-        <w:t>V..</w:t>
-      </w:r>
-      <w:proofErr w:type="gramEnd"/>
-      <w:r>
-        <w:rPr>
-          <w:color w:val="000000" w:themeColor="text1"/>
-        </w:rPr>
-        <w:t xml:space="preserve"> December 2025.</w:t>
+        <w:t>Laxton, D., Avetisyan, H. and Avagyan, V.. December 2025.</w:t>
       </w:r>
       <w:r>
         <w:rPr>
@@ -11117,21 +10757,7 @@
         <w:rPr>
           <w:color w:val="000000" w:themeColor="text1"/>
         </w:rPr>
-        <w:t xml:space="preserve">. In this extended video, we’ll explore how monetary policy </w:t>
-      </w:r>
-      <w:proofErr w:type="gramStart"/>
-      <w:r>
-        <w:rPr>
-          <w:color w:val="000000" w:themeColor="text1"/>
-        </w:rPr>
-        <w:t>actually works</w:t>
-      </w:r>
-      <w:proofErr w:type="gramEnd"/>
-      <w:r>
-        <w:rPr>
-          <w:color w:val="000000" w:themeColor="text1"/>
-        </w:rPr>
-        <w:t xml:space="preserve"> — and why its effects often take longer to appear than people expect. This discussion brings together two important themes: the </w:t>
+        <w:t xml:space="preserve">. In this extended video, we’ll explore how monetary policy actually works — and why its effects often take longer to appear than people expect. This discussion brings together two important themes: the </w:t>
       </w:r>
       <w:r>
         <w:rPr>
@@ -11937,21 +11563,7 @@
         <w:rPr>
           <w:color w:val="000000" w:themeColor="text1"/>
         </w:rPr>
-        <w:t xml:space="preserve">Central banks such as the Reserve Bank of New Zealand, the National Bank of Georgia, and the Central Bank of Armenia built what we describe as Mark I </w:t>
-      </w:r>
-      <w:proofErr w:type="gramStart"/>
-      <w:r>
-        <w:rPr>
-          <w:color w:val="000000" w:themeColor="text1"/>
-        </w:rPr>
-        <w:t>Forecasting</w:t>
-      </w:r>
-      <w:proofErr w:type="gramEnd"/>
-      <w:r>
-        <w:rPr>
-          <w:color w:val="000000" w:themeColor="text1"/>
-        </w:rPr>
-        <w:t xml:space="preserve"> and Policy Analysis Systems (FPAS). These frameworks explicitly integrate:</w:t>
+        <w:t>Central banks such as the Reserve Bank of New Zealand, the National Bank of Georgia, and the Central Bank of Armenia built what we describe as Mark I Forecasting and Policy Analysis Systems (FPAS). These frameworks explicitly integrate:</w:t>
       </w:r>
     </w:p>
     <w:p>
@@ -12441,21 +12053,7 @@
         <w:rPr>
           <w:color w:val="000000" w:themeColor="text1"/>
         </w:rPr>
-        <w:t xml:space="preserve">Laxton, D., Avetisyan, H. and Avagyan, </w:t>
-      </w:r>
-      <w:proofErr w:type="gramStart"/>
-      <w:r>
-        <w:rPr>
-          <w:color w:val="000000" w:themeColor="text1"/>
-        </w:rPr>
-        <w:t>V..</w:t>
-      </w:r>
-      <w:proofErr w:type="gramEnd"/>
-      <w:r>
-        <w:rPr>
-          <w:color w:val="000000" w:themeColor="text1"/>
-        </w:rPr>
-        <w:t xml:space="preserve"> December 2025.</w:t>
+        <w:t>Laxton, D., Avetisyan, H. and Avagyan, V.. December 2025.</w:t>
       </w:r>
       <w:r>
         <w:rPr>
@@ -12776,21 +12374,7 @@
         <w:rPr>
           <w:color w:val="000000" w:themeColor="text1"/>
         </w:rPr>
-        <w:t xml:space="preserve"> built what we describe as Mark I </w:t>
-      </w:r>
-      <w:proofErr w:type="gramStart"/>
-      <w:r>
-        <w:rPr>
-          <w:color w:val="000000" w:themeColor="text1"/>
-        </w:rPr>
-        <w:t>Forecasting</w:t>
-      </w:r>
-      <w:proofErr w:type="gramEnd"/>
-      <w:r>
-        <w:rPr>
-          <w:color w:val="000000" w:themeColor="text1"/>
-        </w:rPr>
-        <w:t xml:space="preserve"> and Policy Analysis Systems, or FPAS. These frameworks explicitly integrate a structural model linking the economy’s key relationships, a forecast process that endogenizes the policy instrument, scenario analysis for prudent risk management, and a communication system that explains policy choices transparently. In these institutions, the forecast and the policy decision are two sides of the same coin. The analytical framework ensures that every published scenario is consistent with the central bank’s objectives and its best understanding of transmission mechanisms.</w:t>
+        <w:t xml:space="preserve"> built what we describe as Mark I Forecasting and Policy Analysis Systems, or FPAS. These frameworks explicitly integrate a structural model linking the economy’s key relationships, a forecast process that endogenizes the policy instrument, scenario analysis for prudent risk management, and a communication system that explains policy choices transparently. In these institutions, the forecast and the policy decision are two sides of the same coin. The analytical framework ensures that every published scenario is consistent with the central bank’s objectives and its best understanding of transmission mechanisms.</w:t>
       </w:r>
     </w:p>
     <w:p>
@@ -13592,21 +13176,7 @@
         <w:rPr>
           <w:color w:val="000000" w:themeColor="text1"/>
         </w:rPr>
-        <w:t xml:space="preserve">Laxton, D., Avetisyan, H. and Avagyan, </w:t>
-      </w:r>
-      <w:proofErr w:type="gramStart"/>
-      <w:r>
-        <w:rPr>
-          <w:color w:val="000000" w:themeColor="text1"/>
-        </w:rPr>
-        <w:t>V..</w:t>
-      </w:r>
-      <w:proofErr w:type="gramEnd"/>
-      <w:r>
-        <w:rPr>
-          <w:color w:val="000000" w:themeColor="text1"/>
-        </w:rPr>
-        <w:t xml:space="preserve"> December 2025.</w:t>
+        <w:t>Laxton, D., Avetisyan, H. and Avagyan, V.. December 2025.</w:t>
       </w:r>
       <w:r>
         <w:rPr>
@@ -13888,49 +13458,7 @@
         <w:rPr>
           <w:color w:val="000000" w:themeColor="text1"/>
         </w:rPr>
-        <w:t xml:space="preserve">In the classical FPAS structure, the baseline scenario represented the central bank’s best and “most plausible” estimate of the future, and policy recommendations were derived from this single narrative. But the experience of 2020 to 2023 demonstrated how fragile such determinism can be. When multiple shocks interact—pandemics, supply bottlenecks, energy crises, wars—there is no single trajectory the economy will </w:t>
-      </w:r>
-      <w:proofErr w:type="gramStart"/>
-      <w:r>
-        <w:rPr>
-          <w:color w:val="000000" w:themeColor="text1"/>
-        </w:rPr>
-        <w:t>follow</w:t>
-      </w:r>
-      <w:proofErr w:type="gramEnd"/>
-      <w:r>
-        <w:rPr>
-          <w:color w:val="000000" w:themeColor="text1"/>
-        </w:rPr>
-        <w:t xml:space="preserve"> and it is impossible to derive a most “plausible scenario.”. Instead, central banks face a range of possible outcomes, many of them shaped by </w:t>
-      </w:r>
-      <w:proofErr w:type="spellStart"/>
-      <w:r>
-        <w:rPr>
-          <w:color w:val="000000" w:themeColor="text1"/>
-        </w:rPr>
-        <w:t>behavioral</w:t>
-      </w:r>
-      <w:proofErr w:type="spellEnd"/>
-      <w:r>
-        <w:rPr>
-          <w:color w:val="000000" w:themeColor="text1"/>
-        </w:rPr>
-        <w:t xml:space="preserve"> </w:t>
-      </w:r>
-      <w:proofErr w:type="gramStart"/>
-      <w:r>
-        <w:rPr>
-          <w:color w:val="000000" w:themeColor="text1"/>
-        </w:rPr>
-        <w:t>feedbacks</w:t>
-      </w:r>
-      <w:proofErr w:type="gramEnd"/>
-      <w:r>
-        <w:rPr>
-          <w:color w:val="000000" w:themeColor="text1"/>
-        </w:rPr>
-        <w:t>, credibility shifts, and nonlinear responses. A single deterministic baseline not only misrepresents reality; it also biases communication. By projecting a false sense of precision, it discourages policymakers from discussing risks openly. As shown in The Prudent Risk Management Approach to Price Stability (Central Bank of Armenia, 2025), effective communication under uncertainty requires transparency about risks, not just point baseline forecasts.</w:t>
+        <w:t>In the classical FPAS structure, the baseline scenario represented the central bank’s best and “most plausible” estimate of the future, and policy recommendations were derived from this single narrative. But the experience of 2020 to 2023 demonstrated how fragile such determinism can be. When multiple shocks interact—pandemics, supply bottlenecks, energy crises, wars—there is no single trajectory the economy will follow and it is impossible to derive a most “plausible scenario.”. Instead, central banks face a range of possible outcomes, many of them shaped by behavioral feedbacks, credibility shifts, and nonlinear responses. A single deterministic baseline not only misrepresents reality; it also biases communication. By projecting a false sense of precision, it discourages policymakers from discussing risks openly. As shown in The Prudent Risk Management Approach to Price Stability (Central Bank of Armenia, 2025), effective communication under uncertainty requires transparency about risks, not just point baseline forecasts.</w:t>
       </w:r>
     </w:p>
     <w:p>
@@ -14715,16 +14243,8 @@
         <w:rPr>
           <w:color w:val="000000" w:themeColor="text1"/>
         </w:rPr>
-        <w:t xml:space="preserve">projection and policy </w:t>
-      </w:r>
-      <w:proofErr w:type="spellStart"/>
-      <w:r>
-        <w:rPr>
-          <w:color w:val="000000" w:themeColor="text1"/>
-        </w:rPr>
-        <w:t>analisys</w:t>
-      </w:r>
-      <w:proofErr w:type="spellEnd"/>
+        <w:t>projection and policy analisys</w:t>
+      </w:r>
       <w:r>
         <w:rPr>
           <w:color w:val="000000" w:themeColor="text1"/>
@@ -14743,21 +14263,7 @@
         <w:rPr>
           <w:color w:val="000000" w:themeColor="text1"/>
         </w:rPr>
-        <w:t xml:space="preserve">Waller’s observation that “Armenia has become the new </w:t>
-      </w:r>
-      <w:proofErr w:type="spellStart"/>
-      <w:r>
-        <w:rPr>
-          <w:color w:val="000000" w:themeColor="text1"/>
-        </w:rPr>
-        <w:t>New</w:t>
-      </w:r>
-      <w:proofErr w:type="spellEnd"/>
-      <w:r>
-        <w:rPr>
-          <w:color w:val="000000" w:themeColor="text1"/>
-        </w:rPr>
-        <w:t xml:space="preserve"> Zealand” reflects the growing recognition that innovation in monetary frameworks increasingly comes from smaller, agile institutions.</w:t>
+        <w:t>Waller’s observation that “Armenia has become the new New Zealand” reflects the growing recognition that innovation in monetary frameworks increasingly comes from smaller, agile institutions.</w:t>
       </w:r>
     </w:p>
     <w:p>
@@ -15061,21 +14567,7 @@
         <w:rPr>
           <w:color w:val="000000" w:themeColor="text1"/>
         </w:rPr>
-        <w:t xml:space="preserve"> Christopher Waller, while at a conference in June 2025 at the Bank of Korea, recognized this achievement when he remarked that once he understood what had been built in Armenia, he realized that Armenia had “become the new </w:t>
-      </w:r>
-      <w:proofErr w:type="spellStart"/>
-      <w:r>
-        <w:rPr>
-          <w:color w:val="000000" w:themeColor="text1"/>
-        </w:rPr>
-        <w:t>New</w:t>
-      </w:r>
-      <w:proofErr w:type="spellEnd"/>
-      <w:r>
-        <w:rPr>
-          <w:color w:val="000000" w:themeColor="text1"/>
-        </w:rPr>
-        <w:t xml:space="preserve"> Zealand.” This statement captured a generational shift — from New Zealand as the pioneer of the first FPAS in 1990 to Armenia as the pioneer of the second generation, FPAS Mark II. </w:t>
+        <w:t xml:space="preserve"> Christopher Waller, while at a conference in June 2025 at the Bank of Korea, recognized this achievement when he remarked that once he understood what had been built in Armenia, he realized that Armenia had “become the new New Zealand.” This statement captured a generational shift — from New Zealand as the pioneer of the first FPAS in 1990 to Armenia as the pioneer of the second generation, FPAS Mark II. </w:t>
       </w:r>
     </w:p>
     <w:p>
@@ -15213,25 +14705,7 @@
             <w:iCs/>
             <w:color w:val="000000" w:themeColor="text1"/>
           </w:rPr>
-          <w:t xml:space="preserve">Prudent Risk Management Approach to Price Stability: Theory and </w:t>
-        </w:r>
-        <w:proofErr w:type="gramStart"/>
-        <w:r>
-          <w:rPr>
-            <w:rStyle w:val="Hyperlink"/>
-            <w:iCs/>
-            <w:color w:val="000000" w:themeColor="text1"/>
-          </w:rPr>
-          <w:t>Practice  at</w:t>
-        </w:r>
-        <w:proofErr w:type="gramEnd"/>
-        <w:r>
-          <w:rPr>
-            <w:rStyle w:val="Hyperlink"/>
-            <w:iCs/>
-            <w:color w:val="000000" w:themeColor="text1"/>
-          </w:rPr>
-          <w:t xml:space="preserve"> the Central Bank of Armenia</w:t>
+          <w:t>Prudent Risk Management Approach to Price Stability: Theory and Practice  at the Central Bank of Armenia</w:t>
         </w:r>
       </w:hyperlink>
       <w:r>
@@ -15512,21 +14986,7 @@
         <w:rPr>
           <w:color w:val="000000" w:themeColor="text1"/>
         </w:rPr>
-        <w:t xml:space="preserve">Laxton, D., Avetisyan, H. and Avagyan, </w:t>
-      </w:r>
-      <w:proofErr w:type="gramStart"/>
-      <w:r>
-        <w:rPr>
-          <w:color w:val="000000" w:themeColor="text1"/>
-        </w:rPr>
-        <w:t>V..</w:t>
-      </w:r>
-      <w:proofErr w:type="gramEnd"/>
-      <w:r>
-        <w:rPr>
-          <w:color w:val="000000" w:themeColor="text1"/>
-        </w:rPr>
-        <w:t xml:space="preserve"> December 2025.</w:t>
+        <w:t>Laxton, D., Avetisyan, H. and Avagyan, V.. December 2025.</w:t>
       </w:r>
       <w:r>
         <w:rPr>
@@ -15678,21 +15138,7 @@
         <w:rPr>
           <w:color w:val="000000" w:themeColor="text1"/>
         </w:rPr>
-        <w:t xml:space="preserve">The evolution from FPAS Mark I to FPAS Mark II represents a decisive intellectual leap in modern monetary policy. The term “least regrets” was first popularized by the Reserve Bank of New Zealand after the global financial crisis, but it remained a rhetorical concept rather than an operational framework. In contrast, the Central Bank of Armenia transformed the idea into a full analytical system. Christopher Waller, while at the “Structural Shifts and Monetary Policy” conference held at Bank of Korea from June 1-3 recognized this achievement when he remarked that once he understood what had been built in Armenia, he realized that Armenia had “become the new </w:t>
-      </w:r>
-      <w:proofErr w:type="spellStart"/>
-      <w:r>
-        <w:rPr>
-          <w:color w:val="000000" w:themeColor="text1"/>
-        </w:rPr>
-        <w:t>New</w:t>
-      </w:r>
-      <w:proofErr w:type="spellEnd"/>
-      <w:r>
-        <w:rPr>
-          <w:color w:val="000000" w:themeColor="text1"/>
-        </w:rPr>
-        <w:t xml:space="preserve"> Zealand.” This statement captured a generational shift — from New Zealand as the pioneer of the first FPAS in 1990 to Armenia as the pioneer of the second generation, FPAS Mark II</w:t>
+        <w:t>The evolution from FPAS Mark I to FPAS Mark II represents a decisive intellectual leap in modern monetary policy. The term “least regrets” was first popularized by the Reserve Bank of New Zealand after the global financial crisis, but it remained a rhetorical concept rather than an operational framework. In contrast, the Central Bank of Armenia transformed the idea into a full analytical system. Christopher Waller, while at the “Structural Shifts and Monetary Policy” conference held at Bank of Korea from June 1-3 recognized this achievement when he remarked that once he understood what had been built in Armenia, he realized that Armenia had “become the new New Zealand.” This statement captured a generational shift — from New Zealand as the pioneer of the first FPAS in 1990 to Armenia as the pioneer of the second generation, FPAS Mark II</w:t>
       </w:r>
       <w:r>
         <w:rPr>
@@ -15813,21 +15259,7 @@
         <w:rPr>
           <w:color w:val="000000" w:themeColor="text1"/>
         </w:rPr>
-        <w:t xml:space="preserve">Waller’s observation that “Armenia has become the new </w:t>
-      </w:r>
-      <w:proofErr w:type="spellStart"/>
-      <w:r>
-        <w:rPr>
-          <w:color w:val="000000" w:themeColor="text1"/>
-        </w:rPr>
-        <w:t>New</w:t>
-      </w:r>
-      <w:proofErr w:type="spellEnd"/>
-      <w:r>
-        <w:rPr>
-          <w:color w:val="000000" w:themeColor="text1"/>
-        </w:rPr>
-        <w:t xml:space="preserve"> Zealand” is significant because it reflects the recognition that innovation in monetary policy now comes from smaller, more agile institutions. Just as New Zealand redefined central banking three decades ago by introducing inflation targeting, Armenia is now redefining it again by introducing a full risk-management-based policy framework. </w:t>
+        <w:t xml:space="preserve">Waller’s observation that “Armenia has become the new New Zealand” is significant because it reflects the recognition that innovation in monetary policy now comes from smaller, more agile institutions. Just as New Zealand redefined central banking three decades ago by introducing inflation targeting, Armenia is now redefining it again by introducing a full risk-management-based policy framework. </w:t>
       </w:r>
     </w:p>
     <w:p>
@@ -15902,21 +15334,7 @@
         <w:rPr>
           <w:color w:val="000000" w:themeColor="text1"/>
         </w:rPr>
-        <w:t xml:space="preserve">The least-regrets framework also transforms communication. Instead of presenting a single baseline projection, the central bank explains how it manages uncertainty and evaluates trade-offs. This makes transparency meaningful: the public sees not only what the central bank expects, but how it would respond if the world </w:t>
-      </w:r>
-      <w:proofErr w:type="gramStart"/>
-      <w:r>
-        <w:rPr>
-          <w:color w:val="000000" w:themeColor="text1"/>
-        </w:rPr>
-        <w:t>evolves</w:t>
-      </w:r>
-      <w:proofErr w:type="gramEnd"/>
-      <w:r>
-        <w:rPr>
-          <w:color w:val="000000" w:themeColor="text1"/>
-        </w:rPr>
-        <w:t xml:space="preserve"> differently. In a world where credibility depends on humility and adaptability, this approach represents a major advance in communication strategy. </w:t>
+        <w:t xml:space="preserve">The least-regrets framework also transforms communication. Instead of presenting a single baseline projection, the central bank explains how it manages uncertainty and evaluates trade-offs. This makes transparency meaningful: the public sees not only what the central bank expects, but how it would respond if the world evolves differently. In a world where credibility depends on humility and adaptability, this approach represents a major advance in communication strategy. </w:t>
       </w:r>
     </w:p>
     <w:p>
@@ -16033,21 +15451,7 @@
         <w:rPr>
           <w:color w:val="000000" w:themeColor="text1"/>
         </w:rPr>
-        <w:t xml:space="preserve"> when people say Armenia has become the new </w:t>
-      </w:r>
-      <w:proofErr w:type="spellStart"/>
-      <w:r>
-        <w:rPr>
-          <w:color w:val="000000" w:themeColor="text1"/>
-        </w:rPr>
-        <w:t>New</w:t>
-      </w:r>
-      <w:proofErr w:type="spellEnd"/>
-      <w:r>
-        <w:rPr>
-          <w:color w:val="000000" w:themeColor="text1"/>
-        </w:rPr>
-        <w:t xml:space="preserve"> Zealand, it’s not just a compliment — it’s a recognition that the frontier of central banking has moved. Independence gives us the authority to act. Prudence and transparency give us the legitimacy to lead.</w:t>
+        <w:t xml:space="preserve"> when people say Armenia has become the new New Zealand, it’s not just a compliment — it’s a recognition that the frontier of central banking has moved. Independence gives us the authority to act. Prudence and transparency give us the legitimacy to lead.</w:t>
       </w:r>
     </w:p>
     <w:p>
@@ -16367,21 +15771,7 @@
         <w:rPr>
           <w:color w:val="000000" w:themeColor="text1"/>
         </w:rPr>
-        <w:t xml:space="preserve">A distinctive innovation is that the policy round is not linear but a continuous loop: once the Board </w:t>
-      </w:r>
-      <w:proofErr w:type="gramStart"/>
-      <w:r>
-        <w:rPr>
-          <w:color w:val="000000" w:themeColor="text1"/>
-        </w:rPr>
-        <w:t>makes a decision</w:t>
-      </w:r>
-      <w:proofErr w:type="gramEnd"/>
-      <w:r>
-        <w:rPr>
-          <w:color w:val="000000" w:themeColor="text1"/>
-        </w:rPr>
-        <w:t>, the system transitions directly into evaluation and preparation for the next round. This institutional feedback structure transforms the CBA into a dynamic learning organization, improving judgment, and enhancing communication with each iteration.</w:t>
+        <w:t>A distinctive innovation is that the policy round is not linear but a continuous loop: once the Board makes a decision, the system transitions directly into evaluation and preparation for the next round. This institutional feedback structure transforms the CBA into a dynamic learning organization, improving judgment, and enhancing communication with each iteration.</w:t>
       </w:r>
     </w:p>
     <w:p>
@@ -16498,21 +15888,7 @@
         <w:rPr>
           <w:color w:val="000000" w:themeColor="text1"/>
         </w:rPr>
-        <w:t xml:space="preserve">Every projection and policy analysis cycle begins with a fundamental question: where is the economy now? Economists use their expertise to interpret current economic conditions, considering how different developments fit together and what they reveal about the underlying state of the economy. This requires judgment—understanding how the economy is </w:t>
-      </w:r>
-      <w:proofErr w:type="gramStart"/>
-      <w:r>
-        <w:rPr>
-          <w:color w:val="000000" w:themeColor="text1"/>
-        </w:rPr>
-        <w:t>behaving, and</w:t>
-      </w:r>
-      <w:proofErr w:type="gramEnd"/>
-      <w:r>
-        <w:rPr>
-          <w:color w:val="000000" w:themeColor="text1"/>
-        </w:rPr>
-        <w:t xml:space="preserve"> assessing which forces are likely to matter most.</w:t>
+        <w:t>Every projection and policy analysis cycle begins with a fundamental question: where is the economy now? Economists use their expertise to interpret current economic conditions, considering how different developments fit together and what they reveal about the underlying state of the economy. This requires judgment—understanding how the economy is behaving, and assessing which forces are likely to matter most.</w:t>
       </w:r>
     </w:p>
     <w:p>
@@ -16563,35 +15939,7 @@
         <w:rPr>
           <w:color w:val="000000" w:themeColor="text1"/>
         </w:rPr>
-        <w:t xml:space="preserve">The Staff are encouraged to challenge the status quo about the underlying features in the economy. This typically means hypothesizing about alternative views about key unobserved variables such as potential output, the NAIRU, the country risk premium, the neutral interest rate, and inflation expectations both domestically and in foreign economies. The implications of this analysis can change our views about where the economy is today. The narratives evolve as new information emerges, and staff continuously revisit their initial assessments—refining existing narratives or developing new ones when economic conditions shift. Although high-frequency indicators provide timely signals about developments in inflation, labour markets, external conditions, credit activity, and expectations, their value lies in how economists interpret them, not in the data alone. These signals help inform real-time judgments about the economy’s direction, but it is the staff’s economic reasoning—rather than any model or statistical tool—that ultimately shapes the diagnosis of current conditions and the understanding of underlying forces. For example, in 2022, when Russia invaded Ukraine, the </w:t>
-      </w:r>
-      <w:proofErr w:type="gramStart"/>
-      <w:r>
-        <w:rPr>
-          <w:color w:val="000000" w:themeColor="text1"/>
-        </w:rPr>
-        <w:t>general consensus</w:t>
-      </w:r>
-      <w:proofErr w:type="gramEnd"/>
-      <w:r>
-        <w:rPr>
-          <w:color w:val="000000" w:themeColor="text1"/>
-        </w:rPr>
-        <w:t xml:space="preserve"> at the time among the Board was that this was going to have negative implications on the Armenian economy. Meanwhile, there was at least one board member at the time, who had a completely different interpretation of the shock, who said that it would ultimately benefit the Armenian economy i.e. higher potential output. In this instance, the narratives about </w:t>
-      </w:r>
-      <w:proofErr w:type="gramStart"/>
-      <w:r>
-        <w:rPr>
-          <w:color w:val="000000" w:themeColor="text1"/>
-        </w:rPr>
-        <w:t>the  state</w:t>
-      </w:r>
-      <w:proofErr w:type="gramEnd"/>
-      <w:r>
-        <w:rPr>
-          <w:color w:val="000000" w:themeColor="text1"/>
-        </w:rPr>
-        <w:t xml:space="preserve"> of the economy could be very different from each other moving forward depending on one’s views of potential output which would have significant implications on estimates of the output gap.</w:t>
+        <w:t>The Staff are encouraged to challenge the status quo about the underlying features in the economy. This typically means hypothesizing about alternative views about key unobserved variables such as potential output, the NAIRU, the country risk premium, the neutral interest rate, and inflation expectations both domestically and in foreign economies. The implications of this analysis can change our views about where the economy is today. The narratives evolve as new information emerges, and staff continuously revisit their initial assessments—refining existing narratives or developing new ones when economic conditions shift. Although high-frequency indicators provide timely signals about developments in inflation, labour markets, external conditions, credit activity, and expectations, their value lies in how economists interpret them, not in the data alone. These signals help inform real-time judgments about the economy’s direction, but it is the staff’s economic reasoning—rather than any model or statistical tool—that ultimately shapes the diagnosis of current conditions and the understanding of underlying forces. For example, in 2022, when Russia invaded Ukraine, the general consensus at the time among the Board was that this was going to have negative implications on the Armenian economy. Meanwhile, there was at least one board member at the time, who had a completely different interpretation of the shock, who said that it would ultimately benefit the Armenian economy i.e. higher potential output. In this instance, the narratives about the  state of the economy could be very different from each other moving forward depending on one’s views of potential output which would have significant implications on estimates of the output gap.</w:t>
       </w:r>
     </w:p>
     <w:p>
@@ -16765,21 +16113,7 @@
         <w:rPr>
           <w:color w:val="000000" w:themeColor="text1"/>
         </w:rPr>
-        <w:t xml:space="preserve">the policy action they </w:t>
-      </w:r>
-      <w:proofErr w:type="gramStart"/>
-      <w:r>
-        <w:rPr>
-          <w:color w:val="000000" w:themeColor="text1"/>
-        </w:rPr>
-        <w:t>propose;</w:t>
-      </w:r>
-      <w:proofErr w:type="gramEnd"/>
-      <w:r>
-        <w:rPr>
-          <w:color w:val="000000" w:themeColor="text1"/>
-        </w:rPr>
-        <w:t xml:space="preserve"> </w:t>
+        <w:t xml:space="preserve">the policy action they propose; </w:t>
       </w:r>
     </w:p>
     <w:p>
@@ -17044,21 +16378,7 @@
         <w:rPr>
           <w:color w:val="000000" w:themeColor="text1"/>
         </w:rPr>
-        <w:t xml:space="preserve">Laxton, D., Avetisyan, H. and Avagyan, </w:t>
-      </w:r>
-      <w:proofErr w:type="gramStart"/>
-      <w:r>
-        <w:rPr>
-          <w:color w:val="000000" w:themeColor="text1"/>
-        </w:rPr>
-        <w:t>V..</w:t>
-      </w:r>
-      <w:proofErr w:type="gramEnd"/>
-      <w:r>
-        <w:rPr>
-          <w:color w:val="000000" w:themeColor="text1"/>
-        </w:rPr>
-        <w:t xml:space="preserve"> December 2025.</w:t>
+        <w:t>Laxton, D., Avetisyan, H. and Avagyan, V.. December 2025.</w:t>
       </w:r>
       <w:r>
         <w:rPr>
@@ -17369,21 +16689,7 @@
         <w:rPr>
           <w:color w:val="000000" w:themeColor="text1"/>
         </w:rPr>
-        <w:t xml:space="preserve">The first stage of the policy round is devoted to developing a well-grounded assessment of the current economic environment. Although the Staff monitors a wide range of timely indicators—including inflation dynamics, </w:t>
-      </w:r>
-      <w:proofErr w:type="spellStart"/>
-      <w:r>
-        <w:rPr>
-          <w:color w:val="000000" w:themeColor="text1"/>
-        </w:rPr>
-        <w:t>labor</w:t>
-      </w:r>
-      <w:proofErr w:type="spellEnd"/>
-      <w:r>
-        <w:rPr>
-          <w:color w:val="000000" w:themeColor="text1"/>
-        </w:rPr>
-        <w:t xml:space="preserve"> market conditions, credit developments, external trends, and expectations—the analytical focus lies in interpreting what these signals collectively reveal about underlying economic forces. The emphasis is on economic reasoning: evaluating whether observed developments reflect temporary fluctuations or more persistent structural shifts, understanding how domestic and global influences interact, and assessing how these interactions shape near-term macroeconomic conditions.</w:t>
+        <w:t>The first stage of the policy round is devoted to developing a well-grounded assessment of the current economic environment. Although the Staff monitors a wide range of timely indicators—including inflation dynamics, labor market conditions, credit developments, external trends, and expectations—the analytical focus lies in interpreting what these signals collectively reveal about underlying economic forces. The emphasis is on economic reasoning: evaluating whether observed developments reflect temporary fluctuations or more persistent structural shifts, understanding how domestic and global influences interact, and assessing how these interactions shape near-term macroeconomic conditions.</w:t>
       </w:r>
     </w:p>
     <w:p>
@@ -17446,21 +16752,7 @@
           <w:color w:val="000000" w:themeColor="text1"/>
         </w:rPr>
         <w:lastRenderedPageBreak/>
-        <w:t>toward equilibrium. However, the projections are ultimately expert-</w:t>
-      </w:r>
-      <w:proofErr w:type="gramStart"/>
-      <w:r>
-        <w:rPr>
-          <w:color w:val="000000" w:themeColor="text1"/>
-        </w:rPr>
-        <w:t>driven:</w:t>
-      </w:r>
-      <w:proofErr w:type="gramEnd"/>
-      <w:r>
-        <w:rPr>
-          <w:color w:val="000000" w:themeColor="text1"/>
-        </w:rPr>
-        <w:t xml:space="preserve"> they rely on economic expertise, sectoral knowledge, and careful interpretation to ensure that each scenario is plausible and analytically sound.</w:t>
+        <w:t>toward equilibrium. However, the projections are ultimately expert-driven: they rely on economic expertise, sectoral knowledge, and careful interpretation to ensure that each scenario is plausible and analytically sound.</w:t>
       </w:r>
     </w:p>
     <w:p>
@@ -18376,21 +17668,7 @@
         <w:rPr>
           <w:color w:val="000000" w:themeColor="text1"/>
         </w:rPr>
-        <w:t xml:space="preserve">, which would require a lower policy rate path in the medium-term </w:t>
-      </w:r>
-      <w:proofErr w:type="gramStart"/>
-      <w:r>
-        <w:rPr>
-          <w:color w:val="000000" w:themeColor="text1"/>
-        </w:rPr>
-        <w:t>in order to</w:t>
-      </w:r>
-      <w:proofErr w:type="gramEnd"/>
-      <w:r>
-        <w:rPr>
-          <w:color w:val="000000" w:themeColor="text1"/>
-        </w:rPr>
-        <w:t xml:space="preserve"> reach price stability.</w:t>
+        <w:t>, which would require a lower policy rate path in the medium-term in order to reach price stability.</w:t>
       </w:r>
     </w:p>
     <w:p>
@@ -18458,21 +17736,7 @@
         <w:rPr>
           <w:color w:val="000000" w:themeColor="text1"/>
         </w:rPr>
-        <w:t xml:space="preserve">Credibility in FPAS Mark II is </w:t>
-      </w:r>
-      <w:proofErr w:type="gramStart"/>
-      <w:r>
-        <w:rPr>
-          <w:color w:val="000000" w:themeColor="text1"/>
-        </w:rPr>
-        <w:t>endogenous-shaped</w:t>
-      </w:r>
-      <w:proofErr w:type="gramEnd"/>
-      <w:r>
-        <w:rPr>
-          <w:color w:val="000000" w:themeColor="text1"/>
-        </w:rPr>
-        <w:t xml:space="preserve"> by what the central bank does and how it explains its actions. When the public understands the logic behind decisions, expectations adjust smoothly and with less volatility. Transparent communication reduces uncertainty about the reaction function, making monetary transmission more efficient.</w:t>
+        <w:t>Credibility in FPAS Mark II is endogenous-shaped by what the central bank does and how it explains its actions. When the public understands the logic behind decisions, expectations adjust smoothly and with less volatility. Transparent communication reduces uncertainty about the reaction function, making monetary transmission more efficient.</w:t>
       </w:r>
     </w:p>
     <w:p>
@@ -18870,23 +18134,7 @@
             <w:rStyle w:val="Hyperlink"/>
             <w:color w:val="000000" w:themeColor="text1"/>
           </w:rPr>
-          <w:t xml:space="preserve">*Is the Phillips Curve Really </w:t>
-        </w:r>
-        <w:proofErr w:type="gramStart"/>
-        <w:r>
-          <w:rPr>
-            <w:rStyle w:val="Hyperlink"/>
-            <w:color w:val="000000" w:themeColor="text1"/>
-          </w:rPr>
-          <w:t>Convex?*</w:t>
-        </w:r>
-        <w:proofErr w:type="gramEnd"/>
-        <w:r>
-          <w:rPr>
-            <w:rStyle w:val="Hyperlink"/>
-            <w:color w:val="000000" w:themeColor="text1"/>
-          </w:rPr>
-          <w:t> </w:t>
+          <w:t>*Is the Phillips Curve Really Convex?* </w:t>
         </w:r>
       </w:hyperlink>
       <w:r>
@@ -18947,21 +18195,7 @@
         <w:rPr>
           <w:color w:val="000000" w:themeColor="text1"/>
         </w:rPr>
-        <w:t xml:space="preserve">Laxton, D., Avetisyan, H. and Avagyan, </w:t>
-      </w:r>
-      <w:proofErr w:type="gramStart"/>
-      <w:r>
-        <w:rPr>
-          <w:color w:val="000000" w:themeColor="text1"/>
-        </w:rPr>
-        <w:t>V..</w:t>
-      </w:r>
-      <w:proofErr w:type="gramEnd"/>
-      <w:r>
-        <w:rPr>
-          <w:color w:val="000000" w:themeColor="text1"/>
-        </w:rPr>
-        <w:t xml:space="preserve"> December 2025.</w:t>
+        <w:t>Laxton, D., Avetisyan, H. and Avagyan, V.. December 2025.</w:t>
       </w:r>
       <w:r>
         <w:rPr>
@@ -19146,21 +18380,7 @@
         <w:rPr>
           <w:color w:val="000000" w:themeColor="text1"/>
         </w:rPr>
-        <w:t xml:space="preserve">. This principle not only guides how we think about </w:t>
-      </w:r>
-      <w:proofErr w:type="gramStart"/>
-      <w:r>
-        <w:rPr>
-          <w:color w:val="000000" w:themeColor="text1"/>
-        </w:rPr>
-        <w:t>uncertainty, but</w:t>
-      </w:r>
-      <w:proofErr w:type="gramEnd"/>
-      <w:r>
-        <w:rPr>
-          <w:color w:val="000000" w:themeColor="text1"/>
-        </w:rPr>
-        <w:t xml:space="preserve"> also plays a central role in how the CBA builds credibility under FPAS Mark II.</w:t>
+        <w:t>. This principle not only guides how we think about uncertainty, but also plays a central role in how the CBA builds credibility under FPAS Mark II.</w:t>
       </w:r>
     </w:p>
     <w:p>
@@ -19627,21 +18847,7 @@
         <w:rPr>
           <w:color w:val="000000" w:themeColor="text1"/>
         </w:rPr>
-        <w:t xml:space="preserve">FPAS Mark II shows that credibility and communication are inseparable. Transparency creates understanding. Understanding builds trust. And trust anchors expectations—the </w:t>
-      </w:r>
-      <w:proofErr w:type="gramStart"/>
-      <w:r>
-        <w:rPr>
-          <w:color w:val="000000" w:themeColor="text1"/>
-        </w:rPr>
-        <w:t>ultimate aim</w:t>
-      </w:r>
-      <w:proofErr w:type="gramEnd"/>
-      <w:r>
-        <w:rPr>
-          <w:color w:val="000000" w:themeColor="text1"/>
-        </w:rPr>
-        <w:t xml:space="preserve"> of monetary policy.</w:t>
+        <w:t>FPAS Mark II shows that credibility and communication are inseparable. Transparency creates understanding. Understanding builds trust. And trust anchors expectations—the ultimate aim of monetary policy.</w:t>
       </w:r>
     </w:p>
     <w:p>
@@ -20040,21 +19246,7 @@
         <w:rPr>
           <w:color w:val="000000" w:themeColor="text1"/>
         </w:rPr>
-        <w:t xml:space="preserve">Quantifying these scenarios with nonlinear models incorporating endogenous credibility and convex </w:t>
-      </w:r>
-      <w:proofErr w:type="gramStart"/>
-      <w:r>
-        <w:rPr>
-          <w:color w:val="000000" w:themeColor="text1"/>
-        </w:rPr>
-        <w:t>Phillips</w:t>
-      </w:r>
-      <w:proofErr w:type="gramEnd"/>
-      <w:r>
-        <w:rPr>
-          <w:color w:val="000000" w:themeColor="text1"/>
-        </w:rPr>
-        <w:t xml:space="preserve"> curve dynamics.</w:t>
+        <w:t>Quantifying these scenarios with nonlinear models incorporating endogenous credibility and convex Phillips curve dynamics.</w:t>
       </w:r>
     </w:p>
     <w:p>
@@ -20484,91 +19676,35 @@
         <w:rPr>
           <w:color w:val="000000" w:themeColor="text1"/>
         </w:rPr>
-        <w:t xml:space="preserve">High-quality analysis requires approaching every issue through the lens of uncertainty. Whether the topic is the output gap, </w:t>
-      </w:r>
-      <w:proofErr w:type="spellStart"/>
-      <w:r>
-        <w:rPr>
-          <w:color w:val="000000" w:themeColor="text1"/>
-        </w:rPr>
-        <w:t>labor</w:t>
-      </w:r>
-      <w:proofErr w:type="spellEnd"/>
-      <w:r>
-        <w:rPr>
-          <w:color w:val="000000" w:themeColor="text1"/>
-        </w:rPr>
-        <w:t xml:space="preserve"> market dynamics, inflation pressures, or external risks, staff must explore multiple hypotheses, consider alternative interpretations of the data, and articulate several coherent narratives. The aim is not to determine the single “correct” interpretation but to present the full range of plausible views that policymakers must consider.</w:t>
-      </w:r>
-    </w:p>
-    <w:p>
-      <w:pPr>
-        <w:jc w:val="both"/>
-        <w:rPr>
-          <w:color w:val="000000" w:themeColor="text1"/>
-        </w:rPr>
-      </w:pPr>
-      <w:r>
-        <w:rPr>
-          <w:color w:val="000000" w:themeColor="text1"/>
-        </w:rPr>
-        <w:t xml:space="preserve">This approach demands professionalism, critical thinking analytical rigor, and disciplined reasoning. Staff must be able to construct and explain coherent scenarios on different sides of an issue, applying the same level of care and consistency to each interpretation. This mode of analysis reflects the principles of “lateral thinking” described by Edward de Bono: separating judgment from </w:t>
-      </w:r>
-      <w:proofErr w:type="gramStart"/>
-      <w:r>
-        <w:rPr>
-          <w:color w:val="000000" w:themeColor="text1"/>
-        </w:rPr>
-        <w:t>evaluation, and</w:t>
-      </w:r>
-      <w:proofErr w:type="gramEnd"/>
-      <w:r>
-        <w:rPr>
-          <w:color w:val="000000" w:themeColor="text1"/>
-        </w:rPr>
-        <w:t xml:space="preserve"> deliberately examining issues from several angles before drawing conclusions.</w:t>
-      </w:r>
-    </w:p>
-    <w:p>
-      <w:pPr>
-        <w:jc w:val="both"/>
-        <w:rPr>
-          <w:color w:val="000000" w:themeColor="text1"/>
-        </w:rPr>
-      </w:pPr>
-      <w:r>
-        <w:rPr>
-          <w:color w:val="000000" w:themeColor="text1"/>
-        </w:rPr>
-        <w:t xml:space="preserve">A simple example illustrates this approach. When the unemployment rate rose from 13.1% to 15.5% in early 2024, the staff did not present a single explanation. Instead, they developed multiple hypotheses: one suggesting weakening </w:t>
-      </w:r>
-      <w:proofErr w:type="spellStart"/>
-      <w:r>
-        <w:rPr>
-          <w:color w:val="000000" w:themeColor="text1"/>
-        </w:rPr>
-        <w:t>labor</w:t>
-      </w:r>
-      <w:proofErr w:type="spellEnd"/>
-      <w:r>
-        <w:rPr>
-          <w:color w:val="000000" w:themeColor="text1"/>
-        </w:rPr>
-        <w:t xml:space="preserve"> market conditions, another showing that the rise was driven by </w:t>
-      </w:r>
-      <w:proofErr w:type="spellStart"/>
-      <w:r>
-        <w:rPr>
-          <w:color w:val="000000" w:themeColor="text1"/>
-        </w:rPr>
-        <w:t>labor</w:t>
-      </w:r>
-      <w:proofErr w:type="spellEnd"/>
-      <w:r>
-        <w:rPr>
-          <w:color w:val="000000" w:themeColor="text1"/>
-        </w:rPr>
-        <w:t xml:space="preserve"> supply dynamics rather than job loss, and a third reflecting a mix of these factors. Each hypothesis was examined using available data—including growth in registered employment and wage developments—and presented without judgment about the appropriate policy reaction. This allowed the Board to consider several scenarios and understand the risks associated with each one.</w:t>
+        <w:t>High-quality analysis requires approaching every issue through the lens of uncertainty. Whether the topic is the output gap, labor market dynamics, inflation pressures, or external risks, staff must explore multiple hypotheses, consider alternative interpretations of the data, and articulate several coherent narratives. The aim is not to determine the single “correct” interpretation but to present the full range of plausible views that policymakers must consider.</w:t>
+      </w:r>
+    </w:p>
+    <w:p>
+      <w:pPr>
+        <w:jc w:val="both"/>
+        <w:rPr>
+          <w:color w:val="000000" w:themeColor="text1"/>
+        </w:rPr>
+      </w:pPr>
+      <w:r>
+        <w:rPr>
+          <w:color w:val="000000" w:themeColor="text1"/>
+        </w:rPr>
+        <w:t>This approach demands professionalism, critical thinking analytical rigor, and disciplined reasoning. Staff must be able to construct and explain coherent scenarios on different sides of an issue, applying the same level of care and consistency to each interpretation. This mode of analysis reflects the principles of “lateral thinking” described by Edward de Bono: separating judgment from evaluation, and deliberately examining issues from several angles before drawing conclusions.</w:t>
+      </w:r>
+    </w:p>
+    <w:p>
+      <w:pPr>
+        <w:jc w:val="both"/>
+        <w:rPr>
+          <w:color w:val="000000" w:themeColor="text1"/>
+        </w:rPr>
+      </w:pPr>
+      <w:r>
+        <w:rPr>
+          <w:color w:val="000000" w:themeColor="text1"/>
+        </w:rPr>
+        <w:t>A simple example illustrates this approach. When the unemployment rate rose from 13.1% to 15.5% in early 2024, the staff did not present a single explanation. Instead, they developed multiple hypotheses: one suggesting weakening labor market conditions, another showing that the rise was driven by labor supply dynamics rather than job loss, and a third reflecting a mix of these factors. Each hypothesis was examined using available data—including growth in registered employment and wage developments—and presented without judgment about the appropriate policy reaction. This allowed the Board to consider several scenarios and understand the risks associated with each one.</w:t>
       </w:r>
     </w:p>
     <w:p>
@@ -20643,21 +19779,7 @@
         <w:rPr>
           <w:color w:val="000000" w:themeColor="text1"/>
         </w:rPr>
-        <w:t xml:space="preserve">Dincer, N., &amp; </w:t>
-      </w:r>
-      <w:proofErr w:type="spellStart"/>
-      <w:r>
-        <w:rPr>
-          <w:color w:val="000000" w:themeColor="text1"/>
-        </w:rPr>
-        <w:t>Eichengreen</w:t>
-      </w:r>
-      <w:proofErr w:type="spellEnd"/>
-      <w:r>
-        <w:rPr>
-          <w:color w:val="000000" w:themeColor="text1"/>
-        </w:rPr>
-        <w:t>, B. (2014). “Central Bank Transparency and Independence: Updates and New Measures.” </w:t>
+        <w:t>Dincer, N., &amp; Eichengreen, B. (2014). “Central Bank Transparency and Independence: Updates and New Measures.” </w:t>
       </w:r>
     </w:p>
     <w:p>
@@ -20741,21 +19863,7 @@
         <w:rPr>
           <w:color w:val="000000" w:themeColor="text1"/>
         </w:rPr>
-        <w:t xml:space="preserve">Laxton, D., Avetisyan, H. and Avagyan, </w:t>
-      </w:r>
-      <w:proofErr w:type="gramStart"/>
-      <w:r>
-        <w:rPr>
-          <w:color w:val="000000" w:themeColor="text1"/>
-        </w:rPr>
-        <w:t>V..</w:t>
-      </w:r>
-      <w:proofErr w:type="gramEnd"/>
-      <w:r>
-        <w:rPr>
-          <w:color w:val="000000" w:themeColor="text1"/>
-        </w:rPr>
-        <w:t xml:space="preserve"> December 2025.</w:t>
+        <w:t>Laxton, D., Avetisyan, H. and Avagyan, V.. December 2025.</w:t>
       </w:r>
       <w:r>
         <w:rPr>
@@ -20933,21 +20041,7 @@
         <w:rPr>
           <w:color w:val="000000" w:themeColor="text1"/>
         </w:rPr>
-        <w:t xml:space="preserve">Hello everyone, I’m Susanna Grigoryan, an economist at the Central Bank of Armenia and a Level One student at the Global Forecasting School. Welcome back to the CBA Academy Learning Hub. In this session, we’ll look at how the roles of the </w:t>
-      </w:r>
-      <w:proofErr w:type="gramStart"/>
-      <w:r>
-        <w:rPr>
-          <w:color w:val="000000" w:themeColor="text1"/>
-        </w:rPr>
-        <w:t>Board</w:t>
-      </w:r>
-      <w:proofErr w:type="gramEnd"/>
-      <w:r>
-        <w:rPr>
-          <w:color w:val="000000" w:themeColor="text1"/>
-        </w:rPr>
-        <w:t xml:space="preserve"> and the staff evolve under FPAS Mark II — the Prudent Risk Management Approach to Price Stability.</w:t>
+        <w:t>Hello everyone, I’m Susanna Grigoryan, an economist at the Central Bank of Armenia and a Level One student at the Global Forecasting School. Welcome back to the CBA Academy Learning Hub. In this session, we’ll look at how the roles of the Board and the staff evolve under FPAS Mark II — the Prudent Risk Management Approach to Price Stability.</w:t>
       </w:r>
     </w:p>
     <w:p>
@@ -20982,35 +20076,7 @@
         <w:rPr>
           <w:color w:val="000000" w:themeColor="text1"/>
         </w:rPr>
-        <w:t xml:space="preserve">In this environment, Board members are true decision-makers under uncertainty. Their responsibility is not to endorse a forecast but to assess the distribution of risks around the economy. They weigh policy-relevant scenarios — the Market Reference, Case A, Case B, and others that meet the 3R criteria of being Related, Realistic, and Relevant. Using the least-regrets mindset, they consider how global developments, domestic transmission channels, and </w:t>
-      </w:r>
-      <w:proofErr w:type="spellStart"/>
-      <w:r>
-        <w:rPr>
-          <w:color w:val="000000" w:themeColor="text1"/>
-        </w:rPr>
-        <w:t>behavioral</w:t>
-      </w:r>
-      <w:proofErr w:type="spellEnd"/>
-      <w:r>
-        <w:rPr>
-          <w:color w:val="000000" w:themeColor="text1"/>
-        </w:rPr>
-        <w:t xml:space="preserve"> responses could evolve. Their task is to choose the policy stance that </w:t>
-      </w:r>
-      <w:proofErr w:type="gramStart"/>
-      <w:r>
-        <w:rPr>
-          <w:color w:val="000000" w:themeColor="text1"/>
-        </w:rPr>
-        <w:t>would</w:t>
-      </w:r>
-      <w:proofErr w:type="gramEnd"/>
-      <w:r>
-        <w:rPr>
-          <w:color w:val="000000" w:themeColor="text1"/>
-        </w:rPr>
-        <w:t xml:space="preserve"> minimize losses if the world unfolds differently than expected. This approach anchors credibility because decisions are justified by prudent risk management, not by the illusion of precision.</w:t>
+        <w:t>In this environment, Board members are true decision-makers under uncertainty. Their responsibility is not to endorse a forecast but to assess the distribution of risks around the economy. They weigh policy-relevant scenarios — the Market Reference, Case A, Case B, and others that meet the 3R criteria of being Related, Realistic, and Relevant. Using the least-regrets mindset, they consider how global developments, domestic transmission channels, and behavioral responses could evolve. Their task is to choose the policy stance that would minimize losses if the world unfolds differently than expected. This approach anchors credibility because decisions are justified by prudent risk management, not by the illusion of precision.</w:t>
       </w:r>
     </w:p>
     <w:p>
@@ -21095,21 +20161,7 @@
         <w:rPr>
           <w:color w:val="000000" w:themeColor="text1"/>
         </w:rPr>
-        <w:t xml:space="preserve">For staff, the analytical responsibility is equally significant. Their role is to prepare the scenario taxonomy, test multiple hypotheses on each key issue, and present a balanced assessment of the uncertainties. They must </w:t>
-      </w:r>
-      <w:proofErr w:type="spellStart"/>
-      <w:r>
-        <w:rPr>
-          <w:color w:val="000000" w:themeColor="text1"/>
-        </w:rPr>
-        <w:t>analyze</w:t>
-      </w:r>
-      <w:proofErr w:type="spellEnd"/>
-      <w:r>
-        <w:rPr>
-          <w:color w:val="000000" w:themeColor="text1"/>
-        </w:rPr>
-        <w:t xml:space="preserve"> data from several angles — without bias, without defending a preferred interpretation, and without implying a single correct answer. This approach reflects the logic of lateral thinking: examining issues comprehensively, acknowledging uncertainty, and helping the Board consider the full range of plausible outcomes.</w:t>
+        <w:t>For staff, the analytical responsibility is equally significant. Their role is to prepare the scenario taxonomy, test multiple hypotheses on each key issue, and present a balanced assessment of the uncertainties. They must analyze data from several angles — without bias, without defending a preferred interpretation, and without implying a single correct answer. This approach reflects the logic of lateral thinking: examining issues comprehensively, acknowledging uncertainty, and helping the Board consider the full range of plausible outcomes.</w:t>
       </w:r>
     </w:p>
     <w:p>
@@ -21440,38 +20492,16 @@
           <w:kern w:val="0"/>
           <w14:ligatures w14:val="none"/>
         </w:rPr>
-        <w:t>T–29: Kick-</w:t>
-      </w:r>
-      <w:proofErr w:type="gramStart"/>
+        <w:t>T–29: Kick-Off :</w:t>
+      </w:r>
       <w:r>
         <w:rPr>
           <w:rFonts w:eastAsia="Times New Roman" w:cs="Times New Roman"/>
-          <w:b/>
-          <w:bCs/>
           <w:color w:val="000000" w:themeColor="text1"/>
           <w:kern w:val="0"/>
           <w14:ligatures w14:val="none"/>
         </w:rPr>
-        <w:t>Off :</w:t>
-      </w:r>
-      <w:r>
-        <w:rPr>
-          <w:rFonts w:eastAsia="Times New Roman" w:cs="Times New Roman"/>
-          <w:color w:val="000000" w:themeColor="text1"/>
-          <w:kern w:val="0"/>
-          <w14:ligatures w14:val="none"/>
-        </w:rPr>
-        <w:t>A</w:t>
-      </w:r>
-      <w:proofErr w:type="gramEnd"/>
-      <w:r>
-        <w:rPr>
-          <w:rFonts w:eastAsia="Times New Roman" w:cs="Times New Roman"/>
-          <w:color w:val="000000" w:themeColor="text1"/>
-          <w:kern w:val="0"/>
-          <w14:ligatures w14:val="none"/>
-        </w:rPr>
-        <w:t xml:space="preserve"> concise staff briefing introduces the Board to the current economic drivers and key uncertainties. This is followed by an open and robust discussion among Board members about the major concerns and risks shaping the upcoming policy round.</w:t>
+        <w:t>A concise staff briefing introduces the Board to the current economic drivers and key uncertainties. This is followed by an open and robust discussion among Board members about the major concerns and risks shaping the upcoming policy round.</w:t>
       </w:r>
     </w:p>
     <w:p>
@@ -21545,27 +20575,7 @@
           <w:kern w:val="0"/>
           <w14:ligatures w14:val="none"/>
         </w:rPr>
-        <w:t xml:space="preserve">Board members present their Initial Risk Assessments, which are consolidated into the overall Taxonomy of Scenarios. Staff then present the illustrative Case A and Case B scenario narratives that will be quantitatively </w:t>
-      </w:r>
-      <w:proofErr w:type="spellStart"/>
-      <w:r>
-        <w:rPr>
-          <w:rFonts w:eastAsia="Times New Roman" w:cs="Times New Roman"/>
-          <w:color w:val="000000" w:themeColor="text1"/>
-          <w:kern w:val="0"/>
-          <w14:ligatures w14:val="none"/>
-        </w:rPr>
-        <w:t>modeled</w:t>
-      </w:r>
-      <w:proofErr w:type="spellEnd"/>
-      <w:r>
-        <w:rPr>
-          <w:rFonts w:eastAsia="Times New Roman" w:cs="Times New Roman"/>
-          <w:color w:val="000000" w:themeColor="text1"/>
-          <w:kern w:val="0"/>
-          <w14:ligatures w14:val="none"/>
-        </w:rPr>
-        <w:t xml:space="preserve"> for the round.</w:t>
+        <w:t>Board members present their Initial Risk Assessments, which are consolidated into the overall Taxonomy of Scenarios. Staff then present the illustrative Case A and Case B scenario narratives that will be quantitatively modeled for the round.</w:t>
       </w:r>
     </w:p>
     <w:p>
@@ -22230,21 +21240,7 @@
           <w:color w:val="000000" w:themeColor="text1"/>
         </w:rPr>
         <w:lastRenderedPageBreak/>
-        <w:t xml:space="preserve">These are quantified using the semi-structural quarterly projection model and satellite models where appropriate. </w:t>
-      </w:r>
-      <w:proofErr w:type="gramStart"/>
-      <w:r>
-        <w:rPr>
-          <w:color w:val="000000" w:themeColor="text1"/>
-        </w:rPr>
-        <w:t>Particular emphasis</w:t>
-      </w:r>
-      <w:proofErr w:type="gramEnd"/>
-      <w:r>
-        <w:rPr>
-          <w:color w:val="000000" w:themeColor="text1"/>
-        </w:rPr>
-        <w:t xml:space="preserve"> is placed on the policy implications — specifically, the interest-rate paths required to ensure convergence toward the inflation target.</w:t>
+        <w:t>These are quantified using the semi-structural quarterly projection model and satellite models where appropriate. Particular emphasis is placed on the policy implications — specifically, the interest-rate paths required to ensure convergence toward the inflation target.</w:t>
       </w:r>
     </w:p>
     <w:p>
@@ -22922,21 +21918,7 @@
         <w:rPr>
           <w:color w:val="000000" w:themeColor="text1"/>
         </w:rPr>
-        <w:t xml:space="preserve">Dincer, N., &amp; </w:t>
-      </w:r>
-      <w:proofErr w:type="spellStart"/>
-      <w:r>
-        <w:rPr>
-          <w:color w:val="000000" w:themeColor="text1"/>
-        </w:rPr>
-        <w:t>Eichengreen</w:t>
-      </w:r>
-      <w:proofErr w:type="spellEnd"/>
-      <w:r>
-        <w:rPr>
-          <w:color w:val="000000" w:themeColor="text1"/>
-        </w:rPr>
-        <w:t>, B. (2014). “Central Bank Transparency and Independence: Updates and New Measures.” </w:t>
+        <w:t>Dincer, N., &amp; Eichengreen, B. (2014). “Central Bank Transparency and Independence: Updates and New Measures.” </w:t>
       </w:r>
     </w:p>
     <w:p>
@@ -23018,21 +22000,7 @@
         <w:rPr>
           <w:color w:val="000000" w:themeColor="text1"/>
         </w:rPr>
-        <w:t xml:space="preserve">Laxton, D., Avetisyan, H. and Avagyan, </w:t>
-      </w:r>
-      <w:proofErr w:type="gramStart"/>
-      <w:r>
-        <w:rPr>
-          <w:color w:val="000000" w:themeColor="text1"/>
-        </w:rPr>
-        <w:t>V..</w:t>
-      </w:r>
-      <w:proofErr w:type="gramEnd"/>
-      <w:r>
-        <w:rPr>
-          <w:color w:val="000000" w:themeColor="text1"/>
-        </w:rPr>
-        <w:t xml:space="preserve"> December 2025.</w:t>
+        <w:t>Laxton, D., Avetisyan, H. and Avagyan, V.. December 2025.</w:t>
       </w:r>
       <w:r>
         <w:rPr>
@@ -23387,21 +22355,7 @@
         <w:rPr>
           <w:color w:val="000000" w:themeColor="text1"/>
         </w:rPr>
-        <w:t xml:space="preserve">Under this framework, staff focus on policy-relevant analysis rather than on perfect projections. Policy-relevant analysis integrates model outputs and economic judgment into coherent narratives, quantifies uncertainty, and presents the risks and trade-offs in a way that helps the Board deliberate under uncertainty. It is not about predicting what the Bank </w:t>
-      </w:r>
-      <w:proofErr w:type="gramStart"/>
-      <w:r>
-        <w:rPr>
-          <w:color w:val="000000" w:themeColor="text1"/>
-        </w:rPr>
-        <w:t>expects, but</w:t>
-      </w:r>
-      <w:proofErr w:type="gramEnd"/>
-      <w:r>
-        <w:rPr>
-          <w:color w:val="000000" w:themeColor="text1"/>
-        </w:rPr>
-        <w:t xml:space="preserve"> about illuminating what it fears and what it hopes to avoid.</w:t>
+        <w:t>Under this framework, staff focus on policy-relevant analysis rather than on perfect projections. Policy-relevant analysis integrates model outputs and economic judgment into coherent narratives, quantifies uncertainty, and presents the risks and trade-offs in a way that helps the Board deliberate under uncertainty. It is not about predicting what the Bank expects, but about illuminating what it fears and what it hopes to avoid.</w:t>
       </w:r>
     </w:p>
     <w:p>
@@ -23694,75 +22648,39 @@
           <w:color w:val="000000" w:themeColor="text1"/>
         </w:rPr>
       </w:pPr>
-      <w:proofErr w:type="gramStart"/>
-      <w:r>
-        <w:rPr>
-          <w:color w:val="000000" w:themeColor="text1"/>
-        </w:rPr>
-        <w:t>FPAS Mark</w:t>
-      </w:r>
-      <w:proofErr w:type="gramEnd"/>
-      <w:r>
-        <w:rPr>
-          <w:color w:val="000000" w:themeColor="text1"/>
-        </w:rPr>
-        <w:t xml:space="preserve"> I relied on a deterministic baseline and a single linear core model. While useful for transparency, it could not capture nonlinearities, asymmetric risks, credibility dynamics, or rapid shifts in financial conditions. These limitations motivated the development of FPAS Mark II, which is designed to better support policy under uncertainty.</w:t>
-      </w:r>
-    </w:p>
-    <w:p>
-      <w:pPr>
-        <w:jc w:val="both"/>
-        <w:rPr>
-          <w:color w:val="000000" w:themeColor="text1"/>
-        </w:rPr>
-      </w:pPr>
-      <w:r>
-        <w:rPr>
-          <w:color w:val="000000" w:themeColor="text1"/>
-        </w:rPr>
-        <w:t xml:space="preserve">Since the onset of the COVID-19 pandemic, the global policy environment has been characterized by a level of uncertainty that has become—using Alan Greenspan’s words—the “defining feature of the monetary policy landscape.” A series of overlapping shocks, including geopolitical tensions, energy-price volatility, and supply-chain disruptions, has reinforced this uncertainty and exposed the limits of relying on a single baseline projection. The world economy has become more vulnerable to nonlinear dynamics and high-impact tail events, prompting a fundamental reassessment of how central banks forecast and </w:t>
-      </w:r>
-      <w:proofErr w:type="spellStart"/>
-      <w:r>
-        <w:rPr>
-          <w:color w:val="000000" w:themeColor="text1"/>
-        </w:rPr>
-        <w:t>analyze</w:t>
-      </w:r>
-      <w:proofErr w:type="spellEnd"/>
-      <w:r>
-        <w:rPr>
-          <w:color w:val="000000" w:themeColor="text1"/>
-        </w:rPr>
-        <w:t xml:space="preserve"> the economy.</w:t>
-      </w:r>
-    </w:p>
-    <w:p>
-      <w:pPr>
-        <w:jc w:val="both"/>
-        <w:rPr>
-          <w:color w:val="000000" w:themeColor="text1"/>
-        </w:rPr>
-      </w:pPr>
-      <w:r>
-        <w:rPr>
-          <w:color w:val="000000" w:themeColor="text1"/>
-        </w:rPr>
-        <w:t xml:space="preserve">These developments were a major catalyst for the design of FPAS Mark II </w:t>
-      </w:r>
-      <w:proofErr w:type="gramStart"/>
-      <w:r>
-        <w:rPr>
-          <w:color w:val="000000" w:themeColor="text1"/>
-        </w:rPr>
-        <w:t>and also</w:t>
-      </w:r>
-      <w:proofErr w:type="gramEnd"/>
-      <w:r>
-        <w:rPr>
-          <w:color w:val="000000" w:themeColor="text1"/>
-        </w:rPr>
-        <w:t xml:space="preserve"> highlighted the need to upgrade the analytical tools that support monetary-policy analysis. A modern framework must be equipped to construct scenarios, test sensitivities, and examine the credibility implications of alternative policy paths.</w:t>
+      <w:r>
+        <w:rPr>
+          <w:color w:val="000000" w:themeColor="text1"/>
+        </w:rPr>
+        <w:t>FPAS Mark I relied on a deterministic baseline and a single linear core model. While useful for transparency, it could not capture nonlinearities, asymmetric risks, credibility dynamics, or rapid shifts in financial conditions. These limitations motivated the development of FPAS Mark II, which is designed to better support policy under uncertainty.</w:t>
+      </w:r>
+    </w:p>
+    <w:p>
+      <w:pPr>
+        <w:jc w:val="both"/>
+        <w:rPr>
+          <w:color w:val="000000" w:themeColor="text1"/>
+        </w:rPr>
+      </w:pPr>
+      <w:r>
+        <w:rPr>
+          <w:color w:val="000000" w:themeColor="text1"/>
+        </w:rPr>
+        <w:t>Since the onset of the COVID-19 pandemic, the global policy environment has been characterized by a level of uncertainty that has become—using Alan Greenspan’s words—the “defining feature of the monetary policy landscape.” A series of overlapping shocks, including geopolitical tensions, energy-price volatility, and supply-chain disruptions, has reinforced this uncertainty and exposed the limits of relying on a single baseline projection. The world economy has become more vulnerable to nonlinear dynamics and high-impact tail events, prompting a fundamental reassessment of how central banks forecast and analyze the economy.</w:t>
+      </w:r>
+    </w:p>
+    <w:p>
+      <w:pPr>
+        <w:jc w:val="both"/>
+        <w:rPr>
+          <w:color w:val="000000" w:themeColor="text1"/>
+        </w:rPr>
+      </w:pPr>
+      <w:r>
+        <w:rPr>
+          <w:color w:val="000000" w:themeColor="text1"/>
+        </w:rPr>
+        <w:t>These developments were a major catalyst for the design of FPAS Mark II and also highlighted the need to upgrade the analytical tools that support monetary-policy analysis. A modern framework must be equipped to construct scenarios, test sensitivities, and examine the credibility implications of alternative policy paths.</w:t>
       </w:r>
     </w:p>
     <w:p>
@@ -23783,49 +22701,21 @@
           <w:color w:val="000000" w:themeColor="text1"/>
         </w:rPr>
         <w:lastRenderedPageBreak/>
-        <w:t xml:space="preserve">business-cycle </w:t>
-      </w:r>
-      <w:proofErr w:type="spellStart"/>
-      <w:r>
-        <w:rPr>
-          <w:color w:val="000000" w:themeColor="text1"/>
-        </w:rPr>
-        <w:t>behavior</w:t>
-      </w:r>
-      <w:proofErr w:type="spellEnd"/>
-      <w:r>
-        <w:rPr>
-          <w:color w:val="000000" w:themeColor="text1"/>
-        </w:rPr>
-        <w:t>, and rational expectations—combined with a policy rule that guides interest-rate adjustments to stabilize inflation and anchor expectations. The CBA adopted this approach in 2006, in line with many central banks transitioning to inflation targeting.</w:t>
-      </w:r>
-    </w:p>
-    <w:p>
-      <w:pPr>
-        <w:jc w:val="both"/>
-        <w:rPr>
-          <w:color w:val="000000" w:themeColor="text1"/>
-        </w:rPr>
-      </w:pPr>
-      <w:r>
-        <w:rPr>
-          <w:color w:val="000000" w:themeColor="text1"/>
-        </w:rPr>
-        <w:t xml:space="preserve">However, these conventional frameworks have important limitations. They rely on linear relationships that may break down during periods of economic stress, and they treat credibility as fixed and external to the model. </w:t>
-      </w:r>
-      <w:proofErr w:type="gramStart"/>
-      <w:r>
-        <w:rPr>
-          <w:color w:val="000000" w:themeColor="text1"/>
-        </w:rPr>
-        <w:t>In reality, credibility</w:t>
-      </w:r>
-      <w:proofErr w:type="gramEnd"/>
-      <w:r>
-        <w:rPr>
-          <w:color w:val="000000" w:themeColor="text1"/>
-        </w:rPr>
-        <w:t xml:space="preserve"> evolves with policy performance and can deteriorate quickly. Ignoring these nonlinearities creates risks. For example, when the output gap becomes strongly positive, the Phillips Curve may steepen, causing inflation expectations to accelerate more rapidly than a linear model would suggest. Failing to recognize this can lead to delayed policy action, requiring more aggressive tightening later and resulting in larger economic costs. The same logic applies to credibility: it can erode suddenly but is difficult and costly to rebuild.</w:t>
+        <w:t>business-cycle behavior, and rational expectations—combined with a policy rule that guides interest-rate adjustments to stabilize inflation and anchor expectations. The CBA adopted this approach in 2006, in line with many central banks transitioning to inflation targeting.</w:t>
+      </w:r>
+    </w:p>
+    <w:p>
+      <w:pPr>
+        <w:jc w:val="both"/>
+        <w:rPr>
+          <w:color w:val="000000" w:themeColor="text1"/>
+        </w:rPr>
+      </w:pPr>
+      <w:r>
+        <w:rPr>
+          <w:color w:val="000000" w:themeColor="text1"/>
+        </w:rPr>
+        <w:t>However, these conventional frameworks have important limitations. They rely on linear relationships that may break down during periods of economic stress, and they treat credibility as fixed and external to the model. In reality, credibility evolves with policy performance and can deteriorate quickly. Ignoring these nonlinearities creates risks. For example, when the output gap becomes strongly positive, the Phillips Curve may steepen, causing inflation expectations to accelerate more rapidly than a linear model would suggest. Failing to recognize this can lead to delayed policy action, requiring more aggressive tightening later and resulting in larger economic costs. The same logic applies to credibility: it can erode suddenly but is difficult and costly to rebuild.</w:t>
       </w:r>
     </w:p>
     <w:p>
@@ -23915,38 +22805,14 @@
         <w:rPr>
           <w:color w:val="000000" w:themeColor="text1"/>
         </w:rPr>
-        <w:t xml:space="preserve">FPAS Mark II </w:t>
-      </w:r>
-      <w:proofErr w:type="gramStart"/>
-      <w:r>
-        <w:rPr>
-          <w:color w:val="000000" w:themeColor="text1"/>
-        </w:rPr>
-        <w:t>models</w:t>
-      </w:r>
-      <w:proofErr w:type="gramEnd"/>
-      <w:r>
-        <w:rPr>
-          <w:color w:val="000000" w:themeColor="text1"/>
-        </w:rPr>
-        <w:t xml:space="preserve"> credibility as an evolving stock influenced by </w:t>
-      </w:r>
-      <w:r>
-        <w:rPr>
-          <w:color w:val="000000" w:themeColor="text1"/>
-        </w:rPr>
-        <w:t xml:space="preserve">central banks ability to meet its </w:t>
-      </w:r>
-      <w:proofErr w:type="spellStart"/>
-      <w:proofErr w:type="gramStart"/>
-      <w:r>
-        <w:rPr>
-          <w:color w:val="000000" w:themeColor="text1"/>
-        </w:rPr>
-        <w:t>targets,its</w:t>
-      </w:r>
-      <w:proofErr w:type="spellEnd"/>
-      <w:proofErr w:type="gramEnd"/>
+        <w:t xml:space="preserve">FPAS Mark II models credibility as an evolving stock influenced by </w:t>
+      </w:r>
+      <w:r>
+        <w:rPr>
+          <w:color w:val="000000" w:themeColor="text1"/>
+        </w:rPr>
+        <w:t>central banks ability to meet its targets,its</w:t>
+      </w:r>
       <w:r>
         <w:rPr>
           <w:color w:val="000000" w:themeColor="text1"/>
@@ -23999,19 +22865,11 @@
           <w:color w:val="000000" w:themeColor="text1"/>
         </w:rPr>
       </w:pPr>
-      <w:proofErr w:type="spellStart"/>
-      <w:r>
-        <w:rPr>
-          <w:color w:val="000000" w:themeColor="text1"/>
-        </w:rPr>
-        <w:t>EndoCred</w:t>
-      </w:r>
-      <w:proofErr w:type="spellEnd"/>
-      <w:r>
-        <w:rPr>
-          <w:color w:val="000000" w:themeColor="text1"/>
-        </w:rPr>
-        <w:t xml:space="preserve"> Model: Incorporates endogenous credibility, nonlinear Phillips Curve dynamics, and asymmetric loss functions.</w:t>
+      <w:r>
+        <w:rPr>
+          <w:color w:val="000000" w:themeColor="text1"/>
+        </w:rPr>
+        <w:t>EndoCred Model: Incorporates endogenous credibility, nonlinear Phillips Curve dynamics, and asymmetric loss functions.</w:t>
       </w:r>
     </w:p>
     <w:p>
@@ -24155,21 +23013,7 @@
         <w:rPr>
           <w:color w:val="000000" w:themeColor="text1"/>
         </w:rPr>
-        <w:t xml:space="preserve">GPM: 3-country (US, EU, Russia) plus commodities (oil, copper, food) linear model used for </w:t>
-      </w:r>
-      <w:proofErr w:type="spellStart"/>
-      <w:r>
-        <w:rPr>
-          <w:color w:val="000000" w:themeColor="text1"/>
-        </w:rPr>
-        <w:t>analyzing</w:t>
-      </w:r>
-      <w:proofErr w:type="spellEnd"/>
-      <w:r>
-        <w:rPr>
-          <w:color w:val="000000" w:themeColor="text1"/>
-        </w:rPr>
-        <w:t xml:space="preserve"> the global sector</w:t>
+        <w:t>GPM: 3-country (US, EU, Russia) plus commodities (oil, copper, food) linear model used for analyzing the global sector</w:t>
       </w:r>
     </w:p>
     <w:p>
@@ -24229,35 +23073,7 @@
         <w:rPr>
           <w:color w:val="000000" w:themeColor="text1"/>
         </w:rPr>
-        <w:t xml:space="preserve">Inflation dynamics are </w:t>
-      </w:r>
-      <w:proofErr w:type="spellStart"/>
-      <w:r>
-        <w:rPr>
-          <w:color w:val="000000" w:themeColor="text1"/>
-        </w:rPr>
-        <w:t>modeled</w:t>
-      </w:r>
-      <w:proofErr w:type="spellEnd"/>
-      <w:r>
-        <w:rPr>
-          <w:color w:val="000000" w:themeColor="text1"/>
-        </w:rPr>
-        <w:t xml:space="preserve"> through a convex Phillips curve, which responds more strongly when inflation is high or when the output gap becomes significantly positive. This specification reflects real-world </w:t>
-      </w:r>
-      <w:proofErr w:type="spellStart"/>
-      <w:r>
-        <w:rPr>
-          <w:color w:val="000000" w:themeColor="text1"/>
-        </w:rPr>
-        <w:t>behavior</w:t>
-      </w:r>
-      <w:proofErr w:type="spellEnd"/>
-      <w:r>
-        <w:rPr>
-          <w:color w:val="000000" w:themeColor="text1"/>
-        </w:rPr>
-        <w:t xml:space="preserve"> more accurately than a linear formulation, particularly during periods of overheating or when expectations begin to de-anchor.</w:t>
+        <w:t>Inflation dynamics are modeled through a convex Phillips curve, which responds more strongly when inflation is high or when the output gap becomes significantly positive. This specification reflects real-world behavior more accurately than a linear formulation, particularly during periods of overheating or when expectations begin to de-anchor.</w:t>
       </w:r>
     </w:p>
     <w:p>
@@ -24384,35 +23200,7 @@
         <w:rPr>
           <w:color w:val="000000" w:themeColor="text1"/>
         </w:rPr>
-        <w:t xml:space="preserve">The Global Projection Model (GPM) also remains a valuable part of the CBA’s </w:t>
-      </w:r>
-      <w:proofErr w:type="spellStart"/>
-      <w:r>
-        <w:rPr>
-          <w:color w:val="000000" w:themeColor="text1"/>
-        </w:rPr>
-        <w:t>modeling</w:t>
-      </w:r>
-      <w:proofErr w:type="spellEnd"/>
-      <w:r>
-        <w:rPr>
-          <w:color w:val="000000" w:themeColor="text1"/>
-        </w:rPr>
-        <w:t xml:space="preserve"> architecture, particularly for </w:t>
-      </w:r>
-      <w:proofErr w:type="spellStart"/>
-      <w:r>
-        <w:rPr>
-          <w:color w:val="000000" w:themeColor="text1"/>
-        </w:rPr>
-        <w:t>analyzing</w:t>
-      </w:r>
-      <w:proofErr w:type="spellEnd"/>
-      <w:r>
-        <w:rPr>
-          <w:color w:val="000000" w:themeColor="text1"/>
-        </w:rPr>
-        <w:t xml:space="preserve"> Armenia’s external environment. GPM is a three-country model that captures the economies most relevant for Armenia: the United States, the euro area, and Russia. The model generates coherent projections for these major partners, allowing staff to assess external demand, global inflationary pressures, and interest-rate dynamics that shape Armenia’s open-economy conditions.</w:t>
+        <w:t>The Global Projection Model (GPM) also remains a valuable part of the CBA’s modeling architecture, particularly for analyzing Armenia’s external environment. GPM is a three-country model that captures the economies most relevant for Armenia: the United States, the euro area, and Russia. The model generates coherent projections for these major partners, allowing staff to assess external demand, global inflationary pressures, and interest-rate dynamics that shape Armenia’s open-economy conditions.</w:t>
       </w:r>
     </w:p>
     <w:p>
@@ -24473,21 +23261,7 @@
         <w:rPr>
           <w:color w:val="000000" w:themeColor="text1"/>
         </w:rPr>
-        <w:t xml:space="preserve">These dashboards cover a wide range of economic themes: the </w:t>
-      </w:r>
-      <w:proofErr w:type="spellStart"/>
-      <w:r>
-        <w:rPr>
-          <w:color w:val="000000" w:themeColor="text1"/>
-        </w:rPr>
-        <w:t>labor</w:t>
-      </w:r>
-      <w:proofErr w:type="spellEnd"/>
-      <w:r>
-        <w:rPr>
-          <w:color w:val="000000" w:themeColor="text1"/>
-        </w:rPr>
-        <w:t xml:space="preserve"> market, inflation dynamics, external developments, sectoral growth patterns, and the decomposition of macroeconomic projections into production and expenditure components, among others. Each dashboard serves as a centralized platform that automatically draws data from the department’s unified data warehouse, transforms the raw series into analytically meaningful variables, and presents them in a format designed for fast and rigorous assessment.</w:t>
+        <w:t>These dashboards cover a wide range of economic themes: the labor market, inflation dynamics, external developments, sectoral growth patterns, and the decomposition of macroeconomic projections into production and expenditure components, among others. Each dashboard serves as a centralized platform that automatically draws data from the department’s unified data warehouse, transforms the raw series into analytically meaningful variables, and presents them in a format designed for fast and rigorous assessment.</w:t>
       </w:r>
     </w:p>
     <w:p>
@@ -24572,21 +23346,7 @@
         <w:rPr>
           <w:color w:val="000000" w:themeColor="text1"/>
         </w:rPr>
-        <w:t xml:space="preserve"> that previously required substantial time and effort. A clear example is the decomposition of GDP growth into expenditure components—an essential step in translating output from the ENDOCRED model into detailed macroeconomic stories. What was once a </w:t>
-      </w:r>
-      <w:proofErr w:type="spellStart"/>
-      <w:r>
-        <w:rPr>
-          <w:color w:val="000000" w:themeColor="text1"/>
-        </w:rPr>
-        <w:t>labor-intensive</w:t>
-      </w:r>
-      <w:proofErr w:type="spellEnd"/>
-      <w:r>
-        <w:rPr>
-          <w:color w:val="000000" w:themeColor="text1"/>
-        </w:rPr>
-        <w:t xml:space="preserve"> process is now automated through a dedicated dashboard, saving considerable staff time and reducing the risk of inconsistencies. Similar efficiencies have been achieved across other standardized processes.</w:t>
+        <w:t xml:space="preserve"> that previously required substantial time and effort. A clear example is the decomposition of GDP growth into expenditure components—an essential step in translating output from the ENDOCRED model into detailed macroeconomic stories. What was once a labor-intensive process is now automated through a dedicated dashboard, saving considerable staff time and reducing the risk of inconsistencies. Similar efficiencies have been achieved across other standardized processes.</w:t>
       </w:r>
     </w:p>
     <w:p>
@@ -24759,21 +23519,7 @@
         <w:rPr>
           <w:color w:val="000000" w:themeColor="text1"/>
         </w:rPr>
-        <w:t xml:space="preserve">Understanding the </w:t>
-      </w:r>
-      <w:proofErr w:type="spellStart"/>
-      <w:r>
-        <w:rPr>
-          <w:color w:val="000000" w:themeColor="text1"/>
-        </w:rPr>
-        <w:t>behavior</w:t>
-      </w:r>
-      <w:proofErr w:type="spellEnd"/>
-      <w:r>
-        <w:rPr>
-          <w:color w:val="000000" w:themeColor="text1"/>
-        </w:rPr>
-        <w:t xml:space="preserve"> of these two buckets is essential. Sticky prices respond more slowly to economic conditions, making them informative about the persistence of inflation and the anchoring of expectations. Flexible prices, on the other hand, move quickly in response to idiosyncratic or external shocks. While these shocks may be temporary, they can signal emerging inflationary pressures—particularly when many flexible components start rising simultaneously due to generalized excess demand.</w:t>
+        <w:t>Understanding the behavior of these two buckets is essential. Sticky prices respond more slowly to economic conditions, making them informative about the persistence of inflation and the anchoring of expectations. Flexible prices, on the other hand, move quickly in response to idiosyncratic or external shocks. While these shocks may be temporary, they can signal emerging inflationary pressures—particularly when many flexible components start rising simultaneously due to generalized excess demand.</w:t>
       </w:r>
     </w:p>
     <w:p>
@@ -25050,21 +23796,7 @@
         <w:rPr>
           <w:color w:val="000000" w:themeColor="text1"/>
         </w:rPr>
-        <w:t xml:space="preserve"> </w:t>
-      </w:r>
-      <w:proofErr w:type="spellStart"/>
-      <w:r>
-        <w:rPr>
-          <w:color w:val="000000" w:themeColor="text1"/>
-        </w:rPr>
-        <w:t>Alichi</w:t>
-      </w:r>
-      <w:proofErr w:type="spellEnd"/>
-      <w:r>
-        <w:rPr>
-          <w:color w:val="000000" w:themeColor="text1"/>
-        </w:rPr>
-        <w:t xml:space="preserve">, A., ʹ2015, “A New Methodology for Estimating the Output Gap in the United States,” IMF Working Paper No. 15/144. </w:t>
+        <w:t xml:space="preserve"> Alichi, A., ʹ2015, “A New Methodology for Estimating the Output Gap in the United States,” IMF Working Paper No. 15/144. </w:t>
       </w:r>
     </w:p>
     <w:p>
@@ -25078,63 +23810,11 @@
           <w:color w:val="000000" w:themeColor="text1"/>
         </w:rPr>
       </w:pPr>
-      <w:proofErr w:type="spellStart"/>
-      <w:r>
-        <w:rPr>
-          <w:color w:val="000000" w:themeColor="text1"/>
-        </w:rPr>
-        <w:t>Alichi</w:t>
-      </w:r>
-      <w:proofErr w:type="spellEnd"/>
-      <w:r>
-        <w:rPr>
-          <w:color w:val="000000" w:themeColor="text1"/>
-        </w:rPr>
-        <w:t xml:space="preserve">, A., O. </w:t>
-      </w:r>
-      <w:proofErr w:type="spellStart"/>
-      <w:r>
-        <w:rPr>
-          <w:color w:val="000000" w:themeColor="text1"/>
-        </w:rPr>
-        <w:t>Binizima</w:t>
-      </w:r>
-      <w:proofErr w:type="spellEnd"/>
-      <w:r>
-        <w:rPr>
-          <w:color w:val="000000" w:themeColor="text1"/>
-        </w:rPr>
-        <w:t xml:space="preserve">, D. Laxton, K. </w:t>
-      </w:r>
-      <w:proofErr w:type="spellStart"/>
-      <w:r>
-        <w:rPr>
-          <w:color w:val="000000" w:themeColor="text1"/>
-        </w:rPr>
-        <w:t>Tanyeri</w:t>
-      </w:r>
-      <w:proofErr w:type="spellEnd"/>
-      <w:r>
-        <w:rPr>
-          <w:color w:val="000000" w:themeColor="text1"/>
-        </w:rPr>
-        <w:t xml:space="preserve">, H. Wang, J. Yao, and </w:t>
-      </w:r>
-      <w:proofErr w:type="spellStart"/>
-      <w:proofErr w:type="gramStart"/>
-      <w:r>
-        <w:rPr>
-          <w:color w:val="000000" w:themeColor="text1"/>
-        </w:rPr>
-        <w:t>F.Zhang</w:t>
-      </w:r>
-      <w:proofErr w:type="spellEnd"/>
-      <w:proofErr w:type="gramEnd"/>
-      <w:r>
-        <w:rPr>
-          <w:color w:val="000000" w:themeColor="text1"/>
-        </w:rPr>
-        <w:t>, ʹͲͳ</w:t>
+      <w:r>
+        <w:rPr>
+          <w:color w:val="000000" w:themeColor="text1"/>
+        </w:rPr>
+        <w:t>Alichi, A., O. Binizima, D. Laxton, K. Tanyeri, H. Wang, J. Yao, and F.Zhang, ʹͲͳ</w:t>
       </w:r>
       <w:r>
         <w:rPr>
@@ -25200,47 +23880,11 @@
           <w:color w:val="000000" w:themeColor="text1"/>
         </w:rPr>
       </w:pPr>
-      <w:proofErr w:type="spellStart"/>
-      <w:r>
-        <w:rPr>
-          <w:color w:val="000000" w:themeColor="text1"/>
-        </w:rPr>
-        <w:t>Alichi</w:t>
-      </w:r>
-      <w:proofErr w:type="spellEnd"/>
-      <w:r>
-        <w:rPr>
-          <w:color w:val="000000" w:themeColor="text1"/>
-        </w:rPr>
-        <w:t xml:space="preserve">, A., Avetisyan, H., Laxton, MD., </w:t>
-      </w:r>
-      <w:proofErr w:type="spellStart"/>
-      <w:r>
-        <w:rPr>
-          <w:color w:val="000000" w:themeColor="text1"/>
-        </w:rPr>
-        <w:t>Mkhatrishvili</w:t>
-      </w:r>
-      <w:proofErr w:type="spellEnd"/>
-      <w:r>
-        <w:rPr>
-          <w:color w:val="000000" w:themeColor="text1"/>
-        </w:rPr>
-        <w:t xml:space="preserve">, S., </w:t>
-      </w:r>
-      <w:proofErr w:type="spellStart"/>
-      <w:r>
-        <w:rPr>
-          <w:color w:val="000000" w:themeColor="text1"/>
-        </w:rPr>
-        <w:t>Nurbekyan</w:t>
-      </w:r>
-      <w:proofErr w:type="spellEnd"/>
-      <w:r>
-        <w:rPr>
-          <w:color w:val="000000" w:themeColor="text1"/>
-        </w:rPr>
-        <w:t xml:space="preserve">, A., Torosyan, L., Wang, H., “Multivariate Filter Estimation of Potential Output for the United States: An Extension with Labor Market Hysteresis,” IMF Working Paper No. </w:t>
+      <w:r>
+        <w:rPr>
+          <w:color w:val="000000" w:themeColor="text1"/>
+        </w:rPr>
+        <w:t xml:space="preserve">Alichi, A., Avetisyan, H., Laxton, MD., Mkhatrishvili, S., Nurbekyan, A., Torosyan, L., Wang, H., “Multivariate Filter Estimation of Potential Output for the United States: An Extension with Labor Market Hysteresis,” IMF Working Paper No. </w:t>
       </w:r>
       <w:r>
         <w:rPr>
@@ -25266,117 +23910,11 @@
           <w:color w:val="000000" w:themeColor="text1"/>
         </w:rPr>
       </w:pPr>
-      <w:proofErr w:type="spellStart"/>
-      <w:r>
-        <w:rPr>
-          <w:color w:val="000000" w:themeColor="text1"/>
-        </w:rPr>
-        <w:t>Alichi</w:t>
-      </w:r>
-      <w:proofErr w:type="spellEnd"/>
-      <w:r>
-        <w:rPr>
-          <w:color w:val="000000" w:themeColor="text1"/>
-        </w:rPr>
-        <w:t>, A., R. Al-</w:t>
-      </w:r>
-      <w:proofErr w:type="spellStart"/>
-      <w:r>
-        <w:rPr>
-          <w:color w:val="000000" w:themeColor="text1"/>
-        </w:rPr>
-        <w:t>Mashat</w:t>
-      </w:r>
-      <w:proofErr w:type="spellEnd"/>
-      <w:r>
-        <w:rPr>
-          <w:color w:val="000000" w:themeColor="text1"/>
-        </w:rPr>
-        <w:t xml:space="preserve">, H. Avetisyan, J. Benes, O. Bizimana, A. </w:t>
-      </w:r>
-      <w:proofErr w:type="spellStart"/>
-      <w:r>
-        <w:rPr>
-          <w:color w:val="000000" w:themeColor="text1"/>
-        </w:rPr>
-        <w:t>Butavyan</w:t>
-      </w:r>
-      <w:proofErr w:type="spellEnd"/>
-      <w:r>
-        <w:rPr>
-          <w:color w:val="000000" w:themeColor="text1"/>
-        </w:rPr>
-        <w:t xml:space="preserve">, R. Ford, N. Ghazaryan, V. Grigoryan, M. Harutyunyan, A. Hovhannisyan, E. Hovhannisyan, H. Karapetyan, M. Kharaishvili, D. Laxton, A. </w:t>
-      </w:r>
-      <w:proofErr w:type="spellStart"/>
-      <w:r>
-        <w:rPr>
-          <w:color w:val="000000" w:themeColor="text1"/>
-        </w:rPr>
-        <w:t>Liqokeli</w:t>
-      </w:r>
-      <w:proofErr w:type="spellEnd"/>
-      <w:r>
-        <w:rPr>
-          <w:color w:val="000000" w:themeColor="text1"/>
-        </w:rPr>
-        <w:t xml:space="preserve">, K. </w:t>
-      </w:r>
-      <w:proofErr w:type="spellStart"/>
-      <w:r>
-        <w:rPr>
-          <w:color w:val="000000" w:themeColor="text1"/>
-        </w:rPr>
-        <w:t>Matikyan</w:t>
-      </w:r>
-      <w:proofErr w:type="spellEnd"/>
-      <w:r>
-        <w:rPr>
-          <w:color w:val="000000" w:themeColor="text1"/>
-        </w:rPr>
-        <w:t xml:space="preserve">, G. Minasyan, S. </w:t>
-      </w:r>
-      <w:proofErr w:type="spellStart"/>
-      <w:r>
-        <w:rPr>
-          <w:color w:val="000000" w:themeColor="text1"/>
-        </w:rPr>
-        <w:t>Mkhatrishvili</w:t>
-      </w:r>
-      <w:proofErr w:type="spellEnd"/>
-      <w:r>
-        <w:rPr>
-          <w:color w:val="000000" w:themeColor="text1"/>
-        </w:rPr>
-        <w:t xml:space="preserve">, A. </w:t>
-      </w:r>
-      <w:proofErr w:type="spellStart"/>
-      <w:r>
-        <w:rPr>
-          <w:color w:val="000000" w:themeColor="text1"/>
-        </w:rPr>
-        <w:t>Nurbekyan</w:t>
-      </w:r>
-      <w:proofErr w:type="spellEnd"/>
-      <w:r>
-        <w:rPr>
-          <w:color w:val="000000" w:themeColor="text1"/>
-        </w:rPr>
-        <w:t xml:space="preserve">, A. Orlov, B. Pashinyan, G. Petrosyan, Y. Rezepina, A. </w:t>
-      </w:r>
-      <w:proofErr w:type="spellStart"/>
-      <w:r>
-        <w:rPr>
-          <w:color w:val="000000" w:themeColor="text1"/>
-        </w:rPr>
-        <w:t>Shirkhanyan</w:t>
-      </w:r>
-      <w:proofErr w:type="spellEnd"/>
-      <w:r>
-        <w:rPr>
-          <w:color w:val="000000" w:themeColor="text1"/>
-        </w:rPr>
-        <w:t xml:space="preserve">, T. Sopromadze, L. Torosyan, E. Vardanyan, H. Wang, and J. Yao, </w:t>
+      <w:r>
+        <w:rPr>
+          <w:color w:val="000000" w:themeColor="text1"/>
+        </w:rPr>
+        <w:t xml:space="preserve">Alichi, A., R. Al-Mashat, H. Avetisyan, J. Benes, O. Bizimana, A. Butavyan, R. Ford, N. Ghazaryan, V. Grigoryan, M. Harutyunyan, A. Hovhannisyan, E. Hovhannisyan, H. Karapetyan, M. Kharaishvili, D. Laxton, A. Liqokeli, K. Matikyan, G. Minasyan, S. Mkhatrishvili, A. Nurbekyan, A. Orlov, B. Pashinyan, G. Petrosyan, Y. Rezepina, A. Shirkhanyan, T. Sopromadze, L. Torosyan, E. Vardanyan, H. Wang, and J. Yao, </w:t>
       </w:r>
       <w:r>
         <w:rPr>
@@ -25418,28 +23956,7 @@
         <w:rPr>
           <w:color w:val="000000" w:themeColor="text1"/>
         </w:rPr>
-        <w:t>Al-</w:t>
-      </w:r>
-      <w:proofErr w:type="spellStart"/>
-      <w:r>
-        <w:rPr>
-          <w:color w:val="000000" w:themeColor="text1"/>
-        </w:rPr>
-        <w:t>Mashat</w:t>
-      </w:r>
-      <w:proofErr w:type="spellEnd"/>
-      <w:r>
-        <w:rPr>
-          <w:color w:val="000000" w:themeColor="text1"/>
-        </w:rPr>
-        <w:t xml:space="preserve">, R., A. </w:t>
-      </w:r>
-      <w:proofErr w:type="spellStart"/>
-      <w:r>
-        <w:rPr>
-          <w:color w:val="000000" w:themeColor="text1"/>
-        </w:rPr>
-        <w:t>Bul</w:t>
+        <w:t>Al-Mashat, R., A. Bul</w:t>
       </w:r>
       <w:r>
         <w:rPr>
@@ -25448,7 +23965,6 @@
         </w:rPr>
         <w:t>íř</w:t>
       </w:r>
-      <w:proofErr w:type="spellEnd"/>
       <w:r>
         <w:rPr>
           <w:color w:val="000000" w:themeColor="text1"/>
@@ -25466,14 +23982,7 @@
         <w:rPr>
           <w:color w:val="000000" w:themeColor="text1"/>
         </w:rPr>
-        <w:t xml:space="preserve">er, T. </w:t>
-      </w:r>
-      <w:proofErr w:type="spellStart"/>
-      <w:r>
-        <w:rPr>
-          <w:color w:val="000000" w:themeColor="text1"/>
-        </w:rPr>
-        <w:t>Hl</w:t>
+        <w:t>er, T. Hl</w:t>
       </w:r>
       <w:r>
         <w:rPr>
@@ -25486,28 +23995,7 @@
         <w:rPr>
           <w:color w:val="000000" w:themeColor="text1"/>
         </w:rPr>
-        <w:t>dik</w:t>
-      </w:r>
-      <w:proofErr w:type="spellEnd"/>
-      <w:r>
-        <w:rPr>
-          <w:color w:val="000000" w:themeColor="text1"/>
-        </w:rPr>
-        <w:t xml:space="preserve">, T. Holub, A. Kostanyan, D. Laxton, A. </w:t>
-      </w:r>
-      <w:proofErr w:type="spellStart"/>
-      <w:r>
-        <w:rPr>
-          <w:color w:val="000000" w:themeColor="text1"/>
-        </w:rPr>
-        <w:t>Nurbekyan</w:t>
-      </w:r>
-      <w:proofErr w:type="spellEnd"/>
-      <w:r>
-        <w:rPr>
-          <w:color w:val="000000" w:themeColor="text1"/>
-        </w:rPr>
-        <w:t xml:space="preserve">, and H. Wang, </w:t>
+        <w:t xml:space="preserve">dik, T. Holub, A. Kostanyan, D. Laxton, A. Nurbekyan, and H. Wang, </w:t>
       </w:r>
       <w:r>
         <w:rPr>
@@ -25577,16 +24065,7 @@
             <w:iCs/>
             <w:color w:val="000000" w:themeColor="text1"/>
           </w:rPr>
-          <w:t xml:space="preserve">Prudent </w:t>
-        </w:r>
-        <w:proofErr w:type="gramStart"/>
-        <w:r>
-          <w:rPr>
-            <w:rStyle w:val="Hyperlink"/>
-            <w:iCs/>
-            <w:color w:val="000000" w:themeColor="text1"/>
-          </w:rPr>
-          <w:t xml:space="preserve">Risk </w:t>
+          <w:t xml:space="preserve">Prudent Risk </w:t>
         </w:r>
         <w:r>
           <w:rPr>
@@ -25596,24 +24075,13 @@
           </w:rPr>
           <w:t xml:space="preserve"> </w:t>
         </w:r>
-        <w:proofErr w:type="spellStart"/>
         <w:r>
           <w:rPr>
             <w:rStyle w:val="Hyperlink"/>
             <w:iCs/>
             <w:color w:val="000000" w:themeColor="text1"/>
           </w:rPr>
-          <w:t>anagement</w:t>
-        </w:r>
-        <w:proofErr w:type="spellEnd"/>
-        <w:proofErr w:type="gramEnd"/>
-        <w:r>
-          <w:rPr>
-            <w:rStyle w:val="Hyperlink"/>
-            <w:iCs/>
-            <w:color w:val="000000" w:themeColor="text1"/>
-          </w:rPr>
-          <w:t xml:space="preserve"> Approach to Monetary Policy: Theory and Practice of FPAS Mark II at the Central Bank of Armenia</w:t>
+          <w:t>anagement Approach to Monetary Policy: Theory and Practice of FPAS Mark II at the Central Bank of Armenia</w:t>
         </w:r>
       </w:hyperlink>
       <w:r>
@@ -25642,21 +24110,7 @@
         <w:rPr>
           <w:color w:val="000000" w:themeColor="text1"/>
         </w:rPr>
-        <w:t xml:space="preserve">Laxton, D., Avetisyan, H. and Avagyan, </w:t>
-      </w:r>
-      <w:proofErr w:type="gramStart"/>
-      <w:r>
-        <w:rPr>
-          <w:color w:val="000000" w:themeColor="text1"/>
-        </w:rPr>
-        <w:t>V..</w:t>
-      </w:r>
-      <w:proofErr w:type="gramEnd"/>
-      <w:r>
-        <w:rPr>
-          <w:color w:val="000000" w:themeColor="text1"/>
-        </w:rPr>
-        <w:t xml:space="preserve"> December 2025.</w:t>
+        <w:t>Laxton, D., Avetisyan, H. and Avagyan, V.. December 2025.</w:t>
       </w:r>
       <w:r>
         <w:rPr>
@@ -25753,23 +24207,7 @@
             <w:rStyle w:val="Hyperlink"/>
             <w:color w:val="000000" w:themeColor="text1"/>
           </w:rPr>
-          <w:t xml:space="preserve">Kostanyan, A., </w:t>
-        </w:r>
-        <w:proofErr w:type="spellStart"/>
-        <w:r>
-          <w:rPr>
-            <w:rStyle w:val="Hyperlink"/>
-            <w:color w:val="000000" w:themeColor="text1"/>
-          </w:rPr>
-          <w:t>Matinyan</w:t>
-        </w:r>
-        <w:proofErr w:type="spellEnd"/>
-        <w:r>
-          <w:rPr>
-            <w:rStyle w:val="Hyperlink"/>
-            <w:color w:val="000000" w:themeColor="text1"/>
-          </w:rPr>
-          <w:t>, A., &amp; Papikyan, A. (2022). </w:t>
+          <w:t>Kostanyan, A., Matinyan, A., &amp; Papikyan, A. (2022). </w:t>
         </w:r>
         <w:r>
           <w:rPr>
@@ -25806,23 +24244,7 @@
             <w:rStyle w:val="Hyperlink"/>
             <w:color w:val="000000" w:themeColor="text1"/>
           </w:rPr>
-          <w:t xml:space="preserve">Kostanyan, A., </w:t>
-        </w:r>
-        <w:proofErr w:type="spellStart"/>
-        <w:r>
-          <w:rPr>
-            <w:rStyle w:val="Hyperlink"/>
-            <w:color w:val="000000" w:themeColor="text1"/>
-          </w:rPr>
-          <w:t>Matinyan</w:t>
-        </w:r>
-        <w:proofErr w:type="spellEnd"/>
-        <w:r>
-          <w:rPr>
-            <w:rStyle w:val="Hyperlink"/>
-            <w:color w:val="000000" w:themeColor="text1"/>
-          </w:rPr>
-          <w:t>, A., &amp; Papikyan, A. (2022). </w:t>
+          <w:t>Kostanyan, A., Matinyan, A., &amp; Papikyan, A. (2022). </w:t>
         </w:r>
         <w:r>
           <w:rPr>
@@ -25883,39 +24305,7 @@
             <w:rStyle w:val="Hyperlink"/>
             <w:color w:val="000000" w:themeColor="text1"/>
           </w:rPr>
-          <w:t xml:space="preserve">axton D., A. Kostanyan, A. </w:t>
-        </w:r>
-        <w:proofErr w:type="spellStart"/>
-        <w:r>
-          <w:rPr>
-            <w:rStyle w:val="Hyperlink"/>
-            <w:color w:val="000000" w:themeColor="text1"/>
-          </w:rPr>
-          <w:t>Liqokeli</w:t>
-        </w:r>
-        <w:proofErr w:type="spellEnd"/>
-        <w:r>
-          <w:rPr>
-            <w:rStyle w:val="Hyperlink"/>
-            <w:color w:val="000000" w:themeColor="text1"/>
-          </w:rPr>
-          <w:t xml:space="preserve">, G. Minasyan, A. </w:t>
-        </w:r>
-        <w:proofErr w:type="spellStart"/>
-        <w:r>
-          <w:rPr>
-            <w:rStyle w:val="Hyperlink"/>
-            <w:color w:val="000000" w:themeColor="text1"/>
-          </w:rPr>
-          <w:t>Nurbekyan</w:t>
-        </w:r>
-        <w:proofErr w:type="spellEnd"/>
-        <w:r>
-          <w:rPr>
-            <w:rStyle w:val="Hyperlink"/>
-            <w:color w:val="000000" w:themeColor="text1"/>
-          </w:rPr>
-          <w:t xml:space="preserve"> and T. Sopromadze, 2019, "Mind the Gaps! Financial-Cycle Output Gaps and Monetary-Policy-Relevant Output Gaps." London School of Economics and Political Science.</w:t>
+          <w:t>axton D., A. Kostanyan, A. Liqokeli, G. Minasyan, A. Nurbekyan and T. Sopromadze, 2019, "Mind the Gaps! Financial-Cycle Output Gaps and Monetary-Policy-Relevant Output Gaps." London School of Economics and Political Science.</w:t>
         </w:r>
       </w:hyperlink>
     </w:p>
@@ -26050,49 +24440,21 @@
         <w:rPr>
           <w:color w:val="000000" w:themeColor="text1"/>
         </w:rPr>
-        <w:t xml:space="preserve">But the world has changed. Since the onset of the COVID-19 pandemic, the global policy environment has been shaped by </w:t>
-      </w:r>
-      <w:proofErr w:type="gramStart"/>
-      <w:r>
-        <w:rPr>
-          <w:color w:val="000000" w:themeColor="text1"/>
-        </w:rPr>
-        <w:t>an</w:t>
-      </w:r>
-      <w:proofErr w:type="gramEnd"/>
-      <w:r>
-        <w:rPr>
-          <w:color w:val="000000" w:themeColor="text1"/>
-        </w:rPr>
-        <w:t xml:space="preserve"> very high and persistent level of uncertainty. Alan Greenspan once called uncertainty the “defining feature of the monetary policy landscape,” and recent years have made that description even more accurate. We have seen overlapping shocks from pandemics, geopolitical tensions, energy price swings, and supply-chain disruptions. The global economy has become more susceptible to nonlinear dynamics and high-impact tail events, and this has exposed the limits of relying on a single linear baseline projection.</w:t>
-      </w:r>
-    </w:p>
-    <w:p>
-      <w:pPr>
-        <w:jc w:val="both"/>
-        <w:rPr>
-          <w:color w:val="000000" w:themeColor="text1"/>
-        </w:rPr>
-      </w:pPr>
-      <w:r>
-        <w:rPr>
-          <w:color w:val="000000" w:themeColor="text1"/>
-        </w:rPr>
-        <w:t xml:space="preserve">Traditional FPAS frameworks assume linear relationships and treat credibility as something fixed in the background. </w:t>
-      </w:r>
-      <w:proofErr w:type="gramStart"/>
-      <w:r>
-        <w:rPr>
-          <w:color w:val="000000" w:themeColor="text1"/>
-        </w:rPr>
-        <w:t>In reality, credibility</w:t>
-      </w:r>
-      <w:proofErr w:type="gramEnd"/>
-      <w:r>
-        <w:rPr>
-          <w:color w:val="000000" w:themeColor="text1"/>
-        </w:rPr>
-        <w:t xml:space="preserve"> is earned and lost over time. When the output gap is strongly positive, for example, the Phillips curve can steepen, and inflation expectations can accelerate faster than linear models would suggest. If policy reacts too late, the adjustment costs for inflation and output become much higher. The same logic applies to credibility: once it starts to erode, rebuilding it is slow and costly. In this kind of world, a framework that ignores nonlinearities and credibility dynamics underestimates the true risks of policy mistakes.</w:t>
+        <w:t>But the world has changed. Since the onset of the COVID-19 pandemic, the global policy environment has been shaped by an very high and persistent level of uncertainty. Alan Greenspan once called uncertainty the “defining feature of the monetary policy landscape,” and recent years have made that description even more accurate. We have seen overlapping shocks from pandemics, geopolitical tensions, energy price swings, and supply-chain disruptions. The global economy has become more susceptible to nonlinear dynamics and high-impact tail events, and this has exposed the limits of relying on a single linear baseline projection.</w:t>
+      </w:r>
+    </w:p>
+    <w:p>
+      <w:pPr>
+        <w:jc w:val="both"/>
+        <w:rPr>
+          <w:color w:val="000000" w:themeColor="text1"/>
+        </w:rPr>
+      </w:pPr>
+      <w:r>
+        <w:rPr>
+          <w:color w:val="000000" w:themeColor="text1"/>
+        </w:rPr>
+        <w:t>Traditional FPAS frameworks assume linear relationships and treat credibility as something fixed in the background. In reality, credibility is earned and lost over time. When the output gap is strongly positive, for example, the Phillips curve can steepen, and inflation expectations can accelerate faster than linear models would suggest. If policy reacts too late, the adjustment costs for inflation and output become much higher. The same logic applies to credibility: once it starts to erode, rebuilding it is slow and costly. In this kind of world, a framework that ignores nonlinearities and credibility dynamics underestimates the true risks of policy mistakes.</w:t>
       </w:r>
     </w:p>
     <w:p>
@@ -26135,119 +24497,49 @@
           <w:color w:val="000000" w:themeColor="text1"/>
         </w:rPr>
         <w:lastRenderedPageBreak/>
-        <w:t xml:space="preserve">Credibility itself is treated as an endogenous variable. In FPAS Mark II, credibility is </w:t>
-      </w:r>
-      <w:proofErr w:type="spellStart"/>
-      <w:r>
-        <w:rPr>
-          <w:color w:val="000000" w:themeColor="text1"/>
-        </w:rPr>
-        <w:t>modeled</w:t>
-      </w:r>
-      <w:proofErr w:type="spellEnd"/>
-      <w:r>
-        <w:rPr>
-          <w:color w:val="000000" w:themeColor="text1"/>
-        </w:rPr>
-        <w:t xml:space="preserve"> as a stock that evolves over time with the central bank’s actions. It depends on the ability to achieve the inflation target, on the consistency of decisions, on the quality of communication, and on institutional </w:t>
-      </w:r>
-      <w:proofErr w:type="spellStart"/>
-      <w:r>
-        <w:rPr>
-          <w:color w:val="000000" w:themeColor="text1"/>
-        </w:rPr>
-        <w:t>behavior</w:t>
-      </w:r>
-      <w:proofErr w:type="spellEnd"/>
-      <w:r>
-        <w:rPr>
-          <w:color w:val="000000" w:themeColor="text1"/>
-        </w:rPr>
-        <w:t xml:space="preserve"> more broadly. As the central bank demonstrates competence and reliability, expectations adjust and credibility strengthens. When policy is inconsistent or poorly explained, credibility weakens. Treating credibility this way tightens the link between today’s decisions and tomorrow’s outcomes and reinforces the idea that credibility must be earned continuously, not assumed.</w:t>
-      </w:r>
-    </w:p>
-    <w:p>
-      <w:pPr>
-        <w:jc w:val="both"/>
-        <w:rPr>
-          <w:color w:val="000000" w:themeColor="text1"/>
-        </w:rPr>
-      </w:pPr>
-      <w:r>
-        <w:rPr>
-          <w:color w:val="000000" w:themeColor="text1"/>
-        </w:rPr>
-        <w:t xml:space="preserve">To support this way of thinking, FPAS Mark II does not rely on a single model. It uses a suite of complementary models, each serving a specific purpose. The ENDOCRED model is at the </w:t>
-      </w:r>
-      <w:proofErr w:type="spellStart"/>
-      <w:r>
-        <w:rPr>
-          <w:color w:val="000000" w:themeColor="text1"/>
-        </w:rPr>
-        <w:t>center</w:t>
-      </w:r>
-      <w:proofErr w:type="spellEnd"/>
-      <w:r>
-        <w:rPr>
-          <w:color w:val="000000" w:themeColor="text1"/>
-        </w:rPr>
-        <w:t>. It builds on the traditional QPM but endogenizes credibility, introduces a convex Phillips curve, and extends the IS curve to include a long-term effective interest rate derived from the yield curve and a time-varying term premium. It uses a loss-function-based policy design instead of a simple Taylor rule, and it explicitly links dollarization to credibility, so that as credibility improves, dollarization declines and the effectiveness of domestic monetary policy increases.</w:t>
-      </w:r>
-    </w:p>
-    <w:p>
-      <w:pPr>
-        <w:jc w:val="both"/>
-        <w:rPr>
-          <w:color w:val="000000" w:themeColor="text1"/>
-        </w:rPr>
-      </w:pPr>
-      <w:r>
-        <w:rPr>
-          <w:color w:val="000000" w:themeColor="text1"/>
-        </w:rPr>
-        <w:t xml:space="preserve">Alongside ENDOCRED, the CBA uses other models that play distinct roles. MPNOD helps estimate latent variables such as the output gap and neutral interest rate by linking unobservable concepts to observed data. A financial-cycle model-FCMOD-focuses on credit, leverage, and systemic vulnerabilities. The linear QPM is retained as a complementary tool for filtering history and extracting consistent estimates of </w:t>
-      </w:r>
-      <w:proofErr w:type="spellStart"/>
-      <w:r>
-        <w:rPr>
-          <w:color w:val="000000" w:themeColor="text1"/>
-        </w:rPr>
-        <w:t>unobservables</w:t>
-      </w:r>
-      <w:proofErr w:type="spellEnd"/>
-      <w:r>
-        <w:rPr>
-          <w:color w:val="000000" w:themeColor="text1"/>
-        </w:rPr>
-        <w:t>, especially useful for historical decompositions and pedagogical comparison. A monthly projection model helps think about near-term scenarios using higher-frequency data. DSGE-type models, such as GIMF-style structures, are used for medium-term policy questions where fiscal and monetary interactions are central. And the Global Projection Model provides a structured representation of Armenia’s main external partners—the United States, the euro area, and Russia—as well as key commodities like oil, copper, and food, all of which are crucial for a small open economy like Armenia.</w:t>
-      </w:r>
-    </w:p>
-    <w:p>
-      <w:pPr>
-        <w:jc w:val="both"/>
-        <w:rPr>
-          <w:color w:val="000000" w:themeColor="text1"/>
-        </w:rPr>
-      </w:pPr>
-      <w:r>
-        <w:rPr>
-          <w:color w:val="000000" w:themeColor="text1"/>
-        </w:rPr>
-        <w:t xml:space="preserve">Using a model suite spreads analytical risk. No model is treated as the “truth.” Instead, each model provides a different </w:t>
-      </w:r>
-      <w:proofErr w:type="gramStart"/>
-      <w:r>
-        <w:rPr>
-          <w:color w:val="000000" w:themeColor="text1"/>
-        </w:rPr>
-        <w:t>lens, and</w:t>
-      </w:r>
-      <w:proofErr w:type="gramEnd"/>
-      <w:r>
-        <w:rPr>
-          <w:color w:val="000000" w:themeColor="text1"/>
-        </w:rPr>
-        <w:t xml:space="preserve"> enhances policy discussions.</w:t>
+        <w:t>Credibility itself is treated as an endogenous variable. In FPAS Mark II, credibility is modeled as a stock that evolves over time with the central bank’s actions. It depends on the ability to achieve the inflation target, on the consistency of decisions, on the quality of communication, and on institutional behavior more broadly. As the central bank demonstrates competence and reliability, expectations adjust and credibility strengthens. When policy is inconsistent or poorly explained, credibility weakens. Treating credibility this way tightens the link between today’s decisions and tomorrow’s outcomes and reinforces the idea that credibility must be earned continuously, not assumed.</w:t>
+      </w:r>
+    </w:p>
+    <w:p>
+      <w:pPr>
+        <w:jc w:val="both"/>
+        <w:rPr>
+          <w:color w:val="000000" w:themeColor="text1"/>
+        </w:rPr>
+      </w:pPr>
+      <w:r>
+        <w:rPr>
+          <w:color w:val="000000" w:themeColor="text1"/>
+        </w:rPr>
+        <w:t>To support this way of thinking, FPAS Mark II does not rely on a single model. It uses a suite of complementary models, each serving a specific purpose. The ENDOCRED model is at the center. It builds on the traditional QPM but endogenizes credibility, introduces a convex Phillips curve, and extends the IS curve to include a long-term effective interest rate derived from the yield curve and a time-varying term premium. It uses a loss-function-based policy design instead of a simple Taylor rule, and it explicitly links dollarization to credibility, so that as credibility improves, dollarization declines and the effectiveness of domestic monetary policy increases.</w:t>
+      </w:r>
+    </w:p>
+    <w:p>
+      <w:pPr>
+        <w:jc w:val="both"/>
+        <w:rPr>
+          <w:color w:val="000000" w:themeColor="text1"/>
+        </w:rPr>
+      </w:pPr>
+      <w:r>
+        <w:rPr>
+          <w:color w:val="000000" w:themeColor="text1"/>
+        </w:rPr>
+        <w:t>Alongside ENDOCRED, the CBA uses other models that play distinct roles. MPNOD helps estimate latent variables such as the output gap and neutral interest rate by linking unobservable concepts to observed data. A financial-cycle model-FCMOD-focuses on credit, leverage, and systemic vulnerabilities. The linear QPM is retained as a complementary tool for filtering history and extracting consistent estimates of unobservables, especially useful for historical decompositions and pedagogical comparison. A monthly projection model helps think about near-term scenarios using higher-frequency data. DSGE-type models, such as GIMF-style structures, are used for medium-term policy questions where fiscal and monetary interactions are central. And the Global Projection Model provides a structured representation of Armenia’s main external partners—the United States, the euro area, and Russia—as well as key commodities like oil, copper, and food, all of which are crucial for a small open economy like Armenia.</w:t>
+      </w:r>
+    </w:p>
+    <w:p>
+      <w:pPr>
+        <w:jc w:val="both"/>
+        <w:rPr>
+          <w:color w:val="000000" w:themeColor="text1"/>
+        </w:rPr>
+      </w:pPr>
+      <w:r>
+        <w:rPr>
+          <w:color w:val="000000" w:themeColor="text1"/>
+        </w:rPr>
+        <w:t>Using a model suite spreads analytical risk. No model is treated as the “truth.” Instead, each model provides a different lens, and enhances policy discussions.</w:t>
       </w:r>
     </w:p>
     <w:p>
@@ -26268,21 +24560,7 @@
           <w:color w:val="000000" w:themeColor="text1"/>
         </w:rPr>
         <w:lastRenderedPageBreak/>
-        <w:t>data warehouse and transform raw series into meaningful indicators across key areas—</w:t>
-      </w:r>
-      <w:proofErr w:type="spellStart"/>
-      <w:r>
-        <w:rPr>
-          <w:color w:val="000000" w:themeColor="text1"/>
-        </w:rPr>
-        <w:t>labor</w:t>
-      </w:r>
-      <w:proofErr w:type="spellEnd"/>
-      <w:r>
-        <w:rPr>
-          <w:color w:val="000000" w:themeColor="text1"/>
-        </w:rPr>
-        <w:t xml:space="preserve"> markets, inflation, external conditions, sectoral growth, and the breakdown of GDP into expenditure and production components.</w:t>
+        <w:t>data warehouse and transform raw series into meaningful indicators across key areas—labor markets, inflation, external conditions, sectoral growth, and the breakdown of GDP into expenditure and production components.</w:t>
       </w:r>
     </w:p>
     <w:p>
@@ -26320,47 +24598,25 @@
           <w:color w:val="000000" w:themeColor="text1"/>
         </w:rPr>
       </w:pPr>
-      <w:proofErr w:type="gramStart"/>
-      <w:r>
-        <w:rPr>
-          <w:color w:val="000000" w:themeColor="text1"/>
-        </w:rPr>
-        <w:t>All of</w:t>
-      </w:r>
-      <w:proofErr w:type="gramEnd"/>
-      <w:r>
-        <w:rPr>
-          <w:color w:val="000000" w:themeColor="text1"/>
-        </w:rPr>
-        <w:t xml:space="preserve"> this feeds into a broader principle: FPAS Mark II is not about replacing judgment with models; it is about structuring judgment. Judgment appears in the design of scenarios, in the mapping of risks, in the interpretation of model outputs, and in the assessment of credibility. Staff are expected to explain how and why their judgment modifies model projections, making the reasoning behind recommendations transparent. The Board, in turn, uses this structured analysis to apply least-regrets thinking when it votes on policy.</w:t>
-      </w:r>
-    </w:p>
-    <w:p>
-      <w:pPr>
-        <w:jc w:val="both"/>
-        <w:rPr>
-          <w:color w:val="000000" w:themeColor="text1"/>
-        </w:rPr>
-      </w:pPr>
-      <w:r>
-        <w:rPr>
-          <w:color w:val="000000" w:themeColor="text1"/>
-        </w:rPr>
-        <w:t xml:space="preserve">For a small open economy like Armenia, exposed to external shocks, commodity price swings, and geopolitical developments, this approach is especially important. FPAS Mark II equips policymakers to </w:t>
-      </w:r>
-      <w:proofErr w:type="spellStart"/>
-      <w:r>
-        <w:rPr>
-          <w:color w:val="000000" w:themeColor="text1"/>
-        </w:rPr>
-        <w:t>analyze</w:t>
-      </w:r>
-      <w:proofErr w:type="spellEnd"/>
-      <w:r>
-        <w:rPr>
-          <w:color w:val="000000" w:themeColor="text1"/>
-        </w:rPr>
-        <w:t xml:space="preserve"> nonlinearities, asymmetries, and risk distributions </w:t>
+      <w:r>
+        <w:rPr>
+          <w:color w:val="000000" w:themeColor="text1"/>
+        </w:rPr>
+        <w:t>All of this feeds into a broader principle: FPAS Mark II is not about replacing judgment with models; it is about structuring judgment. Judgment appears in the design of scenarios, in the mapping of risks, in the interpretation of model outputs, and in the assessment of credibility. Staff are expected to explain how and why their judgment modifies model projections, making the reasoning behind recommendations transparent. The Board, in turn, uses this structured analysis to apply least-regrets thinking when it votes on policy.</w:t>
+      </w:r>
+    </w:p>
+    <w:p>
+      <w:pPr>
+        <w:jc w:val="both"/>
+        <w:rPr>
+          <w:color w:val="000000" w:themeColor="text1"/>
+        </w:rPr>
+      </w:pPr>
+      <w:r>
+        <w:rPr>
+          <w:color w:val="000000" w:themeColor="text1"/>
+        </w:rPr>
+        <w:t xml:space="preserve">For a small open economy like Armenia, exposed to external shocks, commodity price swings, and geopolitical developments, this approach is especially important. FPAS Mark II equips policymakers to analyze nonlinearities, asymmetries, and risk distributions </w:t>
       </w:r>
       <w:r>
         <w:rPr>
@@ -26675,27 +24931,13 @@
         <w:rPr>
           <w:color w:val="000000" w:themeColor="text1"/>
         </w:rPr>
-        <w:t xml:space="preserve"> data, scenario </w:t>
-      </w:r>
-      <w:proofErr w:type="gramStart"/>
-      <w:r>
-        <w:rPr>
-          <w:color w:val="000000" w:themeColor="text1"/>
-        </w:rPr>
-        <w:t xml:space="preserve">analysis, </w:t>
-      </w:r>
-      <w:r>
-        <w:rPr>
-          <w:color w:val="000000" w:themeColor="text1"/>
-        </w:rPr>
-        <w:t xml:space="preserve"> modelling</w:t>
-      </w:r>
-      <w:proofErr w:type="gramEnd"/>
-      <w:r>
-        <w:rPr>
-          <w:color w:val="000000" w:themeColor="text1"/>
-        </w:rPr>
-        <w:t xml:space="preserve"> </w:t>
+        <w:t xml:space="preserve"> data, scenario analysis, </w:t>
+      </w:r>
+      <w:r>
+        <w:rPr>
+          <w:color w:val="000000" w:themeColor="text1"/>
+        </w:rPr>
+        <w:t xml:space="preserve"> modelling </w:t>
       </w:r>
       <w:r>
         <w:rPr>
@@ -26703,19 +24945,11 @@
         </w:rPr>
         <w:t>tools</w:t>
       </w:r>
-      <w:proofErr w:type="gramStart"/>
-      <w:r>
-        <w:rPr>
-          <w:color w:val="000000" w:themeColor="text1"/>
-        </w:rPr>
-        <w:t>, ,</w:t>
-      </w:r>
-      <w:proofErr w:type="gramEnd"/>
-      <w:r>
-        <w:rPr>
-          <w:color w:val="000000" w:themeColor="text1"/>
-        </w:rPr>
-        <w:t xml:space="preserve"> and judgment</w:t>
+      <w:r>
+        <w:rPr>
+          <w:color w:val="000000" w:themeColor="text1"/>
+        </w:rPr>
+        <w:t>, , and judgment</w:t>
       </w:r>
       <w:r>
         <w:rPr>
@@ -27026,21 +25260,7 @@
         <w:rPr>
           <w:color w:val="000000" w:themeColor="text1"/>
         </w:rPr>
-        <w:t xml:space="preserve">In each round, the Team Lead of the leading team assumes, on a rotating basis, the role of Production (Policy Round) Coordinator. The </w:t>
-      </w:r>
-      <w:proofErr w:type="gramStart"/>
-      <w:r>
-        <w:rPr>
-          <w:color w:val="000000" w:themeColor="text1"/>
-        </w:rPr>
-        <w:t>Coordinator</w:t>
-      </w:r>
-      <w:proofErr w:type="gramEnd"/>
-      <w:r>
-        <w:rPr>
-          <w:color w:val="000000" w:themeColor="text1"/>
-        </w:rPr>
-        <w:t xml:space="preserve"> acts as the intellectual lead for that round, guiding the daily work of the team, shaping the scenario narratives, and presenting the main content to the Board. Throughout the round, the Production Coordinator works closely with, and is supported by, the Head of the MPD.</w:t>
+        <w:t>In each round, the Team Lead of the leading team assumes, on a rotating basis, the role of Production (Policy Round) Coordinator. The Coordinator acts as the intellectual lead for that round, guiding the daily work of the team, shaping the scenario narratives, and presenting the main content to the Board. Throughout the round, the Production Coordinator works closely with, and is supported by, the Head of the MPD.</w:t>
       </w:r>
     </w:p>
     <w:p>
@@ -27103,49 +25323,21 @@
         <w:rPr>
           <w:color w:val="000000" w:themeColor="text1"/>
         </w:rPr>
-        <w:t xml:space="preserve">Over the course of a calendar year, each of the four MPD teams </w:t>
-      </w:r>
-      <w:proofErr w:type="gramStart"/>
-      <w:r>
-        <w:rPr>
-          <w:color w:val="000000" w:themeColor="text1"/>
-        </w:rPr>
-        <w:t>has the opportunity to</w:t>
-      </w:r>
-      <w:proofErr w:type="gramEnd"/>
-      <w:r>
-        <w:rPr>
-          <w:color w:val="000000" w:themeColor="text1"/>
-        </w:rPr>
-        <w:t xml:space="preserve"> lead one policy round, serve as the supporting team in another, and devote the remaining two quarters to research and development. This rotation reinforces the sustainability of the process and supports higher productivity, efficiency, collaboration, and motivation across the department.</w:t>
-      </w:r>
-    </w:p>
-    <w:p>
-      <w:pPr>
-        <w:jc w:val="both"/>
-        <w:rPr>
-          <w:color w:val="000000" w:themeColor="text1"/>
-        </w:rPr>
-      </w:pPr>
-      <w:r>
-        <w:rPr>
-          <w:color w:val="000000" w:themeColor="text1"/>
-        </w:rPr>
-        <w:t xml:space="preserve">During any given policymaking round, the remaining two MPD teams are less directly involved in day-to-day operations. They provide targeted support when needed, but their </w:t>
-      </w:r>
-      <w:proofErr w:type="gramStart"/>
-      <w:r>
-        <w:rPr>
-          <w:color w:val="000000" w:themeColor="text1"/>
-        </w:rPr>
-        <w:t>main focus</w:t>
-      </w:r>
-      <w:proofErr w:type="gramEnd"/>
-      <w:r>
-        <w:rPr>
-          <w:color w:val="000000" w:themeColor="text1"/>
-        </w:rPr>
-        <w:t xml:space="preserve"> is “preparing for the future.” This includes </w:t>
+        <w:t>Over the course of a calendar year, each of the four MPD teams has the opportunity to lead one policy round, serve as the supporting team in another, and devote the remaining two quarters to research and development. This rotation reinforces the sustainability of the process and supports higher productivity, efficiency, collaboration, and motivation across the department.</w:t>
+      </w:r>
+    </w:p>
+    <w:p>
+      <w:pPr>
+        <w:jc w:val="both"/>
+        <w:rPr>
+          <w:color w:val="000000" w:themeColor="text1"/>
+        </w:rPr>
+      </w:pPr>
+      <w:r>
+        <w:rPr>
+          <w:color w:val="000000" w:themeColor="text1"/>
+        </w:rPr>
+        <w:t xml:space="preserve">During any given policymaking round, the remaining two MPD teams are less directly involved in day-to-day operations. They provide targeted support when needed, but their main focus is “preparing for the future.” This includes </w:t>
       </w:r>
       <w:r>
         <w:rPr>
@@ -27541,27 +25733,7 @@
           <w14:ligatures w14:val="none"/>
         </w:rPr>
         <w:lastRenderedPageBreak/>
-        <w:t xml:space="preserve">to support rapid development. Instead, staff are encouraged to exchange feedback consistently—during weekly monitoring meetings, after presentations, and in informal conversations. Feedback is meant to be constructive, specific, and timely, helping staff recognize strengths and address weaknesses as they arise. This process depends strongly on mutual respect; giving thoughtful feedback is treated as a </w:t>
-      </w:r>
-      <w:proofErr w:type="gramStart"/>
-      <w:r>
-        <w:rPr>
-          <w:rFonts w:eastAsia="Times New Roman" w:cs="Times New Roman"/>
-          <w:color w:val="000000" w:themeColor="text1"/>
-          <w:kern w:val="0"/>
-          <w14:ligatures w14:val="none"/>
-        </w:rPr>
-        <w:t>responsibility, and</w:t>
-      </w:r>
-      <w:proofErr w:type="gramEnd"/>
-      <w:r>
-        <w:rPr>
-          <w:rFonts w:eastAsia="Times New Roman" w:cs="Times New Roman"/>
-          <w:color w:val="000000" w:themeColor="text1"/>
-          <w:kern w:val="0"/>
-          <w14:ligatures w14:val="none"/>
-        </w:rPr>
-        <w:t xml:space="preserve"> receiving it with openness is an expectation.</w:t>
+        <w:t>to support rapid development. Instead, staff are encouraged to exchange feedback consistently—during weekly monitoring meetings, after presentations, and in informal conversations. Feedback is meant to be constructive, specific, and timely, helping staff recognize strengths and address weaknesses as they arise. This process depends strongly on mutual respect; giving thoughtful feedback is treated as a responsibility, and receiving it with openness is an expectation.</w:t>
       </w:r>
     </w:p>
     <w:p>
@@ -27742,21 +25914,7 @@
         <w:rPr>
           <w:color w:val="000000" w:themeColor="text1"/>
         </w:rPr>
-        <w:t xml:space="preserve">A central responsibility of MPD economists is the construction of medium-term macroeconomic narratives within the New Keynesian framework. This work goes beyond </w:t>
-      </w:r>
-      <w:proofErr w:type="spellStart"/>
-      <w:r>
-        <w:rPr>
-          <w:color w:val="000000" w:themeColor="text1"/>
-        </w:rPr>
-        <w:t>modeling</w:t>
-      </w:r>
-      <w:proofErr w:type="spellEnd"/>
-      <w:r>
-        <w:rPr>
-          <w:color w:val="000000" w:themeColor="text1"/>
-        </w:rPr>
-        <w:t xml:space="preserve">: it requires weaving together coherent stories, explaining the economic drivers in each scenario, and assessing their policy </w:t>
+        <w:t xml:space="preserve">A central responsibility of MPD economists is the construction of medium-term macroeconomic narratives within the New Keynesian framework. This work goes beyond modeling: it requires weaving together coherent stories, explaining the economic drivers in each scenario, and assessing their policy </w:t>
       </w:r>
       <w:r>
         <w:rPr>
@@ -27853,21 +26011,7 @@
         <w:rPr>
           <w:color w:val="000000" w:themeColor="text1"/>
         </w:rPr>
-        <w:t xml:space="preserve">A core pillar of FPAS Mark II is a human-capital system designed to produce world-class macroeconomists who can operate confidently in an environment defined by uncertainty, nonlinear dynamics, and continuous learning. The system rests on clear expectations, transparent standards, and a structured progression path. Each economist in the </w:t>
-      </w:r>
-      <w:proofErr w:type="gramStart"/>
-      <w:r>
-        <w:rPr>
-          <w:color w:val="000000" w:themeColor="text1"/>
-        </w:rPr>
-        <w:t>MPD  advances</w:t>
-      </w:r>
-      <w:proofErr w:type="gramEnd"/>
-      <w:r>
-        <w:rPr>
-          <w:color w:val="000000" w:themeColor="text1"/>
-        </w:rPr>
-        <w:t xml:space="preserve"> through a sequence of qualification levels, with each level reflecting a distinct combination of skills: technical expertise, analytical depth, communication ability, policy judgment, and leadership.</w:t>
+        <w:t>A core pillar of FPAS Mark II is a human-capital system designed to produce world-class macroeconomists who can operate confidently in an environment defined by uncertainty, nonlinear dynamics, and continuous learning. The system rests on clear expectations, transparent standards, and a structured progression path. Each economist in the MPD  advances through a sequence of qualification levels, with each level reflecting a distinct combination of skills: technical expertise, analytical depth, communication ability, policy judgment, and leadership.</w:t>
       </w:r>
     </w:p>
     <w:p>
@@ -28026,21 +26170,7 @@
         <w:rPr>
           <w:color w:val="000000" w:themeColor="text1"/>
         </w:rPr>
-        <w:t xml:space="preserve">Level 1 economists move from describing the present to constructing the future. They should be able to motivate, calibrate, and </w:t>
-      </w:r>
-      <w:proofErr w:type="spellStart"/>
-      <w:r>
-        <w:rPr>
-          <w:color w:val="000000" w:themeColor="text1"/>
-        </w:rPr>
-        <w:t>analyze</w:t>
-      </w:r>
-      <w:proofErr w:type="spellEnd"/>
-      <w:r>
-        <w:rPr>
-          <w:color w:val="000000" w:themeColor="text1"/>
-        </w:rPr>
-        <w:t xml:space="preserve"> scenarios, drawing on semi-structural or structural frameworks. Their stories must connect the economics to the policy implications and reflect a solid grasp of monetary and economic policy challenges.</w:t>
+        <w:t>Level 1 economists move from describing the present to constructing the future. They should be able to motivate, calibrate, and analyze scenarios, drawing on semi-structural or structural frameworks. Their stories must connect the economics to the policy implications and reflect a solid grasp of monetary and economic policy challenges.</w:t>
       </w:r>
     </w:p>
     <w:p>
@@ -28259,21 +26389,7 @@
         <w:rPr>
           <w:color w:val="000000" w:themeColor="text1"/>
         </w:rPr>
-        <w:t xml:space="preserve"> should be able to design, simulate, and estimate models and build analytical tools that support the broader framework. They contribute externally—as speakers, </w:t>
-      </w:r>
-      <w:proofErr w:type="spellStart"/>
-      <w:r>
-        <w:rPr>
-          <w:color w:val="000000" w:themeColor="text1"/>
-        </w:rPr>
-        <w:t>panelists</w:t>
-      </w:r>
-      <w:proofErr w:type="spellEnd"/>
-      <w:r>
-        <w:rPr>
-          <w:color w:val="000000" w:themeColor="text1"/>
-        </w:rPr>
-        <w:t>, or interviewees—and internally by mentoring junior staff and preparing training materials.</w:t>
+        <w:t xml:space="preserve"> should be able to design, simulate, and estimate models and build analytical tools that support the broader framework. They contribute externally—as speakers, panelists, or interviewees—and internally by mentoring junior staff and preparing training materials.</w:t>
       </w:r>
     </w:p>
     <w:p>
@@ -28594,21 +26710,7 @@
         <w:rPr>
           <w:color w:val="000000" w:themeColor="text1"/>
         </w:rPr>
-        <w:t xml:space="preserve">Dincer, N., &amp; </w:t>
-      </w:r>
-      <w:proofErr w:type="spellStart"/>
-      <w:r>
-        <w:rPr>
-          <w:color w:val="000000" w:themeColor="text1"/>
-        </w:rPr>
-        <w:t>Eichengreen</w:t>
-      </w:r>
-      <w:proofErr w:type="spellEnd"/>
-      <w:r>
-        <w:rPr>
-          <w:color w:val="000000" w:themeColor="text1"/>
-        </w:rPr>
-        <w:t>, B. (2014). “Central Bank Transparency and Independence: Updates and New Measures.” </w:t>
+        <w:t>Dincer, N., &amp; Eichengreen, B. (2014). “Central Bank Transparency and Independence: Updates and New Measures.” </w:t>
       </w:r>
     </w:p>
     <w:p>
@@ -28647,21 +26749,7 @@
         <w:rPr>
           <w:color w:val="000000" w:themeColor="text1"/>
         </w:rPr>
-        <w:t xml:space="preserve">Laxton, D., Avetisyan, H. and Avagyan, </w:t>
-      </w:r>
-      <w:proofErr w:type="gramStart"/>
-      <w:r>
-        <w:rPr>
-          <w:color w:val="000000" w:themeColor="text1"/>
-        </w:rPr>
-        <w:t>V..</w:t>
-      </w:r>
-      <w:proofErr w:type="gramEnd"/>
-      <w:r>
-        <w:rPr>
-          <w:color w:val="000000" w:themeColor="text1"/>
-        </w:rPr>
-        <w:t xml:space="preserve"> December 2025.</w:t>
+        <w:t>Laxton, D., Avetisyan, H. and Avagyan, V.. December 2025.</w:t>
       </w:r>
       <w:r>
         <w:rPr>
@@ -28919,21 +27007,7 @@
         <w:rPr>
           <w:color w:val="000000" w:themeColor="text1"/>
         </w:rPr>
-        <w:t xml:space="preserve">Within each round, there are also clearly defined leadership roles. The team lead of the leading team becomes the Production, or Policy Round, Coordinator. This person acts as the intellectual anchor of the round, guiding the daily work, shaping the scenario narratives, and presenting the main content to the Board. The </w:t>
-      </w:r>
-      <w:proofErr w:type="gramStart"/>
-      <w:r>
-        <w:rPr>
-          <w:color w:val="000000" w:themeColor="text1"/>
-        </w:rPr>
-        <w:t>Coordinator</w:t>
-      </w:r>
-      <w:proofErr w:type="gramEnd"/>
-      <w:r>
-        <w:rPr>
-          <w:color w:val="000000" w:themeColor="text1"/>
-        </w:rPr>
-        <w:t xml:space="preserve"> works closely with the Head of the Monetary Policy Department throughout the process.</w:t>
+        <w:t>Within each round, there are also clearly defined leadership roles. The team lead of the leading team becomes the Production, or Policy Round, Coordinator. This person acts as the intellectual anchor of the round, guiding the daily work, shaping the scenario narratives, and presenting the main content to the Board. The Coordinator works closely with the Head of the Monetary Policy Department throughout the process.</w:t>
       </w:r>
     </w:p>
     <w:p>
@@ -28968,21 +27042,7 @@
         <w:rPr>
           <w:color w:val="000000" w:themeColor="text1"/>
         </w:rPr>
-        <w:t xml:space="preserve">Once the Case A and Case B scenarios are finalized, the policy decision is taken, and the Monetary Policy Report is published, the round formally ends. Attention then shifts to the next cycle. The team that served as back-up now becomes the lead team and takes over responsibility for weekly monitoring meetings and preparation for the next Kick-Off. The two remaining teams, who are not directly involved in day-to-day policy work, focus mainly on the future: they work on research projects, improve the analytical toolkit, </w:t>
-      </w:r>
-      <w:proofErr w:type="spellStart"/>
-      <w:r>
-        <w:rPr>
-          <w:color w:val="000000" w:themeColor="text1"/>
-        </w:rPr>
-        <w:t>analyze</w:t>
-      </w:r>
-      <w:proofErr w:type="spellEnd"/>
-      <w:r>
-        <w:rPr>
-          <w:color w:val="000000" w:themeColor="text1"/>
-        </w:rPr>
-        <w:t xml:space="preserve"> structural themes, and invest in their own professional development. Often, their work feeds into special boxes or background studies that appear in upcoming reports. Because more than half of the year is devoted to this kind of research and development, the department creates space for deeper skill-building and innovation, rather than treating learning as an afterthought.</w:t>
+        <w:t>Once the Case A and Case B scenarios are finalized, the policy decision is taken, and the Monetary Policy Report is published, the round formally ends. Attention then shifts to the next cycle. The team that served as back-up now becomes the lead team and takes over responsibility for weekly monitoring meetings and preparation for the next Kick-Off. The two remaining teams, who are not directly involved in day-to-day policy work, focus mainly on the future: they work on research projects, improve the analytical toolkit, analyze structural themes, and invest in their own professional development. Often, their work feeds into special boxes or background studies that appear in upcoming reports. Because more than half of the year is devoted to this kind of research and development, the department creates space for deeper skill-building and innovation, rather than treating learning as an afterthought.</w:t>
       </w:r>
     </w:p>
     <w:p>
@@ -29024,21 +27084,7 @@
         <w:rPr>
           <w:color w:val="000000" w:themeColor="text1"/>
         </w:rPr>
-        <w:t xml:space="preserve">Another defining feature of the Dynamic Learning Environment is that hierarchy is kept deliberately light on the analytical side. Expertise is widely distributed, and everyone, from junior economists to senior staff, is expected to contribute. Learning happens horizontally as much as it does vertically. This helps avoid two common problems: staff waiting passively for the institution to “teach them everything,” and institutions </w:t>
-      </w:r>
-      <w:proofErr w:type="gramStart"/>
-      <w:r>
-        <w:rPr>
-          <w:color w:val="000000" w:themeColor="text1"/>
-        </w:rPr>
-        <w:t>assuming that</w:t>
-      </w:r>
-      <w:proofErr w:type="gramEnd"/>
-      <w:r>
-        <w:rPr>
-          <w:color w:val="000000" w:themeColor="text1"/>
-        </w:rPr>
-        <w:t xml:space="preserve"> staff already possess all the necessary fundamentals. The DLE is designed to close both gaps.</w:t>
+        <w:t>Another defining feature of the Dynamic Learning Environment is that hierarchy is kept deliberately light on the analytical side. Expertise is widely distributed, and everyone, from junior economists to senior staff, is expected to contribute. Learning happens horizontally as much as it does vertically. This helps avoid two common problems: staff waiting passively for the institution to “teach them everything,” and institutions assuming that staff already possess all the necessary fundamentals. The DLE is designed to close both gaps.</w:t>
       </w:r>
     </w:p>
     <w:p>
@@ -29081,21 +27127,7 @@
         <w:rPr>
           <w:color w:val="000000" w:themeColor="text1"/>
         </w:rPr>
-        <w:t xml:space="preserve">Feedback is not limited to annual performance reviews. It is part of everyday life. After presentations, during weekly meetings, and in informal conversations, staff are encouraged to give and receive feedback in a way that is timely, specific, and constructive. This culture of open feedback helps people recognize their strengths and address weaknesses before they become entrenched. It also relies on mutual respect: giving thoughtful feedback is seen as a professional </w:t>
-      </w:r>
-      <w:proofErr w:type="gramStart"/>
-      <w:r>
-        <w:rPr>
-          <w:color w:val="000000" w:themeColor="text1"/>
-        </w:rPr>
-        <w:t>responsibility, and</w:t>
-      </w:r>
-      <w:proofErr w:type="gramEnd"/>
-      <w:r>
-        <w:rPr>
-          <w:color w:val="000000" w:themeColor="text1"/>
-        </w:rPr>
-        <w:t xml:space="preserve"> receiving it with openness is an expectation.</w:t>
+        <w:t>Feedback is not limited to annual performance reviews. It is part of everyday life. After presentations, during weekly meetings, and in informal conversations, staff are encouraged to give and receive feedback in a way that is timely, specific, and constructive. This culture of open feedback helps people recognize their strengths and address weaknesses before they become entrenched. It also relies on mutual respect: giving thoughtful feedback is seen as a professional responsibility, and receiving it with openness is an expectation.</w:t>
       </w:r>
     </w:p>
     <w:p>
@@ -29431,41 +27463,13 @@
         <w:rPr>
           <w:color w:val="000000" w:themeColor="text1"/>
         </w:rPr>
-        <w:t xml:space="preserve">learn, develop, how are </w:t>
-      </w:r>
-      <w:proofErr w:type="spellStart"/>
-      <w:r>
-        <w:rPr>
-          <w:color w:val="000000" w:themeColor="text1"/>
-        </w:rPr>
-        <w:t>they</w:t>
-      </w:r>
-      <w:r>
-        <w:rPr>
-          <w:color w:val="000000" w:themeColor="text1"/>
-        </w:rPr>
-        <w:t>e</w:t>
-      </w:r>
-      <w:proofErr w:type="spellEnd"/>
-      <w:r>
-        <w:rPr>
-          <w:color w:val="000000" w:themeColor="text1"/>
-        </w:rPr>
-        <w:t xml:space="preserve"> organized, and how performance is cultivated. A modern forecasting and policy system must be supported by an organizational structure that uses scarce human capital efficiently, distributes workload fairly, and creates continuous opportunities for learning and development. In this sense, FPAS Mark II </w:t>
-      </w:r>
-      <w:proofErr w:type="spellStart"/>
-      <w:r>
-        <w:rPr>
-          <w:color w:val="000000" w:themeColor="text1"/>
-        </w:rPr>
-        <w:t>treats</w:t>
-      </w:r>
-      <w:proofErr w:type="spellEnd"/>
-      <w:r>
-        <w:rPr>
-          <w:color w:val="000000" w:themeColor="text1"/>
-        </w:rPr>
-        <w:t xml:space="preserve"> organization and performance management as essential components of the prudent risk-management framework.</w:t>
+        <w:t>learn, develop, how are they</w:t>
+      </w:r>
+      <w:r>
+        <w:rPr>
+          <w:color w:val="000000" w:themeColor="text1"/>
+        </w:rPr>
+        <w:t>e organized, and how performance is cultivated. A modern forecasting and policy system must be supported by an organizational structure that uses scarce human capital efficiently, distributes workload fairly, and creates continuous opportunities for learning and development. In this sense, FPAS Mark II treats organization and performance management as essential components of the prudent risk-management framework.</w:t>
       </w:r>
     </w:p>
     <w:p>
@@ -29513,23 +27517,13 @@
         </w:rPr>
         <w:t xml:space="preserve">The </w:t>
       </w:r>
-      <w:proofErr w:type="spellStart"/>
-      <w:r>
-        <w:rPr>
-          <w:b/>
-          <w:bCs/>
-          <w:color w:val="000000" w:themeColor="text1"/>
-        </w:rPr>
-        <w:t>The</w:t>
-      </w:r>
-      <w:proofErr w:type="spellEnd"/>
-      <w:r>
-        <w:rPr>
-          <w:b/>
-          <w:bCs/>
-          <w:color w:val="000000" w:themeColor="text1"/>
-        </w:rPr>
-        <w:t xml:space="preserve"> Chief Economist </w:t>
+      <w:r>
+        <w:rPr>
+          <w:b/>
+          <w:bCs/>
+          <w:color w:val="000000" w:themeColor="text1"/>
+        </w:rPr>
+        <w:t xml:space="preserve">The Chief Economist </w:t>
       </w:r>
       <w:r>
         <w:rPr>
@@ -29640,21 +27634,7 @@
         <w:rPr>
           <w:color w:val="000000" w:themeColor="text1"/>
         </w:rPr>
-        <w:t xml:space="preserve"> (chosen on a rotating basis) acts as the round’s analytical anchor. The </w:t>
-      </w:r>
-      <w:proofErr w:type="gramStart"/>
-      <w:r>
-        <w:rPr>
-          <w:color w:val="000000" w:themeColor="text1"/>
-        </w:rPr>
-        <w:t>Coordinator</w:t>
-      </w:r>
-      <w:proofErr w:type="gramEnd"/>
-      <w:r>
-        <w:rPr>
-          <w:color w:val="000000" w:themeColor="text1"/>
-        </w:rPr>
-        <w:t xml:space="preserve"> guides daily work, sets priorities, runs production meetings, and is responsible for the narrative and technical quality of the scenarios that will eventually appear in the Monetary Policy Report.</w:t>
+        <w:t xml:space="preserve"> (chosen on a rotating basis) acts as the round’s analytical anchor. The Coordinator guides daily work, sets priorities, runs production meetings, and is responsible for the narrative and technical quality of the scenarios that will eventually appear in the Monetary Policy Report.</w:t>
       </w:r>
     </w:p>
     <w:p>
@@ -29954,21 +27934,7 @@
         <w:rPr>
           <w:color w:val="000000" w:themeColor="text1"/>
         </w:rPr>
-        <w:t xml:space="preserve">Laxton, D., Avetisyan, H. and Avagyan, </w:t>
-      </w:r>
-      <w:proofErr w:type="gramStart"/>
-      <w:r>
-        <w:rPr>
-          <w:color w:val="000000" w:themeColor="text1"/>
-        </w:rPr>
-        <w:t>V..</w:t>
-      </w:r>
-      <w:proofErr w:type="gramEnd"/>
-      <w:r>
-        <w:rPr>
-          <w:color w:val="000000" w:themeColor="text1"/>
-        </w:rPr>
-        <w:t xml:space="preserve"> December 2025.</w:t>
+        <w:t>Laxton, D., Avetisyan, H. and Avagyan, V.. December 2025.</w:t>
       </w:r>
       <w:r>
         <w:rPr>
@@ -30119,14 +28085,6 @@
           <w:color w:val="000000" w:themeColor="text1"/>
         </w:rPr>
       </w:pPr>
-    </w:p>
-    <w:p>
-      <w:pPr>
-        <w:jc w:val="both"/>
-        <w:rPr>
-          <w:color w:val="000000" w:themeColor="text1"/>
-        </w:rPr>
-      </w:pPr>
       <w:r>
         <w:rPr>
           <w:color w:val="000000" w:themeColor="text1"/>
@@ -30195,42 +28153,28 @@
         <w:rPr>
           <w:color w:val="000000" w:themeColor="text1"/>
         </w:rPr>
-        <w:t xml:space="preserve">At the </w:t>
-      </w:r>
-      <w:proofErr w:type="spellStart"/>
-      <w:r>
-        <w:rPr>
-          <w:color w:val="000000" w:themeColor="text1"/>
-        </w:rPr>
-        <w:t>center</w:t>
-      </w:r>
-      <w:proofErr w:type="spellEnd"/>
-      <w:r>
-        <w:rPr>
-          <w:color w:val="000000" w:themeColor="text1"/>
-        </w:rPr>
-        <w:t xml:space="preserve"> of the FPAS Mark II process are the projection teams. Two of the four MPD teams participate in each policymaking round. One team leads the work, preparing scenarios, writing narratives, and carrying the main analytical responsibility. The second team provides tactical support—running checks, validating inputs, and producing additional analysis where needed. During the round, the Team Lead from the leading team serves as the Production Coordinator, guiding day-to-day work and steering the narrative and technical direction of the round.</w:t>
-      </w:r>
-    </w:p>
-    <w:p>
-      <w:pPr>
-        <w:jc w:val="both"/>
-        <w:rPr>
-          <w:color w:val="000000" w:themeColor="text1"/>
-        </w:rPr>
-      </w:pPr>
-      <w:r>
-        <w:rPr>
-          <w:color w:val="000000" w:themeColor="text1"/>
-        </w:rPr>
-        <w:t xml:space="preserve">In the early stages of the cycle, two experienced economists from the lead team take on the role of Board Coordinators. Their job is to work closely with Board members to translate their concerns and risks into the Initial Macroeconomic Risk Assessments—the </w:t>
+        <w:t>At the center of the FPAS Mark II process are the projection teams. Two of the four MPD teams participate in each policymaking round. One team leads the work, preparing scenarios, writing narratives, and carrying the main analytical responsibility. The second team provides tactical support—running checks, validating inputs, and producing additional analysis where needed. During the round, the Team Lead from the leading team serves as the Production Coordinator, guiding day-to-day work and steering the narrative and technical direction of the round.</w:t>
+      </w:r>
+    </w:p>
+    <w:p>
+      <w:pPr>
+        <w:jc w:val="both"/>
+        <w:rPr>
+          <w:color w:val="000000" w:themeColor="text1"/>
+        </w:rPr>
+      </w:pPr>
+      <w:r>
+        <w:rPr>
+          <w:color w:val="000000" w:themeColor="text1"/>
+        </w:rPr>
+        <w:t xml:space="preserve">In the early stages of the cycle, two experienced economists from the lead team take on the role of Board Coordinators. Their job is to work closely with Board members to translate their concerns and risks into the Initial Macroeconomic Risk Assessments—the one-page narratives that form the basis of the scenario taxonomy. These coordinators </w:t>
       </w:r>
       <w:r>
         <w:rPr>
           <w:color w:val="000000" w:themeColor="text1"/>
         </w:rPr>
         <w:lastRenderedPageBreak/>
-        <w:t>one-page narratives that form the basis of the scenario taxonomy. These coordinators help structure ideas, ensure consistency with the 3R principle, and provide analytical support throughout the drafting process.</w:t>
+        <w:t>help structure ideas, ensure consistency with the 3R principle, and provide analytical support throughout the drafting process.</w:t>
       </w:r>
     </w:p>
     <w:p>
@@ -30831,21 +28775,7 @@
         <w:rPr>
           <w:color w:val="000000" w:themeColor="text1"/>
         </w:rPr>
-        <w:t xml:space="preserve">Uncertainty requires flexibility. By openly discussing risks and providing a structured view of how policy would adjust if certain developments </w:t>
-      </w:r>
-      <w:proofErr w:type="gramStart"/>
-      <w:r>
-        <w:rPr>
-          <w:color w:val="000000" w:themeColor="text1"/>
-        </w:rPr>
-        <w:t>occur</w:t>
-      </w:r>
-      <w:proofErr w:type="gramEnd"/>
-      <w:r>
-        <w:rPr>
-          <w:color w:val="000000" w:themeColor="text1"/>
-        </w:rPr>
-        <w:t xml:space="preserve">, the central bank preserves its ability to act decisively without contradicting previous messages. Communication that </w:t>
+        <w:t xml:space="preserve">Uncertainty requires flexibility. By openly discussing risks and providing a structured view of how policy would adjust if certain developments occur, the central bank preserves its ability to act decisively without contradicting previous messages. Communication that </w:t>
       </w:r>
       <w:r>
         <w:rPr>
@@ -31270,21 +29200,7 @@
           <w:color w:val="000000" w:themeColor="text1"/>
         </w:rPr>
         <w:lastRenderedPageBreak/>
-        <w:t xml:space="preserve">reference point for describing these risks. It summarizes the full set of scenarios that matter for policy—those raised by Board members, staff, financial markets, and the wider public—and, in practice, functions as a catalogue of narratives that have influenced at least one Board member’s decision </w:t>
-      </w:r>
-      <w:proofErr w:type="gramStart"/>
-      <w:r>
-        <w:rPr>
-          <w:color w:val="000000" w:themeColor="text1"/>
-        </w:rPr>
-        <w:t>in a given</w:t>
-      </w:r>
-      <w:proofErr w:type="gramEnd"/>
-      <w:r>
-        <w:rPr>
-          <w:color w:val="000000" w:themeColor="text1"/>
-        </w:rPr>
-        <w:t xml:space="preserve"> round. An updated version of this taxonomy is published in each quarterly Monetary Policy Report, giving external audiences a window into the range of risks that the Board is actively considering.</w:t>
+        <w:t>reference point for describing these risks. It summarizes the full set of scenarios that matter for policy—those raised by Board members, staff, financial markets, and the wider public—and, in practice, functions as a catalogue of narratives that have influenced at least one Board member’s decision in a given round. An updated version of this taxonomy is published in each quarterly Monetary Policy Report, giving external audiences a window into the range of risks that the Board is actively considering.</w:t>
       </w:r>
     </w:p>
     <w:p>
@@ -31336,25 +29252,7 @@
           <w:bCs/>
           <w:color w:val="000000" w:themeColor="text1"/>
         </w:rPr>
-        <w:t xml:space="preserve">how policy would typically respond if </w:t>
-      </w:r>
-      <w:proofErr w:type="gramStart"/>
-      <w:r>
-        <w:rPr>
-          <w:b/>
-          <w:bCs/>
-          <w:color w:val="000000" w:themeColor="text1"/>
-        </w:rPr>
-        <w:t>particular risks</w:t>
-      </w:r>
-      <w:proofErr w:type="gramEnd"/>
-      <w:r>
-        <w:rPr>
-          <w:b/>
-          <w:bCs/>
-          <w:color w:val="000000" w:themeColor="text1"/>
-        </w:rPr>
-        <w:t xml:space="preserve"> materialized.</w:t>
+        <w:t>how policy would typically respond if particular risks materialized.</w:t>
       </w:r>
     </w:p>
     <w:p>
@@ -31403,49 +29301,21 @@
         <w:rPr>
           <w:color w:val="000000" w:themeColor="text1"/>
         </w:rPr>
-        <w:t xml:space="preserve">Crucially, neither the Case A nor Case B scenarios assign probabilities to </w:t>
-      </w:r>
-      <w:proofErr w:type="gramStart"/>
-      <w:r>
-        <w:rPr>
-          <w:color w:val="000000" w:themeColor="text1"/>
-        </w:rPr>
-        <w:t>particular outcomes</w:t>
-      </w:r>
-      <w:proofErr w:type="gramEnd"/>
-      <w:r>
-        <w:rPr>
-          <w:color w:val="000000" w:themeColor="text1"/>
-        </w:rPr>
-        <w:t>, nor do they attempt to capture the full universe of risks at any point in time. Their role is expository, not prescriptive. They translate the abstract idea of “managing risks” into concrete, macro-consistent stories that demonstrate how the CBA stands ready to adjust the policy stance—up or down—to prevent the economy from sliding into “dark corners” that would jeopardize medium-term price stability.</w:t>
-      </w:r>
-    </w:p>
-    <w:p>
-      <w:pPr>
-        <w:jc w:val="both"/>
-        <w:rPr>
-          <w:color w:val="000000" w:themeColor="text1"/>
-        </w:rPr>
-      </w:pPr>
-      <w:r>
-        <w:rPr>
-          <w:color w:val="000000" w:themeColor="text1"/>
-        </w:rPr>
-        <w:t xml:space="preserve">For this reason, the qualitative narrative that accompanies each scenario is as important as the numerical projections. It explains why the scenario matters, how it interacts with the inflation target, and why policy intervention would be required. Together, the narrative and the projections form the core of forward guidance under FPAS Mark II. Instead of </w:t>
-      </w:r>
-      <w:proofErr w:type="spellStart"/>
-      <w:r>
-        <w:rPr>
-          <w:color w:val="000000" w:themeColor="text1"/>
-        </w:rPr>
-        <w:t>centering</w:t>
-      </w:r>
-      <w:proofErr w:type="spellEnd"/>
-      <w:r>
-        <w:rPr>
-          <w:color w:val="000000" w:themeColor="text1"/>
-        </w:rPr>
-        <w:t xml:space="preserve"> communications on a single baseline that will never materialize exactly as forecast, the framework uses illustrative scenarios drawn from the taxonomy to show how the central bank thinks and how it would act across different states of the world.</w:t>
+        <w:t>Crucially, neither the Case A nor Case B scenarios assign probabilities to particular outcomes, nor do they attempt to capture the full universe of risks at any point in time. Their role is expository, not prescriptive. They translate the abstract idea of “managing risks” into concrete, macro-consistent stories that demonstrate how the CBA stands ready to adjust the policy stance—up or down—to prevent the economy from sliding into “dark corners” that would jeopardize medium-term price stability.</w:t>
+      </w:r>
+    </w:p>
+    <w:p>
+      <w:pPr>
+        <w:jc w:val="both"/>
+        <w:rPr>
+          <w:color w:val="000000" w:themeColor="text1"/>
+        </w:rPr>
+      </w:pPr>
+      <w:r>
+        <w:rPr>
+          <w:color w:val="000000" w:themeColor="text1"/>
+        </w:rPr>
+        <w:t>For this reason, the qualitative narrative that accompanies each scenario is as important as the numerical projections. It explains why the scenario matters, how it interacts with the inflation target, and why policy intervention would be required. Together, the narrative and the projections form the core of forward guidance under FPAS Mark II. Instead of centering communications on a single baseline that will never materialize exactly as forecast, the framework uses illustrative scenarios drawn from the taxonomy to show how the central bank thinks and how it would act across different states of the world.</w:t>
       </w:r>
     </w:p>
     <w:p>
@@ -31940,21 +29810,7 @@
         <w:rPr>
           <w:color w:val="000000" w:themeColor="text1"/>
         </w:rPr>
-        <w:t xml:space="preserve">Dincer, N., &amp; </w:t>
-      </w:r>
-      <w:proofErr w:type="spellStart"/>
-      <w:r>
-        <w:rPr>
-          <w:color w:val="000000" w:themeColor="text1"/>
-        </w:rPr>
-        <w:t>Eichengreen</w:t>
-      </w:r>
-      <w:proofErr w:type="spellEnd"/>
-      <w:r>
-        <w:rPr>
-          <w:color w:val="000000" w:themeColor="text1"/>
-        </w:rPr>
-        <w:t>, B. (2014). “Central Bank Transparency and Independence: Updates and New Measures.” </w:t>
+        <w:t>Dincer, N., &amp; Eichengreen, B. (2014). “Central Bank Transparency and Independence: Updates and New Measures.” </w:t>
       </w:r>
     </w:p>
     <w:p>
@@ -31992,21 +29848,7 @@
         <w:rPr>
           <w:color w:val="000000" w:themeColor="text1"/>
         </w:rPr>
-        <w:t xml:space="preserve">Laxton, D., Avetisyan, H. and Avagyan, </w:t>
-      </w:r>
-      <w:proofErr w:type="gramStart"/>
-      <w:r>
-        <w:rPr>
-          <w:color w:val="000000" w:themeColor="text1"/>
-        </w:rPr>
-        <w:t>V..</w:t>
-      </w:r>
-      <w:proofErr w:type="gramEnd"/>
-      <w:r>
-        <w:rPr>
-          <w:color w:val="000000" w:themeColor="text1"/>
-        </w:rPr>
-        <w:t xml:space="preserve"> December 2025.</w:t>
+        <w:t>Laxton, D., Avetisyan, H. and Avagyan, V.. December 2025.</w:t>
       </w:r>
       <w:r>
         <w:rPr>
@@ -32178,31 +30020,7 @@
           <w:lang w:val="en-GB" w:eastAsia="ko-KR"/>
           <w14:ligatures w14:val="standardContextual"/>
         </w:rPr>
-        <w:t xml:space="preserve">. Hutchins </w:t>
-      </w:r>
-      <w:proofErr w:type="spellStart"/>
-      <w:r>
-        <w:rPr>
-          <w:color w:val="000000" w:themeColor="text1"/>
-          <w:kern w:val="2"/>
-          <w:sz w:val="24"/>
-          <w:szCs w:val="24"/>
-          <w:lang w:val="en-GB" w:eastAsia="ko-KR"/>
-          <w14:ligatures w14:val="standardContextual"/>
-        </w:rPr>
-        <w:t>Center</w:t>
-      </w:r>
-      <w:proofErr w:type="spellEnd"/>
-      <w:r>
-        <w:rPr>
-          <w:color w:val="000000" w:themeColor="text1"/>
-          <w:kern w:val="2"/>
-          <w:sz w:val="24"/>
-          <w:szCs w:val="24"/>
-          <w:lang w:val="en-GB" w:eastAsia="ko-KR"/>
-          <w14:ligatures w14:val="standardContextual"/>
-        </w:rPr>
-        <w:t xml:space="preserve"> on Fiscal &amp; Monetary Policy, The Brookings Institution.</w:t>
+        <w:t>. Hutchins Center on Fiscal &amp; Monetary Policy, The Brookings Institution.</w:t>
       </w:r>
     </w:p>
     <w:p>
@@ -32411,63 +30229,7 @@
         <w:rPr>
           <w:color w:val="000000" w:themeColor="text1"/>
         </w:rPr>
-        <w:t>Al-</w:t>
-      </w:r>
-      <w:proofErr w:type="spellStart"/>
-      <w:r>
-        <w:rPr>
-          <w:color w:val="000000" w:themeColor="text1"/>
-        </w:rPr>
-        <w:t>Mashat</w:t>
-      </w:r>
-      <w:proofErr w:type="spellEnd"/>
-      <w:r>
-        <w:rPr>
-          <w:color w:val="000000" w:themeColor="text1"/>
-        </w:rPr>
-        <w:t xml:space="preserve">, R., A. </w:t>
-      </w:r>
-      <w:proofErr w:type="spellStart"/>
-      <w:r>
-        <w:rPr>
-          <w:color w:val="000000" w:themeColor="text1"/>
-        </w:rPr>
-        <w:t>Bulíř</w:t>
-      </w:r>
-      <w:proofErr w:type="spellEnd"/>
-      <w:r>
-        <w:rPr>
-          <w:color w:val="000000" w:themeColor="text1"/>
-        </w:rPr>
-        <w:t xml:space="preserve">, N.N. Dinçer, T. </w:t>
-      </w:r>
-      <w:proofErr w:type="spellStart"/>
-      <w:r>
-        <w:rPr>
-          <w:color w:val="000000" w:themeColor="text1"/>
-        </w:rPr>
-        <w:t>Hlédik</w:t>
-      </w:r>
-      <w:proofErr w:type="spellEnd"/>
-      <w:r>
-        <w:rPr>
-          <w:color w:val="000000" w:themeColor="text1"/>
-        </w:rPr>
-        <w:t xml:space="preserve">, T. Holub, A. Kostanyan, D. Laxton, A. </w:t>
-      </w:r>
-      <w:proofErr w:type="spellStart"/>
-      <w:r>
-        <w:rPr>
-          <w:color w:val="000000" w:themeColor="text1"/>
-        </w:rPr>
-        <w:t>Nurbekyan</w:t>
-      </w:r>
-      <w:proofErr w:type="spellEnd"/>
-      <w:r>
-        <w:rPr>
-          <w:color w:val="000000" w:themeColor="text1"/>
-        </w:rPr>
-        <w:t>, and H. Wang, 2018, “An Index for Transparency for Inflation-Targeting Central Banks. Application to the Czech National Bank.” IMF Working Paper No. 18/210.</w:t>
+        <w:t>Al-Mashat, R., A. Bulíř, N.N. Dinçer, T. Hlédik, T. Holub, A. Kostanyan, D. Laxton, A. Nurbekyan, and H. Wang, 2018, “An Index for Transparency for Inflation-Targeting Central Banks. Application to the Czech National Bank.” IMF Working Paper No. 18/210.</w:t>
       </w:r>
     </w:p>
     <w:p>
@@ -32555,49 +30317,7 @@
         <w:rPr>
           <w:color w:val="000000" w:themeColor="text1"/>
         </w:rPr>
-        <w:t xml:space="preserve">In this setting, communication must do three things. It </w:t>
-      </w:r>
-      <w:proofErr w:type="gramStart"/>
-      <w:r>
-        <w:rPr>
-          <w:color w:val="000000" w:themeColor="text1"/>
-        </w:rPr>
-        <w:t>has to</w:t>
-      </w:r>
-      <w:proofErr w:type="gramEnd"/>
-      <w:r>
-        <w:rPr>
-          <w:color w:val="000000" w:themeColor="text1"/>
-        </w:rPr>
-        <w:t xml:space="preserve"> shape expectations in a way that is consistent with the inflation target. It </w:t>
-      </w:r>
-      <w:proofErr w:type="gramStart"/>
-      <w:r>
-        <w:rPr>
-          <w:color w:val="000000" w:themeColor="text1"/>
-        </w:rPr>
-        <w:t>has to</w:t>
-      </w:r>
-      <w:proofErr w:type="gramEnd"/>
-      <w:r>
-        <w:rPr>
-          <w:color w:val="000000" w:themeColor="text1"/>
-        </w:rPr>
-        <w:t xml:space="preserve"> clarify which risks matter for policy and why. And it </w:t>
-      </w:r>
-      <w:proofErr w:type="gramStart"/>
-      <w:r>
-        <w:rPr>
-          <w:color w:val="000000" w:themeColor="text1"/>
-        </w:rPr>
-        <w:t>has to</w:t>
-      </w:r>
-      <w:proofErr w:type="gramEnd"/>
-      <w:r>
-        <w:rPr>
-          <w:color w:val="000000" w:themeColor="text1"/>
-        </w:rPr>
-        <w:t xml:space="preserve"> explain how the Board exercises judgment when the outlook is uncertain and the data are noisy. Policy statements, press conferences, Executive Summaries, attributed minutes, and scenario-based presentations all serve this purpose. The goal is not to deliver precise point forecasts, but to be clear about how the central bank interprets the balance of risks and how it evaluates decisions in a least-regrets framework.</w:t>
+        <w:t>In this setting, communication must do three things. It has to shape expectations in a way that is consistent with the inflation target. It has to clarify which risks matter for policy and why. And it has to explain how the Board exercises judgment when the outlook is uncertain and the data are noisy. Policy statements, press conferences, Executive Summaries, attributed minutes, and scenario-based presentations all serve this purpose. The goal is not to deliver precise point forecasts, but to be clear about how the central bank interprets the balance of risks and how it evaluates decisions in a least-regrets framework.</w:t>
       </w:r>
     </w:p>
     <w:p>
@@ -32625,21 +30345,7 @@
         <w:rPr>
           <w:color w:val="000000" w:themeColor="text1"/>
         </w:rPr>
-        <w:t xml:space="preserve">The communication principles of the CBA </w:t>
-      </w:r>
-      <w:proofErr w:type="gramStart"/>
-      <w:r>
-        <w:rPr>
-          <w:color w:val="000000" w:themeColor="text1"/>
-        </w:rPr>
-        <w:t>reflect</w:t>
-      </w:r>
-      <w:proofErr w:type="gramEnd"/>
-      <w:r>
-        <w:rPr>
-          <w:color w:val="000000" w:themeColor="text1"/>
-        </w:rPr>
-        <w:t xml:space="preserve"> this shift. First, </w:t>
+        <w:t xml:space="preserve">The communication principles of the CBA reflect this shift. First, </w:t>
       </w:r>
       <w:r>
         <w:rPr>
@@ -32747,21 +30453,7 @@
         <w:rPr>
           <w:color w:val="000000" w:themeColor="text1"/>
         </w:rPr>
-        <w:t xml:space="preserve"> support all this with analytical transparency, by gradually </w:t>
-      </w:r>
-      <w:proofErr w:type="gramStart"/>
-      <w:r>
-        <w:rPr>
-          <w:color w:val="000000" w:themeColor="text1"/>
-        </w:rPr>
-        <w:t>opening up</w:t>
-      </w:r>
-      <w:proofErr w:type="gramEnd"/>
-      <w:r>
-        <w:rPr>
-          <w:color w:val="000000" w:themeColor="text1"/>
-        </w:rPr>
-        <w:t xml:space="preserve"> the data and tools that underpin our assessment, so that external analysts can understand and, where possible, replicate our reasoning.</w:t>
+        <w:t xml:space="preserve"> support all this with analytical transparency, by gradually opening up the data and tools that underpin our assessment, so that external analysts can understand and, where possible, replicate our reasoning.</w:t>
       </w:r>
     </w:p>
     <w:p>
@@ -32856,21 +30548,7 @@
         <w:rPr>
           <w:color w:val="000000" w:themeColor="text1"/>
         </w:rPr>
-        <w:t xml:space="preserve"> </w:t>
-      </w:r>
-      <w:proofErr w:type="gramStart"/>
-      <w:r>
-        <w:rPr>
-          <w:color w:val="000000" w:themeColor="text1"/>
-        </w:rPr>
-        <w:t>face</w:t>
-      </w:r>
-      <w:proofErr w:type="gramEnd"/>
-      <w:r>
-        <w:rPr>
-          <w:color w:val="000000" w:themeColor="text1"/>
-        </w:rPr>
-        <w:t xml:space="preserve"> and this is how </w:t>
+        <w:t xml:space="preserve"> face and this is how </w:t>
       </w:r>
       <w:r>
         <w:rPr>
@@ -32910,21 +30588,7 @@
         <w:rPr>
           <w:color w:val="000000" w:themeColor="text1"/>
         </w:rPr>
-        <w:t xml:space="preserve">This is particularly important in a system where the policy rate is set by an eight-member Board. Each member votes according to their own least-regrets logic. Two members may cast the same vote for different reasons, or different votes based on different priorities. The taxonomy allows these motivations to be expressed in coherent, comparable terms: each member can point to the scenarios they are most concerned about and explain how their preferred decision helps manage those risks. This not only increases transparency, </w:t>
-      </w:r>
-      <w:proofErr w:type="gramStart"/>
-      <w:r>
-        <w:rPr>
-          <w:color w:val="000000" w:themeColor="text1"/>
-        </w:rPr>
-        <w:t>it</w:t>
-      </w:r>
-      <w:proofErr w:type="gramEnd"/>
-      <w:r>
-        <w:rPr>
-          <w:color w:val="000000" w:themeColor="text1"/>
-        </w:rPr>
-        <w:t xml:space="preserve"> also strengthens individual accountability.</w:t>
+        <w:t>This is particularly important in a system where the policy rate is set by an eight-member Board. Each member votes according to their own least-regrets logic. Two members may cast the same vote for different reasons, or different votes based on different priorities. The taxonomy allows these motivations to be expressed in coherent, comparable terms: each member can point to the scenarios they are most concerned about and explain how their preferred decision helps manage those risks. This not only increases transparency, it also strengthens individual accountability.</w:t>
       </w:r>
     </w:p>
     <w:p>
@@ -33387,21 +31051,7 @@
         <w:rPr>
           <w:color w:val="000000" w:themeColor="text1"/>
         </w:rPr>
-        <w:t xml:space="preserve">For much of the last century, central banks followed an unwritten rule: say as little as </w:t>
-      </w:r>
-      <w:proofErr w:type="gramStart"/>
-      <w:r>
-        <w:rPr>
-          <w:color w:val="000000" w:themeColor="text1"/>
-        </w:rPr>
-        <w:t>possible, and</w:t>
-      </w:r>
-      <w:proofErr w:type="gramEnd"/>
-      <w:r>
-        <w:rPr>
-          <w:color w:val="000000" w:themeColor="text1"/>
-        </w:rPr>
-        <w:t xml:space="preserve"> say it in technical language. With the rise of inflation targeting and FPAS-style frameworks, that mindset began to change. Clear communication became an essential part of the policy framework itself, especially for shaping expectations and anchoring credibility. In those early years, most of the focus was on a narrow group of expert observers—mainly financial markets and academic economists.</w:t>
+        <w:t>For much of the last century, central banks followed an unwritten rule: say as little as possible, and say it in technical language. With the rise of inflation targeting and FPAS-style frameworks, that mindset began to change. Clear communication became an essential part of the policy framework itself, especially for shaping expectations and anchoring credibility. In those early years, most of the focus was on a narrow group of expert observers—mainly financial markets and academic economists.</w:t>
       </w:r>
     </w:p>
     <w:p>
@@ -33422,21 +31072,7 @@
           <w:color w:val="000000" w:themeColor="text1"/>
         </w:rPr>
         <w:lastRenderedPageBreak/>
-        <w:t xml:space="preserve">unsure what the central bank does, who makes the decisions, or what the inflation target </w:t>
-      </w:r>
-      <w:proofErr w:type="gramStart"/>
-      <w:r>
-        <w:rPr>
-          <w:color w:val="000000" w:themeColor="text1"/>
-        </w:rPr>
-        <w:t>actually means</w:t>
-      </w:r>
-      <w:proofErr w:type="gramEnd"/>
-      <w:r>
-        <w:rPr>
-          <w:color w:val="000000" w:themeColor="text1"/>
-        </w:rPr>
-        <w:t xml:space="preserve"> in practice.</w:t>
+        <w:t>unsure what the central bank does, who makes the decisions, or what the inflation target actually means in practice.</w:t>
       </w:r>
     </w:p>
     <w:p>
@@ -33591,19 +31227,11 @@
         </w:rPr>
         <w:t xml:space="preserve">Academia: </w:t>
       </w:r>
-      <w:proofErr w:type="spellStart"/>
-      <w:r>
-        <w:rPr>
-          <w:color w:val="000000" w:themeColor="text1"/>
-        </w:rPr>
-        <w:t>esearchers</w:t>
-      </w:r>
-      <w:proofErr w:type="spellEnd"/>
-      <w:r>
-        <w:rPr>
-          <w:color w:val="000000" w:themeColor="text1"/>
-        </w:rPr>
-        <w:t xml:space="preserve"> and lecturers in universities play a long-term role in shaping how monetary policy is understood by students, future policymakers, and the wider public. Engagement with this community—through seminars, joint research, and teaching materials—strengthens the analytical debate and supports economic education more broadly.</w:t>
+      <w:r>
+        <w:rPr>
+          <w:color w:val="000000" w:themeColor="text1"/>
+        </w:rPr>
+        <w:t>esearchers and lecturers in universities play a long-term role in shaping how monetary policy is understood by students, future policymakers, and the wider public. Engagement with this community—through seminars, joint research, and teaching materials—strengthens the analytical debate and supports economic education more broadly.</w:t>
       </w:r>
     </w:p>
     <w:p>
@@ -33820,21 +31448,7 @@
         <w:rPr>
           <w:color w:val="000000" w:themeColor="text1"/>
         </w:rPr>
-        <w:t xml:space="preserve">It presents illustrative scenarios that show how the CBA would adjust its instruments </w:t>
-      </w:r>
-      <w:proofErr w:type="gramStart"/>
-      <w:r>
-        <w:rPr>
-          <w:color w:val="000000" w:themeColor="text1"/>
-        </w:rPr>
-        <w:t>in order to</w:t>
-      </w:r>
-      <w:proofErr w:type="gramEnd"/>
-      <w:r>
-        <w:rPr>
-          <w:color w:val="000000" w:themeColor="text1"/>
-        </w:rPr>
-        <w:t xml:space="preserve"> safeguard price stability, given the identified risks.</w:t>
+        <w:t>It presents illustrative scenarios that show how the CBA would adjust its instruments in order to safeguard price stability, given the identified risks.</w:t>
       </w:r>
     </w:p>
     <w:p>
@@ -34263,21 +31877,7 @@
         <w:rPr>
           <w:color w:val="000000" w:themeColor="text1"/>
         </w:rPr>
-        <w:t xml:space="preserve">Transparent explanation of the Board’s decision — what was decided, and why — </w:t>
-      </w:r>
-      <w:proofErr w:type="gramStart"/>
-      <w:r>
-        <w:rPr>
-          <w:color w:val="000000" w:themeColor="text1"/>
-        </w:rPr>
-        <w:t>in light of</w:t>
-      </w:r>
-      <w:proofErr w:type="gramEnd"/>
-      <w:r>
-        <w:rPr>
-          <w:color w:val="000000" w:themeColor="text1"/>
-        </w:rPr>
-        <w:t xml:space="preserve"> the risk assessment and scenario analysis.</w:t>
+        <w:t>Transparent explanation of the Board’s decision — what was decided, and why — in light of the risk assessment and scenario analysis.</w:t>
       </w:r>
     </w:p>
     <w:p>
@@ -34635,16 +32235,8 @@
         <w:rPr>
           <w:color w:val="000000" w:themeColor="text1"/>
         </w:rPr>
-        <w:t xml:space="preserve">to present the policy decision in the Governor’s own </w:t>
-      </w:r>
-      <w:proofErr w:type="gramStart"/>
-      <w:r>
-        <w:rPr>
-          <w:color w:val="000000" w:themeColor="text1"/>
-        </w:rPr>
-        <w:t>words;</w:t>
-      </w:r>
-      <w:proofErr w:type="gramEnd"/>
+        <w:t>to present the policy decision in the Governor’s own words;</w:t>
+      </w:r>
     </w:p>
     <w:p>
       <w:pPr>
@@ -34767,21 +32359,7 @@
         <w:rPr>
           <w:color w:val="000000" w:themeColor="text1"/>
         </w:rPr>
-        <w:t xml:space="preserve">This arrangement allows the CBA to maintain a clear separation between communications designed for the </w:t>
-      </w:r>
-      <w:proofErr w:type="gramStart"/>
-      <w:r>
-        <w:rPr>
-          <w:color w:val="000000" w:themeColor="text1"/>
-        </w:rPr>
-        <w:t>general public</w:t>
-      </w:r>
-      <w:proofErr w:type="gramEnd"/>
-      <w:r>
-        <w:rPr>
-          <w:color w:val="000000" w:themeColor="text1"/>
-        </w:rPr>
-        <w:t xml:space="preserve"> and those targeted at experts. It ensures that technical questions can be addressed in depth, without requiring all communication channels to adopt a highly technical tone.</w:t>
+        <w:t>This arrangement allows the CBA to maintain a clear separation between communications designed for the general public and those targeted at experts. It ensures that technical questions can be addressed in depth, without requiring all communication channels to adopt a highly technical tone.</w:t>
       </w:r>
     </w:p>
     <w:p>
@@ -34900,16 +32478,8 @@
         <w:rPr>
           <w:color w:val="000000" w:themeColor="text1"/>
         </w:rPr>
-        <w:t xml:space="preserve">whether target audiences can clearly identify the central bank’s </w:t>
-      </w:r>
-      <w:proofErr w:type="gramStart"/>
-      <w:r>
-        <w:rPr>
-          <w:color w:val="000000" w:themeColor="text1"/>
-        </w:rPr>
-        <w:t>objectives;</w:t>
-      </w:r>
-      <w:proofErr w:type="gramEnd"/>
+        <w:t>whether target audiences can clearly identify the central bank’s objectives;</w:t>
+      </w:r>
     </w:p>
     <w:p>
       <w:pPr>
@@ -34926,16 +32496,8 @@
         <w:rPr>
           <w:color w:val="000000" w:themeColor="text1"/>
         </w:rPr>
-        <w:t xml:space="preserve">whether they understand, at a basic level, how decisions are </w:t>
-      </w:r>
-      <w:proofErr w:type="gramStart"/>
-      <w:r>
-        <w:rPr>
-          <w:color w:val="000000" w:themeColor="text1"/>
-        </w:rPr>
-        <w:t>made;</w:t>
-      </w:r>
-      <w:proofErr w:type="gramEnd"/>
+        <w:t>whether they understand, at a basic level, how decisions are made;</w:t>
+      </w:r>
     </w:p>
     <w:p>
       <w:pPr>
@@ -35026,21 +32588,7 @@
         <w:rPr>
           <w:color w:val="000000" w:themeColor="text1"/>
         </w:rPr>
-        <w:t xml:space="preserve">Over the past several years, the Central Bank of Armenia has undergone a profound institutional transformation—one that has placed transparency at the </w:t>
-      </w:r>
-      <w:proofErr w:type="spellStart"/>
-      <w:r>
-        <w:rPr>
-          <w:color w:val="000000" w:themeColor="text1"/>
-        </w:rPr>
-        <w:t>center</w:t>
-      </w:r>
-      <w:proofErr w:type="spellEnd"/>
-      <w:r>
-        <w:rPr>
-          <w:color w:val="000000" w:themeColor="text1"/>
-        </w:rPr>
-        <w:t xml:space="preserve"> of its monetary policy framework. This shift has not been cosmetic. It reflects deliberate institutional choices, the adoption of an FPAS Mark II framework, a redesigned communications strategy, and a commitment to measurable accountability. The results are now visible in international comparisons: by 202</w:t>
+        <w:t>Over the past several years, the Central Bank of Armenia has undergone a profound institutional transformation—one that has placed transparency at the center of its monetary policy framework. This shift has not been cosmetic. It reflects deliberate institutional choices, the adoption of an FPAS Mark II framework, a redesigned communications strategy, and a commitment to measurable accountability. The results are now visible in international comparisons: by 202</w:t>
       </w:r>
       <w:r>
         <w:rPr>
@@ -35190,21 +32738,7 @@
         <w:rPr>
           <w:color w:val="000000" w:themeColor="text1"/>
         </w:rPr>
-        <w:t xml:space="preserve">inflation target, and a structured explanation of how decisions are made. The Monetary Policy Report provides the backbone of this transparency regime. It includes an assessment of the economic environment, a detailed taxonomy of risks, illustrative scenarios, and scenario-consistent policy paths. By making its analytical foundations public, the CBA allows both experts and the </w:t>
-      </w:r>
-      <w:proofErr w:type="gramStart"/>
-      <w:r>
-        <w:rPr>
-          <w:color w:val="000000" w:themeColor="text1"/>
-        </w:rPr>
-        <w:t>general public</w:t>
-      </w:r>
-      <w:proofErr w:type="gramEnd"/>
-      <w:r>
-        <w:rPr>
-          <w:color w:val="000000" w:themeColor="text1"/>
-        </w:rPr>
-        <w:t xml:space="preserve"> to understand the logic behind its decisions.</w:t>
+        <w:t>inflation target, and a structured explanation of how decisions are made. The Monetary Policy Report provides the backbone of this transparency regime. It includes an assessment of the economic environment, a detailed taxonomy of risks, illustrative scenarios, and scenario-consistent policy paths. By making its analytical foundations public, the CBA allows both experts and the general public to understand the logic behind its decisions.</w:t>
       </w:r>
     </w:p>
     <w:p>
@@ -35267,21 +32801,7 @@
         <w:rPr>
           <w:color w:val="000000" w:themeColor="text1"/>
         </w:rPr>
-        <w:t xml:space="preserve"> policy would react if those risks </w:t>
-      </w:r>
-      <w:proofErr w:type="gramStart"/>
-      <w:r>
-        <w:rPr>
-          <w:color w:val="000000" w:themeColor="text1"/>
-        </w:rPr>
-        <w:t>materialize</w:t>
-      </w:r>
-      <w:proofErr w:type="gramEnd"/>
-      <w:r>
-        <w:rPr>
-          <w:color w:val="000000" w:themeColor="text1"/>
-        </w:rPr>
-        <w:t>. This level of structured disclosure significantly reduces ambiguity, making Armenia’s monetary policy process one of the most transparent globally.</w:t>
+        <w:t xml:space="preserve"> policy would react if those risks materialize. This level of structured disclosure significantly reduces ambiguity, making Armenia’s monetary policy process one of the most transparent globally.</w:t>
       </w:r>
     </w:p>
     <w:p>
@@ -35470,21 +32990,7 @@
         <w:rPr>
           <w:color w:val="000000" w:themeColor="text1"/>
         </w:rPr>
-        <w:t xml:space="preserve">Dincer, N., &amp; </w:t>
-      </w:r>
-      <w:proofErr w:type="spellStart"/>
-      <w:r>
-        <w:rPr>
-          <w:color w:val="000000" w:themeColor="text1"/>
-        </w:rPr>
-        <w:t>Eichengreen</w:t>
-      </w:r>
-      <w:proofErr w:type="spellEnd"/>
-      <w:r>
-        <w:rPr>
-          <w:color w:val="000000" w:themeColor="text1"/>
-        </w:rPr>
-        <w:t>, B. (2014). “Central Bank Transparency and Independence: Updates and New Measures.” </w:t>
+        <w:t>Dincer, N., &amp; Eichengreen, B. (2014). “Central Bank Transparency and Independence: Updates and New Measures.” </w:t>
       </w:r>
     </w:p>
     <w:p>
@@ -35566,21 +33072,7 @@
         <w:rPr>
           <w:color w:val="000000" w:themeColor="text1"/>
         </w:rPr>
-        <w:t xml:space="preserve">Laxton, D., Avetisyan, H. and Avagyan, </w:t>
-      </w:r>
-      <w:proofErr w:type="gramStart"/>
-      <w:r>
-        <w:rPr>
-          <w:color w:val="000000" w:themeColor="text1"/>
-        </w:rPr>
-        <w:t>V..</w:t>
-      </w:r>
-      <w:proofErr w:type="gramEnd"/>
-      <w:r>
-        <w:rPr>
-          <w:color w:val="000000" w:themeColor="text1"/>
-        </w:rPr>
-        <w:t xml:space="preserve"> December 2025.</w:t>
+        <w:t>Laxton, D., Avetisyan, H. and Avagyan, V.. December 2025.</w:t>
       </w:r>
       <w:r>
         <w:rPr>
@@ -35764,31 +33256,7 @@
           <w:lang w:val="en-GB" w:eastAsia="ko-KR"/>
           <w14:ligatures w14:val="standardContextual"/>
         </w:rPr>
-        <w:t xml:space="preserve">. Hutchins </w:t>
-      </w:r>
-      <w:proofErr w:type="spellStart"/>
-      <w:r>
-        <w:rPr>
-          <w:color w:val="000000" w:themeColor="text1"/>
-          <w:kern w:val="2"/>
-          <w:sz w:val="24"/>
-          <w:szCs w:val="24"/>
-          <w:lang w:val="en-GB" w:eastAsia="ko-KR"/>
-          <w14:ligatures w14:val="standardContextual"/>
-        </w:rPr>
-        <w:t>Center</w:t>
-      </w:r>
-      <w:proofErr w:type="spellEnd"/>
-      <w:r>
-        <w:rPr>
-          <w:color w:val="000000" w:themeColor="text1"/>
-          <w:kern w:val="2"/>
-          <w:sz w:val="24"/>
-          <w:szCs w:val="24"/>
-          <w:lang w:val="en-GB" w:eastAsia="ko-KR"/>
-          <w14:ligatures w14:val="standardContextual"/>
-        </w:rPr>
-        <w:t xml:space="preserve"> on Fiscal &amp; Monetary Policy, The Brookings Institution.</w:t>
+        <w:t>. Hutchins Center on Fiscal &amp; Monetary Policy, The Brookings Institution.</w:t>
       </w:r>
     </w:p>
     <w:p>
@@ -35997,63 +33465,7 @@
         <w:rPr>
           <w:color w:val="000000" w:themeColor="text1"/>
         </w:rPr>
-        <w:t>Al-</w:t>
-      </w:r>
-      <w:proofErr w:type="spellStart"/>
-      <w:r>
-        <w:rPr>
-          <w:color w:val="000000" w:themeColor="text1"/>
-        </w:rPr>
-        <w:t>Mashat</w:t>
-      </w:r>
-      <w:proofErr w:type="spellEnd"/>
-      <w:r>
-        <w:rPr>
-          <w:color w:val="000000" w:themeColor="text1"/>
-        </w:rPr>
-        <w:t xml:space="preserve">, R., A. </w:t>
-      </w:r>
-      <w:proofErr w:type="spellStart"/>
-      <w:r>
-        <w:rPr>
-          <w:color w:val="000000" w:themeColor="text1"/>
-        </w:rPr>
-        <w:t>Bulíř</w:t>
-      </w:r>
-      <w:proofErr w:type="spellEnd"/>
-      <w:r>
-        <w:rPr>
-          <w:color w:val="000000" w:themeColor="text1"/>
-        </w:rPr>
-        <w:t xml:space="preserve">, N.N. Dinçer, T. </w:t>
-      </w:r>
-      <w:proofErr w:type="spellStart"/>
-      <w:r>
-        <w:rPr>
-          <w:color w:val="000000" w:themeColor="text1"/>
-        </w:rPr>
-        <w:t>Hlédik</w:t>
-      </w:r>
-      <w:proofErr w:type="spellEnd"/>
-      <w:r>
-        <w:rPr>
-          <w:color w:val="000000" w:themeColor="text1"/>
-        </w:rPr>
-        <w:t xml:space="preserve">, T. Holub, A. Kostanyan, D. Laxton, A. </w:t>
-      </w:r>
-      <w:proofErr w:type="spellStart"/>
-      <w:r>
-        <w:rPr>
-          <w:color w:val="000000" w:themeColor="text1"/>
-        </w:rPr>
-        <w:t>Nurbekyan</w:t>
-      </w:r>
-      <w:proofErr w:type="spellEnd"/>
-      <w:r>
-        <w:rPr>
-          <w:color w:val="000000" w:themeColor="text1"/>
-        </w:rPr>
-        <w:t>, and H. Wang, 2018, “An Index for Transparency for Inflation-Targeting Central Banks. Application to the Czech National Bank.” IMF Working Paper No. 18/210.</w:t>
+        <w:t>Al-Mashat, R., A. Bulíř, N.N. Dinçer, T. Hlédik, T. Holub, A. Kostanyan, D. Laxton, A. Nurbekyan, and H. Wang, 2018, “An Index for Transparency for Inflation-Targeting Central Banks. Application to the Czech National Bank.” IMF Working Paper No. 18/210.</w:t>
       </w:r>
     </w:p>
     <w:p>
@@ -36141,63 +33553,21 @@
         <w:rPr>
           <w:color w:val="000000" w:themeColor="text1"/>
         </w:rPr>
-        <w:t xml:space="preserve">Let me start with who we are </w:t>
-      </w:r>
-      <w:proofErr w:type="gramStart"/>
-      <w:r>
-        <w:rPr>
-          <w:color w:val="000000" w:themeColor="text1"/>
-        </w:rPr>
-        <w:t>actually talking</w:t>
-      </w:r>
-      <w:proofErr w:type="gramEnd"/>
-      <w:r>
-        <w:rPr>
-          <w:color w:val="000000" w:themeColor="text1"/>
-        </w:rPr>
-        <w:t xml:space="preserve"> to when we communicate.</w:t>
-      </w:r>
-    </w:p>
-    <w:p>
-      <w:pPr>
-        <w:jc w:val="both"/>
-        <w:rPr>
-          <w:color w:val="000000" w:themeColor="text1"/>
-        </w:rPr>
-      </w:pPr>
-      <w:r>
-        <w:rPr>
-          <w:color w:val="000000" w:themeColor="text1"/>
-        </w:rPr>
-        <w:t xml:space="preserve">For much of the last century, central banks mostly spoke to a very narrow audience. The unwritten rule </w:t>
-      </w:r>
-      <w:proofErr w:type="gramStart"/>
-      <w:r>
-        <w:rPr>
-          <w:color w:val="000000" w:themeColor="text1"/>
-        </w:rPr>
-        <w:t>was:</w:t>
-      </w:r>
-      <w:proofErr w:type="gramEnd"/>
-      <w:r>
-        <w:rPr>
-          <w:color w:val="000000" w:themeColor="text1"/>
-        </w:rPr>
-        <w:t xml:space="preserve"> say as little as </w:t>
-      </w:r>
-      <w:proofErr w:type="gramStart"/>
-      <w:r>
-        <w:rPr>
-          <w:color w:val="000000" w:themeColor="text1"/>
-        </w:rPr>
-        <w:t>possible, and</w:t>
-      </w:r>
-      <w:proofErr w:type="gramEnd"/>
-      <w:r>
-        <w:rPr>
-          <w:color w:val="000000" w:themeColor="text1"/>
-        </w:rPr>
-        <w:t xml:space="preserve"> say it in technical language that only markets and a small group of experts could fully understand. With the rise of inflation targeting and FPAS-style frameworks, that approach began to change. Communication became an essential part of the policy framework itself. But even then, most of the focus remained on traders, analysts, and academic economists.</w:t>
+        <w:t>Let me start with who we are actually talking to when we communicate.</w:t>
+      </w:r>
+    </w:p>
+    <w:p>
+      <w:pPr>
+        <w:jc w:val="both"/>
+        <w:rPr>
+          <w:color w:val="000000" w:themeColor="text1"/>
+        </w:rPr>
+      </w:pPr>
+      <w:r>
+        <w:rPr>
+          <w:color w:val="000000" w:themeColor="text1"/>
+        </w:rPr>
+        <w:t>For much of the last century, central banks mostly spoke to a very narrow audience. The unwritten rule was: say as little as possible, and say it in technical language that only markets and a small group of experts could fully understand. With the rise of inflation targeting and FPAS-style frameworks, that approach began to change. Communication became an essential part of the policy framework itself. But even then, most of the focus remained on traders, analysts, and academic economists.</w:t>
       </w:r>
     </w:p>
     <w:p>
@@ -36240,21 +33610,7 @@
         <w:rPr>
           <w:color w:val="000000" w:themeColor="text1"/>
         </w:rPr>
-        <w:t xml:space="preserve">For the CBA there is an additional reason to take this seriously: accountability. The Board is appointed to serve the public. Transparent communication is the main channel through which we show how we are fulfilling our mandate. It is not just a technical </w:t>
-      </w:r>
-      <w:proofErr w:type="gramStart"/>
-      <w:r>
-        <w:rPr>
-          <w:color w:val="000000" w:themeColor="text1"/>
-        </w:rPr>
-        <w:t>issue,</w:t>
-      </w:r>
-      <w:proofErr w:type="gramEnd"/>
-      <w:r>
-        <w:rPr>
-          <w:color w:val="000000" w:themeColor="text1"/>
-        </w:rPr>
-        <w:t xml:space="preserve"> it is part of good governance.</w:t>
+        <w:t>For the CBA there is an additional reason to take this seriously: accountability. The Board is appointed to serve the public. Transparent communication is the main channel through which we show how we are fulfilling our mandate. It is not just a technical issue, it is part of good governance.</w:t>
       </w:r>
     </w:p>
     <w:p>
@@ -36282,63 +33638,21 @@
         <w:rPr>
           <w:color w:val="000000" w:themeColor="text1"/>
         </w:rPr>
-        <w:t xml:space="preserve">Government and other public institutions are another important audience. Monetary and fiscal policy have separate mandates, but they interact all the time. Clear communication helps ministries and agencies interpret our decisions correctly and supports coherent macroeconomic </w:t>
-      </w:r>
-      <w:proofErr w:type="gramStart"/>
-      <w:r>
-        <w:rPr>
-          <w:color w:val="000000" w:themeColor="text1"/>
-        </w:rPr>
-        <w:t>policy as a whole</w:t>
-      </w:r>
-      <w:proofErr w:type="gramEnd"/>
-      <w:r>
-        <w:rPr>
-          <w:color w:val="000000" w:themeColor="text1"/>
-        </w:rPr>
-        <w:t>.</w:t>
-      </w:r>
-    </w:p>
-    <w:p>
-      <w:pPr>
-        <w:jc w:val="both"/>
-        <w:rPr>
-          <w:color w:val="000000" w:themeColor="text1"/>
-        </w:rPr>
-      </w:pPr>
-      <w:r>
-        <w:rPr>
-          <w:color w:val="000000" w:themeColor="text1"/>
-        </w:rPr>
-        <w:t xml:space="preserve">Then there is the </w:t>
-      </w:r>
-      <w:proofErr w:type="gramStart"/>
-      <w:r>
-        <w:rPr>
-          <w:color w:val="000000" w:themeColor="text1"/>
-        </w:rPr>
-        <w:t>general public</w:t>
-      </w:r>
-      <w:proofErr w:type="gramEnd"/>
-      <w:r>
-        <w:rPr>
-          <w:color w:val="000000" w:themeColor="text1"/>
-        </w:rPr>
-        <w:t xml:space="preserve">: households and businesses who feel inflation and macro instability in their daily lives. When we talk to them, we </w:t>
-      </w:r>
-      <w:proofErr w:type="gramStart"/>
-      <w:r>
-        <w:rPr>
-          <w:color w:val="000000" w:themeColor="text1"/>
-        </w:rPr>
-        <w:t>have to</w:t>
-      </w:r>
-      <w:proofErr w:type="gramEnd"/>
-      <w:r>
-        <w:rPr>
-          <w:color w:val="000000" w:themeColor="text1"/>
-        </w:rPr>
-        <w:t xml:space="preserve"> use plain language, without pretending that monetary policy is simple. The aim is to give people a basic understanding of what we are trying to achieve and why some decisions – including unpopular ones – are sometimes necessary.</w:t>
+        <w:t>Government and other public institutions are another important audience. Monetary and fiscal policy have separate mandates, but they interact all the time. Clear communication helps ministries and agencies interpret our decisions correctly and supports coherent macroeconomic policy as a whole.</w:t>
+      </w:r>
+    </w:p>
+    <w:p>
+      <w:pPr>
+        <w:jc w:val="both"/>
+        <w:rPr>
+          <w:color w:val="000000" w:themeColor="text1"/>
+        </w:rPr>
+      </w:pPr>
+      <w:r>
+        <w:rPr>
+          <w:color w:val="000000" w:themeColor="text1"/>
+        </w:rPr>
+        <w:t>Then there is the general public: households and businesses who feel inflation and macro instability in their daily lives. When we talk to them, we have to use plain language, without pretending that monetary policy is simple. The aim is to give people a basic understanding of what we are trying to achieve and why some decisions – including unpopular ones – are sometimes necessary.</w:t>
       </w:r>
     </w:p>
     <w:p>
@@ -36395,21 +33709,7 @@
         <w:rPr>
           <w:color w:val="000000" w:themeColor="text1"/>
         </w:rPr>
-        <w:t xml:space="preserve">These groups differ a lot in their technical background, their interests, and the way they consume information. </w:t>
-      </w:r>
-      <w:proofErr w:type="gramStart"/>
-      <w:r>
-        <w:rPr>
-          <w:color w:val="000000" w:themeColor="text1"/>
-        </w:rPr>
-        <w:t>So</w:t>
-      </w:r>
-      <w:proofErr w:type="gramEnd"/>
-      <w:r>
-        <w:rPr>
-          <w:color w:val="000000" w:themeColor="text1"/>
-        </w:rPr>
-        <w:t xml:space="preserve"> a modern central bank cannot speak to everyone in the same way. Under FPAS Mark II, one of our key challenges is to adjust the level of detail, the style, and the format of our messages so that policy remains both accessible and analytically sound. That is where the main communication tools come in.</w:t>
+        <w:t>These groups differ a lot in their technical background, their interests, and the way they consume information. So a modern central bank cannot speak to everyone in the same way. Under FPAS Mark II, one of our key challenges is to adjust the level of detail, the style, and the format of our messages so that policy remains both accessible and analytically sound. That is where the main communication tools come in.</w:t>
       </w:r>
     </w:p>
     <w:p>
@@ -36437,21 +33737,7 @@
         <w:rPr>
           <w:color w:val="000000" w:themeColor="text1"/>
         </w:rPr>
-        <w:t xml:space="preserve">The MPR is built around three simple questions. First: where is the economy now? We describe current and underlying conditions at home and abroad, using current analysis, model-based estimates, and information from our dashboards. Second: what forces are driving the outlook? Here we present the main shocks and trends shaping the forecast, organized through the Taxonomy of Scenarios and the least-regrets perspective. We explain which upside and downside risks matter most in this round. Third: how is policy responding? We show how the CBA would adjust its instruments in illustrative scenarios </w:t>
-      </w:r>
-      <w:proofErr w:type="gramStart"/>
-      <w:r>
-        <w:rPr>
-          <w:color w:val="000000" w:themeColor="text1"/>
-        </w:rPr>
-        <w:t>in order to</w:t>
-      </w:r>
-      <w:proofErr w:type="gramEnd"/>
-      <w:r>
-        <w:rPr>
-          <w:color w:val="000000" w:themeColor="text1"/>
-        </w:rPr>
-        <w:t xml:space="preserve"> safeguard price stability.</w:t>
+        <w:t>The MPR is built around three simple questions. First: where is the economy now? We describe current and underlying conditions at home and abroad, using current analysis, model-based estimates, and information from our dashboards. Second: what forces are driving the outlook? Here we present the main shocks and trends shaping the forecast, organized through the Taxonomy of Scenarios and the least-regrets perspective. We explain which upside and downside risks matter most in this round. Third: how is policy responding? We show how the CBA would adjust its instruments in illustrative scenarios in order to safeguard price stability.</w:t>
       </w:r>
     </w:p>
     <w:p>
@@ -36536,43 +33822,21 @@
         <w:rPr>
           <w:color w:val="000000" w:themeColor="text1"/>
         </w:rPr>
-        <w:t xml:space="preserve">Social media and educational platforms are another piece of the puzzle. Short videos, infographics, and posts allow us to explain basic concepts – such as inflation, the role of the policy rate, or the meaning of the inflation target – and to highlight key points from each decision in simple language. The Learning Hub and other educational initiatives support the same goal: raising general economic literacy so that transparency </w:t>
-      </w:r>
-      <w:proofErr w:type="gramStart"/>
-      <w:r>
-        <w:rPr>
-          <w:color w:val="000000" w:themeColor="text1"/>
-        </w:rPr>
-        <w:t>actually translates</w:t>
-      </w:r>
-      <w:proofErr w:type="gramEnd"/>
-      <w:r>
-        <w:rPr>
-          <w:color w:val="000000" w:themeColor="text1"/>
-        </w:rPr>
-        <w:t xml:space="preserve"> into understanding.</w:t>
-      </w:r>
-    </w:p>
-    <w:p>
-      <w:pPr>
-        <w:jc w:val="both"/>
-        <w:rPr>
-          <w:color w:val="000000" w:themeColor="text1"/>
-        </w:rPr>
-      </w:pPr>
-      <w:proofErr w:type="gramStart"/>
-      <w:r>
-        <w:rPr>
-          <w:color w:val="000000" w:themeColor="text1"/>
-        </w:rPr>
-        <w:t>All of</w:t>
-      </w:r>
-      <w:proofErr w:type="gramEnd"/>
-      <w:r>
-        <w:rPr>
-          <w:color w:val="000000" w:themeColor="text1"/>
-        </w:rPr>
-        <w:t xml:space="preserve"> these tools together create what we think of as a transparency system. Under FPAS Mark II, we regularly ask ourselves a few basic questions. Can citizens clearly identify our objectives? Do they understand, at least at a high level, how we make decisions? Do they have a realistic sense of the risks we are facing? And does our communication help them interpret our actions over time, not just on the day of the decision?</w:t>
+        <w:t>Social media and educational platforms are another piece of the puzzle. Short videos, infographics, and posts allow us to explain basic concepts – such as inflation, the role of the policy rate, or the meaning of the inflation target – and to highlight key points from each decision in simple language. The Learning Hub and other educational initiatives support the same goal: raising general economic literacy so that transparency actually translates into understanding.</w:t>
+      </w:r>
+    </w:p>
+    <w:p>
+      <w:pPr>
+        <w:jc w:val="both"/>
+        <w:rPr>
+          <w:color w:val="000000" w:themeColor="text1"/>
+        </w:rPr>
+      </w:pPr>
+      <w:r>
+        <w:rPr>
+          <w:color w:val="000000" w:themeColor="text1"/>
+        </w:rPr>
+        <w:t>All of these tools together create what we think of as a transparency system. Under FPAS Mark II, we regularly ask ourselves a few basic questions. Can citizens clearly identify our objectives? Do they understand, at least at a high level, how we make decisions? Do they have a realistic sense of the risks we are facing? And does our communication help them interpret our actions over time, not just on the day of the decision?</w:t>
       </w:r>
     </w:p>
     <w:p>
@@ -36643,21 +33907,7 @@
         <w:rPr>
           <w:color w:val="000000" w:themeColor="text1"/>
         </w:rPr>
-        <w:t xml:space="preserve">Second, scenario-based communication is systematic. Very few central banks publish forward guidance in the form of quantified risk scenarios as explicitly as the CBA. By updating the taxonomy each quarter and publishing illustrative Case A, Case B, and sometimes additional scenarios, we reveal not only which risks we consider important, but also how we would respond if they </w:t>
-      </w:r>
-      <w:proofErr w:type="gramStart"/>
-      <w:r>
-        <w:rPr>
-          <w:color w:val="000000" w:themeColor="text1"/>
-        </w:rPr>
-        <w:t>materialize</w:t>
-      </w:r>
-      <w:proofErr w:type="gramEnd"/>
-      <w:r>
-        <w:rPr>
-          <w:color w:val="000000" w:themeColor="text1"/>
-        </w:rPr>
-        <w:t>. This significantly reduces ambiguity for markets and the public.</w:t>
+        <w:t>Second, scenario-based communication is systematic. Very few central banks publish forward guidance in the form of quantified risk scenarios as explicitly as the CBA. By updating the taxonomy each quarter and publishing illustrative Case A, Case B, and sometimes additional scenarios, we reveal not only which risks we consider important, but also how we would respond if they materialize. This significantly reduces ambiguity for markets and the public.</w:t>
       </w:r>
     </w:p>
     <w:p>
@@ -36734,7 +33984,13 @@
         <w:rPr>
           <w:color w:val="000000" w:themeColor="text1"/>
         </w:rPr>
-        <w:t>Thank you for watching.</w:t>
+        <w:t>Thank you for watching</w:t>
+      </w:r>
+      <w:r>
+        <w:rPr>
+          <w:color w:val="000000" w:themeColor="text1"/>
+        </w:rPr>
+        <w:t>!</w:t>
       </w:r>
     </w:p>
     <w:p>
@@ -37194,21 +34450,7 @@
         <w:rPr>
           <w:color w:val="000000" w:themeColor="text1"/>
         </w:rPr>
-        <w:t xml:space="preserve">A modern central bank cannot sustain credibility without clear and timely transparency about how decisions are made. Under FPAS Mark II, the Central Bank of Armenia has placed </w:t>
-      </w:r>
-      <w:proofErr w:type="gramStart"/>
-      <w:r>
-        <w:rPr>
-          <w:color w:val="000000" w:themeColor="text1"/>
-        </w:rPr>
-        <w:t>particular weight</w:t>
-      </w:r>
-      <w:proofErr w:type="gramEnd"/>
-      <w:r>
-        <w:rPr>
-          <w:color w:val="000000" w:themeColor="text1"/>
-        </w:rPr>
-        <w:t xml:space="preserve"> on decision-making transparency—not as a communications accessory, but as a core requirement for good governance. Transparent decision-making helps reduce policy uncertainty, anchors expectations, strengthens institutional credibility, and reinforces the Bank’s accountability to the public it serves. It also safeguards independence by making the policy process open, structured, and clearly explained.</w:t>
+        <w:t>A modern central bank cannot sustain credibility without clear and timely transparency about how decisions are made. Under FPAS Mark II, the Central Bank of Armenia has placed particular weight on decision-making transparency—not as a communications accessory, but as a core requirement for good governance. Transparent decision-making helps reduce policy uncertainty, anchors expectations, strengthens institutional credibility, and reinforces the Bank’s accountability to the public it serves. It also safeguards independence by making the policy process open, structured, and clearly explained.</w:t>
       </w:r>
     </w:p>
     <w:p>
@@ -37236,21 +34478,7 @@
         <w:rPr>
           <w:color w:val="000000" w:themeColor="text1"/>
         </w:rPr>
-        <w:t xml:space="preserve">At the </w:t>
-      </w:r>
-      <w:proofErr w:type="spellStart"/>
-      <w:r>
-        <w:rPr>
-          <w:color w:val="000000" w:themeColor="text1"/>
-        </w:rPr>
-        <w:t>center</w:t>
-      </w:r>
-      <w:proofErr w:type="spellEnd"/>
-      <w:r>
-        <w:rPr>
-          <w:color w:val="000000" w:themeColor="text1"/>
-        </w:rPr>
-        <w:t xml:space="preserve"> of this effort is the </w:t>
+        <w:t xml:space="preserve">At the center of this effort is the </w:t>
       </w:r>
       <w:r>
         <w:rPr>
@@ -37410,21 +34638,7 @@
         <w:rPr>
           <w:color w:val="000000" w:themeColor="text1"/>
         </w:rPr>
-        <w:t xml:space="preserve">In line with the CBA’s long-term transparency commitments, full transcripts of monetary policy deliberations—complete with named attributions—will be published after a 12-year delay. These transcripts will include the internal materials used in each round, including Board members’ Initial Macroeconomic Risk Assessments. This delayed publication balances transparency with the need to protect the </w:t>
-      </w:r>
-      <w:proofErr w:type="spellStart"/>
-      <w:r>
-        <w:rPr>
-          <w:color w:val="000000" w:themeColor="text1"/>
-        </w:rPr>
-        <w:t>candor</w:t>
-      </w:r>
-      <w:proofErr w:type="spellEnd"/>
-      <w:r>
-        <w:rPr>
-          <w:color w:val="000000" w:themeColor="text1"/>
-        </w:rPr>
-        <w:t xml:space="preserve"> of internal discussions.</w:t>
+        <w:t>In line with the CBA’s long-term transparency commitments, full transcripts of monetary policy deliberations—complete with named attributions—will be published after a 12-year delay. These transcripts will include the internal materials used in each round, including Board members’ Initial Macroeconomic Risk Assessments. This delayed publication balances transparency with the need to protect the candor of internal discussions.</w:t>
       </w:r>
     </w:p>
     <w:p>
@@ -37626,21 +34840,7 @@
         <w:rPr>
           <w:color w:val="000000" w:themeColor="text1"/>
         </w:rPr>
-        <w:t xml:space="preserve">Each November, the CBA releases a three-year calendar of monetary policy decision dates. The calendar also specifies when communications materials—such as the MPR, the Transparency Report, and the technical meeting—will be published. This predictability reinforces accountability and helps market participants </w:t>
-      </w:r>
-      <w:proofErr w:type="gramStart"/>
-      <w:r>
-        <w:rPr>
-          <w:color w:val="000000" w:themeColor="text1"/>
-        </w:rPr>
-        <w:t>plan ahead</w:t>
-      </w:r>
-      <w:proofErr w:type="gramEnd"/>
-      <w:r>
-        <w:rPr>
-          <w:color w:val="000000" w:themeColor="text1"/>
-        </w:rPr>
-        <w:t>.</w:t>
+        <w:t>Each November, the CBA releases a three-year calendar of monetary policy decision dates. The calendar also specifies when communications materials—such as the MPR, the Transparency Report, and the technical meeting—will be published. This predictability reinforces accountability and helps market participants plan ahead.</w:t>
       </w:r>
     </w:p>
     <w:p>
@@ -37762,21 +34962,7 @@
         <w:rPr>
           <w:color w:val="000000" w:themeColor="text1"/>
         </w:rPr>
-        <w:t xml:space="preserve">Dincer, N., &amp; </w:t>
-      </w:r>
-      <w:proofErr w:type="spellStart"/>
-      <w:r>
-        <w:rPr>
-          <w:color w:val="000000" w:themeColor="text1"/>
-        </w:rPr>
-        <w:t>Eichengreen</w:t>
-      </w:r>
-      <w:proofErr w:type="spellEnd"/>
-      <w:r>
-        <w:rPr>
-          <w:color w:val="000000" w:themeColor="text1"/>
-        </w:rPr>
-        <w:t>, B. (2014). “Central Bank Transparency and Independence: Updates and New Measures.” </w:t>
+        <w:t>Dincer, N., &amp; Eichengreen, B. (2014). “Central Bank Transparency and Independence: Updates and New Measures.” </w:t>
       </w:r>
     </w:p>
     <w:p>
@@ -37992,31 +35178,7 @@
           <w:lang w:val="en-GB" w:eastAsia="ko-KR"/>
           <w14:ligatures w14:val="standardContextual"/>
         </w:rPr>
-        <w:t xml:space="preserve">. Hutchins </w:t>
-      </w:r>
-      <w:proofErr w:type="spellStart"/>
-      <w:r>
-        <w:rPr>
-          <w:color w:val="000000" w:themeColor="text1"/>
-          <w:kern w:val="2"/>
-          <w:sz w:val="24"/>
-          <w:szCs w:val="24"/>
-          <w:lang w:val="en-GB" w:eastAsia="ko-KR"/>
-          <w14:ligatures w14:val="standardContextual"/>
-        </w:rPr>
-        <w:t>Center</w:t>
-      </w:r>
-      <w:proofErr w:type="spellEnd"/>
-      <w:r>
-        <w:rPr>
-          <w:color w:val="000000" w:themeColor="text1"/>
-          <w:kern w:val="2"/>
-          <w:sz w:val="24"/>
-          <w:szCs w:val="24"/>
-          <w:lang w:val="en-GB" w:eastAsia="ko-KR"/>
-          <w14:ligatures w14:val="standardContextual"/>
-        </w:rPr>
-        <w:t xml:space="preserve"> on Fiscal &amp; Monetary Policy, The Brookings Institution.</w:t>
+        <w:t>. Hutchins Center on Fiscal &amp; Monetary Policy, The Brookings Institution.</w:t>
       </w:r>
     </w:p>
     <w:p>
@@ -38226,63 +35388,7 @@
           <w:color w:val="000000" w:themeColor="text1"/>
         </w:rPr>
         <w:lastRenderedPageBreak/>
-        <w:t>Al-</w:t>
-      </w:r>
-      <w:proofErr w:type="spellStart"/>
-      <w:r>
-        <w:rPr>
-          <w:color w:val="000000" w:themeColor="text1"/>
-        </w:rPr>
-        <w:t>Mashat</w:t>
-      </w:r>
-      <w:proofErr w:type="spellEnd"/>
-      <w:r>
-        <w:rPr>
-          <w:color w:val="000000" w:themeColor="text1"/>
-        </w:rPr>
-        <w:t xml:space="preserve">, R., A. </w:t>
-      </w:r>
-      <w:proofErr w:type="spellStart"/>
-      <w:r>
-        <w:rPr>
-          <w:color w:val="000000" w:themeColor="text1"/>
-        </w:rPr>
-        <w:t>Bulíř</w:t>
-      </w:r>
-      <w:proofErr w:type="spellEnd"/>
-      <w:r>
-        <w:rPr>
-          <w:color w:val="000000" w:themeColor="text1"/>
-        </w:rPr>
-        <w:t xml:space="preserve">, N.N. Dinçer, T. </w:t>
-      </w:r>
-      <w:proofErr w:type="spellStart"/>
-      <w:r>
-        <w:rPr>
-          <w:color w:val="000000" w:themeColor="text1"/>
-        </w:rPr>
-        <w:t>Hlédik</w:t>
-      </w:r>
-      <w:proofErr w:type="spellEnd"/>
-      <w:r>
-        <w:rPr>
-          <w:color w:val="000000" w:themeColor="text1"/>
-        </w:rPr>
-        <w:t xml:space="preserve">, T. Holub, A. Kostanyan, D. Laxton, A. </w:t>
-      </w:r>
-      <w:proofErr w:type="spellStart"/>
-      <w:r>
-        <w:rPr>
-          <w:color w:val="000000" w:themeColor="text1"/>
-        </w:rPr>
-        <w:t>Nurbekyan</w:t>
-      </w:r>
-      <w:proofErr w:type="spellEnd"/>
-      <w:r>
-        <w:rPr>
-          <w:color w:val="000000" w:themeColor="text1"/>
-        </w:rPr>
-        <w:t>, and H. Wang, 2018, “An Index for Transparency for Inflation-Targeting Central Banks. Application to the Czech National Bank.” IMF Working Paper No. 18/210.</w:t>
+        <w:t>Al-Mashat, R., A. Bulíř, N.N. Dinçer, T. Hlédik, T. Holub, A. Kostanyan, D. Laxton, A. Nurbekyan, and H. Wang, 2018, “An Index for Transparency for Inflation-Targeting Central Banks. Application to the Czech National Bank.” IMF Working Paper No. 18/210.</w:t>
       </w:r>
     </w:p>
     <w:p>
@@ -38453,21 +35559,7 @@
         <w:rPr>
           <w:color w:val="000000" w:themeColor="text1"/>
         </w:rPr>
-        <w:t xml:space="preserve">Since September 2024, each Board member must provide a </w:t>
-      </w:r>
-      <w:proofErr w:type="gramStart"/>
-      <w:r>
-        <w:rPr>
-          <w:color w:val="000000" w:themeColor="text1"/>
-        </w:rPr>
-        <w:t>short written</w:t>
-      </w:r>
-      <w:proofErr w:type="gramEnd"/>
-      <w:r>
-        <w:rPr>
-          <w:color w:val="000000" w:themeColor="text1"/>
-        </w:rPr>
-        <w:t xml:space="preserve"> explanation of their vote. These paragraphs reveal the “least-regrets” logic behind each position: which </w:t>
+        <w:t xml:space="preserve">Since September 2024, each Board member must provide a short written explanation of their vote. These paragraphs reveal the “least-regrets” logic behind each position: which </w:t>
       </w:r>
       <w:r>
         <w:rPr>
@@ -38620,19 +35712,11 @@
           <w:color w:val="000000" w:themeColor="text1"/>
         </w:rPr>
       </w:pPr>
-      <w:proofErr w:type="gramStart"/>
-      <w:r>
-        <w:rPr>
-          <w:color w:val="000000" w:themeColor="text1"/>
-        </w:rPr>
-        <w:t>All of</w:t>
-      </w:r>
-      <w:proofErr w:type="gramEnd"/>
-      <w:r>
-        <w:rPr>
-          <w:color w:val="000000" w:themeColor="text1"/>
-        </w:rPr>
-        <w:t xml:space="preserve"> these elements reinforce a simple principle: transparency and accountability strengthen the effectiveness of monetary policy. By clearly showing how decisions are made, how individual judgments differ, and how risks are assessed, the CBA builds trust, supports expectations, and enhances the credibility of the inflation-targeting regime.</w:t>
+      <w:r>
+        <w:rPr>
+          <w:color w:val="000000" w:themeColor="text1"/>
+        </w:rPr>
+        <w:t>All of these elements reinforce a simple principle: transparency and accountability strengthen the effectiveness of monetary policy. By clearly showing how decisions are made, how individual judgments differ, and how risks are assessed, the CBA builds trust, supports expectations, and enhances the credibility of the inflation-targeting regime.</w:t>
       </w:r>
     </w:p>
     <w:p>
@@ -39149,16 +36233,8 @@
           <w:color w:val="000000" w:themeColor="text1"/>
         </w:rPr>
         <w:lastRenderedPageBreak/>
-        <w:t xml:space="preserve">they codify procedures, standards, and methodologies, which helps ensure that reports are prepared in a consistent, replicable, and transparent way, rather than depending on personalities or changing </w:t>
-      </w:r>
-      <w:proofErr w:type="gramStart"/>
-      <w:r>
-        <w:rPr>
-          <w:color w:val="000000" w:themeColor="text1"/>
-        </w:rPr>
-        <w:t>preferences;</w:t>
-      </w:r>
-      <w:proofErr w:type="gramEnd"/>
+        <w:t>they codify procedures, standards, and methodologies, which helps ensure that reports are prepared in a consistent, replicable, and transparent way, rather than depending on personalities or changing preferences;</w:t>
+      </w:r>
     </w:p>
     <w:p>
       <w:pPr>
@@ -39293,21 +36369,7 @@
         <w:rPr>
           <w:color w:val="000000" w:themeColor="text1"/>
         </w:rPr>
-        <w:t xml:space="preserve">Together, these elements help ensure that accountability is not left to </w:t>
-      </w:r>
-      <w:proofErr w:type="gramStart"/>
-      <w:r>
-        <w:rPr>
-          <w:color w:val="000000" w:themeColor="text1"/>
-        </w:rPr>
-        <w:t>discretion, but</w:t>
-      </w:r>
-      <w:proofErr w:type="gramEnd"/>
-      <w:r>
-        <w:rPr>
-          <w:color w:val="000000" w:themeColor="text1"/>
-        </w:rPr>
-        <w:t xml:space="preserve"> is an embedded feature of the CBA’s policy architecture.</w:t>
+        <w:t>Together, these elements help ensure that accountability is not left to discretion, but is an embedded feature of the CBA’s policy architecture.</w:t>
       </w:r>
     </w:p>
     <w:p>
@@ -39390,21 +36452,7 @@
         <w:rPr>
           <w:color w:val="000000" w:themeColor="text1"/>
         </w:rPr>
-        <w:t xml:space="preserve">Resource constraints also matter. Large, advanced economies may be able to convene external panels of highly experienced monetary </w:t>
-      </w:r>
-      <w:proofErr w:type="gramStart"/>
-      <w:r>
-        <w:rPr>
-          <w:color w:val="000000" w:themeColor="text1"/>
-        </w:rPr>
-        <w:t>economists</w:t>
-      </w:r>
-      <w:proofErr w:type="gramEnd"/>
-      <w:r>
-        <w:rPr>
-          <w:color w:val="000000" w:themeColor="text1"/>
-        </w:rPr>
-        <w:t xml:space="preserve"> familiar with local conditions. Small and emerging economies often face a different reality. The pool of domestic experts may be limited, while external reviewers—even if highly qualified—require substantial time to learn the specifics of the economy and the framework. Repeating this process regularly can be costly and may still fall short of the level of insight held within the central bank.</w:t>
+        <w:t>Resource constraints also matter. Large, advanced economies may be able to convene external panels of highly experienced monetary economists familiar with local conditions. Small and emerging economies often face a different reality. The pool of domestic experts may be limited, while external reviewers—even if highly qualified—require substantial time to learn the specifics of the economy and the framework. Repeating this process regularly can be costly and may still fall short of the level of insight held within the central bank.</w:t>
       </w:r>
     </w:p>
     <w:p>
@@ -39436,16 +36484,8 @@
         <w:rPr>
           <w:color w:val="000000" w:themeColor="text1"/>
         </w:rPr>
-        <w:t xml:space="preserve">it allows the Board to take responsibility for its own accountability, rather than treating it as something imposed from </w:t>
-      </w:r>
-      <w:proofErr w:type="gramStart"/>
-      <w:r>
-        <w:rPr>
-          <w:color w:val="000000" w:themeColor="text1"/>
-        </w:rPr>
-        <w:t>outside;</w:t>
-      </w:r>
-      <w:proofErr w:type="gramEnd"/>
+        <w:t>it allows the Board to take responsibility for its own accountability, rather than treating it as something imposed from outside;</w:t>
+      </w:r>
     </w:p>
     <w:p>
       <w:pPr>
@@ -39579,16 +36619,8 @@
         <w:rPr>
           <w:color w:val="000000" w:themeColor="text1"/>
         </w:rPr>
-        <w:t xml:space="preserve">it strengthens incentives for careful decision-making, since policymakers know their actions will be reviewed and discussed in a timely </w:t>
-      </w:r>
-      <w:proofErr w:type="gramStart"/>
-      <w:r>
-        <w:rPr>
-          <w:color w:val="000000" w:themeColor="text1"/>
-        </w:rPr>
-        <w:t>manner;</w:t>
-      </w:r>
-      <w:proofErr w:type="gramEnd"/>
+        <w:t>it strengthens incentives for careful decision-making, since policymakers know their actions will be reviewed and discussed in a timely manner;</w:t>
+      </w:r>
     </w:p>
     <w:p>
       <w:pPr>
@@ -39605,16 +36637,8 @@
         <w:rPr>
           <w:color w:val="000000" w:themeColor="text1"/>
         </w:rPr>
-        <w:t xml:space="preserve">it allows the evaluation to focus on how policy responded to risks as they emerged, rather than judging decisions long after the fact with information that was not available at the </w:t>
-      </w:r>
-      <w:proofErr w:type="gramStart"/>
-      <w:r>
-        <w:rPr>
-          <w:color w:val="000000" w:themeColor="text1"/>
-        </w:rPr>
-        <w:t>time;</w:t>
-      </w:r>
-      <w:proofErr w:type="gramEnd"/>
+        <w:t>it allows the evaluation to focus on how policy responded to risks as they emerged, rather than judging decisions long after the fact with information that was not available at the time;</w:t>
+      </w:r>
     </w:p>
     <w:p>
       <w:pPr>
@@ -39918,21 +36942,7 @@
           <w:color w:val="000000" w:themeColor="text1"/>
         </w:rPr>
         <w:lastRenderedPageBreak/>
-        <w:t xml:space="preserve">Dincer, N., &amp; </w:t>
-      </w:r>
-      <w:proofErr w:type="spellStart"/>
-      <w:r>
-        <w:rPr>
-          <w:color w:val="000000" w:themeColor="text1"/>
-        </w:rPr>
-        <w:t>Eichengreen</w:t>
-      </w:r>
-      <w:proofErr w:type="spellEnd"/>
-      <w:r>
-        <w:rPr>
-          <w:color w:val="000000" w:themeColor="text1"/>
-        </w:rPr>
-        <w:t>, B. (2014). “Central Bank Transparency and Independence: Updates and New Measures.” </w:t>
+        <w:t>Dincer, N., &amp; Eichengreen, B. (2014). “Central Bank Transparency and Independence: Updates and New Measures.” </w:t>
       </w:r>
     </w:p>
     <w:p>
@@ -40147,49 +37157,21 @@
         <w:rPr>
           <w:color w:val="000000" w:themeColor="text1"/>
         </w:rPr>
-        <w:t xml:space="preserve">For many years, Armenia operated with a </w:t>
-      </w:r>
-      <w:proofErr w:type="gramStart"/>
-      <w:r>
-        <w:rPr>
-          <w:color w:val="000000" w:themeColor="text1"/>
-        </w:rPr>
-        <w:t>fairly standard</w:t>
-      </w:r>
-      <w:proofErr w:type="gramEnd"/>
-      <w:r>
-        <w:rPr>
-          <w:color w:val="000000" w:themeColor="text1"/>
-        </w:rPr>
-        <w:t xml:space="preserve"> FPAS Mark I–style accountability system. Under the monetary aggregates regime in the 1990s, and later under the formal inflation-targeting framework adopted in 2006, the law required the Central Bank to submit regular reports on the implementation of the monetary policy program. These reports described recent economic developments, summarized policy actions, and explained how those actions supported the price stability objective.</w:t>
-      </w:r>
-    </w:p>
-    <w:p>
-      <w:pPr>
-        <w:jc w:val="both"/>
-        <w:rPr>
-          <w:color w:val="000000" w:themeColor="text1"/>
-        </w:rPr>
-      </w:pPr>
-      <w:r>
-        <w:rPr>
-          <w:color w:val="000000" w:themeColor="text1"/>
-        </w:rPr>
-        <w:t xml:space="preserve">That approach was broadly in line with what many inflation-targeting central banks were doing at the time. Policy evaluation was </w:t>
-      </w:r>
-      <w:proofErr w:type="spellStart"/>
-      <w:r>
-        <w:rPr>
-          <w:color w:val="000000" w:themeColor="text1"/>
-        </w:rPr>
-        <w:t>centered</w:t>
-      </w:r>
-      <w:proofErr w:type="spellEnd"/>
-      <w:r>
-        <w:rPr>
-          <w:color w:val="000000" w:themeColor="text1"/>
-        </w:rPr>
-        <w:t xml:space="preserve"> around a </w:t>
+        <w:t>For many years, Armenia operated with a fairly standard FPAS Mark I–style accountability system. Under the monetary aggregates regime in the 1990s, and later under the formal inflation-targeting framework adopted in 2006, the law required the Central Bank to submit regular reports on the implementation of the monetary policy program. These reports described recent economic developments, summarized policy actions, and explained how those actions supported the price stability objective.</w:t>
+      </w:r>
+    </w:p>
+    <w:p>
+      <w:pPr>
+        <w:jc w:val="both"/>
+        <w:rPr>
+          <w:color w:val="000000" w:themeColor="text1"/>
+        </w:rPr>
+      </w:pPr>
+      <w:r>
+        <w:rPr>
+          <w:color w:val="000000" w:themeColor="text1"/>
+        </w:rPr>
+        <w:t xml:space="preserve">That approach was broadly in line with what many inflation-targeting central banks were doing at the time. Policy evaluation was centered around a </w:t>
       </w:r>
       <w:r>
         <w:rPr>
@@ -40338,21 +37320,7 @@
         <w:rPr>
           <w:color w:val="000000" w:themeColor="text1"/>
         </w:rPr>
-        <w:t xml:space="preserve">A natural question is: who </w:t>
-      </w:r>
-      <w:proofErr w:type="gramStart"/>
-      <w:r>
-        <w:rPr>
-          <w:color w:val="000000" w:themeColor="text1"/>
-        </w:rPr>
-        <w:t>actually prepares</w:t>
-      </w:r>
-      <w:proofErr w:type="gramEnd"/>
-      <w:r>
-        <w:rPr>
-          <w:color w:val="000000" w:themeColor="text1"/>
-        </w:rPr>
-        <w:t xml:space="preserve"> these accountability reports? Around the world, there are two approaches. Some central banks rely on external expert panels to review policy; others conduct internal evaluations led by staff. Both models have advantages, but they serve slightly different purposes. External reviews can sometimes be more openly critical, but they often lack the very detailed understanding of the domestic framework and the local economy. Internal reviews, on the other hand, can be much more useful for day-to-day learning and for explaining the true context in which decisions were made—but only if the institutional culture supports honest self-assessment.</w:t>
+        <w:t>A natural question is: who actually prepares these accountability reports? Around the world, there are two approaches. Some central banks rely on external expert panels to review policy; others conduct internal evaluations led by staff. Both models have advantages, but they serve slightly different purposes. External reviews can sometimes be more openly critical, but they often lack the very detailed understanding of the domestic framework and the local economy. Internal reviews, on the other hand, can be much more useful for day-to-day learning and for explaining the true context in which decisions were made—but only if the institutional culture supports honest self-assessment.</w:t>
       </w:r>
     </w:p>
     <w:p>
@@ -40401,21 +37369,7 @@
         <w:rPr>
           <w:color w:val="000000" w:themeColor="text1"/>
         </w:rPr>
-        <w:t xml:space="preserve">The team-based structure of the MPD under FPAS Mark II makes this feasible. As you know from earlier sessions, the department consists of four teams of economists, rotating across production rounds, back-up support, and research and development. The accountability report is assigned to one of the teams that is not leading the current production round. That means the report does not interfere with the core forecasting and policy-preparation work, and at the same time, it becomes </w:t>
-      </w:r>
-      <w:proofErr w:type="gramStart"/>
-      <w:r>
-        <w:rPr>
-          <w:color w:val="000000" w:themeColor="text1"/>
-        </w:rPr>
-        <w:t>a valuable research</w:t>
-      </w:r>
-      <w:proofErr w:type="gramEnd"/>
-      <w:r>
-        <w:rPr>
-          <w:color w:val="000000" w:themeColor="text1"/>
-        </w:rPr>
-        <w:t xml:space="preserve"> and learning project for the team involved.</w:t>
+        <w:t>The team-based structure of the MPD under FPAS Mark II makes this feasible. As you know from earlier sessions, the department consists of four teams of economists, rotating across production rounds, back-up support, and research and development. The accountability report is assigned to one of the teams that is not leading the current production round. That means the report does not interfere with the core forecasting and policy-preparation work, and at the same time, it becomes a valuable research and learning project for the team involved.</w:t>
       </w:r>
     </w:p>
     <w:p>
@@ -40471,21 +37425,7 @@
         <w:rPr>
           <w:color w:val="000000" w:themeColor="text1"/>
         </w:rPr>
-        <w:t xml:space="preserve">Now let me turn to what the accountability report </w:t>
-      </w:r>
-      <w:proofErr w:type="gramStart"/>
-      <w:r>
-        <w:rPr>
-          <w:color w:val="000000" w:themeColor="text1"/>
-        </w:rPr>
-        <w:t>actually contains</w:t>
-      </w:r>
-      <w:proofErr w:type="gramEnd"/>
-      <w:r>
-        <w:rPr>
-          <w:color w:val="000000" w:themeColor="text1"/>
-        </w:rPr>
-        <w:t xml:space="preserve">. Under FPAS Mark I, the natural starting point was forecast evaluation: how far did inflation, growth, and other variables deviate from the baseline? Under FPAS Mark II, that is no longer the central question. Instead, the report focuses on </w:t>
+        <w:t xml:space="preserve">Now let me turn to what the accountability report actually contains. Under FPAS Mark I, the natural starting point was forecast evaluation: how far did inflation, growth, and other variables deviate from the baseline? Under FPAS Mark II, that is no longer the central question. Instead, the report focuses on </w:t>
       </w:r>
       <w:r>
         <w:rPr>
@@ -40640,21 +37580,7 @@
         <w:rPr>
           <w:color w:val="000000" w:themeColor="text1"/>
         </w:rPr>
-        <w:t xml:space="preserve">. The report </w:t>
-      </w:r>
-      <w:proofErr w:type="spellStart"/>
-      <w:r>
-        <w:rPr>
-          <w:color w:val="000000" w:themeColor="text1"/>
-        </w:rPr>
-        <w:t>analyzes</w:t>
-      </w:r>
-      <w:proofErr w:type="spellEnd"/>
-      <w:r>
-        <w:rPr>
-          <w:color w:val="000000" w:themeColor="text1"/>
-        </w:rPr>
-        <w:t xml:space="preserve"> how expectations of the policy rate, yield curves, and other financial indicators responded to decisions and communications. The question here is not just whether markets were “right” or “wrong,” but whether the central bank’s communication helped guide expectations in a way consistent with its strategy.</w:t>
+        <w:t>. The report analyzes how expectations of the policy rate, yield curves, and other financial indicators responded to decisions and communications. The question here is not just whether markets were “right” or “wrong,” but whether the central bank’s communication helped guide expectations in a way consistent with its strategy.</w:t>
       </w:r>
     </w:p>
     <w:p>
@@ -40696,49 +37622,21 @@
         <w:rPr>
           <w:color w:val="000000" w:themeColor="text1"/>
         </w:rPr>
-        <w:t xml:space="preserve">Finally, the report reviews the main criticisms or questions raised by external stakeholders—parliamentarians, market participants, journalists, academics, and citizens—and offers responses where appropriate. This is not about defending every </w:t>
-      </w:r>
-      <w:proofErr w:type="gramStart"/>
-      <w:r>
-        <w:rPr>
-          <w:color w:val="000000" w:themeColor="text1"/>
-        </w:rPr>
-        <w:t>decision, but</w:t>
-      </w:r>
-      <w:proofErr w:type="gramEnd"/>
-      <w:r>
-        <w:rPr>
-          <w:color w:val="000000" w:themeColor="text1"/>
-        </w:rPr>
-        <w:t xml:space="preserve"> about clarifying misunderstandings and using external feedback as a learning tool.</w:t>
-      </w:r>
-    </w:p>
-    <w:p>
-      <w:pPr>
-        <w:jc w:val="both"/>
-        <w:rPr>
-          <w:color w:val="000000" w:themeColor="text1"/>
-        </w:rPr>
-      </w:pPr>
-      <w:r>
-        <w:rPr>
-          <w:color w:val="000000" w:themeColor="text1"/>
-        </w:rPr>
-        <w:t xml:space="preserve">Putting </w:t>
-      </w:r>
-      <w:proofErr w:type="gramStart"/>
-      <w:r>
-        <w:rPr>
-          <w:color w:val="000000" w:themeColor="text1"/>
-        </w:rPr>
-        <w:t>all of</w:t>
-      </w:r>
-      <w:proofErr w:type="gramEnd"/>
-      <w:r>
-        <w:rPr>
-          <w:color w:val="000000" w:themeColor="text1"/>
-        </w:rPr>
-        <w:t xml:space="preserve"> this together, the accountability framework under FPAS Mark II does something quite different from traditional forecast-based evaluation. It does not ask, “Did reality match the baseline?” Instead, it asks, “Given the risks, trade-offs, and uncertainties we faced, did we act in a way that was responsible, transparent, and consistent with our mandate?”</w:t>
+        <w:t>Finally, the report reviews the main criticisms or questions raised by external stakeholders—parliamentarians, market participants, journalists, academics, and citizens—and offers responses where appropriate. This is not about defending every decision, but about clarifying misunderstandings and using external feedback as a learning tool.</w:t>
+      </w:r>
+    </w:p>
+    <w:p>
+      <w:pPr>
+        <w:jc w:val="both"/>
+        <w:rPr>
+          <w:color w:val="000000" w:themeColor="text1"/>
+        </w:rPr>
+      </w:pPr>
+      <w:r>
+        <w:rPr>
+          <w:color w:val="000000" w:themeColor="text1"/>
+        </w:rPr>
+        <w:t>Putting all of this together, the accountability framework under FPAS Mark II does something quite different from traditional forecast-based evaluation. It does not ask, “Did reality match the baseline?” Instead, it asks, “Given the risks, trade-offs, and uncertainties we faced, did we act in a way that was responsible, transparent, and consistent with our mandate?”</w:t>
       </w:r>
     </w:p>
     <w:p>

--- a/Script and Audio/Final Scripts/All_Notes_Scripts_27.11_V7.docx
+++ b/Script and Audio/Final Scripts/All_Notes_Scripts_27.11_V7.docx
@@ -2114,13 +2114,29 @@
           <w:bCs/>
           <w:color w:val="000000" w:themeColor="text1"/>
         </w:rPr>
-        <w:t>core principles of inflation targeting</w:t>
-      </w:r>
-      <w:r>
-        <w:rPr>
-          <w:color w:val="000000" w:themeColor="text1"/>
-        </w:rPr>
-        <w:t>: establishing clear nominal anchors, strengthening communication, and designing resilient institutions.</w:t>
+        <w:t xml:space="preserve">core principles of inflation </w:t>
+      </w:r>
+      <w:proofErr w:type="gramStart"/>
+      <w:r>
+        <w:rPr>
+          <w:b/>
+          <w:bCs/>
+          <w:color w:val="000000" w:themeColor="text1"/>
+        </w:rPr>
+        <w:t>targeting</w:t>
+      </w:r>
+      <w:r>
+        <w:rPr>
+          <w:color w:val="000000" w:themeColor="text1"/>
+        </w:rPr>
+        <w:t>:</w:t>
+      </w:r>
+      <w:proofErr w:type="gramEnd"/>
+      <w:r>
+        <w:rPr>
+          <w:color w:val="000000" w:themeColor="text1"/>
+        </w:rPr>
+        <w:t xml:space="preserve"> establishing clear nominal anchors, strengthening communication, and designing resilient institutions.</w:t>
       </w:r>
     </w:p>
     <w:p>
@@ -2244,7 +2260,35 @@
         <w:rPr>
           <w:color w:val="000000" w:themeColor="text1"/>
         </w:rPr>
-        <w:t xml:space="preserve">meaning a central bank that is pushing the frontiers of how monetary policy analysis and communication is done. Furthermore, the National Bank of Georgia has also adopted FPAS Mark II and we see more and more central banks moving in this direction. </w:t>
+        <w:t xml:space="preserve">meaning a central bank that is pushing the frontiers of how monetary policy analysis and communication is done. Furthermore, the National Bank of Georgia has also adopted FPAS Mark </w:t>
+      </w:r>
+      <w:proofErr w:type="gramStart"/>
+      <w:r>
+        <w:rPr>
+          <w:color w:val="000000" w:themeColor="text1"/>
+        </w:rPr>
+        <w:t>II</w:t>
+      </w:r>
+      <w:proofErr w:type="gramEnd"/>
+      <w:r>
+        <w:rPr>
+          <w:color w:val="000000" w:themeColor="text1"/>
+        </w:rPr>
+        <w:t xml:space="preserve"> and we see </w:t>
+      </w:r>
+      <w:proofErr w:type="gramStart"/>
+      <w:r>
+        <w:rPr>
+          <w:color w:val="000000" w:themeColor="text1"/>
+        </w:rPr>
+        <w:t>more and more</w:t>
+      </w:r>
+      <w:proofErr w:type="gramEnd"/>
+      <w:r>
+        <w:rPr>
+          <w:color w:val="000000" w:themeColor="text1"/>
+        </w:rPr>
+        <w:t xml:space="preserve"> central banks moving in this direction. </w:t>
       </w:r>
     </w:p>
     <w:p>
@@ -3727,7 +3771,21 @@
         <w:rPr>
           <w:color w:val="000000" w:themeColor="text1"/>
         </w:rPr>
-        <w:t>Laxton, D., Avetisyan, H. and Avagyan, V.. December 2025.</w:t>
+        <w:t xml:space="preserve">Laxton, D., Avetisyan, H. and Avagyan, </w:t>
+      </w:r>
+      <w:proofErr w:type="gramStart"/>
+      <w:r>
+        <w:rPr>
+          <w:color w:val="000000" w:themeColor="text1"/>
+        </w:rPr>
+        <w:t>V..</w:t>
+      </w:r>
+      <w:proofErr w:type="gramEnd"/>
+      <w:r>
+        <w:rPr>
+          <w:color w:val="000000" w:themeColor="text1"/>
+        </w:rPr>
+        <w:t xml:space="preserve"> December 2025.</w:t>
       </w:r>
       <w:r>
         <w:rPr>
@@ -4466,7 +4524,23 @@
           <w:color w:val="000000" w:themeColor="text1"/>
           <w:lang w:val="en-US"/>
         </w:rPr>
-        <w:t>. The CBA influenced banking system liquidity and banks’ investment decisions through a mix of liquidity-providing (Lombard loans, repos, open-market and FX purchases) and liquidity-absorbing (deposit auctions, repos, open-market and FX sales) instruments. The goal was to steer monetary aggregates toward planned trajectories consistent with achieving low inflation.</w:t>
+        <w:t xml:space="preserve">. The CBA influenced banking </w:t>
+      </w:r>
+      <w:proofErr w:type="gramStart"/>
+      <w:r>
+        <w:rPr>
+          <w:color w:val="000000" w:themeColor="text1"/>
+          <w:lang w:val="en-US"/>
+        </w:rPr>
+        <w:t>system</w:t>
+      </w:r>
+      <w:proofErr w:type="gramEnd"/>
+      <w:r>
+        <w:rPr>
+          <w:color w:val="000000" w:themeColor="text1"/>
+          <w:lang w:val="en-US"/>
+        </w:rPr>
+        <w:t xml:space="preserve"> liquidity and banks’ investment decisions through a mix of liquidity-providing (Lombard loans, repos, open-market and FX purchases) and liquidity-absorbing (deposit auctions, repos, open-market and FX sales) instruments. The goal was to steer monetary aggregates toward planned trajectories consistent with achieving low inflation.</w:t>
       </w:r>
     </w:p>
     <w:p>
@@ -4484,7 +4558,23 @@
           <w:color w:val="000000" w:themeColor="text1"/>
           <w:lang w:val="en-US"/>
         </w:rPr>
-        <w:t>The regime was initially successful. Inflation, though extremely high in 1994 (1,761% year-on-year), became manageable in the second half of that year. By 1995, inflation had fallen to 32.2%, and real GDP returned to positive growth. From 1995 to 1998, inflation stabilized, and Armenia entered a low-inflation environment accompanied by rapid economic growth, including consecutive double-digit expansions from 2003 to 2007.</w:t>
+        <w:t xml:space="preserve">The regime was initially successful. Inflation, though extremely high in 1994 (1,761% year-on-year), became manageable in the second half of that year. By 1995, inflation had fallen to 32.2%, and real GDP returned to </w:t>
+      </w:r>
+      <w:proofErr w:type="gramStart"/>
+      <w:r>
+        <w:rPr>
+          <w:color w:val="000000" w:themeColor="text1"/>
+          <w:lang w:val="en-US"/>
+        </w:rPr>
+        <w:t>positive growth</w:t>
+      </w:r>
+      <w:proofErr w:type="gramEnd"/>
+      <w:r>
+        <w:rPr>
+          <w:color w:val="000000" w:themeColor="text1"/>
+          <w:lang w:val="en-US"/>
+        </w:rPr>
+        <w:t>. From 1995 to 1998, inflation stabilized, and Armenia entered a low-inflation environment accompanied by rapid economic growth, including consecutive double-digit expansions from 2003 to 2007.</w:t>
       </w:r>
     </w:p>
     <w:p>
@@ -4502,7 +4592,39 @@
           <w:color w:val="000000" w:themeColor="text1"/>
           <w:lang w:val="en-US"/>
         </w:rPr>
-        <w:t>However, the framework soon faced structural difficulties. Until 1998, broad money (M2X)—including foreign-currency deposits—served as the nominal anchor. As dollarization increased, targeting broad money constrained growth in dram-denominated liquidity, risking a contraction in aggregate demand. To address this, the CBA began targeting dram-based aggregates in 1998, though this did not resolve inconsistencies between the operational target and the nominal anchor.</w:t>
+        <w:t xml:space="preserve">However, the framework soon faced structural difficulties. Until 1998, broad money (M2X)—including foreign-currency deposits—served as the nominal anchor. As dollarization increased, targeting broad money constrained growth in </w:t>
+      </w:r>
+      <w:proofErr w:type="gramStart"/>
+      <w:r>
+        <w:rPr>
+          <w:color w:val="000000" w:themeColor="text1"/>
+          <w:lang w:val="en-US"/>
+        </w:rPr>
+        <w:t>dram</w:t>
+      </w:r>
+      <w:proofErr w:type="gramEnd"/>
+      <w:r>
+        <w:rPr>
+          <w:color w:val="000000" w:themeColor="text1"/>
+          <w:lang w:val="en-US"/>
+        </w:rPr>
+        <w:t xml:space="preserve">-denominated liquidity, risking a contraction in aggregate demand. To address this, the CBA began targeting </w:t>
+      </w:r>
+      <w:proofErr w:type="gramStart"/>
+      <w:r>
+        <w:rPr>
+          <w:color w:val="000000" w:themeColor="text1"/>
+          <w:lang w:val="en-US"/>
+        </w:rPr>
+        <w:t>dram</w:t>
+      </w:r>
+      <w:proofErr w:type="gramEnd"/>
+      <w:r>
+        <w:rPr>
+          <w:color w:val="000000" w:themeColor="text1"/>
+          <w:lang w:val="en-US"/>
+        </w:rPr>
+        <w:t>-based aggregates in 1998, though this did not resolve inconsistencies between the operational target and the nominal anchor.</w:t>
       </w:r>
     </w:p>
     <w:p>
@@ -4725,7 +4847,35 @@
         <w:rPr>
           <w:color w:val="000000" w:themeColor="text1"/>
         </w:rPr>
-        <w:t>Recent research has begun filling a gap in how economists model these mechanisms. For example, DSGE models with explicit banking, balance sheet interactions, and liquidity and maturity transformations such as Benes, Kumhof, and Laxton (2014) and Mkhatrishvili (2025)—provide modern treatments of endogenous money creation. These papers are not about monetary targeting itself; rather, they offer improved analytical foundations for thinking about money, credit, and liquidity inside structural policy models.</w:t>
+        <w:t xml:space="preserve">Recent research has begun filling a gap in how economists model these mechanisms. For example, DSGE models with explicit banking, balance sheet interactions, and liquidity and maturity transformations such as Benes, </w:t>
+      </w:r>
+      <w:proofErr w:type="spellStart"/>
+      <w:r>
+        <w:rPr>
+          <w:color w:val="000000" w:themeColor="text1"/>
+        </w:rPr>
+        <w:t>Kumhof</w:t>
+      </w:r>
+      <w:proofErr w:type="spellEnd"/>
+      <w:r>
+        <w:rPr>
+          <w:color w:val="000000" w:themeColor="text1"/>
+        </w:rPr>
+        <w:t xml:space="preserve">, and Laxton (2014) and </w:t>
+      </w:r>
+      <w:proofErr w:type="spellStart"/>
+      <w:r>
+        <w:rPr>
+          <w:color w:val="000000" w:themeColor="text1"/>
+        </w:rPr>
+        <w:t>Mkhatrishvili</w:t>
+      </w:r>
+      <w:proofErr w:type="spellEnd"/>
+      <w:r>
+        <w:rPr>
+          <w:color w:val="000000" w:themeColor="text1"/>
+        </w:rPr>
+        <w:t xml:space="preserve"> (2025)—provide modern treatments of endogenous money creation. These papers are not about monetary targeting itself; rather, they offer improved analytical foundations for thinking about money, credit, and liquidity inside structural policy models.</w:t>
       </w:r>
     </w:p>
     <w:p>
@@ -5000,7 +5150,21 @@
         <w:rPr>
           <w:color w:val="000000" w:themeColor="text1"/>
         </w:rPr>
-        <w:t xml:space="preserve">Benes, J., M. Kumhof, and D. Laxton. 2014. </w:t>
+        <w:t xml:space="preserve">Benes, J., M. </w:t>
+      </w:r>
+      <w:proofErr w:type="spellStart"/>
+      <w:r>
+        <w:rPr>
+          <w:color w:val="000000" w:themeColor="text1"/>
+        </w:rPr>
+        <w:t>Kumhof</w:t>
+      </w:r>
+      <w:proofErr w:type="spellEnd"/>
+      <w:r>
+        <w:rPr>
+          <w:color w:val="000000" w:themeColor="text1"/>
+        </w:rPr>
+        <w:t xml:space="preserve">, and D. Laxton. 2014. </w:t>
       </w:r>
       <w:hyperlink r:id="rId19" w:history="1">
         <w:r>
@@ -5217,11 +5381,19 @@
           <w:color w:val="000000" w:themeColor="text1"/>
         </w:rPr>
       </w:pPr>
-      <w:r>
-        <w:rPr>
-          <w:color w:val="000000" w:themeColor="text1"/>
-        </w:rPr>
-        <w:t xml:space="preserve">Mkhatrishvili, S. 2025. </w:t>
+      <w:proofErr w:type="spellStart"/>
+      <w:r>
+        <w:rPr>
+          <w:color w:val="000000" w:themeColor="text1"/>
+        </w:rPr>
+        <w:t>Mkhatrishvili</w:t>
+      </w:r>
+      <w:proofErr w:type="spellEnd"/>
+      <w:r>
+        <w:rPr>
+          <w:color w:val="000000" w:themeColor="text1"/>
+        </w:rPr>
+        <w:t xml:space="preserve">, S. 2025. </w:t>
       </w:r>
       <w:hyperlink r:id="rId23" w:history="1">
         <w:r>
@@ -5229,7 +5401,23 @@
             <w:rStyle w:val="Hyperlink"/>
             <w:color w:val="000000" w:themeColor="text1"/>
           </w:rPr>
-          <w:t>Inside (the) Money Machine: Modeling Liquidity, Maturity and Credit Transformations</w:t>
+          <w:t xml:space="preserve">Inside (the) Money Machine: </w:t>
+        </w:r>
+        <w:proofErr w:type="spellStart"/>
+        <w:r>
+          <w:rPr>
+            <w:rStyle w:val="Hyperlink"/>
+            <w:color w:val="000000" w:themeColor="text1"/>
+          </w:rPr>
+          <w:t>Modeling</w:t>
+        </w:r>
+        <w:proofErr w:type="spellEnd"/>
+        <w:r>
+          <w:rPr>
+            <w:rStyle w:val="Hyperlink"/>
+            <w:color w:val="000000" w:themeColor="text1"/>
+          </w:rPr>
+          <w:t xml:space="preserve"> Liquidity, Maturity and Credit Transformations</w:t>
         </w:r>
       </w:hyperlink>
       <w:r>
@@ -5257,7 +5445,21 @@
         <w:rPr>
           <w:color w:val="000000" w:themeColor="text1"/>
         </w:rPr>
-        <w:t>Laxton, D., Avetisyan, H. and Avagyan, V.. December 2025.</w:t>
+        <w:t xml:space="preserve">Laxton, D., Avetisyan, H. and Avagyan, </w:t>
+      </w:r>
+      <w:proofErr w:type="gramStart"/>
+      <w:r>
+        <w:rPr>
+          <w:color w:val="000000" w:themeColor="text1"/>
+        </w:rPr>
+        <w:t>V..</w:t>
+      </w:r>
+      <w:proofErr w:type="gramEnd"/>
+      <w:r>
+        <w:rPr>
+          <w:color w:val="000000" w:themeColor="text1"/>
+        </w:rPr>
+        <w:t xml:space="preserve"> December 2025.</w:t>
       </w:r>
       <w:r>
         <w:rPr>
@@ -5966,7 +6168,23 @@
           <w:lang w:val="en-US"/>
         </w:rPr>
         <w:br/>
-        <w:t>With a small positive inflation rate, real wages can decline gradually without requiring explicit pay cuts. This improves labor-market flexibility and reduces the risk of persistent unemployment in downturns.</w:t>
+        <w:t xml:space="preserve">With a small positive inflation rate, real wages can decline gradually without requiring explicit pay cuts. This improves labor-market flexibility and reduces the risk of persistent unemployment in </w:t>
+      </w:r>
+      <w:proofErr w:type="gramStart"/>
+      <w:r>
+        <w:rPr>
+          <w:color w:val="000000" w:themeColor="text1"/>
+          <w:lang w:val="en-US"/>
+        </w:rPr>
+        <w:t>downturns</w:t>
+      </w:r>
+      <w:proofErr w:type="gramEnd"/>
+      <w:r>
+        <w:rPr>
+          <w:color w:val="000000" w:themeColor="text1"/>
+          <w:lang w:val="en-US"/>
+        </w:rPr>
+        <w:t>.</w:t>
       </w:r>
     </w:p>
     <w:p>
@@ -6283,7 +6501,21 @@
           <w:color w:val="000000" w:themeColor="text1"/>
         </w:rPr>
         <w:lastRenderedPageBreak/>
-        <w:t>However, New Zealand lacked an analytical system capable of managing the economy once inflation reached low levels. Without an FPAS, early policy decisions relied too heavily on the exchange rate and a narrow interpretation of CPI inflation and a strict period for when the inflation target should be achieved. Thus, early central bank behaviour under inflation targeting generated large and unnecessary volatility in output in order to meet its inflation objectives. Haworth, Kostanyan, and Laxton (2019) provide a detailed account of these shortcomings.</w:t>
+        <w:t xml:space="preserve">However, New Zealand lacked an analytical system capable of managing the economy once inflation reached low levels. Without an FPAS, early policy decisions relied too heavily on the exchange rate and a narrow interpretation of CPI inflation and a strict period for when the inflation target should be achieved. Thus, early central bank behaviour under inflation targeting generated large and unnecessary volatility in output </w:t>
+      </w:r>
+      <w:proofErr w:type="gramStart"/>
+      <w:r>
+        <w:rPr>
+          <w:color w:val="000000" w:themeColor="text1"/>
+        </w:rPr>
+        <w:t>in order to</w:t>
+      </w:r>
+      <w:proofErr w:type="gramEnd"/>
+      <w:r>
+        <w:rPr>
+          <w:color w:val="000000" w:themeColor="text1"/>
+        </w:rPr>
+        <w:t xml:space="preserve"> meet its inflation objectives. Haworth, Kostanyan, and Laxton (2019) provide a detailed account of these shortcomings.</w:t>
       </w:r>
     </w:p>
     <w:p>
@@ -6299,7 +6531,23 @@
           <w:color w:val="000000" w:themeColor="text1"/>
           <w:lang w:val="en-US"/>
         </w:rPr>
-        <w:t>While New Zealand developed institutional credibility, the Bank of Canada developed analytical credibility. The key breakthrough was the creation of the Quarterly Projection Model (QPM) by Douglas Laxton, David Rose, and Bob Tetlow—the first forward-looking structural model used operationally for monetary policy. QPM incorporated rational expectations, a coherent transmission mechanism, and internally consistent medium-term projections, marking a decisive shift away from backward-looking econometric frameworks.</w:t>
+        <w:t xml:space="preserve">While New Zealand developed institutional credibility, the Bank of Canada developed analytical credibility. The key breakthrough was the creation of the Quarterly Projection Model (QPM) by Douglas Laxton, David Rose, and Bob </w:t>
+      </w:r>
+      <w:proofErr w:type="gramStart"/>
+      <w:r>
+        <w:rPr>
+          <w:color w:val="000000" w:themeColor="text1"/>
+          <w:lang w:val="en-US"/>
+        </w:rPr>
+        <w:t>Tetlow—</w:t>
+      </w:r>
+      <w:proofErr w:type="gramEnd"/>
+      <w:r>
+        <w:rPr>
+          <w:color w:val="000000" w:themeColor="text1"/>
+          <w:lang w:val="en-US"/>
+        </w:rPr>
+        <w:t>the first forward-looking structural model used operationally for monetary policy. QPM incorporated rational expectations, a coherent transmission mechanism, and internally consistent medium-term projections, marking a decisive shift away from backward-looking econometric frameworks.</w:t>
       </w:r>
     </w:p>
     <w:p>
@@ -6561,7 +6809,21 @@
         <w:rPr>
           <w:color w:val="000000" w:themeColor="text1"/>
         </w:rPr>
-        <w:t>Bernanke (2024, 2025) emphasizes that many advanced-economy central banks continue to lag behind smaller open economies in the structure and transparency of their frameworks.</w:t>
+        <w:t xml:space="preserve">Bernanke (2024, 2025) emphasizes that many advanced-economy central banks continue to </w:t>
+      </w:r>
+      <w:proofErr w:type="gramStart"/>
+      <w:r>
+        <w:rPr>
+          <w:color w:val="000000" w:themeColor="text1"/>
+        </w:rPr>
+        <w:t>lag behind</w:t>
+      </w:r>
+      <w:proofErr w:type="gramEnd"/>
+      <w:r>
+        <w:rPr>
+          <w:color w:val="000000" w:themeColor="text1"/>
+        </w:rPr>
+        <w:t xml:space="preserve"> smaller open economies in the structure and transparency of their frameworks.</w:t>
       </w:r>
     </w:p>
     <w:p>
@@ -6678,7 +6940,31 @@
           <w:lang w:val="en-GB" w:eastAsia="ko-KR"/>
           <w14:ligatures w14:val="standardContextual"/>
         </w:rPr>
-        <w:t>. Hutchins Center on Fiscal &amp; Monetary Policy, The Brookings Institution.</w:t>
+        <w:t xml:space="preserve">. Hutchins </w:t>
+      </w:r>
+      <w:proofErr w:type="spellStart"/>
+      <w:r>
+        <w:rPr>
+          <w:color w:val="000000" w:themeColor="text1"/>
+          <w:kern w:val="2"/>
+          <w:sz w:val="24"/>
+          <w:szCs w:val="24"/>
+          <w:lang w:val="en-GB" w:eastAsia="ko-KR"/>
+          <w14:ligatures w14:val="standardContextual"/>
+        </w:rPr>
+        <w:t>Center</w:t>
+      </w:r>
+      <w:proofErr w:type="spellEnd"/>
+      <w:r>
+        <w:rPr>
+          <w:color w:val="000000" w:themeColor="text1"/>
+          <w:kern w:val="2"/>
+          <w:sz w:val="24"/>
+          <w:szCs w:val="24"/>
+          <w:lang w:val="en-GB" w:eastAsia="ko-KR"/>
+          <w14:ligatures w14:val="standardContextual"/>
+        </w:rPr>
+        <w:t xml:space="preserve"> on Fiscal &amp; Monetary Policy, The Brookings Institution.</w:t>
       </w:r>
     </w:p>
     <w:p>
@@ -7157,7 +7443,25 @@
           <w:sz w:val="24"/>
           <w:szCs w:val="24"/>
         </w:rPr>
-        <w:t>Laxton, D., Avetisyan, H. and Avagyan, V.. December 2025.</w:t>
+        <w:t xml:space="preserve">Laxton, D., Avetisyan, H. and Avagyan, </w:t>
+      </w:r>
+      <w:proofErr w:type="gramStart"/>
+      <w:r>
+        <w:rPr>
+          <w:color w:val="000000" w:themeColor="text1"/>
+          <w:sz w:val="24"/>
+          <w:szCs w:val="24"/>
+        </w:rPr>
+        <w:t>V..</w:t>
+      </w:r>
+      <w:proofErr w:type="gramEnd"/>
+      <w:r>
+        <w:rPr>
+          <w:color w:val="000000" w:themeColor="text1"/>
+          <w:sz w:val="24"/>
+          <w:szCs w:val="24"/>
+        </w:rPr>
+        <w:t xml:space="preserve"> December 2025.</w:t>
       </w:r>
       <w:r>
         <w:rPr>
@@ -7369,7 +7673,21 @@
         <w:rPr>
           <w:color w:val="000000" w:themeColor="text1"/>
         </w:rPr>
-        <w:t>Finally, Armenia’s FPAS Mark II builds on all of these lessons. It is grounded in least-regrets analysis, forward-looking modelling, and transparent communication.</w:t>
+        <w:t xml:space="preserve">Finally, Armenia’s FPAS Mark II builds on </w:t>
+      </w:r>
+      <w:proofErr w:type="gramStart"/>
+      <w:r>
+        <w:rPr>
+          <w:color w:val="000000" w:themeColor="text1"/>
+        </w:rPr>
+        <w:t>all of</w:t>
+      </w:r>
+      <w:proofErr w:type="gramEnd"/>
+      <w:r>
+        <w:rPr>
+          <w:color w:val="000000" w:themeColor="text1"/>
+        </w:rPr>
+        <w:t xml:space="preserve"> these lessons. It is grounded in least-regrets analysis, forward-looking modelling, and transparent communication.</w:t>
       </w:r>
     </w:p>
     <w:p>
@@ -8106,7 +8424,21 @@
         <w:rPr>
           <w:color w:val="000000" w:themeColor="text1"/>
         </w:rPr>
-        <w:t>Laxton, D., Avetisyan, H. and Avagyan, V.. December 2025.</w:t>
+        <w:t xml:space="preserve">Laxton, D., Avetisyan, H. and Avagyan, </w:t>
+      </w:r>
+      <w:proofErr w:type="gramStart"/>
+      <w:r>
+        <w:rPr>
+          <w:color w:val="000000" w:themeColor="text1"/>
+        </w:rPr>
+        <w:t>V..</w:t>
+      </w:r>
+      <w:proofErr w:type="gramEnd"/>
+      <w:r>
+        <w:rPr>
+          <w:color w:val="000000" w:themeColor="text1"/>
+        </w:rPr>
+        <w:t xml:space="preserve"> December 2025.</w:t>
       </w:r>
       <w:r>
         <w:rPr>
@@ -9241,7 +9573,21 @@
         <w:rPr>
           <w:color w:val="000000" w:themeColor="text1"/>
         </w:rPr>
-        <w:t>Laxton, D., Avetisyan, H. and Avagyan, V.. December 2025.</w:t>
+        <w:t xml:space="preserve">Laxton, D., Avetisyan, H. and Avagyan, </w:t>
+      </w:r>
+      <w:proofErr w:type="gramStart"/>
+      <w:r>
+        <w:rPr>
+          <w:color w:val="000000" w:themeColor="text1"/>
+        </w:rPr>
+        <w:t>V..</w:t>
+      </w:r>
+      <w:proofErr w:type="gramEnd"/>
+      <w:r>
+        <w:rPr>
+          <w:color w:val="000000" w:themeColor="text1"/>
+        </w:rPr>
+        <w:t xml:space="preserve"> December 2025.</w:t>
       </w:r>
       <w:r>
         <w:rPr>
@@ -10600,7 +10946,21 @@
           <w:color w:val="000000" w:themeColor="text1"/>
         </w:rPr>
         <w:lastRenderedPageBreak/>
-        <w:t>Laxton, D., Avetisyan, H. and Avagyan, V.. December 2025.</w:t>
+        <w:t xml:space="preserve">Laxton, D., Avetisyan, H. and Avagyan, </w:t>
+      </w:r>
+      <w:proofErr w:type="gramStart"/>
+      <w:r>
+        <w:rPr>
+          <w:color w:val="000000" w:themeColor="text1"/>
+        </w:rPr>
+        <w:t>V..</w:t>
+      </w:r>
+      <w:proofErr w:type="gramEnd"/>
+      <w:r>
+        <w:rPr>
+          <w:color w:val="000000" w:themeColor="text1"/>
+        </w:rPr>
+        <w:t xml:space="preserve"> December 2025.</w:t>
       </w:r>
       <w:r>
         <w:rPr>
@@ -10757,7 +11117,21 @@
         <w:rPr>
           <w:color w:val="000000" w:themeColor="text1"/>
         </w:rPr>
-        <w:t xml:space="preserve">. In this extended video, we’ll explore how monetary policy actually works — and why its effects often take longer to appear than people expect. This discussion brings together two important themes: the </w:t>
+        <w:t xml:space="preserve">. In this extended video, we’ll explore how monetary policy </w:t>
+      </w:r>
+      <w:proofErr w:type="gramStart"/>
+      <w:r>
+        <w:rPr>
+          <w:color w:val="000000" w:themeColor="text1"/>
+        </w:rPr>
+        <w:t>actually works</w:t>
+      </w:r>
+      <w:proofErr w:type="gramEnd"/>
+      <w:r>
+        <w:rPr>
+          <w:color w:val="000000" w:themeColor="text1"/>
+        </w:rPr>
+        <w:t xml:space="preserve"> — and why its effects often take longer to appear than people expect. This discussion brings together two important themes: the </w:t>
       </w:r>
       <w:r>
         <w:rPr>
@@ -11563,7 +11937,21 @@
         <w:rPr>
           <w:color w:val="000000" w:themeColor="text1"/>
         </w:rPr>
-        <w:t>Central banks such as the Reserve Bank of New Zealand, the National Bank of Georgia, and the Central Bank of Armenia built what we describe as Mark I Forecasting and Policy Analysis Systems (FPAS). These frameworks explicitly integrate:</w:t>
+        <w:t xml:space="preserve">Central banks such as the Reserve Bank of New Zealand, the National Bank of Georgia, and the Central Bank of Armenia built what we describe as Mark I </w:t>
+      </w:r>
+      <w:proofErr w:type="gramStart"/>
+      <w:r>
+        <w:rPr>
+          <w:color w:val="000000" w:themeColor="text1"/>
+        </w:rPr>
+        <w:t>Forecasting</w:t>
+      </w:r>
+      <w:proofErr w:type="gramEnd"/>
+      <w:r>
+        <w:rPr>
+          <w:color w:val="000000" w:themeColor="text1"/>
+        </w:rPr>
+        <w:t xml:space="preserve"> and Policy Analysis Systems (FPAS). These frameworks explicitly integrate:</w:t>
       </w:r>
     </w:p>
     <w:p>
@@ -12053,7 +12441,21 @@
         <w:rPr>
           <w:color w:val="000000" w:themeColor="text1"/>
         </w:rPr>
-        <w:t>Laxton, D., Avetisyan, H. and Avagyan, V.. December 2025.</w:t>
+        <w:t xml:space="preserve">Laxton, D., Avetisyan, H. and Avagyan, </w:t>
+      </w:r>
+      <w:proofErr w:type="gramStart"/>
+      <w:r>
+        <w:rPr>
+          <w:color w:val="000000" w:themeColor="text1"/>
+        </w:rPr>
+        <w:t>V..</w:t>
+      </w:r>
+      <w:proofErr w:type="gramEnd"/>
+      <w:r>
+        <w:rPr>
+          <w:color w:val="000000" w:themeColor="text1"/>
+        </w:rPr>
+        <w:t xml:space="preserve"> December 2025.</w:t>
       </w:r>
       <w:r>
         <w:rPr>
@@ -12374,7 +12776,21 @@
         <w:rPr>
           <w:color w:val="000000" w:themeColor="text1"/>
         </w:rPr>
-        <w:t xml:space="preserve"> built what we describe as Mark I Forecasting and Policy Analysis Systems, or FPAS. These frameworks explicitly integrate a structural model linking the economy’s key relationships, a forecast process that endogenizes the policy instrument, scenario analysis for prudent risk management, and a communication system that explains policy choices transparently. In these institutions, the forecast and the policy decision are two sides of the same coin. The analytical framework ensures that every published scenario is consistent with the central bank’s objectives and its best understanding of transmission mechanisms.</w:t>
+        <w:t xml:space="preserve"> built what we describe as Mark I </w:t>
+      </w:r>
+      <w:proofErr w:type="gramStart"/>
+      <w:r>
+        <w:rPr>
+          <w:color w:val="000000" w:themeColor="text1"/>
+        </w:rPr>
+        <w:t>Forecasting</w:t>
+      </w:r>
+      <w:proofErr w:type="gramEnd"/>
+      <w:r>
+        <w:rPr>
+          <w:color w:val="000000" w:themeColor="text1"/>
+        </w:rPr>
+        <w:t xml:space="preserve"> and Policy Analysis Systems, or FPAS. These frameworks explicitly integrate a structural model linking the economy’s key relationships, a forecast process that endogenizes the policy instrument, scenario analysis for prudent risk management, and a communication system that explains policy choices transparently. In these institutions, the forecast and the policy decision are two sides of the same coin. The analytical framework ensures that every published scenario is consistent with the central bank’s objectives and its best understanding of transmission mechanisms.</w:t>
       </w:r>
     </w:p>
     <w:p>
@@ -13176,7 +13592,21 @@
         <w:rPr>
           <w:color w:val="000000" w:themeColor="text1"/>
         </w:rPr>
-        <w:t>Laxton, D., Avetisyan, H. and Avagyan, V.. December 2025.</w:t>
+        <w:t xml:space="preserve">Laxton, D., Avetisyan, H. and Avagyan, </w:t>
+      </w:r>
+      <w:proofErr w:type="gramStart"/>
+      <w:r>
+        <w:rPr>
+          <w:color w:val="000000" w:themeColor="text1"/>
+        </w:rPr>
+        <w:t>V..</w:t>
+      </w:r>
+      <w:proofErr w:type="gramEnd"/>
+      <w:r>
+        <w:rPr>
+          <w:color w:val="000000" w:themeColor="text1"/>
+        </w:rPr>
+        <w:t xml:space="preserve"> December 2025.</w:t>
       </w:r>
       <w:r>
         <w:rPr>
@@ -13458,7 +13888,49 @@
         <w:rPr>
           <w:color w:val="000000" w:themeColor="text1"/>
         </w:rPr>
-        <w:t>In the classical FPAS structure, the baseline scenario represented the central bank’s best and “most plausible” estimate of the future, and policy recommendations were derived from this single narrative. But the experience of 2020 to 2023 demonstrated how fragile such determinism can be. When multiple shocks interact—pandemics, supply bottlenecks, energy crises, wars—there is no single trajectory the economy will follow and it is impossible to derive a most “plausible scenario.”. Instead, central banks face a range of possible outcomes, many of them shaped by behavioral feedbacks, credibility shifts, and nonlinear responses. A single deterministic baseline not only misrepresents reality; it also biases communication. By projecting a false sense of precision, it discourages policymakers from discussing risks openly. As shown in The Prudent Risk Management Approach to Price Stability (Central Bank of Armenia, 2025), effective communication under uncertainty requires transparency about risks, not just point baseline forecasts.</w:t>
+        <w:t xml:space="preserve">In the classical FPAS structure, the baseline scenario represented the central bank’s best and “most plausible” estimate of the future, and policy recommendations were derived from this single narrative. But the experience of 2020 to 2023 demonstrated how fragile such determinism can be. When multiple shocks interact—pandemics, supply bottlenecks, energy crises, wars—there is no single trajectory the economy will </w:t>
+      </w:r>
+      <w:proofErr w:type="gramStart"/>
+      <w:r>
+        <w:rPr>
+          <w:color w:val="000000" w:themeColor="text1"/>
+        </w:rPr>
+        <w:t>follow</w:t>
+      </w:r>
+      <w:proofErr w:type="gramEnd"/>
+      <w:r>
+        <w:rPr>
+          <w:color w:val="000000" w:themeColor="text1"/>
+        </w:rPr>
+        <w:t xml:space="preserve"> and it is impossible to derive a most “plausible scenario.”. Instead, central banks face a range of possible outcomes, many of them shaped by </w:t>
+      </w:r>
+      <w:proofErr w:type="spellStart"/>
+      <w:r>
+        <w:rPr>
+          <w:color w:val="000000" w:themeColor="text1"/>
+        </w:rPr>
+        <w:t>behavioral</w:t>
+      </w:r>
+      <w:proofErr w:type="spellEnd"/>
+      <w:r>
+        <w:rPr>
+          <w:color w:val="000000" w:themeColor="text1"/>
+        </w:rPr>
+        <w:t xml:space="preserve"> </w:t>
+      </w:r>
+      <w:proofErr w:type="gramStart"/>
+      <w:r>
+        <w:rPr>
+          <w:color w:val="000000" w:themeColor="text1"/>
+        </w:rPr>
+        <w:t>feedbacks</w:t>
+      </w:r>
+      <w:proofErr w:type="gramEnd"/>
+      <w:r>
+        <w:rPr>
+          <w:color w:val="000000" w:themeColor="text1"/>
+        </w:rPr>
+        <w:t>, credibility shifts, and nonlinear responses. A single deterministic baseline not only misrepresents reality; it also biases communication. By projecting a false sense of precision, it discourages policymakers from discussing risks openly. As shown in The Prudent Risk Management Approach to Price Stability (Central Bank of Armenia, 2025), effective communication under uncertainty requires transparency about risks, not just point baseline forecasts.</w:t>
       </w:r>
     </w:p>
     <w:p>
@@ -14243,8 +14715,16 @@
         <w:rPr>
           <w:color w:val="000000" w:themeColor="text1"/>
         </w:rPr>
-        <w:t>projection and policy analisys</w:t>
-      </w:r>
+        <w:t xml:space="preserve">projection and policy </w:t>
+      </w:r>
+      <w:proofErr w:type="spellStart"/>
+      <w:r>
+        <w:rPr>
+          <w:color w:val="000000" w:themeColor="text1"/>
+        </w:rPr>
+        <w:t>analisys</w:t>
+      </w:r>
+      <w:proofErr w:type="spellEnd"/>
       <w:r>
         <w:rPr>
           <w:color w:val="000000" w:themeColor="text1"/>
@@ -14263,7 +14743,21 @@
         <w:rPr>
           <w:color w:val="000000" w:themeColor="text1"/>
         </w:rPr>
-        <w:t>Waller’s observation that “Armenia has become the new New Zealand” reflects the growing recognition that innovation in monetary frameworks increasingly comes from smaller, agile institutions.</w:t>
+        <w:t xml:space="preserve">Waller’s observation that “Armenia has become the new </w:t>
+      </w:r>
+      <w:proofErr w:type="spellStart"/>
+      <w:r>
+        <w:rPr>
+          <w:color w:val="000000" w:themeColor="text1"/>
+        </w:rPr>
+        <w:t>New</w:t>
+      </w:r>
+      <w:proofErr w:type="spellEnd"/>
+      <w:r>
+        <w:rPr>
+          <w:color w:val="000000" w:themeColor="text1"/>
+        </w:rPr>
+        <w:t xml:space="preserve"> Zealand” reflects the growing recognition that innovation in monetary frameworks increasingly comes from smaller, agile institutions.</w:t>
       </w:r>
     </w:p>
     <w:p>
@@ -14567,7 +15061,21 @@
         <w:rPr>
           <w:color w:val="000000" w:themeColor="text1"/>
         </w:rPr>
-        <w:t xml:space="preserve"> Christopher Waller, while at a conference in June 2025 at the Bank of Korea, recognized this achievement when he remarked that once he understood what had been built in Armenia, he realized that Armenia had “become the new New Zealand.” This statement captured a generational shift — from New Zealand as the pioneer of the first FPAS in 1990 to Armenia as the pioneer of the second generation, FPAS Mark II. </w:t>
+        <w:t xml:space="preserve"> Christopher Waller, while at a conference in June 2025 at the Bank of Korea, recognized this achievement when he remarked that once he understood what had been built in Armenia, he realized that Armenia had “become the new </w:t>
+      </w:r>
+      <w:proofErr w:type="spellStart"/>
+      <w:r>
+        <w:rPr>
+          <w:color w:val="000000" w:themeColor="text1"/>
+        </w:rPr>
+        <w:t>New</w:t>
+      </w:r>
+      <w:proofErr w:type="spellEnd"/>
+      <w:r>
+        <w:rPr>
+          <w:color w:val="000000" w:themeColor="text1"/>
+        </w:rPr>
+        <w:t xml:space="preserve"> Zealand.” This statement captured a generational shift — from New Zealand as the pioneer of the first FPAS in 1990 to Armenia as the pioneer of the second generation, FPAS Mark II. </w:t>
       </w:r>
     </w:p>
     <w:p>
@@ -14705,7 +15213,25 @@
             <w:iCs/>
             <w:color w:val="000000" w:themeColor="text1"/>
           </w:rPr>
-          <w:t>Prudent Risk Management Approach to Price Stability: Theory and Practice  at the Central Bank of Armenia</w:t>
+          <w:t xml:space="preserve">Prudent Risk Management Approach to Price Stability: Theory and </w:t>
+        </w:r>
+        <w:proofErr w:type="gramStart"/>
+        <w:r>
+          <w:rPr>
+            <w:rStyle w:val="Hyperlink"/>
+            <w:iCs/>
+            <w:color w:val="000000" w:themeColor="text1"/>
+          </w:rPr>
+          <w:t>Practice  at</w:t>
+        </w:r>
+        <w:proofErr w:type="gramEnd"/>
+        <w:r>
+          <w:rPr>
+            <w:rStyle w:val="Hyperlink"/>
+            <w:iCs/>
+            <w:color w:val="000000" w:themeColor="text1"/>
+          </w:rPr>
+          <w:t xml:space="preserve"> the Central Bank of Armenia</w:t>
         </w:r>
       </w:hyperlink>
       <w:r>
@@ -14986,7 +15512,21 @@
         <w:rPr>
           <w:color w:val="000000" w:themeColor="text1"/>
         </w:rPr>
-        <w:t>Laxton, D., Avetisyan, H. and Avagyan, V.. December 2025.</w:t>
+        <w:t xml:space="preserve">Laxton, D., Avetisyan, H. and Avagyan, </w:t>
+      </w:r>
+      <w:proofErr w:type="gramStart"/>
+      <w:r>
+        <w:rPr>
+          <w:color w:val="000000" w:themeColor="text1"/>
+        </w:rPr>
+        <w:t>V..</w:t>
+      </w:r>
+      <w:proofErr w:type="gramEnd"/>
+      <w:r>
+        <w:rPr>
+          <w:color w:val="000000" w:themeColor="text1"/>
+        </w:rPr>
+        <w:t xml:space="preserve"> December 2025.</w:t>
       </w:r>
       <w:r>
         <w:rPr>
@@ -15138,7 +15678,21 @@
         <w:rPr>
           <w:color w:val="000000" w:themeColor="text1"/>
         </w:rPr>
-        <w:t>The evolution from FPAS Mark I to FPAS Mark II represents a decisive intellectual leap in modern monetary policy. The term “least regrets” was first popularized by the Reserve Bank of New Zealand after the global financial crisis, but it remained a rhetorical concept rather than an operational framework. In contrast, the Central Bank of Armenia transformed the idea into a full analytical system. Christopher Waller, while at the “Structural Shifts and Monetary Policy” conference held at Bank of Korea from June 1-3 recognized this achievement when he remarked that once he understood what had been built in Armenia, he realized that Armenia had “become the new New Zealand.” This statement captured a generational shift — from New Zealand as the pioneer of the first FPAS in 1990 to Armenia as the pioneer of the second generation, FPAS Mark II</w:t>
+        <w:t xml:space="preserve">The evolution from FPAS Mark I to FPAS Mark II represents a decisive intellectual leap in modern monetary policy. The term “least regrets” was first popularized by the Reserve Bank of New Zealand after the global financial crisis, but it remained a rhetorical concept rather than an operational framework. In contrast, the Central Bank of Armenia transformed the idea into a full analytical system. Christopher Waller, while at the “Structural Shifts and Monetary Policy” conference held at Bank of Korea from June 1-3 recognized this achievement when he remarked that once he understood what had been built in Armenia, he realized that Armenia had “become the new </w:t>
+      </w:r>
+      <w:proofErr w:type="spellStart"/>
+      <w:r>
+        <w:rPr>
+          <w:color w:val="000000" w:themeColor="text1"/>
+        </w:rPr>
+        <w:t>New</w:t>
+      </w:r>
+      <w:proofErr w:type="spellEnd"/>
+      <w:r>
+        <w:rPr>
+          <w:color w:val="000000" w:themeColor="text1"/>
+        </w:rPr>
+        <w:t xml:space="preserve"> Zealand.” This statement captured a generational shift — from New Zealand as the pioneer of the first FPAS in 1990 to Armenia as the pioneer of the second generation, FPAS Mark II</w:t>
       </w:r>
       <w:r>
         <w:rPr>
@@ -15259,7 +15813,21 @@
         <w:rPr>
           <w:color w:val="000000" w:themeColor="text1"/>
         </w:rPr>
-        <w:t xml:space="preserve">Waller’s observation that “Armenia has become the new New Zealand” is significant because it reflects the recognition that innovation in monetary policy now comes from smaller, more agile institutions. Just as New Zealand redefined central banking three decades ago by introducing inflation targeting, Armenia is now redefining it again by introducing a full risk-management-based policy framework. </w:t>
+        <w:t xml:space="preserve">Waller’s observation that “Armenia has become the new </w:t>
+      </w:r>
+      <w:proofErr w:type="spellStart"/>
+      <w:r>
+        <w:rPr>
+          <w:color w:val="000000" w:themeColor="text1"/>
+        </w:rPr>
+        <w:t>New</w:t>
+      </w:r>
+      <w:proofErr w:type="spellEnd"/>
+      <w:r>
+        <w:rPr>
+          <w:color w:val="000000" w:themeColor="text1"/>
+        </w:rPr>
+        <w:t xml:space="preserve"> Zealand” is significant because it reflects the recognition that innovation in monetary policy now comes from smaller, more agile institutions. Just as New Zealand redefined central banking three decades ago by introducing inflation targeting, Armenia is now redefining it again by introducing a full risk-management-based policy framework. </w:t>
       </w:r>
     </w:p>
     <w:p>
@@ -15334,7 +15902,21 @@
         <w:rPr>
           <w:color w:val="000000" w:themeColor="text1"/>
         </w:rPr>
-        <w:t xml:space="preserve">The least-regrets framework also transforms communication. Instead of presenting a single baseline projection, the central bank explains how it manages uncertainty and evaluates trade-offs. This makes transparency meaningful: the public sees not only what the central bank expects, but how it would respond if the world evolves differently. In a world where credibility depends on humility and adaptability, this approach represents a major advance in communication strategy. </w:t>
+        <w:t xml:space="preserve">The least-regrets framework also transforms communication. Instead of presenting a single baseline projection, the central bank explains how it manages uncertainty and evaluates trade-offs. This makes transparency meaningful: the public sees not only what the central bank expects, but how it would respond if the world </w:t>
+      </w:r>
+      <w:proofErr w:type="gramStart"/>
+      <w:r>
+        <w:rPr>
+          <w:color w:val="000000" w:themeColor="text1"/>
+        </w:rPr>
+        <w:t>evolves</w:t>
+      </w:r>
+      <w:proofErr w:type="gramEnd"/>
+      <w:r>
+        <w:rPr>
+          <w:color w:val="000000" w:themeColor="text1"/>
+        </w:rPr>
+        <w:t xml:space="preserve"> differently. In a world where credibility depends on humility and adaptability, this approach represents a major advance in communication strategy. </w:t>
       </w:r>
     </w:p>
     <w:p>
@@ -15451,7 +16033,21 @@
         <w:rPr>
           <w:color w:val="000000" w:themeColor="text1"/>
         </w:rPr>
-        <w:t xml:space="preserve"> when people say Armenia has become the new New Zealand, it’s not just a compliment — it’s a recognition that the frontier of central banking has moved. Independence gives us the authority to act. Prudence and transparency give us the legitimacy to lead.</w:t>
+        <w:t xml:space="preserve"> when people say Armenia has become the new </w:t>
+      </w:r>
+      <w:proofErr w:type="spellStart"/>
+      <w:r>
+        <w:rPr>
+          <w:color w:val="000000" w:themeColor="text1"/>
+        </w:rPr>
+        <w:t>New</w:t>
+      </w:r>
+      <w:proofErr w:type="spellEnd"/>
+      <w:r>
+        <w:rPr>
+          <w:color w:val="000000" w:themeColor="text1"/>
+        </w:rPr>
+        <w:t xml:space="preserve"> Zealand, it’s not just a compliment — it’s a recognition that the frontier of central banking has moved. Independence gives us the authority to act. Prudence and transparency give us the legitimacy to lead.</w:t>
       </w:r>
     </w:p>
     <w:p>
@@ -15771,7 +16367,21 @@
         <w:rPr>
           <w:color w:val="000000" w:themeColor="text1"/>
         </w:rPr>
-        <w:t>A distinctive innovation is that the policy round is not linear but a continuous loop: once the Board makes a decision, the system transitions directly into evaluation and preparation for the next round. This institutional feedback structure transforms the CBA into a dynamic learning organization, improving judgment, and enhancing communication with each iteration.</w:t>
+        <w:t xml:space="preserve">A distinctive innovation is that the policy round is not linear but a continuous loop: once the Board </w:t>
+      </w:r>
+      <w:proofErr w:type="gramStart"/>
+      <w:r>
+        <w:rPr>
+          <w:color w:val="000000" w:themeColor="text1"/>
+        </w:rPr>
+        <w:t>makes a decision</w:t>
+      </w:r>
+      <w:proofErr w:type="gramEnd"/>
+      <w:r>
+        <w:rPr>
+          <w:color w:val="000000" w:themeColor="text1"/>
+        </w:rPr>
+        <w:t>, the system transitions directly into evaluation and preparation for the next round. This institutional feedback structure transforms the CBA into a dynamic learning organization, improving judgment, and enhancing communication with each iteration.</w:t>
       </w:r>
     </w:p>
     <w:p>
@@ -15888,7 +16498,21 @@
         <w:rPr>
           <w:color w:val="000000" w:themeColor="text1"/>
         </w:rPr>
-        <w:t>Every projection and policy analysis cycle begins with a fundamental question: where is the economy now? Economists use their expertise to interpret current economic conditions, considering how different developments fit together and what they reveal about the underlying state of the economy. This requires judgment—understanding how the economy is behaving, and assessing which forces are likely to matter most.</w:t>
+        <w:t xml:space="preserve">Every projection and policy analysis cycle begins with a fundamental question: where is the economy now? Economists use their expertise to interpret current economic conditions, considering how different developments fit together and what they reveal about the underlying state of the economy. This requires judgment—understanding how the economy is </w:t>
+      </w:r>
+      <w:proofErr w:type="gramStart"/>
+      <w:r>
+        <w:rPr>
+          <w:color w:val="000000" w:themeColor="text1"/>
+        </w:rPr>
+        <w:t>behaving, and</w:t>
+      </w:r>
+      <w:proofErr w:type="gramEnd"/>
+      <w:r>
+        <w:rPr>
+          <w:color w:val="000000" w:themeColor="text1"/>
+        </w:rPr>
+        <w:t xml:space="preserve"> assessing which forces are likely to matter most.</w:t>
       </w:r>
     </w:p>
     <w:p>
@@ -15939,7 +16563,35 @@
         <w:rPr>
           <w:color w:val="000000" w:themeColor="text1"/>
         </w:rPr>
-        <w:t>The Staff are encouraged to challenge the status quo about the underlying features in the economy. This typically means hypothesizing about alternative views about key unobserved variables such as potential output, the NAIRU, the country risk premium, the neutral interest rate, and inflation expectations both domestically and in foreign economies. The implications of this analysis can change our views about where the economy is today. The narratives evolve as new information emerges, and staff continuously revisit their initial assessments—refining existing narratives or developing new ones when economic conditions shift. Although high-frequency indicators provide timely signals about developments in inflation, labour markets, external conditions, credit activity, and expectations, their value lies in how economists interpret them, not in the data alone. These signals help inform real-time judgments about the economy’s direction, but it is the staff’s economic reasoning—rather than any model or statistical tool—that ultimately shapes the diagnosis of current conditions and the understanding of underlying forces. For example, in 2022, when Russia invaded Ukraine, the general consensus at the time among the Board was that this was going to have negative implications on the Armenian economy. Meanwhile, there was at least one board member at the time, who had a completely different interpretation of the shock, who said that it would ultimately benefit the Armenian economy i.e. higher potential output. In this instance, the narratives about the  state of the economy could be very different from each other moving forward depending on one’s views of potential output which would have significant implications on estimates of the output gap.</w:t>
+        <w:t xml:space="preserve">The Staff are encouraged to challenge the status quo about the underlying features in the economy. This typically means hypothesizing about alternative views about key unobserved variables such as potential output, the NAIRU, the country risk premium, the neutral interest rate, and inflation expectations both domestically and in foreign economies. The implications of this analysis can change our views about where the economy is today. The narratives evolve as new information emerges, and staff continuously revisit their initial assessments—refining existing narratives or developing new ones when economic conditions shift. Although high-frequency indicators provide timely signals about developments in inflation, labour markets, external conditions, credit activity, and expectations, their value lies in how economists interpret them, not in the data alone. These signals help inform real-time judgments about the economy’s direction, but it is the staff’s economic reasoning—rather than any model or statistical tool—that ultimately shapes the diagnosis of current conditions and the understanding of underlying forces. For example, in 2022, when Russia invaded Ukraine, the </w:t>
+      </w:r>
+      <w:proofErr w:type="gramStart"/>
+      <w:r>
+        <w:rPr>
+          <w:color w:val="000000" w:themeColor="text1"/>
+        </w:rPr>
+        <w:t>general consensus</w:t>
+      </w:r>
+      <w:proofErr w:type="gramEnd"/>
+      <w:r>
+        <w:rPr>
+          <w:color w:val="000000" w:themeColor="text1"/>
+        </w:rPr>
+        <w:t xml:space="preserve"> at the time among the Board was that this was going to have negative implications on the Armenian economy. Meanwhile, there was at least one board member at the time, who had a completely different interpretation of the shock, who said that it would ultimately benefit the Armenian economy i.e. higher potential output. In this instance, the narratives about </w:t>
+      </w:r>
+      <w:proofErr w:type="gramStart"/>
+      <w:r>
+        <w:rPr>
+          <w:color w:val="000000" w:themeColor="text1"/>
+        </w:rPr>
+        <w:t>the  state</w:t>
+      </w:r>
+      <w:proofErr w:type="gramEnd"/>
+      <w:r>
+        <w:rPr>
+          <w:color w:val="000000" w:themeColor="text1"/>
+        </w:rPr>
+        <w:t xml:space="preserve"> of the economy could be very different from each other moving forward depending on one’s views of potential output which would have significant implications on estimates of the output gap.</w:t>
       </w:r>
     </w:p>
     <w:p>
@@ -16113,7 +16765,21 @@
         <w:rPr>
           <w:color w:val="000000" w:themeColor="text1"/>
         </w:rPr>
-        <w:t xml:space="preserve">the policy action they propose; </w:t>
+        <w:t xml:space="preserve">the policy action they </w:t>
+      </w:r>
+      <w:proofErr w:type="gramStart"/>
+      <w:r>
+        <w:rPr>
+          <w:color w:val="000000" w:themeColor="text1"/>
+        </w:rPr>
+        <w:t>propose;</w:t>
+      </w:r>
+      <w:proofErr w:type="gramEnd"/>
+      <w:r>
+        <w:rPr>
+          <w:color w:val="000000" w:themeColor="text1"/>
+        </w:rPr>
+        <w:t xml:space="preserve"> </w:t>
       </w:r>
     </w:p>
     <w:p>
@@ -16378,7 +17044,21 @@
         <w:rPr>
           <w:color w:val="000000" w:themeColor="text1"/>
         </w:rPr>
-        <w:t>Laxton, D., Avetisyan, H. and Avagyan, V.. December 2025.</w:t>
+        <w:t xml:space="preserve">Laxton, D., Avetisyan, H. and Avagyan, </w:t>
+      </w:r>
+      <w:proofErr w:type="gramStart"/>
+      <w:r>
+        <w:rPr>
+          <w:color w:val="000000" w:themeColor="text1"/>
+        </w:rPr>
+        <w:t>V..</w:t>
+      </w:r>
+      <w:proofErr w:type="gramEnd"/>
+      <w:r>
+        <w:rPr>
+          <w:color w:val="000000" w:themeColor="text1"/>
+        </w:rPr>
+        <w:t xml:space="preserve"> December 2025.</w:t>
       </w:r>
       <w:r>
         <w:rPr>
@@ -16689,7 +17369,21 @@
         <w:rPr>
           <w:color w:val="000000" w:themeColor="text1"/>
         </w:rPr>
-        <w:t>The first stage of the policy round is devoted to developing a well-grounded assessment of the current economic environment. Although the Staff monitors a wide range of timely indicators—including inflation dynamics, labor market conditions, credit developments, external trends, and expectations—the analytical focus lies in interpreting what these signals collectively reveal about underlying economic forces. The emphasis is on economic reasoning: evaluating whether observed developments reflect temporary fluctuations or more persistent structural shifts, understanding how domestic and global influences interact, and assessing how these interactions shape near-term macroeconomic conditions.</w:t>
+        <w:t xml:space="preserve">The first stage of the policy round is devoted to developing a well-grounded assessment of the current economic environment. Although the Staff monitors a wide range of timely indicators—including inflation dynamics, </w:t>
+      </w:r>
+      <w:proofErr w:type="spellStart"/>
+      <w:r>
+        <w:rPr>
+          <w:color w:val="000000" w:themeColor="text1"/>
+        </w:rPr>
+        <w:t>labor</w:t>
+      </w:r>
+      <w:proofErr w:type="spellEnd"/>
+      <w:r>
+        <w:rPr>
+          <w:color w:val="000000" w:themeColor="text1"/>
+        </w:rPr>
+        <w:t xml:space="preserve"> market conditions, credit developments, external trends, and expectations—the analytical focus lies in interpreting what these signals collectively reveal about underlying economic forces. The emphasis is on economic reasoning: evaluating whether observed developments reflect temporary fluctuations or more persistent structural shifts, understanding how domestic and global influences interact, and assessing how these interactions shape near-term macroeconomic conditions.</w:t>
       </w:r>
     </w:p>
     <w:p>
@@ -16752,7 +17446,21 @@
           <w:color w:val="000000" w:themeColor="text1"/>
         </w:rPr>
         <w:lastRenderedPageBreak/>
-        <w:t>toward equilibrium. However, the projections are ultimately expert-driven: they rely on economic expertise, sectoral knowledge, and careful interpretation to ensure that each scenario is plausible and analytically sound.</w:t>
+        <w:t>toward equilibrium. However, the projections are ultimately expert-</w:t>
+      </w:r>
+      <w:proofErr w:type="gramStart"/>
+      <w:r>
+        <w:rPr>
+          <w:color w:val="000000" w:themeColor="text1"/>
+        </w:rPr>
+        <w:t>driven:</w:t>
+      </w:r>
+      <w:proofErr w:type="gramEnd"/>
+      <w:r>
+        <w:rPr>
+          <w:color w:val="000000" w:themeColor="text1"/>
+        </w:rPr>
+        <w:t xml:space="preserve"> they rely on economic expertise, sectoral knowledge, and careful interpretation to ensure that each scenario is plausible and analytically sound.</w:t>
       </w:r>
     </w:p>
     <w:p>
@@ -17668,7 +18376,21 @@
         <w:rPr>
           <w:color w:val="000000" w:themeColor="text1"/>
         </w:rPr>
-        <w:t>, which would require a lower policy rate path in the medium-term in order to reach price stability.</w:t>
+        <w:t xml:space="preserve">, which would require a lower policy rate path in the medium-term </w:t>
+      </w:r>
+      <w:proofErr w:type="gramStart"/>
+      <w:r>
+        <w:rPr>
+          <w:color w:val="000000" w:themeColor="text1"/>
+        </w:rPr>
+        <w:t>in order to</w:t>
+      </w:r>
+      <w:proofErr w:type="gramEnd"/>
+      <w:r>
+        <w:rPr>
+          <w:color w:val="000000" w:themeColor="text1"/>
+        </w:rPr>
+        <w:t xml:space="preserve"> reach price stability.</w:t>
       </w:r>
     </w:p>
     <w:p>
@@ -17736,7 +18458,21 @@
         <w:rPr>
           <w:color w:val="000000" w:themeColor="text1"/>
         </w:rPr>
-        <w:t>Credibility in FPAS Mark II is endogenous-shaped by what the central bank does and how it explains its actions. When the public understands the logic behind decisions, expectations adjust smoothly and with less volatility. Transparent communication reduces uncertainty about the reaction function, making monetary transmission more efficient.</w:t>
+        <w:t xml:space="preserve">Credibility in FPAS Mark II is </w:t>
+      </w:r>
+      <w:proofErr w:type="gramStart"/>
+      <w:r>
+        <w:rPr>
+          <w:color w:val="000000" w:themeColor="text1"/>
+        </w:rPr>
+        <w:t>endogenous-shaped</w:t>
+      </w:r>
+      <w:proofErr w:type="gramEnd"/>
+      <w:r>
+        <w:rPr>
+          <w:color w:val="000000" w:themeColor="text1"/>
+        </w:rPr>
+        <w:t xml:space="preserve"> by what the central bank does and how it explains its actions. When the public understands the logic behind decisions, expectations adjust smoothly and with less volatility. Transparent communication reduces uncertainty about the reaction function, making monetary transmission more efficient.</w:t>
       </w:r>
     </w:p>
     <w:p>
@@ -18134,7 +18870,23 @@
             <w:rStyle w:val="Hyperlink"/>
             <w:color w:val="000000" w:themeColor="text1"/>
           </w:rPr>
-          <w:t>*Is the Phillips Curve Really Convex?* </w:t>
+          <w:t xml:space="preserve">*Is the Phillips Curve Really </w:t>
+        </w:r>
+        <w:proofErr w:type="gramStart"/>
+        <w:r>
+          <w:rPr>
+            <w:rStyle w:val="Hyperlink"/>
+            <w:color w:val="000000" w:themeColor="text1"/>
+          </w:rPr>
+          <w:t>Convex?*</w:t>
+        </w:r>
+        <w:proofErr w:type="gramEnd"/>
+        <w:r>
+          <w:rPr>
+            <w:rStyle w:val="Hyperlink"/>
+            <w:color w:val="000000" w:themeColor="text1"/>
+          </w:rPr>
+          <w:t> </w:t>
         </w:r>
       </w:hyperlink>
       <w:r>
@@ -18195,7 +18947,21 @@
         <w:rPr>
           <w:color w:val="000000" w:themeColor="text1"/>
         </w:rPr>
-        <w:t>Laxton, D., Avetisyan, H. and Avagyan, V.. December 2025.</w:t>
+        <w:t xml:space="preserve">Laxton, D., Avetisyan, H. and Avagyan, </w:t>
+      </w:r>
+      <w:proofErr w:type="gramStart"/>
+      <w:r>
+        <w:rPr>
+          <w:color w:val="000000" w:themeColor="text1"/>
+        </w:rPr>
+        <w:t>V..</w:t>
+      </w:r>
+      <w:proofErr w:type="gramEnd"/>
+      <w:r>
+        <w:rPr>
+          <w:color w:val="000000" w:themeColor="text1"/>
+        </w:rPr>
+        <w:t xml:space="preserve"> December 2025.</w:t>
       </w:r>
       <w:r>
         <w:rPr>
@@ -18380,7 +19146,21 @@
         <w:rPr>
           <w:color w:val="000000" w:themeColor="text1"/>
         </w:rPr>
-        <w:t>. This principle not only guides how we think about uncertainty, but also plays a central role in how the CBA builds credibility under FPAS Mark II.</w:t>
+        <w:t xml:space="preserve">. This principle not only guides how we think about </w:t>
+      </w:r>
+      <w:proofErr w:type="gramStart"/>
+      <w:r>
+        <w:rPr>
+          <w:color w:val="000000" w:themeColor="text1"/>
+        </w:rPr>
+        <w:t>uncertainty, but</w:t>
+      </w:r>
+      <w:proofErr w:type="gramEnd"/>
+      <w:r>
+        <w:rPr>
+          <w:color w:val="000000" w:themeColor="text1"/>
+        </w:rPr>
+        <w:t xml:space="preserve"> also plays a central role in how the CBA builds credibility under FPAS Mark II.</w:t>
       </w:r>
     </w:p>
     <w:p>
@@ -18847,7 +19627,21 @@
         <w:rPr>
           <w:color w:val="000000" w:themeColor="text1"/>
         </w:rPr>
-        <w:t>FPAS Mark II shows that credibility and communication are inseparable. Transparency creates understanding. Understanding builds trust. And trust anchors expectations—the ultimate aim of monetary policy.</w:t>
+        <w:t xml:space="preserve">FPAS Mark II shows that credibility and communication are inseparable. Transparency creates understanding. Understanding builds trust. And trust anchors expectations—the </w:t>
+      </w:r>
+      <w:proofErr w:type="gramStart"/>
+      <w:r>
+        <w:rPr>
+          <w:color w:val="000000" w:themeColor="text1"/>
+        </w:rPr>
+        <w:t>ultimate aim</w:t>
+      </w:r>
+      <w:proofErr w:type="gramEnd"/>
+      <w:r>
+        <w:rPr>
+          <w:color w:val="000000" w:themeColor="text1"/>
+        </w:rPr>
+        <w:t xml:space="preserve"> of monetary policy.</w:t>
       </w:r>
     </w:p>
     <w:p>
@@ -19246,7 +20040,21 @@
         <w:rPr>
           <w:color w:val="000000" w:themeColor="text1"/>
         </w:rPr>
-        <w:t>Quantifying these scenarios with nonlinear models incorporating endogenous credibility and convex Phillips curve dynamics.</w:t>
+        <w:t xml:space="preserve">Quantifying these scenarios with nonlinear models incorporating endogenous credibility and convex </w:t>
+      </w:r>
+      <w:proofErr w:type="gramStart"/>
+      <w:r>
+        <w:rPr>
+          <w:color w:val="000000" w:themeColor="text1"/>
+        </w:rPr>
+        <w:t>Phillips</w:t>
+      </w:r>
+      <w:proofErr w:type="gramEnd"/>
+      <w:r>
+        <w:rPr>
+          <w:color w:val="000000" w:themeColor="text1"/>
+        </w:rPr>
+        <w:t xml:space="preserve"> curve dynamics.</w:t>
       </w:r>
     </w:p>
     <w:p>
@@ -19676,35 +20484,91 @@
         <w:rPr>
           <w:color w:val="000000" w:themeColor="text1"/>
         </w:rPr>
-        <w:t>High-quality analysis requires approaching every issue through the lens of uncertainty. Whether the topic is the output gap, labor market dynamics, inflation pressures, or external risks, staff must explore multiple hypotheses, consider alternative interpretations of the data, and articulate several coherent narratives. The aim is not to determine the single “correct” interpretation but to present the full range of plausible views that policymakers must consider.</w:t>
-      </w:r>
-    </w:p>
-    <w:p>
-      <w:pPr>
-        <w:jc w:val="both"/>
-        <w:rPr>
-          <w:color w:val="000000" w:themeColor="text1"/>
-        </w:rPr>
-      </w:pPr>
-      <w:r>
-        <w:rPr>
-          <w:color w:val="000000" w:themeColor="text1"/>
-        </w:rPr>
-        <w:t>This approach demands professionalism, critical thinking analytical rigor, and disciplined reasoning. Staff must be able to construct and explain coherent scenarios on different sides of an issue, applying the same level of care and consistency to each interpretation. This mode of analysis reflects the principles of “lateral thinking” described by Edward de Bono: separating judgment from evaluation, and deliberately examining issues from several angles before drawing conclusions.</w:t>
-      </w:r>
-    </w:p>
-    <w:p>
-      <w:pPr>
-        <w:jc w:val="both"/>
-        <w:rPr>
-          <w:color w:val="000000" w:themeColor="text1"/>
-        </w:rPr>
-      </w:pPr>
-      <w:r>
-        <w:rPr>
-          <w:color w:val="000000" w:themeColor="text1"/>
-        </w:rPr>
-        <w:t>A simple example illustrates this approach. When the unemployment rate rose from 13.1% to 15.5% in early 2024, the staff did not present a single explanation. Instead, they developed multiple hypotheses: one suggesting weakening labor market conditions, another showing that the rise was driven by labor supply dynamics rather than job loss, and a third reflecting a mix of these factors. Each hypothesis was examined using available data—including growth in registered employment and wage developments—and presented without judgment about the appropriate policy reaction. This allowed the Board to consider several scenarios and understand the risks associated with each one.</w:t>
+        <w:t xml:space="preserve">High-quality analysis requires approaching every issue through the lens of uncertainty. Whether the topic is the output gap, </w:t>
+      </w:r>
+      <w:proofErr w:type="spellStart"/>
+      <w:r>
+        <w:rPr>
+          <w:color w:val="000000" w:themeColor="text1"/>
+        </w:rPr>
+        <w:t>labor</w:t>
+      </w:r>
+      <w:proofErr w:type="spellEnd"/>
+      <w:r>
+        <w:rPr>
+          <w:color w:val="000000" w:themeColor="text1"/>
+        </w:rPr>
+        <w:t xml:space="preserve"> market dynamics, inflation pressures, or external risks, staff must explore multiple hypotheses, consider alternative interpretations of the data, and articulate several coherent narratives. The aim is not to determine the single “correct” interpretation but to present the full range of plausible views that policymakers must consider.</w:t>
+      </w:r>
+    </w:p>
+    <w:p>
+      <w:pPr>
+        <w:jc w:val="both"/>
+        <w:rPr>
+          <w:color w:val="000000" w:themeColor="text1"/>
+        </w:rPr>
+      </w:pPr>
+      <w:r>
+        <w:rPr>
+          <w:color w:val="000000" w:themeColor="text1"/>
+        </w:rPr>
+        <w:t xml:space="preserve">This approach demands professionalism, critical thinking analytical rigor, and disciplined reasoning. Staff must be able to construct and explain coherent scenarios on different sides of an issue, applying the same level of care and consistency to each interpretation. This mode of analysis reflects the principles of “lateral thinking” described by Edward de Bono: separating judgment from </w:t>
+      </w:r>
+      <w:proofErr w:type="gramStart"/>
+      <w:r>
+        <w:rPr>
+          <w:color w:val="000000" w:themeColor="text1"/>
+        </w:rPr>
+        <w:t>evaluation, and</w:t>
+      </w:r>
+      <w:proofErr w:type="gramEnd"/>
+      <w:r>
+        <w:rPr>
+          <w:color w:val="000000" w:themeColor="text1"/>
+        </w:rPr>
+        <w:t xml:space="preserve"> deliberately examining issues from several angles before drawing conclusions.</w:t>
+      </w:r>
+    </w:p>
+    <w:p>
+      <w:pPr>
+        <w:jc w:val="both"/>
+        <w:rPr>
+          <w:color w:val="000000" w:themeColor="text1"/>
+        </w:rPr>
+      </w:pPr>
+      <w:r>
+        <w:rPr>
+          <w:color w:val="000000" w:themeColor="text1"/>
+        </w:rPr>
+        <w:t xml:space="preserve">A simple example illustrates this approach. When the unemployment rate rose from 13.1% to 15.5% in early 2024, the staff did not present a single explanation. Instead, they developed multiple hypotheses: one suggesting weakening </w:t>
+      </w:r>
+      <w:proofErr w:type="spellStart"/>
+      <w:r>
+        <w:rPr>
+          <w:color w:val="000000" w:themeColor="text1"/>
+        </w:rPr>
+        <w:t>labor</w:t>
+      </w:r>
+      <w:proofErr w:type="spellEnd"/>
+      <w:r>
+        <w:rPr>
+          <w:color w:val="000000" w:themeColor="text1"/>
+        </w:rPr>
+        <w:t xml:space="preserve"> market conditions, another showing that the rise was driven by </w:t>
+      </w:r>
+      <w:proofErr w:type="spellStart"/>
+      <w:r>
+        <w:rPr>
+          <w:color w:val="000000" w:themeColor="text1"/>
+        </w:rPr>
+        <w:t>labor</w:t>
+      </w:r>
+      <w:proofErr w:type="spellEnd"/>
+      <w:r>
+        <w:rPr>
+          <w:color w:val="000000" w:themeColor="text1"/>
+        </w:rPr>
+        <w:t xml:space="preserve"> supply dynamics rather than job loss, and a third reflecting a mix of these factors. Each hypothesis was examined using available data—including growth in registered employment and wage developments—and presented without judgment about the appropriate policy reaction. This allowed the Board to consider several scenarios and understand the risks associated with each one.</w:t>
       </w:r>
     </w:p>
     <w:p>
@@ -19779,7 +20643,21 @@
         <w:rPr>
           <w:color w:val="000000" w:themeColor="text1"/>
         </w:rPr>
-        <w:t>Dincer, N., &amp; Eichengreen, B. (2014). “Central Bank Transparency and Independence: Updates and New Measures.” </w:t>
+        <w:t xml:space="preserve">Dincer, N., &amp; </w:t>
+      </w:r>
+      <w:proofErr w:type="spellStart"/>
+      <w:r>
+        <w:rPr>
+          <w:color w:val="000000" w:themeColor="text1"/>
+        </w:rPr>
+        <w:t>Eichengreen</w:t>
+      </w:r>
+      <w:proofErr w:type="spellEnd"/>
+      <w:r>
+        <w:rPr>
+          <w:color w:val="000000" w:themeColor="text1"/>
+        </w:rPr>
+        <w:t>, B. (2014). “Central Bank Transparency and Independence: Updates and New Measures.” </w:t>
       </w:r>
     </w:p>
     <w:p>
@@ -19863,7 +20741,21 @@
         <w:rPr>
           <w:color w:val="000000" w:themeColor="text1"/>
         </w:rPr>
-        <w:t>Laxton, D., Avetisyan, H. and Avagyan, V.. December 2025.</w:t>
+        <w:t xml:space="preserve">Laxton, D., Avetisyan, H. and Avagyan, </w:t>
+      </w:r>
+      <w:proofErr w:type="gramStart"/>
+      <w:r>
+        <w:rPr>
+          <w:color w:val="000000" w:themeColor="text1"/>
+        </w:rPr>
+        <w:t>V..</w:t>
+      </w:r>
+      <w:proofErr w:type="gramEnd"/>
+      <w:r>
+        <w:rPr>
+          <w:color w:val="000000" w:themeColor="text1"/>
+        </w:rPr>
+        <w:t xml:space="preserve"> December 2025.</w:t>
       </w:r>
       <w:r>
         <w:rPr>
@@ -20041,7 +20933,21 @@
         <w:rPr>
           <w:color w:val="000000" w:themeColor="text1"/>
         </w:rPr>
-        <w:t>Hello everyone, I’m Susanna Grigoryan, an economist at the Central Bank of Armenia and a Level One student at the Global Forecasting School. Welcome back to the CBA Academy Learning Hub. In this session, we’ll look at how the roles of the Board and the staff evolve under FPAS Mark II — the Prudent Risk Management Approach to Price Stability.</w:t>
+        <w:t xml:space="preserve">Hello everyone, I’m Susanna Grigoryan, an economist at the Central Bank of Armenia and a Level One student at the Global Forecasting School. Welcome back to the CBA Academy Learning Hub. In this session, we’ll look at how the roles of the </w:t>
+      </w:r>
+      <w:proofErr w:type="gramStart"/>
+      <w:r>
+        <w:rPr>
+          <w:color w:val="000000" w:themeColor="text1"/>
+        </w:rPr>
+        <w:t>Board</w:t>
+      </w:r>
+      <w:proofErr w:type="gramEnd"/>
+      <w:r>
+        <w:rPr>
+          <w:color w:val="000000" w:themeColor="text1"/>
+        </w:rPr>
+        <w:t xml:space="preserve"> and the staff evolve under FPAS Mark II — the Prudent Risk Management Approach to Price Stability.</w:t>
       </w:r>
     </w:p>
     <w:p>
@@ -20076,7 +20982,35 @@
         <w:rPr>
           <w:color w:val="000000" w:themeColor="text1"/>
         </w:rPr>
-        <w:t>In this environment, Board members are true decision-makers under uncertainty. Their responsibility is not to endorse a forecast but to assess the distribution of risks around the economy. They weigh policy-relevant scenarios — the Market Reference, Case A, Case B, and others that meet the 3R criteria of being Related, Realistic, and Relevant. Using the least-regrets mindset, they consider how global developments, domestic transmission channels, and behavioral responses could evolve. Their task is to choose the policy stance that would minimize losses if the world unfolds differently than expected. This approach anchors credibility because decisions are justified by prudent risk management, not by the illusion of precision.</w:t>
+        <w:t xml:space="preserve">In this environment, Board members are true decision-makers under uncertainty. Their responsibility is not to endorse a forecast but to assess the distribution of risks around the economy. They weigh policy-relevant scenarios — the Market Reference, Case A, Case B, and others that meet the 3R criteria of being Related, Realistic, and Relevant. Using the least-regrets mindset, they consider how global developments, domestic transmission channels, and </w:t>
+      </w:r>
+      <w:proofErr w:type="spellStart"/>
+      <w:r>
+        <w:rPr>
+          <w:color w:val="000000" w:themeColor="text1"/>
+        </w:rPr>
+        <w:t>behavioral</w:t>
+      </w:r>
+      <w:proofErr w:type="spellEnd"/>
+      <w:r>
+        <w:rPr>
+          <w:color w:val="000000" w:themeColor="text1"/>
+        </w:rPr>
+        <w:t xml:space="preserve"> responses could evolve. Their task is to choose the policy stance that </w:t>
+      </w:r>
+      <w:proofErr w:type="gramStart"/>
+      <w:r>
+        <w:rPr>
+          <w:color w:val="000000" w:themeColor="text1"/>
+        </w:rPr>
+        <w:t>would</w:t>
+      </w:r>
+      <w:proofErr w:type="gramEnd"/>
+      <w:r>
+        <w:rPr>
+          <w:color w:val="000000" w:themeColor="text1"/>
+        </w:rPr>
+        <w:t xml:space="preserve"> minimize losses if the world unfolds differently than expected. This approach anchors credibility because decisions are justified by prudent risk management, not by the illusion of precision.</w:t>
       </w:r>
     </w:p>
     <w:p>
@@ -20161,7 +21095,21 @@
         <w:rPr>
           <w:color w:val="000000" w:themeColor="text1"/>
         </w:rPr>
-        <w:t>For staff, the analytical responsibility is equally significant. Their role is to prepare the scenario taxonomy, test multiple hypotheses on each key issue, and present a balanced assessment of the uncertainties. They must analyze data from several angles — without bias, without defending a preferred interpretation, and without implying a single correct answer. This approach reflects the logic of lateral thinking: examining issues comprehensively, acknowledging uncertainty, and helping the Board consider the full range of plausible outcomes.</w:t>
+        <w:t xml:space="preserve">For staff, the analytical responsibility is equally significant. Their role is to prepare the scenario taxonomy, test multiple hypotheses on each key issue, and present a balanced assessment of the uncertainties. They must </w:t>
+      </w:r>
+      <w:proofErr w:type="spellStart"/>
+      <w:r>
+        <w:rPr>
+          <w:color w:val="000000" w:themeColor="text1"/>
+        </w:rPr>
+        <w:t>analyze</w:t>
+      </w:r>
+      <w:proofErr w:type="spellEnd"/>
+      <w:r>
+        <w:rPr>
+          <w:color w:val="000000" w:themeColor="text1"/>
+        </w:rPr>
+        <w:t xml:space="preserve"> data from several angles — without bias, without defending a preferred interpretation, and without implying a single correct answer. This approach reflects the logic of lateral thinking: examining issues comprehensively, acknowledging uncertainty, and helping the Board consider the full range of plausible outcomes.</w:t>
       </w:r>
     </w:p>
     <w:p>
@@ -20492,16 +21440,38 @@
           <w:kern w:val="0"/>
           <w14:ligatures w14:val="none"/>
         </w:rPr>
-        <w:t>T–29: Kick-Off :</w:t>
-      </w:r>
+        <w:t>T–29: Kick-</w:t>
+      </w:r>
+      <w:proofErr w:type="gramStart"/>
       <w:r>
         <w:rPr>
           <w:rFonts w:eastAsia="Times New Roman" w:cs="Times New Roman"/>
+          <w:b/>
+          <w:bCs/>
           <w:color w:val="000000" w:themeColor="text1"/>
           <w:kern w:val="0"/>
           <w14:ligatures w14:val="none"/>
         </w:rPr>
-        <w:t>A concise staff briefing introduces the Board to the current economic drivers and key uncertainties. This is followed by an open and robust discussion among Board members about the major concerns and risks shaping the upcoming policy round.</w:t>
+        <w:t>Off :</w:t>
+      </w:r>
+      <w:r>
+        <w:rPr>
+          <w:rFonts w:eastAsia="Times New Roman" w:cs="Times New Roman"/>
+          <w:color w:val="000000" w:themeColor="text1"/>
+          <w:kern w:val="0"/>
+          <w14:ligatures w14:val="none"/>
+        </w:rPr>
+        <w:t>A</w:t>
+      </w:r>
+      <w:proofErr w:type="gramEnd"/>
+      <w:r>
+        <w:rPr>
+          <w:rFonts w:eastAsia="Times New Roman" w:cs="Times New Roman"/>
+          <w:color w:val="000000" w:themeColor="text1"/>
+          <w:kern w:val="0"/>
+          <w14:ligatures w14:val="none"/>
+        </w:rPr>
+        <w:t xml:space="preserve"> concise staff briefing introduces the Board to the current economic drivers and key uncertainties. This is followed by an open and robust discussion among Board members about the major concerns and risks shaping the upcoming policy round.</w:t>
       </w:r>
     </w:p>
     <w:p>
@@ -20575,7 +21545,27 @@
           <w:kern w:val="0"/>
           <w14:ligatures w14:val="none"/>
         </w:rPr>
-        <w:t>Board members present their Initial Risk Assessments, which are consolidated into the overall Taxonomy of Scenarios. Staff then present the illustrative Case A and Case B scenario narratives that will be quantitatively modeled for the round.</w:t>
+        <w:t xml:space="preserve">Board members present their Initial Risk Assessments, which are consolidated into the overall Taxonomy of Scenarios. Staff then present the illustrative Case A and Case B scenario narratives that will be quantitatively </w:t>
+      </w:r>
+      <w:proofErr w:type="spellStart"/>
+      <w:r>
+        <w:rPr>
+          <w:rFonts w:eastAsia="Times New Roman" w:cs="Times New Roman"/>
+          <w:color w:val="000000" w:themeColor="text1"/>
+          <w:kern w:val="0"/>
+          <w14:ligatures w14:val="none"/>
+        </w:rPr>
+        <w:t>modeled</w:t>
+      </w:r>
+      <w:proofErr w:type="spellEnd"/>
+      <w:r>
+        <w:rPr>
+          <w:rFonts w:eastAsia="Times New Roman" w:cs="Times New Roman"/>
+          <w:color w:val="000000" w:themeColor="text1"/>
+          <w:kern w:val="0"/>
+          <w14:ligatures w14:val="none"/>
+        </w:rPr>
+        <w:t xml:space="preserve"> for the round.</w:t>
       </w:r>
     </w:p>
     <w:p>
@@ -21240,7 +22230,21 @@
           <w:color w:val="000000" w:themeColor="text1"/>
         </w:rPr>
         <w:lastRenderedPageBreak/>
-        <w:t>These are quantified using the semi-structural quarterly projection model and satellite models where appropriate. Particular emphasis is placed on the policy implications — specifically, the interest-rate paths required to ensure convergence toward the inflation target.</w:t>
+        <w:t xml:space="preserve">These are quantified using the semi-structural quarterly projection model and satellite models where appropriate. </w:t>
+      </w:r>
+      <w:proofErr w:type="gramStart"/>
+      <w:r>
+        <w:rPr>
+          <w:color w:val="000000" w:themeColor="text1"/>
+        </w:rPr>
+        <w:t>Particular emphasis</w:t>
+      </w:r>
+      <w:proofErr w:type="gramEnd"/>
+      <w:r>
+        <w:rPr>
+          <w:color w:val="000000" w:themeColor="text1"/>
+        </w:rPr>
+        <w:t xml:space="preserve"> is placed on the policy implications — specifically, the interest-rate paths required to ensure convergence toward the inflation target.</w:t>
       </w:r>
     </w:p>
     <w:p>
@@ -21918,7 +22922,21 @@
         <w:rPr>
           <w:color w:val="000000" w:themeColor="text1"/>
         </w:rPr>
-        <w:t>Dincer, N., &amp; Eichengreen, B. (2014). “Central Bank Transparency and Independence: Updates and New Measures.” </w:t>
+        <w:t xml:space="preserve">Dincer, N., &amp; </w:t>
+      </w:r>
+      <w:proofErr w:type="spellStart"/>
+      <w:r>
+        <w:rPr>
+          <w:color w:val="000000" w:themeColor="text1"/>
+        </w:rPr>
+        <w:t>Eichengreen</w:t>
+      </w:r>
+      <w:proofErr w:type="spellEnd"/>
+      <w:r>
+        <w:rPr>
+          <w:color w:val="000000" w:themeColor="text1"/>
+        </w:rPr>
+        <w:t>, B. (2014). “Central Bank Transparency and Independence: Updates and New Measures.” </w:t>
       </w:r>
     </w:p>
     <w:p>
@@ -22000,7 +23018,21 @@
         <w:rPr>
           <w:color w:val="000000" w:themeColor="text1"/>
         </w:rPr>
-        <w:t>Laxton, D., Avetisyan, H. and Avagyan, V.. December 2025.</w:t>
+        <w:t xml:space="preserve">Laxton, D., Avetisyan, H. and Avagyan, </w:t>
+      </w:r>
+      <w:proofErr w:type="gramStart"/>
+      <w:r>
+        <w:rPr>
+          <w:color w:val="000000" w:themeColor="text1"/>
+        </w:rPr>
+        <w:t>V..</w:t>
+      </w:r>
+      <w:proofErr w:type="gramEnd"/>
+      <w:r>
+        <w:rPr>
+          <w:color w:val="000000" w:themeColor="text1"/>
+        </w:rPr>
+        <w:t xml:space="preserve"> December 2025.</w:t>
       </w:r>
       <w:r>
         <w:rPr>
@@ -22355,7 +23387,21 @@
         <w:rPr>
           <w:color w:val="000000" w:themeColor="text1"/>
         </w:rPr>
-        <w:t>Under this framework, staff focus on policy-relevant analysis rather than on perfect projections. Policy-relevant analysis integrates model outputs and economic judgment into coherent narratives, quantifies uncertainty, and presents the risks and trade-offs in a way that helps the Board deliberate under uncertainty. It is not about predicting what the Bank expects, but about illuminating what it fears and what it hopes to avoid.</w:t>
+        <w:t xml:space="preserve">Under this framework, staff focus on policy-relevant analysis rather than on perfect projections. Policy-relevant analysis integrates model outputs and economic judgment into coherent narratives, quantifies uncertainty, and presents the risks and trade-offs in a way that helps the Board deliberate under uncertainty. It is not about predicting what the Bank </w:t>
+      </w:r>
+      <w:proofErr w:type="gramStart"/>
+      <w:r>
+        <w:rPr>
+          <w:color w:val="000000" w:themeColor="text1"/>
+        </w:rPr>
+        <w:t>expects, but</w:t>
+      </w:r>
+      <w:proofErr w:type="gramEnd"/>
+      <w:r>
+        <w:rPr>
+          <w:color w:val="000000" w:themeColor="text1"/>
+        </w:rPr>
+        <w:t xml:space="preserve"> about illuminating what it fears and what it hopes to avoid.</w:t>
       </w:r>
     </w:p>
     <w:p>
@@ -22648,39 +23694,75 @@
           <w:color w:val="000000" w:themeColor="text1"/>
         </w:rPr>
       </w:pPr>
-      <w:r>
-        <w:rPr>
-          <w:color w:val="000000" w:themeColor="text1"/>
-        </w:rPr>
-        <w:t>FPAS Mark I relied on a deterministic baseline and a single linear core model. While useful for transparency, it could not capture nonlinearities, asymmetric risks, credibility dynamics, or rapid shifts in financial conditions. These limitations motivated the development of FPAS Mark II, which is designed to better support policy under uncertainty.</w:t>
-      </w:r>
-    </w:p>
-    <w:p>
-      <w:pPr>
-        <w:jc w:val="both"/>
-        <w:rPr>
-          <w:color w:val="000000" w:themeColor="text1"/>
-        </w:rPr>
-      </w:pPr>
-      <w:r>
-        <w:rPr>
-          <w:color w:val="000000" w:themeColor="text1"/>
-        </w:rPr>
-        <w:t>Since the onset of the COVID-19 pandemic, the global policy environment has been characterized by a level of uncertainty that has become—using Alan Greenspan’s words—the “defining feature of the monetary policy landscape.” A series of overlapping shocks, including geopolitical tensions, energy-price volatility, and supply-chain disruptions, has reinforced this uncertainty and exposed the limits of relying on a single baseline projection. The world economy has become more vulnerable to nonlinear dynamics and high-impact tail events, prompting a fundamental reassessment of how central banks forecast and analyze the economy.</w:t>
-      </w:r>
-    </w:p>
-    <w:p>
-      <w:pPr>
-        <w:jc w:val="both"/>
-        <w:rPr>
-          <w:color w:val="000000" w:themeColor="text1"/>
-        </w:rPr>
-      </w:pPr>
-      <w:r>
-        <w:rPr>
-          <w:color w:val="000000" w:themeColor="text1"/>
-        </w:rPr>
-        <w:t>These developments were a major catalyst for the design of FPAS Mark II and also highlighted the need to upgrade the analytical tools that support monetary-policy analysis. A modern framework must be equipped to construct scenarios, test sensitivities, and examine the credibility implications of alternative policy paths.</w:t>
+      <w:proofErr w:type="gramStart"/>
+      <w:r>
+        <w:rPr>
+          <w:color w:val="000000" w:themeColor="text1"/>
+        </w:rPr>
+        <w:t>FPAS Mark</w:t>
+      </w:r>
+      <w:proofErr w:type="gramEnd"/>
+      <w:r>
+        <w:rPr>
+          <w:color w:val="000000" w:themeColor="text1"/>
+        </w:rPr>
+        <w:t xml:space="preserve"> I relied on a deterministic baseline and a single linear core model. While useful for transparency, it could not capture nonlinearities, asymmetric risks, credibility dynamics, or rapid shifts in financial conditions. These limitations motivated the development of FPAS Mark II, which is designed to better support policy under uncertainty.</w:t>
+      </w:r>
+    </w:p>
+    <w:p>
+      <w:pPr>
+        <w:jc w:val="both"/>
+        <w:rPr>
+          <w:color w:val="000000" w:themeColor="text1"/>
+        </w:rPr>
+      </w:pPr>
+      <w:r>
+        <w:rPr>
+          <w:color w:val="000000" w:themeColor="text1"/>
+        </w:rPr>
+        <w:t xml:space="preserve">Since the onset of the COVID-19 pandemic, the global policy environment has been characterized by a level of uncertainty that has become—using Alan Greenspan’s words—the “defining feature of the monetary policy landscape.” A series of overlapping shocks, including geopolitical tensions, energy-price volatility, and supply-chain disruptions, has reinforced this uncertainty and exposed the limits of relying on a single baseline projection. The world economy has become more vulnerable to nonlinear dynamics and high-impact tail events, prompting a fundamental reassessment of how central banks forecast and </w:t>
+      </w:r>
+      <w:proofErr w:type="spellStart"/>
+      <w:r>
+        <w:rPr>
+          <w:color w:val="000000" w:themeColor="text1"/>
+        </w:rPr>
+        <w:t>analyze</w:t>
+      </w:r>
+      <w:proofErr w:type="spellEnd"/>
+      <w:r>
+        <w:rPr>
+          <w:color w:val="000000" w:themeColor="text1"/>
+        </w:rPr>
+        <w:t xml:space="preserve"> the economy.</w:t>
+      </w:r>
+    </w:p>
+    <w:p>
+      <w:pPr>
+        <w:jc w:val="both"/>
+        <w:rPr>
+          <w:color w:val="000000" w:themeColor="text1"/>
+        </w:rPr>
+      </w:pPr>
+      <w:r>
+        <w:rPr>
+          <w:color w:val="000000" w:themeColor="text1"/>
+        </w:rPr>
+        <w:t xml:space="preserve">These developments were a major catalyst for the design of FPAS Mark II </w:t>
+      </w:r>
+      <w:proofErr w:type="gramStart"/>
+      <w:r>
+        <w:rPr>
+          <w:color w:val="000000" w:themeColor="text1"/>
+        </w:rPr>
+        <w:t>and also</w:t>
+      </w:r>
+      <w:proofErr w:type="gramEnd"/>
+      <w:r>
+        <w:rPr>
+          <w:color w:val="000000" w:themeColor="text1"/>
+        </w:rPr>
+        <w:t xml:space="preserve"> highlighted the need to upgrade the analytical tools that support monetary-policy analysis. A modern framework must be equipped to construct scenarios, test sensitivities, and examine the credibility implications of alternative policy paths.</w:t>
       </w:r>
     </w:p>
     <w:p>
@@ -22701,21 +23783,49 @@
           <w:color w:val="000000" w:themeColor="text1"/>
         </w:rPr>
         <w:lastRenderedPageBreak/>
-        <w:t>business-cycle behavior, and rational expectations—combined with a policy rule that guides interest-rate adjustments to stabilize inflation and anchor expectations. The CBA adopted this approach in 2006, in line with many central banks transitioning to inflation targeting.</w:t>
-      </w:r>
-    </w:p>
-    <w:p>
-      <w:pPr>
-        <w:jc w:val="both"/>
-        <w:rPr>
-          <w:color w:val="000000" w:themeColor="text1"/>
-        </w:rPr>
-      </w:pPr>
-      <w:r>
-        <w:rPr>
-          <w:color w:val="000000" w:themeColor="text1"/>
-        </w:rPr>
-        <w:t>However, these conventional frameworks have important limitations. They rely on linear relationships that may break down during periods of economic stress, and they treat credibility as fixed and external to the model. In reality, credibility evolves with policy performance and can deteriorate quickly. Ignoring these nonlinearities creates risks. For example, when the output gap becomes strongly positive, the Phillips Curve may steepen, causing inflation expectations to accelerate more rapidly than a linear model would suggest. Failing to recognize this can lead to delayed policy action, requiring more aggressive tightening later and resulting in larger economic costs. The same logic applies to credibility: it can erode suddenly but is difficult and costly to rebuild.</w:t>
+        <w:t xml:space="preserve">business-cycle </w:t>
+      </w:r>
+      <w:proofErr w:type="spellStart"/>
+      <w:r>
+        <w:rPr>
+          <w:color w:val="000000" w:themeColor="text1"/>
+        </w:rPr>
+        <w:t>behavior</w:t>
+      </w:r>
+      <w:proofErr w:type="spellEnd"/>
+      <w:r>
+        <w:rPr>
+          <w:color w:val="000000" w:themeColor="text1"/>
+        </w:rPr>
+        <w:t>, and rational expectations—combined with a policy rule that guides interest-rate adjustments to stabilize inflation and anchor expectations. The CBA adopted this approach in 2006, in line with many central banks transitioning to inflation targeting.</w:t>
+      </w:r>
+    </w:p>
+    <w:p>
+      <w:pPr>
+        <w:jc w:val="both"/>
+        <w:rPr>
+          <w:color w:val="000000" w:themeColor="text1"/>
+        </w:rPr>
+      </w:pPr>
+      <w:r>
+        <w:rPr>
+          <w:color w:val="000000" w:themeColor="text1"/>
+        </w:rPr>
+        <w:t xml:space="preserve">However, these conventional frameworks have important limitations. They rely on linear relationships that may break down during periods of economic stress, and they treat credibility as fixed and external to the model. </w:t>
+      </w:r>
+      <w:proofErr w:type="gramStart"/>
+      <w:r>
+        <w:rPr>
+          <w:color w:val="000000" w:themeColor="text1"/>
+        </w:rPr>
+        <w:t>In reality, credibility</w:t>
+      </w:r>
+      <w:proofErr w:type="gramEnd"/>
+      <w:r>
+        <w:rPr>
+          <w:color w:val="000000" w:themeColor="text1"/>
+        </w:rPr>
+        <w:t xml:space="preserve"> evolves with policy performance and can deteriorate quickly. Ignoring these nonlinearities creates risks. For example, when the output gap becomes strongly positive, the Phillips Curve may steepen, causing inflation expectations to accelerate more rapidly than a linear model would suggest. Failing to recognize this can lead to delayed policy action, requiring more aggressive tightening later and resulting in larger economic costs. The same logic applies to credibility: it can erode suddenly but is difficult and costly to rebuild.</w:t>
       </w:r>
     </w:p>
     <w:p>
@@ -22805,14 +23915,38 @@
         <w:rPr>
           <w:color w:val="000000" w:themeColor="text1"/>
         </w:rPr>
-        <w:t xml:space="preserve">FPAS Mark II models credibility as an evolving stock influenced by </w:t>
-      </w:r>
-      <w:r>
-        <w:rPr>
-          <w:color w:val="000000" w:themeColor="text1"/>
-        </w:rPr>
-        <w:t>central banks ability to meet its targets,its</w:t>
-      </w:r>
+        <w:t xml:space="preserve">FPAS Mark II </w:t>
+      </w:r>
+      <w:proofErr w:type="gramStart"/>
+      <w:r>
+        <w:rPr>
+          <w:color w:val="000000" w:themeColor="text1"/>
+        </w:rPr>
+        <w:t>models</w:t>
+      </w:r>
+      <w:proofErr w:type="gramEnd"/>
+      <w:r>
+        <w:rPr>
+          <w:color w:val="000000" w:themeColor="text1"/>
+        </w:rPr>
+        <w:t xml:space="preserve"> credibility as an evolving stock influenced by </w:t>
+      </w:r>
+      <w:r>
+        <w:rPr>
+          <w:color w:val="000000" w:themeColor="text1"/>
+        </w:rPr>
+        <w:t xml:space="preserve">central banks ability to meet its </w:t>
+      </w:r>
+      <w:proofErr w:type="spellStart"/>
+      <w:proofErr w:type="gramStart"/>
+      <w:r>
+        <w:rPr>
+          <w:color w:val="000000" w:themeColor="text1"/>
+        </w:rPr>
+        <w:t>targets,its</w:t>
+      </w:r>
+      <w:proofErr w:type="spellEnd"/>
+      <w:proofErr w:type="gramEnd"/>
       <w:r>
         <w:rPr>
           <w:color w:val="000000" w:themeColor="text1"/>
@@ -22865,11 +23999,19 @@
           <w:color w:val="000000" w:themeColor="text1"/>
         </w:rPr>
       </w:pPr>
-      <w:r>
-        <w:rPr>
-          <w:color w:val="000000" w:themeColor="text1"/>
-        </w:rPr>
-        <w:t>EndoCred Model: Incorporates endogenous credibility, nonlinear Phillips Curve dynamics, and asymmetric loss functions.</w:t>
+      <w:proofErr w:type="spellStart"/>
+      <w:r>
+        <w:rPr>
+          <w:color w:val="000000" w:themeColor="text1"/>
+        </w:rPr>
+        <w:t>EndoCred</w:t>
+      </w:r>
+      <w:proofErr w:type="spellEnd"/>
+      <w:r>
+        <w:rPr>
+          <w:color w:val="000000" w:themeColor="text1"/>
+        </w:rPr>
+        <w:t xml:space="preserve"> Model: Incorporates endogenous credibility, nonlinear Phillips Curve dynamics, and asymmetric loss functions.</w:t>
       </w:r>
     </w:p>
     <w:p>
@@ -23013,7 +24155,21 @@
         <w:rPr>
           <w:color w:val="000000" w:themeColor="text1"/>
         </w:rPr>
-        <w:t>GPM: 3-country (US, EU, Russia) plus commodities (oil, copper, food) linear model used for analyzing the global sector</w:t>
+        <w:t xml:space="preserve">GPM: 3-country (US, EU, Russia) plus commodities (oil, copper, food) linear model used for </w:t>
+      </w:r>
+      <w:proofErr w:type="spellStart"/>
+      <w:r>
+        <w:rPr>
+          <w:color w:val="000000" w:themeColor="text1"/>
+        </w:rPr>
+        <w:t>analyzing</w:t>
+      </w:r>
+      <w:proofErr w:type="spellEnd"/>
+      <w:r>
+        <w:rPr>
+          <w:color w:val="000000" w:themeColor="text1"/>
+        </w:rPr>
+        <w:t xml:space="preserve"> the global sector</w:t>
       </w:r>
     </w:p>
     <w:p>
@@ -23073,7 +24229,35 @@
         <w:rPr>
           <w:color w:val="000000" w:themeColor="text1"/>
         </w:rPr>
-        <w:t>Inflation dynamics are modeled through a convex Phillips curve, which responds more strongly when inflation is high or when the output gap becomes significantly positive. This specification reflects real-world behavior more accurately than a linear formulation, particularly during periods of overheating or when expectations begin to de-anchor.</w:t>
+        <w:t xml:space="preserve">Inflation dynamics are </w:t>
+      </w:r>
+      <w:proofErr w:type="spellStart"/>
+      <w:r>
+        <w:rPr>
+          <w:color w:val="000000" w:themeColor="text1"/>
+        </w:rPr>
+        <w:t>modeled</w:t>
+      </w:r>
+      <w:proofErr w:type="spellEnd"/>
+      <w:r>
+        <w:rPr>
+          <w:color w:val="000000" w:themeColor="text1"/>
+        </w:rPr>
+        <w:t xml:space="preserve"> through a convex Phillips curve, which responds more strongly when inflation is high or when the output gap becomes significantly positive. This specification reflects real-world </w:t>
+      </w:r>
+      <w:proofErr w:type="spellStart"/>
+      <w:r>
+        <w:rPr>
+          <w:color w:val="000000" w:themeColor="text1"/>
+        </w:rPr>
+        <w:t>behavior</w:t>
+      </w:r>
+      <w:proofErr w:type="spellEnd"/>
+      <w:r>
+        <w:rPr>
+          <w:color w:val="000000" w:themeColor="text1"/>
+        </w:rPr>
+        <w:t xml:space="preserve"> more accurately than a linear formulation, particularly during periods of overheating or when expectations begin to de-anchor.</w:t>
       </w:r>
     </w:p>
     <w:p>
@@ -23200,7 +24384,35 @@
         <w:rPr>
           <w:color w:val="000000" w:themeColor="text1"/>
         </w:rPr>
-        <w:t>The Global Projection Model (GPM) also remains a valuable part of the CBA’s modeling architecture, particularly for analyzing Armenia’s external environment. GPM is a three-country model that captures the economies most relevant for Armenia: the United States, the euro area, and Russia. The model generates coherent projections for these major partners, allowing staff to assess external demand, global inflationary pressures, and interest-rate dynamics that shape Armenia’s open-economy conditions.</w:t>
+        <w:t xml:space="preserve">The Global Projection Model (GPM) also remains a valuable part of the CBA’s </w:t>
+      </w:r>
+      <w:proofErr w:type="spellStart"/>
+      <w:r>
+        <w:rPr>
+          <w:color w:val="000000" w:themeColor="text1"/>
+        </w:rPr>
+        <w:t>modeling</w:t>
+      </w:r>
+      <w:proofErr w:type="spellEnd"/>
+      <w:r>
+        <w:rPr>
+          <w:color w:val="000000" w:themeColor="text1"/>
+        </w:rPr>
+        <w:t xml:space="preserve"> architecture, particularly for </w:t>
+      </w:r>
+      <w:proofErr w:type="spellStart"/>
+      <w:r>
+        <w:rPr>
+          <w:color w:val="000000" w:themeColor="text1"/>
+        </w:rPr>
+        <w:t>analyzing</w:t>
+      </w:r>
+      <w:proofErr w:type="spellEnd"/>
+      <w:r>
+        <w:rPr>
+          <w:color w:val="000000" w:themeColor="text1"/>
+        </w:rPr>
+        <w:t xml:space="preserve"> Armenia’s external environment. GPM is a three-country model that captures the economies most relevant for Armenia: the United States, the euro area, and Russia. The model generates coherent projections for these major partners, allowing staff to assess external demand, global inflationary pressures, and interest-rate dynamics that shape Armenia’s open-economy conditions.</w:t>
       </w:r>
     </w:p>
     <w:p>
@@ -23261,7 +24473,21 @@
         <w:rPr>
           <w:color w:val="000000" w:themeColor="text1"/>
         </w:rPr>
-        <w:t>These dashboards cover a wide range of economic themes: the labor market, inflation dynamics, external developments, sectoral growth patterns, and the decomposition of macroeconomic projections into production and expenditure components, among others. Each dashboard serves as a centralized platform that automatically draws data from the department’s unified data warehouse, transforms the raw series into analytically meaningful variables, and presents them in a format designed for fast and rigorous assessment.</w:t>
+        <w:t xml:space="preserve">These dashboards cover a wide range of economic themes: the </w:t>
+      </w:r>
+      <w:proofErr w:type="spellStart"/>
+      <w:r>
+        <w:rPr>
+          <w:color w:val="000000" w:themeColor="text1"/>
+        </w:rPr>
+        <w:t>labor</w:t>
+      </w:r>
+      <w:proofErr w:type="spellEnd"/>
+      <w:r>
+        <w:rPr>
+          <w:color w:val="000000" w:themeColor="text1"/>
+        </w:rPr>
+        <w:t xml:space="preserve"> market, inflation dynamics, external developments, sectoral growth patterns, and the decomposition of macroeconomic projections into production and expenditure components, among others. Each dashboard serves as a centralized platform that automatically draws data from the department’s unified data warehouse, transforms the raw series into analytically meaningful variables, and presents them in a format designed for fast and rigorous assessment.</w:t>
       </w:r>
     </w:p>
     <w:p>
@@ -23346,7 +24572,21 @@
         <w:rPr>
           <w:color w:val="000000" w:themeColor="text1"/>
         </w:rPr>
-        <w:t xml:space="preserve"> that previously required substantial time and effort. A clear example is the decomposition of GDP growth into expenditure components—an essential step in translating output from the ENDOCRED model into detailed macroeconomic stories. What was once a labor-intensive process is now automated through a dedicated dashboard, saving considerable staff time and reducing the risk of inconsistencies. Similar efficiencies have been achieved across other standardized processes.</w:t>
+        <w:t xml:space="preserve"> that previously required substantial time and effort. A clear example is the decomposition of GDP growth into expenditure components—an essential step in translating output from the ENDOCRED model into detailed macroeconomic stories. What was once a </w:t>
+      </w:r>
+      <w:proofErr w:type="spellStart"/>
+      <w:r>
+        <w:rPr>
+          <w:color w:val="000000" w:themeColor="text1"/>
+        </w:rPr>
+        <w:t>labor-intensive</w:t>
+      </w:r>
+      <w:proofErr w:type="spellEnd"/>
+      <w:r>
+        <w:rPr>
+          <w:color w:val="000000" w:themeColor="text1"/>
+        </w:rPr>
+        <w:t xml:space="preserve"> process is now automated through a dedicated dashboard, saving considerable staff time and reducing the risk of inconsistencies. Similar efficiencies have been achieved across other standardized processes.</w:t>
       </w:r>
     </w:p>
     <w:p>
@@ -23519,7 +24759,21 @@
         <w:rPr>
           <w:color w:val="000000" w:themeColor="text1"/>
         </w:rPr>
-        <w:t>Understanding the behavior of these two buckets is essential. Sticky prices respond more slowly to economic conditions, making them informative about the persistence of inflation and the anchoring of expectations. Flexible prices, on the other hand, move quickly in response to idiosyncratic or external shocks. While these shocks may be temporary, they can signal emerging inflationary pressures—particularly when many flexible components start rising simultaneously due to generalized excess demand.</w:t>
+        <w:t xml:space="preserve">Understanding the </w:t>
+      </w:r>
+      <w:proofErr w:type="spellStart"/>
+      <w:r>
+        <w:rPr>
+          <w:color w:val="000000" w:themeColor="text1"/>
+        </w:rPr>
+        <w:t>behavior</w:t>
+      </w:r>
+      <w:proofErr w:type="spellEnd"/>
+      <w:r>
+        <w:rPr>
+          <w:color w:val="000000" w:themeColor="text1"/>
+        </w:rPr>
+        <w:t xml:space="preserve"> of these two buckets is essential. Sticky prices respond more slowly to economic conditions, making them informative about the persistence of inflation and the anchoring of expectations. Flexible prices, on the other hand, move quickly in response to idiosyncratic or external shocks. While these shocks may be temporary, they can signal emerging inflationary pressures—particularly when many flexible components start rising simultaneously due to generalized excess demand.</w:t>
       </w:r>
     </w:p>
     <w:p>
@@ -23796,7 +25050,21 @@
         <w:rPr>
           <w:color w:val="000000" w:themeColor="text1"/>
         </w:rPr>
-        <w:t xml:space="preserve"> Alichi, A., ʹ2015, “A New Methodology for Estimating the Output Gap in the United States,” IMF Working Paper No. 15/144. </w:t>
+        <w:t xml:space="preserve"> </w:t>
+      </w:r>
+      <w:proofErr w:type="spellStart"/>
+      <w:r>
+        <w:rPr>
+          <w:color w:val="000000" w:themeColor="text1"/>
+        </w:rPr>
+        <w:t>Alichi</w:t>
+      </w:r>
+      <w:proofErr w:type="spellEnd"/>
+      <w:r>
+        <w:rPr>
+          <w:color w:val="000000" w:themeColor="text1"/>
+        </w:rPr>
+        <w:t xml:space="preserve">, A., ʹ2015, “A New Methodology for Estimating the Output Gap in the United States,” IMF Working Paper No. 15/144. </w:t>
       </w:r>
     </w:p>
     <w:p>
@@ -23810,11 +25078,63 @@
           <w:color w:val="000000" w:themeColor="text1"/>
         </w:rPr>
       </w:pPr>
-      <w:r>
-        <w:rPr>
-          <w:color w:val="000000" w:themeColor="text1"/>
-        </w:rPr>
-        <w:t>Alichi, A., O. Binizima, D. Laxton, K. Tanyeri, H. Wang, J. Yao, and F.Zhang, ʹͲͳ</w:t>
+      <w:proofErr w:type="spellStart"/>
+      <w:r>
+        <w:rPr>
+          <w:color w:val="000000" w:themeColor="text1"/>
+        </w:rPr>
+        <w:t>Alichi</w:t>
+      </w:r>
+      <w:proofErr w:type="spellEnd"/>
+      <w:r>
+        <w:rPr>
+          <w:color w:val="000000" w:themeColor="text1"/>
+        </w:rPr>
+        <w:t xml:space="preserve">, A., O. </w:t>
+      </w:r>
+      <w:proofErr w:type="spellStart"/>
+      <w:r>
+        <w:rPr>
+          <w:color w:val="000000" w:themeColor="text1"/>
+        </w:rPr>
+        <w:t>Binizima</w:t>
+      </w:r>
+      <w:proofErr w:type="spellEnd"/>
+      <w:r>
+        <w:rPr>
+          <w:color w:val="000000" w:themeColor="text1"/>
+        </w:rPr>
+        <w:t xml:space="preserve">, D. Laxton, K. </w:t>
+      </w:r>
+      <w:proofErr w:type="spellStart"/>
+      <w:r>
+        <w:rPr>
+          <w:color w:val="000000" w:themeColor="text1"/>
+        </w:rPr>
+        <w:t>Tanyeri</w:t>
+      </w:r>
+      <w:proofErr w:type="spellEnd"/>
+      <w:r>
+        <w:rPr>
+          <w:color w:val="000000" w:themeColor="text1"/>
+        </w:rPr>
+        <w:t xml:space="preserve">, H. Wang, J. Yao, and </w:t>
+      </w:r>
+      <w:proofErr w:type="spellStart"/>
+      <w:proofErr w:type="gramStart"/>
+      <w:r>
+        <w:rPr>
+          <w:color w:val="000000" w:themeColor="text1"/>
+        </w:rPr>
+        <w:t>F.Zhang</w:t>
+      </w:r>
+      <w:proofErr w:type="spellEnd"/>
+      <w:proofErr w:type="gramEnd"/>
+      <w:r>
+        <w:rPr>
+          <w:color w:val="000000" w:themeColor="text1"/>
+        </w:rPr>
+        <w:t>, ʹͲͳ</w:t>
       </w:r>
       <w:r>
         <w:rPr>
@@ -23880,11 +25200,47 @@
           <w:color w:val="000000" w:themeColor="text1"/>
         </w:rPr>
       </w:pPr>
-      <w:r>
-        <w:rPr>
-          <w:color w:val="000000" w:themeColor="text1"/>
-        </w:rPr>
-        <w:t xml:space="preserve">Alichi, A., Avetisyan, H., Laxton, MD., Mkhatrishvili, S., Nurbekyan, A., Torosyan, L., Wang, H., “Multivariate Filter Estimation of Potential Output for the United States: An Extension with Labor Market Hysteresis,” IMF Working Paper No. </w:t>
+      <w:proofErr w:type="spellStart"/>
+      <w:r>
+        <w:rPr>
+          <w:color w:val="000000" w:themeColor="text1"/>
+        </w:rPr>
+        <w:t>Alichi</w:t>
+      </w:r>
+      <w:proofErr w:type="spellEnd"/>
+      <w:r>
+        <w:rPr>
+          <w:color w:val="000000" w:themeColor="text1"/>
+        </w:rPr>
+        <w:t xml:space="preserve">, A., Avetisyan, H., Laxton, MD., </w:t>
+      </w:r>
+      <w:proofErr w:type="spellStart"/>
+      <w:r>
+        <w:rPr>
+          <w:color w:val="000000" w:themeColor="text1"/>
+        </w:rPr>
+        <w:t>Mkhatrishvili</w:t>
+      </w:r>
+      <w:proofErr w:type="spellEnd"/>
+      <w:r>
+        <w:rPr>
+          <w:color w:val="000000" w:themeColor="text1"/>
+        </w:rPr>
+        <w:t xml:space="preserve">, S., </w:t>
+      </w:r>
+      <w:proofErr w:type="spellStart"/>
+      <w:r>
+        <w:rPr>
+          <w:color w:val="000000" w:themeColor="text1"/>
+        </w:rPr>
+        <w:t>Nurbekyan</w:t>
+      </w:r>
+      <w:proofErr w:type="spellEnd"/>
+      <w:r>
+        <w:rPr>
+          <w:color w:val="000000" w:themeColor="text1"/>
+        </w:rPr>
+        <w:t xml:space="preserve">, A., Torosyan, L., Wang, H., “Multivariate Filter Estimation of Potential Output for the United States: An Extension with Labor Market Hysteresis,” IMF Working Paper No. </w:t>
       </w:r>
       <w:r>
         <w:rPr>
@@ -23910,11 +25266,117 @@
           <w:color w:val="000000" w:themeColor="text1"/>
         </w:rPr>
       </w:pPr>
-      <w:r>
-        <w:rPr>
-          <w:color w:val="000000" w:themeColor="text1"/>
-        </w:rPr>
-        <w:t xml:space="preserve">Alichi, A., R. Al-Mashat, H. Avetisyan, J. Benes, O. Bizimana, A. Butavyan, R. Ford, N. Ghazaryan, V. Grigoryan, M. Harutyunyan, A. Hovhannisyan, E. Hovhannisyan, H. Karapetyan, M. Kharaishvili, D. Laxton, A. Liqokeli, K. Matikyan, G. Minasyan, S. Mkhatrishvili, A. Nurbekyan, A. Orlov, B. Pashinyan, G. Petrosyan, Y. Rezepina, A. Shirkhanyan, T. Sopromadze, L. Torosyan, E. Vardanyan, H. Wang, and J. Yao, </w:t>
+      <w:proofErr w:type="spellStart"/>
+      <w:r>
+        <w:rPr>
+          <w:color w:val="000000" w:themeColor="text1"/>
+        </w:rPr>
+        <w:t>Alichi</w:t>
+      </w:r>
+      <w:proofErr w:type="spellEnd"/>
+      <w:r>
+        <w:rPr>
+          <w:color w:val="000000" w:themeColor="text1"/>
+        </w:rPr>
+        <w:t>, A., R. Al-</w:t>
+      </w:r>
+      <w:proofErr w:type="spellStart"/>
+      <w:r>
+        <w:rPr>
+          <w:color w:val="000000" w:themeColor="text1"/>
+        </w:rPr>
+        <w:t>Mashat</w:t>
+      </w:r>
+      <w:proofErr w:type="spellEnd"/>
+      <w:r>
+        <w:rPr>
+          <w:color w:val="000000" w:themeColor="text1"/>
+        </w:rPr>
+        <w:t xml:space="preserve">, H. Avetisyan, J. Benes, O. Bizimana, A. </w:t>
+      </w:r>
+      <w:proofErr w:type="spellStart"/>
+      <w:r>
+        <w:rPr>
+          <w:color w:val="000000" w:themeColor="text1"/>
+        </w:rPr>
+        <w:t>Butavyan</w:t>
+      </w:r>
+      <w:proofErr w:type="spellEnd"/>
+      <w:r>
+        <w:rPr>
+          <w:color w:val="000000" w:themeColor="text1"/>
+        </w:rPr>
+        <w:t xml:space="preserve">, R. Ford, N. Ghazaryan, V. Grigoryan, M. Harutyunyan, A. Hovhannisyan, E. Hovhannisyan, H. Karapetyan, M. Kharaishvili, D. Laxton, A. </w:t>
+      </w:r>
+      <w:proofErr w:type="spellStart"/>
+      <w:r>
+        <w:rPr>
+          <w:color w:val="000000" w:themeColor="text1"/>
+        </w:rPr>
+        <w:t>Liqokeli</w:t>
+      </w:r>
+      <w:proofErr w:type="spellEnd"/>
+      <w:r>
+        <w:rPr>
+          <w:color w:val="000000" w:themeColor="text1"/>
+        </w:rPr>
+        <w:t xml:space="preserve">, K. </w:t>
+      </w:r>
+      <w:proofErr w:type="spellStart"/>
+      <w:r>
+        <w:rPr>
+          <w:color w:val="000000" w:themeColor="text1"/>
+        </w:rPr>
+        <w:t>Matikyan</w:t>
+      </w:r>
+      <w:proofErr w:type="spellEnd"/>
+      <w:r>
+        <w:rPr>
+          <w:color w:val="000000" w:themeColor="text1"/>
+        </w:rPr>
+        <w:t xml:space="preserve">, G. Minasyan, S. </w:t>
+      </w:r>
+      <w:proofErr w:type="spellStart"/>
+      <w:r>
+        <w:rPr>
+          <w:color w:val="000000" w:themeColor="text1"/>
+        </w:rPr>
+        <w:t>Mkhatrishvili</w:t>
+      </w:r>
+      <w:proofErr w:type="spellEnd"/>
+      <w:r>
+        <w:rPr>
+          <w:color w:val="000000" w:themeColor="text1"/>
+        </w:rPr>
+        <w:t xml:space="preserve">, A. </w:t>
+      </w:r>
+      <w:proofErr w:type="spellStart"/>
+      <w:r>
+        <w:rPr>
+          <w:color w:val="000000" w:themeColor="text1"/>
+        </w:rPr>
+        <w:t>Nurbekyan</w:t>
+      </w:r>
+      <w:proofErr w:type="spellEnd"/>
+      <w:r>
+        <w:rPr>
+          <w:color w:val="000000" w:themeColor="text1"/>
+        </w:rPr>
+        <w:t xml:space="preserve">, A. Orlov, B. Pashinyan, G. Petrosyan, Y. Rezepina, A. </w:t>
+      </w:r>
+      <w:proofErr w:type="spellStart"/>
+      <w:r>
+        <w:rPr>
+          <w:color w:val="000000" w:themeColor="text1"/>
+        </w:rPr>
+        <w:t>Shirkhanyan</w:t>
+      </w:r>
+      <w:proofErr w:type="spellEnd"/>
+      <w:r>
+        <w:rPr>
+          <w:color w:val="000000" w:themeColor="text1"/>
+        </w:rPr>
+        <w:t xml:space="preserve">, T. Sopromadze, L. Torosyan, E. Vardanyan, H. Wang, and J. Yao, </w:t>
       </w:r>
       <w:r>
         <w:rPr>
@@ -23956,7 +25418,28 @@
         <w:rPr>
           <w:color w:val="000000" w:themeColor="text1"/>
         </w:rPr>
-        <w:t>Al-Mashat, R., A. Bul</w:t>
+        <w:t>Al-</w:t>
+      </w:r>
+      <w:proofErr w:type="spellStart"/>
+      <w:r>
+        <w:rPr>
+          <w:color w:val="000000" w:themeColor="text1"/>
+        </w:rPr>
+        <w:t>Mashat</w:t>
+      </w:r>
+      <w:proofErr w:type="spellEnd"/>
+      <w:r>
+        <w:rPr>
+          <w:color w:val="000000" w:themeColor="text1"/>
+        </w:rPr>
+        <w:t xml:space="preserve">, R., A. </w:t>
+      </w:r>
+      <w:proofErr w:type="spellStart"/>
+      <w:r>
+        <w:rPr>
+          <w:color w:val="000000" w:themeColor="text1"/>
+        </w:rPr>
+        <w:t>Bul</w:t>
       </w:r>
       <w:r>
         <w:rPr>
@@ -23965,6 +25448,7 @@
         </w:rPr>
         <w:t>íř</w:t>
       </w:r>
+      <w:proofErr w:type="spellEnd"/>
       <w:r>
         <w:rPr>
           <w:color w:val="000000" w:themeColor="text1"/>
@@ -23982,7 +25466,14 @@
         <w:rPr>
           <w:color w:val="000000" w:themeColor="text1"/>
         </w:rPr>
-        <w:t>er, T. Hl</w:t>
+        <w:t xml:space="preserve">er, T. </w:t>
+      </w:r>
+      <w:proofErr w:type="spellStart"/>
+      <w:r>
+        <w:rPr>
+          <w:color w:val="000000" w:themeColor="text1"/>
+        </w:rPr>
+        <w:t>Hl</w:t>
       </w:r>
       <w:r>
         <w:rPr>
@@ -23995,7 +25486,28 @@
         <w:rPr>
           <w:color w:val="000000" w:themeColor="text1"/>
         </w:rPr>
-        <w:t xml:space="preserve">dik, T. Holub, A. Kostanyan, D. Laxton, A. Nurbekyan, and H. Wang, </w:t>
+        <w:t>dik</w:t>
+      </w:r>
+      <w:proofErr w:type="spellEnd"/>
+      <w:r>
+        <w:rPr>
+          <w:color w:val="000000" w:themeColor="text1"/>
+        </w:rPr>
+        <w:t xml:space="preserve">, T. Holub, A. Kostanyan, D. Laxton, A. </w:t>
+      </w:r>
+      <w:proofErr w:type="spellStart"/>
+      <w:r>
+        <w:rPr>
+          <w:color w:val="000000" w:themeColor="text1"/>
+        </w:rPr>
+        <w:t>Nurbekyan</w:t>
+      </w:r>
+      <w:proofErr w:type="spellEnd"/>
+      <w:r>
+        <w:rPr>
+          <w:color w:val="000000" w:themeColor="text1"/>
+        </w:rPr>
+        <w:t xml:space="preserve">, and H. Wang, </w:t>
       </w:r>
       <w:r>
         <w:rPr>
@@ -24065,7 +25577,16 @@
             <w:iCs/>
             <w:color w:val="000000" w:themeColor="text1"/>
           </w:rPr>
-          <w:t xml:space="preserve">Prudent Risk </w:t>
+          <w:t xml:space="preserve">Prudent </w:t>
+        </w:r>
+        <w:proofErr w:type="gramStart"/>
+        <w:r>
+          <w:rPr>
+            <w:rStyle w:val="Hyperlink"/>
+            <w:iCs/>
+            <w:color w:val="000000" w:themeColor="text1"/>
+          </w:rPr>
+          <w:t xml:space="preserve">Risk </w:t>
         </w:r>
         <w:r>
           <w:rPr>
@@ -24075,13 +25596,24 @@
           </w:rPr>
           <w:t xml:space="preserve"> </w:t>
         </w:r>
+        <w:proofErr w:type="spellStart"/>
         <w:r>
           <w:rPr>
             <w:rStyle w:val="Hyperlink"/>
             <w:iCs/>
             <w:color w:val="000000" w:themeColor="text1"/>
           </w:rPr>
-          <w:t>anagement Approach to Monetary Policy: Theory and Practice of FPAS Mark II at the Central Bank of Armenia</w:t>
+          <w:t>anagement</w:t>
+        </w:r>
+        <w:proofErr w:type="spellEnd"/>
+        <w:proofErr w:type="gramEnd"/>
+        <w:r>
+          <w:rPr>
+            <w:rStyle w:val="Hyperlink"/>
+            <w:iCs/>
+            <w:color w:val="000000" w:themeColor="text1"/>
+          </w:rPr>
+          <w:t xml:space="preserve"> Approach to Monetary Policy: Theory and Practice of FPAS Mark II at the Central Bank of Armenia</w:t>
         </w:r>
       </w:hyperlink>
       <w:r>
@@ -24110,7 +25642,21 @@
         <w:rPr>
           <w:color w:val="000000" w:themeColor="text1"/>
         </w:rPr>
-        <w:t>Laxton, D., Avetisyan, H. and Avagyan, V.. December 2025.</w:t>
+        <w:t xml:space="preserve">Laxton, D., Avetisyan, H. and Avagyan, </w:t>
+      </w:r>
+      <w:proofErr w:type="gramStart"/>
+      <w:r>
+        <w:rPr>
+          <w:color w:val="000000" w:themeColor="text1"/>
+        </w:rPr>
+        <w:t>V..</w:t>
+      </w:r>
+      <w:proofErr w:type="gramEnd"/>
+      <w:r>
+        <w:rPr>
+          <w:color w:val="000000" w:themeColor="text1"/>
+        </w:rPr>
+        <w:t xml:space="preserve"> December 2025.</w:t>
       </w:r>
       <w:r>
         <w:rPr>
@@ -24207,7 +25753,23 @@
             <w:rStyle w:val="Hyperlink"/>
             <w:color w:val="000000" w:themeColor="text1"/>
           </w:rPr>
-          <w:t>Kostanyan, A., Matinyan, A., &amp; Papikyan, A. (2022). </w:t>
+          <w:t xml:space="preserve">Kostanyan, A., </w:t>
+        </w:r>
+        <w:proofErr w:type="spellStart"/>
+        <w:r>
+          <w:rPr>
+            <w:rStyle w:val="Hyperlink"/>
+            <w:color w:val="000000" w:themeColor="text1"/>
+          </w:rPr>
+          <w:t>Matinyan</w:t>
+        </w:r>
+        <w:proofErr w:type="spellEnd"/>
+        <w:r>
+          <w:rPr>
+            <w:rStyle w:val="Hyperlink"/>
+            <w:color w:val="000000" w:themeColor="text1"/>
+          </w:rPr>
+          <w:t>, A., &amp; Papikyan, A. (2022). </w:t>
         </w:r>
         <w:r>
           <w:rPr>
@@ -24244,7 +25806,23 @@
             <w:rStyle w:val="Hyperlink"/>
             <w:color w:val="000000" w:themeColor="text1"/>
           </w:rPr>
-          <w:t>Kostanyan, A., Matinyan, A., &amp; Papikyan, A. (2022). </w:t>
+          <w:t xml:space="preserve">Kostanyan, A., </w:t>
+        </w:r>
+        <w:proofErr w:type="spellStart"/>
+        <w:r>
+          <w:rPr>
+            <w:rStyle w:val="Hyperlink"/>
+            <w:color w:val="000000" w:themeColor="text1"/>
+          </w:rPr>
+          <w:t>Matinyan</w:t>
+        </w:r>
+        <w:proofErr w:type="spellEnd"/>
+        <w:r>
+          <w:rPr>
+            <w:rStyle w:val="Hyperlink"/>
+            <w:color w:val="000000" w:themeColor="text1"/>
+          </w:rPr>
+          <w:t>, A., &amp; Papikyan, A. (2022). </w:t>
         </w:r>
         <w:r>
           <w:rPr>
@@ -24305,7 +25883,39 @@
             <w:rStyle w:val="Hyperlink"/>
             <w:color w:val="000000" w:themeColor="text1"/>
           </w:rPr>
-          <w:t>axton D., A. Kostanyan, A. Liqokeli, G. Minasyan, A. Nurbekyan and T. Sopromadze, 2019, "Mind the Gaps! Financial-Cycle Output Gaps and Monetary-Policy-Relevant Output Gaps." London School of Economics and Political Science.</w:t>
+          <w:t xml:space="preserve">axton D., A. Kostanyan, A. </w:t>
+        </w:r>
+        <w:proofErr w:type="spellStart"/>
+        <w:r>
+          <w:rPr>
+            <w:rStyle w:val="Hyperlink"/>
+            <w:color w:val="000000" w:themeColor="text1"/>
+          </w:rPr>
+          <w:t>Liqokeli</w:t>
+        </w:r>
+        <w:proofErr w:type="spellEnd"/>
+        <w:r>
+          <w:rPr>
+            <w:rStyle w:val="Hyperlink"/>
+            <w:color w:val="000000" w:themeColor="text1"/>
+          </w:rPr>
+          <w:t xml:space="preserve">, G. Minasyan, A. </w:t>
+        </w:r>
+        <w:proofErr w:type="spellStart"/>
+        <w:r>
+          <w:rPr>
+            <w:rStyle w:val="Hyperlink"/>
+            <w:color w:val="000000" w:themeColor="text1"/>
+          </w:rPr>
+          <w:t>Nurbekyan</w:t>
+        </w:r>
+        <w:proofErr w:type="spellEnd"/>
+        <w:r>
+          <w:rPr>
+            <w:rStyle w:val="Hyperlink"/>
+            <w:color w:val="000000" w:themeColor="text1"/>
+          </w:rPr>
+          <w:t xml:space="preserve"> and T. Sopromadze, 2019, "Mind the Gaps! Financial-Cycle Output Gaps and Monetary-Policy-Relevant Output Gaps." London School of Economics and Political Science.</w:t>
         </w:r>
       </w:hyperlink>
     </w:p>
@@ -24440,21 +26050,49 @@
         <w:rPr>
           <w:color w:val="000000" w:themeColor="text1"/>
         </w:rPr>
-        <w:t>But the world has changed. Since the onset of the COVID-19 pandemic, the global policy environment has been shaped by an very high and persistent level of uncertainty. Alan Greenspan once called uncertainty the “defining feature of the monetary policy landscape,” and recent years have made that description even more accurate. We have seen overlapping shocks from pandemics, geopolitical tensions, energy price swings, and supply-chain disruptions. The global economy has become more susceptible to nonlinear dynamics and high-impact tail events, and this has exposed the limits of relying on a single linear baseline projection.</w:t>
-      </w:r>
-    </w:p>
-    <w:p>
-      <w:pPr>
-        <w:jc w:val="both"/>
-        <w:rPr>
-          <w:color w:val="000000" w:themeColor="text1"/>
-        </w:rPr>
-      </w:pPr>
-      <w:r>
-        <w:rPr>
-          <w:color w:val="000000" w:themeColor="text1"/>
-        </w:rPr>
-        <w:t>Traditional FPAS frameworks assume linear relationships and treat credibility as something fixed in the background. In reality, credibility is earned and lost over time. When the output gap is strongly positive, for example, the Phillips curve can steepen, and inflation expectations can accelerate faster than linear models would suggest. If policy reacts too late, the adjustment costs for inflation and output become much higher. The same logic applies to credibility: once it starts to erode, rebuilding it is slow and costly. In this kind of world, a framework that ignores nonlinearities and credibility dynamics underestimates the true risks of policy mistakes.</w:t>
+        <w:t xml:space="preserve">But the world has changed. Since the onset of the COVID-19 pandemic, the global policy environment has been shaped by </w:t>
+      </w:r>
+      <w:proofErr w:type="gramStart"/>
+      <w:r>
+        <w:rPr>
+          <w:color w:val="000000" w:themeColor="text1"/>
+        </w:rPr>
+        <w:t>an</w:t>
+      </w:r>
+      <w:proofErr w:type="gramEnd"/>
+      <w:r>
+        <w:rPr>
+          <w:color w:val="000000" w:themeColor="text1"/>
+        </w:rPr>
+        <w:t xml:space="preserve"> very high and persistent level of uncertainty. Alan Greenspan once called uncertainty the “defining feature of the monetary policy landscape,” and recent years have made that description even more accurate. We have seen overlapping shocks from pandemics, geopolitical tensions, energy price swings, and supply-chain disruptions. The global economy has become more susceptible to nonlinear dynamics and high-impact tail events, and this has exposed the limits of relying on a single linear baseline projection.</w:t>
+      </w:r>
+    </w:p>
+    <w:p>
+      <w:pPr>
+        <w:jc w:val="both"/>
+        <w:rPr>
+          <w:color w:val="000000" w:themeColor="text1"/>
+        </w:rPr>
+      </w:pPr>
+      <w:r>
+        <w:rPr>
+          <w:color w:val="000000" w:themeColor="text1"/>
+        </w:rPr>
+        <w:t xml:space="preserve">Traditional FPAS frameworks assume linear relationships and treat credibility as something fixed in the background. </w:t>
+      </w:r>
+      <w:proofErr w:type="gramStart"/>
+      <w:r>
+        <w:rPr>
+          <w:color w:val="000000" w:themeColor="text1"/>
+        </w:rPr>
+        <w:t>In reality, credibility</w:t>
+      </w:r>
+      <w:proofErr w:type="gramEnd"/>
+      <w:r>
+        <w:rPr>
+          <w:color w:val="000000" w:themeColor="text1"/>
+        </w:rPr>
+        <w:t xml:space="preserve"> is earned and lost over time. When the output gap is strongly positive, for example, the Phillips curve can steepen, and inflation expectations can accelerate faster than linear models would suggest. If policy reacts too late, the adjustment costs for inflation and output become much higher. The same logic applies to credibility: once it starts to erode, rebuilding it is slow and costly. In this kind of world, a framework that ignores nonlinearities and credibility dynamics underestimates the true risks of policy mistakes.</w:t>
       </w:r>
     </w:p>
     <w:p>
@@ -24497,49 +26135,119 @@
           <w:color w:val="000000" w:themeColor="text1"/>
         </w:rPr>
         <w:lastRenderedPageBreak/>
-        <w:t>Credibility itself is treated as an endogenous variable. In FPAS Mark II, credibility is modeled as a stock that evolves over time with the central bank’s actions. It depends on the ability to achieve the inflation target, on the consistency of decisions, on the quality of communication, and on institutional behavior more broadly. As the central bank demonstrates competence and reliability, expectations adjust and credibility strengthens. When policy is inconsistent or poorly explained, credibility weakens. Treating credibility this way tightens the link between today’s decisions and tomorrow’s outcomes and reinforces the idea that credibility must be earned continuously, not assumed.</w:t>
-      </w:r>
-    </w:p>
-    <w:p>
-      <w:pPr>
-        <w:jc w:val="both"/>
-        <w:rPr>
-          <w:color w:val="000000" w:themeColor="text1"/>
-        </w:rPr>
-      </w:pPr>
-      <w:r>
-        <w:rPr>
-          <w:color w:val="000000" w:themeColor="text1"/>
-        </w:rPr>
-        <w:t>To support this way of thinking, FPAS Mark II does not rely on a single model. It uses a suite of complementary models, each serving a specific purpose. The ENDOCRED model is at the center. It builds on the traditional QPM but endogenizes credibility, introduces a convex Phillips curve, and extends the IS curve to include a long-term effective interest rate derived from the yield curve and a time-varying term premium. It uses a loss-function-based policy design instead of a simple Taylor rule, and it explicitly links dollarization to credibility, so that as credibility improves, dollarization declines and the effectiveness of domestic monetary policy increases.</w:t>
-      </w:r>
-    </w:p>
-    <w:p>
-      <w:pPr>
-        <w:jc w:val="both"/>
-        <w:rPr>
-          <w:color w:val="000000" w:themeColor="text1"/>
-        </w:rPr>
-      </w:pPr>
-      <w:r>
-        <w:rPr>
-          <w:color w:val="000000" w:themeColor="text1"/>
-        </w:rPr>
-        <w:t>Alongside ENDOCRED, the CBA uses other models that play distinct roles. MPNOD helps estimate latent variables such as the output gap and neutral interest rate by linking unobservable concepts to observed data. A financial-cycle model-FCMOD-focuses on credit, leverage, and systemic vulnerabilities. The linear QPM is retained as a complementary tool for filtering history and extracting consistent estimates of unobservables, especially useful for historical decompositions and pedagogical comparison. A monthly projection model helps think about near-term scenarios using higher-frequency data. DSGE-type models, such as GIMF-style structures, are used for medium-term policy questions where fiscal and monetary interactions are central. And the Global Projection Model provides a structured representation of Armenia’s main external partners—the United States, the euro area, and Russia—as well as key commodities like oil, copper, and food, all of which are crucial for a small open economy like Armenia.</w:t>
-      </w:r>
-    </w:p>
-    <w:p>
-      <w:pPr>
-        <w:jc w:val="both"/>
-        <w:rPr>
-          <w:color w:val="000000" w:themeColor="text1"/>
-        </w:rPr>
-      </w:pPr>
-      <w:r>
-        <w:rPr>
-          <w:color w:val="000000" w:themeColor="text1"/>
-        </w:rPr>
-        <w:t>Using a model suite spreads analytical risk. No model is treated as the “truth.” Instead, each model provides a different lens, and enhances policy discussions.</w:t>
+        <w:t xml:space="preserve">Credibility itself is treated as an endogenous variable. In FPAS Mark II, credibility is </w:t>
+      </w:r>
+      <w:proofErr w:type="spellStart"/>
+      <w:r>
+        <w:rPr>
+          <w:color w:val="000000" w:themeColor="text1"/>
+        </w:rPr>
+        <w:t>modeled</w:t>
+      </w:r>
+      <w:proofErr w:type="spellEnd"/>
+      <w:r>
+        <w:rPr>
+          <w:color w:val="000000" w:themeColor="text1"/>
+        </w:rPr>
+        <w:t xml:space="preserve"> as a stock that evolves over time with the central bank’s actions. It depends on the ability to achieve the inflation target, on the consistency of decisions, on the quality of communication, and on institutional </w:t>
+      </w:r>
+      <w:proofErr w:type="spellStart"/>
+      <w:r>
+        <w:rPr>
+          <w:color w:val="000000" w:themeColor="text1"/>
+        </w:rPr>
+        <w:t>behavior</w:t>
+      </w:r>
+      <w:proofErr w:type="spellEnd"/>
+      <w:r>
+        <w:rPr>
+          <w:color w:val="000000" w:themeColor="text1"/>
+        </w:rPr>
+        <w:t xml:space="preserve"> more broadly. As the central bank demonstrates competence and reliability, expectations adjust and credibility strengthens. When policy is inconsistent or poorly explained, credibility weakens. Treating credibility this way tightens the link between today’s decisions and tomorrow’s outcomes and reinforces the idea that credibility must be earned continuously, not assumed.</w:t>
+      </w:r>
+    </w:p>
+    <w:p>
+      <w:pPr>
+        <w:jc w:val="both"/>
+        <w:rPr>
+          <w:color w:val="000000" w:themeColor="text1"/>
+        </w:rPr>
+      </w:pPr>
+      <w:r>
+        <w:rPr>
+          <w:color w:val="000000" w:themeColor="text1"/>
+        </w:rPr>
+        <w:t xml:space="preserve">To support this way of thinking, FPAS Mark II does not rely on a single model. It uses a suite of complementary models, each serving a specific purpose. The ENDOCRED model is at the </w:t>
+      </w:r>
+      <w:proofErr w:type="spellStart"/>
+      <w:r>
+        <w:rPr>
+          <w:color w:val="000000" w:themeColor="text1"/>
+        </w:rPr>
+        <w:t>center</w:t>
+      </w:r>
+      <w:proofErr w:type="spellEnd"/>
+      <w:r>
+        <w:rPr>
+          <w:color w:val="000000" w:themeColor="text1"/>
+        </w:rPr>
+        <w:t>. It builds on the traditional QPM but endogenizes credibility, introduces a convex Phillips curve, and extends the IS curve to include a long-term effective interest rate derived from the yield curve and a time-varying term premium. It uses a loss-function-based policy design instead of a simple Taylor rule, and it explicitly links dollarization to credibility, so that as credibility improves, dollarization declines and the effectiveness of domestic monetary policy increases.</w:t>
+      </w:r>
+    </w:p>
+    <w:p>
+      <w:pPr>
+        <w:jc w:val="both"/>
+        <w:rPr>
+          <w:color w:val="000000" w:themeColor="text1"/>
+        </w:rPr>
+      </w:pPr>
+      <w:r>
+        <w:rPr>
+          <w:color w:val="000000" w:themeColor="text1"/>
+        </w:rPr>
+        <w:t xml:space="preserve">Alongside ENDOCRED, the CBA uses other models that play distinct roles. MPNOD helps estimate latent variables such as the output gap and neutral interest rate by linking unobservable concepts to observed data. A financial-cycle model-FCMOD-focuses on credit, leverage, and systemic vulnerabilities. The linear QPM is retained as a complementary tool for filtering history and extracting consistent estimates of </w:t>
+      </w:r>
+      <w:proofErr w:type="spellStart"/>
+      <w:r>
+        <w:rPr>
+          <w:color w:val="000000" w:themeColor="text1"/>
+        </w:rPr>
+        <w:t>unobservables</w:t>
+      </w:r>
+      <w:proofErr w:type="spellEnd"/>
+      <w:r>
+        <w:rPr>
+          <w:color w:val="000000" w:themeColor="text1"/>
+        </w:rPr>
+        <w:t>, especially useful for historical decompositions and pedagogical comparison. A monthly projection model helps think about near-term scenarios using higher-frequency data. DSGE-type models, such as GIMF-style structures, are used for medium-term policy questions where fiscal and monetary interactions are central. And the Global Projection Model provides a structured representation of Armenia’s main external partners—the United States, the euro area, and Russia—as well as key commodities like oil, copper, and food, all of which are crucial for a small open economy like Armenia.</w:t>
+      </w:r>
+    </w:p>
+    <w:p>
+      <w:pPr>
+        <w:jc w:val="both"/>
+        <w:rPr>
+          <w:color w:val="000000" w:themeColor="text1"/>
+        </w:rPr>
+      </w:pPr>
+      <w:r>
+        <w:rPr>
+          <w:color w:val="000000" w:themeColor="text1"/>
+        </w:rPr>
+        <w:t xml:space="preserve">Using a model suite spreads analytical risk. No model is treated as the “truth.” Instead, each model provides a different </w:t>
+      </w:r>
+      <w:proofErr w:type="gramStart"/>
+      <w:r>
+        <w:rPr>
+          <w:color w:val="000000" w:themeColor="text1"/>
+        </w:rPr>
+        <w:t>lens, and</w:t>
+      </w:r>
+      <w:proofErr w:type="gramEnd"/>
+      <w:r>
+        <w:rPr>
+          <w:color w:val="000000" w:themeColor="text1"/>
+        </w:rPr>
+        <w:t xml:space="preserve"> enhances policy discussions.</w:t>
       </w:r>
     </w:p>
     <w:p>
@@ -24560,7 +26268,21 @@
           <w:color w:val="000000" w:themeColor="text1"/>
         </w:rPr>
         <w:lastRenderedPageBreak/>
-        <w:t>data warehouse and transform raw series into meaningful indicators across key areas—labor markets, inflation, external conditions, sectoral growth, and the breakdown of GDP into expenditure and production components.</w:t>
+        <w:t>data warehouse and transform raw series into meaningful indicators across key areas—</w:t>
+      </w:r>
+      <w:proofErr w:type="spellStart"/>
+      <w:r>
+        <w:rPr>
+          <w:color w:val="000000" w:themeColor="text1"/>
+        </w:rPr>
+        <w:t>labor</w:t>
+      </w:r>
+      <w:proofErr w:type="spellEnd"/>
+      <w:r>
+        <w:rPr>
+          <w:color w:val="000000" w:themeColor="text1"/>
+        </w:rPr>
+        <w:t xml:space="preserve"> markets, inflation, external conditions, sectoral growth, and the breakdown of GDP into expenditure and production components.</w:t>
       </w:r>
     </w:p>
     <w:p>
@@ -24598,25 +26320,47 @@
           <w:color w:val="000000" w:themeColor="text1"/>
         </w:rPr>
       </w:pPr>
-      <w:r>
-        <w:rPr>
-          <w:color w:val="000000" w:themeColor="text1"/>
-        </w:rPr>
-        <w:t>All of this feeds into a broader principle: FPAS Mark II is not about replacing judgment with models; it is about structuring judgment. Judgment appears in the design of scenarios, in the mapping of risks, in the interpretation of model outputs, and in the assessment of credibility. Staff are expected to explain how and why their judgment modifies model projections, making the reasoning behind recommendations transparent. The Board, in turn, uses this structured analysis to apply least-regrets thinking when it votes on policy.</w:t>
-      </w:r>
-    </w:p>
-    <w:p>
-      <w:pPr>
-        <w:jc w:val="both"/>
-        <w:rPr>
-          <w:color w:val="000000" w:themeColor="text1"/>
-        </w:rPr>
-      </w:pPr>
-      <w:r>
-        <w:rPr>
-          <w:color w:val="000000" w:themeColor="text1"/>
-        </w:rPr>
-        <w:t xml:space="preserve">For a small open economy like Armenia, exposed to external shocks, commodity price swings, and geopolitical developments, this approach is especially important. FPAS Mark II equips policymakers to analyze nonlinearities, asymmetries, and risk distributions </w:t>
+      <w:proofErr w:type="gramStart"/>
+      <w:r>
+        <w:rPr>
+          <w:color w:val="000000" w:themeColor="text1"/>
+        </w:rPr>
+        <w:t>All of</w:t>
+      </w:r>
+      <w:proofErr w:type="gramEnd"/>
+      <w:r>
+        <w:rPr>
+          <w:color w:val="000000" w:themeColor="text1"/>
+        </w:rPr>
+        <w:t xml:space="preserve"> this feeds into a broader principle: FPAS Mark II is not about replacing judgment with models; it is about structuring judgment. Judgment appears in the design of scenarios, in the mapping of risks, in the interpretation of model outputs, and in the assessment of credibility. Staff are expected to explain how and why their judgment modifies model projections, making the reasoning behind recommendations transparent. The Board, in turn, uses this structured analysis to apply least-regrets thinking when it votes on policy.</w:t>
+      </w:r>
+    </w:p>
+    <w:p>
+      <w:pPr>
+        <w:jc w:val="both"/>
+        <w:rPr>
+          <w:color w:val="000000" w:themeColor="text1"/>
+        </w:rPr>
+      </w:pPr>
+      <w:r>
+        <w:rPr>
+          <w:color w:val="000000" w:themeColor="text1"/>
+        </w:rPr>
+        <w:t xml:space="preserve">For a small open economy like Armenia, exposed to external shocks, commodity price swings, and geopolitical developments, this approach is especially important. FPAS Mark II equips policymakers to </w:t>
+      </w:r>
+      <w:proofErr w:type="spellStart"/>
+      <w:r>
+        <w:rPr>
+          <w:color w:val="000000" w:themeColor="text1"/>
+        </w:rPr>
+        <w:t>analyze</w:t>
+      </w:r>
+      <w:proofErr w:type="spellEnd"/>
+      <w:r>
+        <w:rPr>
+          <w:color w:val="000000" w:themeColor="text1"/>
+        </w:rPr>
+        <w:t xml:space="preserve"> nonlinearities, asymmetries, and risk distributions </w:t>
       </w:r>
       <w:r>
         <w:rPr>
@@ -24931,13 +26675,27 @@
         <w:rPr>
           <w:color w:val="000000" w:themeColor="text1"/>
         </w:rPr>
-        <w:t xml:space="preserve"> data, scenario analysis, </w:t>
-      </w:r>
-      <w:r>
-        <w:rPr>
-          <w:color w:val="000000" w:themeColor="text1"/>
-        </w:rPr>
-        <w:t xml:space="preserve"> modelling </w:t>
+        <w:t xml:space="preserve"> data, scenario </w:t>
+      </w:r>
+      <w:proofErr w:type="gramStart"/>
+      <w:r>
+        <w:rPr>
+          <w:color w:val="000000" w:themeColor="text1"/>
+        </w:rPr>
+        <w:t xml:space="preserve">analysis, </w:t>
+      </w:r>
+      <w:r>
+        <w:rPr>
+          <w:color w:val="000000" w:themeColor="text1"/>
+        </w:rPr>
+        <w:t xml:space="preserve"> modelling</w:t>
+      </w:r>
+      <w:proofErr w:type="gramEnd"/>
+      <w:r>
+        <w:rPr>
+          <w:color w:val="000000" w:themeColor="text1"/>
+        </w:rPr>
+        <w:t xml:space="preserve"> </w:t>
       </w:r>
       <w:r>
         <w:rPr>
@@ -24945,11 +26703,19 @@
         </w:rPr>
         <w:t>tools</w:t>
       </w:r>
-      <w:r>
-        <w:rPr>
-          <w:color w:val="000000" w:themeColor="text1"/>
-        </w:rPr>
-        <w:t>, , and judgment</w:t>
+      <w:proofErr w:type="gramStart"/>
+      <w:r>
+        <w:rPr>
+          <w:color w:val="000000" w:themeColor="text1"/>
+        </w:rPr>
+        <w:t>, ,</w:t>
+      </w:r>
+      <w:proofErr w:type="gramEnd"/>
+      <w:r>
+        <w:rPr>
+          <w:color w:val="000000" w:themeColor="text1"/>
+        </w:rPr>
+        <w:t xml:space="preserve"> and judgment</w:t>
       </w:r>
       <w:r>
         <w:rPr>
@@ -25260,7 +27026,21 @@
         <w:rPr>
           <w:color w:val="000000" w:themeColor="text1"/>
         </w:rPr>
-        <w:t>In each round, the Team Lead of the leading team assumes, on a rotating basis, the role of Production (Policy Round) Coordinator. The Coordinator acts as the intellectual lead for that round, guiding the daily work of the team, shaping the scenario narratives, and presenting the main content to the Board. Throughout the round, the Production Coordinator works closely with, and is supported by, the Head of the MPD.</w:t>
+        <w:t xml:space="preserve">In each round, the Team Lead of the leading team assumes, on a rotating basis, the role of Production (Policy Round) Coordinator. The </w:t>
+      </w:r>
+      <w:proofErr w:type="gramStart"/>
+      <w:r>
+        <w:rPr>
+          <w:color w:val="000000" w:themeColor="text1"/>
+        </w:rPr>
+        <w:t>Coordinator</w:t>
+      </w:r>
+      <w:proofErr w:type="gramEnd"/>
+      <w:r>
+        <w:rPr>
+          <w:color w:val="000000" w:themeColor="text1"/>
+        </w:rPr>
+        <w:t xml:space="preserve"> acts as the intellectual lead for that round, guiding the daily work of the team, shaping the scenario narratives, and presenting the main content to the Board. Throughout the round, the Production Coordinator works closely with, and is supported by, the Head of the MPD.</w:t>
       </w:r>
     </w:p>
     <w:p>
@@ -25323,21 +27103,49 @@
         <w:rPr>
           <w:color w:val="000000" w:themeColor="text1"/>
         </w:rPr>
-        <w:t>Over the course of a calendar year, each of the four MPD teams has the opportunity to lead one policy round, serve as the supporting team in another, and devote the remaining two quarters to research and development. This rotation reinforces the sustainability of the process and supports higher productivity, efficiency, collaboration, and motivation across the department.</w:t>
-      </w:r>
-    </w:p>
-    <w:p>
-      <w:pPr>
-        <w:jc w:val="both"/>
-        <w:rPr>
-          <w:color w:val="000000" w:themeColor="text1"/>
-        </w:rPr>
-      </w:pPr>
-      <w:r>
-        <w:rPr>
-          <w:color w:val="000000" w:themeColor="text1"/>
-        </w:rPr>
-        <w:t xml:space="preserve">During any given policymaking round, the remaining two MPD teams are less directly involved in day-to-day operations. They provide targeted support when needed, but their main focus is “preparing for the future.” This includes </w:t>
+        <w:t xml:space="preserve">Over the course of a calendar year, each of the four MPD teams </w:t>
+      </w:r>
+      <w:proofErr w:type="gramStart"/>
+      <w:r>
+        <w:rPr>
+          <w:color w:val="000000" w:themeColor="text1"/>
+        </w:rPr>
+        <w:t>has the opportunity to</w:t>
+      </w:r>
+      <w:proofErr w:type="gramEnd"/>
+      <w:r>
+        <w:rPr>
+          <w:color w:val="000000" w:themeColor="text1"/>
+        </w:rPr>
+        <w:t xml:space="preserve"> lead one policy round, serve as the supporting team in another, and devote the remaining two quarters to research and development. This rotation reinforces the sustainability of the process and supports higher productivity, efficiency, collaboration, and motivation across the department.</w:t>
+      </w:r>
+    </w:p>
+    <w:p>
+      <w:pPr>
+        <w:jc w:val="both"/>
+        <w:rPr>
+          <w:color w:val="000000" w:themeColor="text1"/>
+        </w:rPr>
+      </w:pPr>
+      <w:r>
+        <w:rPr>
+          <w:color w:val="000000" w:themeColor="text1"/>
+        </w:rPr>
+        <w:t xml:space="preserve">During any given policymaking round, the remaining two MPD teams are less directly involved in day-to-day operations. They provide targeted support when needed, but their </w:t>
+      </w:r>
+      <w:proofErr w:type="gramStart"/>
+      <w:r>
+        <w:rPr>
+          <w:color w:val="000000" w:themeColor="text1"/>
+        </w:rPr>
+        <w:t>main focus</w:t>
+      </w:r>
+      <w:proofErr w:type="gramEnd"/>
+      <w:r>
+        <w:rPr>
+          <w:color w:val="000000" w:themeColor="text1"/>
+        </w:rPr>
+        <w:t xml:space="preserve"> is “preparing for the future.” This includes </w:t>
       </w:r>
       <w:r>
         <w:rPr>
@@ -25733,7 +27541,27 @@
           <w14:ligatures w14:val="none"/>
         </w:rPr>
         <w:lastRenderedPageBreak/>
-        <w:t>to support rapid development. Instead, staff are encouraged to exchange feedback consistently—during weekly monitoring meetings, after presentations, and in informal conversations. Feedback is meant to be constructive, specific, and timely, helping staff recognize strengths and address weaknesses as they arise. This process depends strongly on mutual respect; giving thoughtful feedback is treated as a responsibility, and receiving it with openness is an expectation.</w:t>
+        <w:t xml:space="preserve">to support rapid development. Instead, staff are encouraged to exchange feedback consistently—during weekly monitoring meetings, after presentations, and in informal conversations. Feedback is meant to be constructive, specific, and timely, helping staff recognize strengths and address weaknesses as they arise. This process depends strongly on mutual respect; giving thoughtful feedback is treated as a </w:t>
+      </w:r>
+      <w:proofErr w:type="gramStart"/>
+      <w:r>
+        <w:rPr>
+          <w:rFonts w:eastAsia="Times New Roman" w:cs="Times New Roman"/>
+          <w:color w:val="000000" w:themeColor="text1"/>
+          <w:kern w:val="0"/>
+          <w14:ligatures w14:val="none"/>
+        </w:rPr>
+        <w:t>responsibility, and</w:t>
+      </w:r>
+      <w:proofErr w:type="gramEnd"/>
+      <w:r>
+        <w:rPr>
+          <w:rFonts w:eastAsia="Times New Roman" w:cs="Times New Roman"/>
+          <w:color w:val="000000" w:themeColor="text1"/>
+          <w:kern w:val="0"/>
+          <w14:ligatures w14:val="none"/>
+        </w:rPr>
+        <w:t xml:space="preserve"> receiving it with openness is an expectation.</w:t>
       </w:r>
     </w:p>
     <w:p>
@@ -25914,7 +27742,21 @@
         <w:rPr>
           <w:color w:val="000000" w:themeColor="text1"/>
         </w:rPr>
-        <w:t xml:space="preserve">A central responsibility of MPD economists is the construction of medium-term macroeconomic narratives within the New Keynesian framework. This work goes beyond modeling: it requires weaving together coherent stories, explaining the economic drivers in each scenario, and assessing their policy </w:t>
+        <w:t xml:space="preserve">A central responsibility of MPD economists is the construction of medium-term macroeconomic narratives within the New Keynesian framework. This work goes beyond </w:t>
+      </w:r>
+      <w:proofErr w:type="spellStart"/>
+      <w:r>
+        <w:rPr>
+          <w:color w:val="000000" w:themeColor="text1"/>
+        </w:rPr>
+        <w:t>modeling</w:t>
+      </w:r>
+      <w:proofErr w:type="spellEnd"/>
+      <w:r>
+        <w:rPr>
+          <w:color w:val="000000" w:themeColor="text1"/>
+        </w:rPr>
+        <w:t xml:space="preserve">: it requires weaving together coherent stories, explaining the economic drivers in each scenario, and assessing their policy </w:t>
       </w:r>
       <w:r>
         <w:rPr>
@@ -26011,7 +27853,21 @@
         <w:rPr>
           <w:color w:val="000000" w:themeColor="text1"/>
         </w:rPr>
-        <w:t>A core pillar of FPAS Mark II is a human-capital system designed to produce world-class macroeconomists who can operate confidently in an environment defined by uncertainty, nonlinear dynamics, and continuous learning. The system rests on clear expectations, transparent standards, and a structured progression path. Each economist in the MPD  advances through a sequence of qualification levels, with each level reflecting a distinct combination of skills: technical expertise, analytical depth, communication ability, policy judgment, and leadership.</w:t>
+        <w:t xml:space="preserve">A core pillar of FPAS Mark II is a human-capital system designed to produce world-class macroeconomists who can operate confidently in an environment defined by uncertainty, nonlinear dynamics, and continuous learning. The system rests on clear expectations, transparent standards, and a structured progression path. Each economist in the </w:t>
+      </w:r>
+      <w:proofErr w:type="gramStart"/>
+      <w:r>
+        <w:rPr>
+          <w:color w:val="000000" w:themeColor="text1"/>
+        </w:rPr>
+        <w:t>MPD  advances</w:t>
+      </w:r>
+      <w:proofErr w:type="gramEnd"/>
+      <w:r>
+        <w:rPr>
+          <w:color w:val="000000" w:themeColor="text1"/>
+        </w:rPr>
+        <w:t xml:space="preserve"> through a sequence of qualification levels, with each level reflecting a distinct combination of skills: technical expertise, analytical depth, communication ability, policy judgment, and leadership.</w:t>
       </w:r>
     </w:p>
     <w:p>
@@ -26170,7 +28026,21 @@
         <w:rPr>
           <w:color w:val="000000" w:themeColor="text1"/>
         </w:rPr>
-        <w:t>Level 1 economists move from describing the present to constructing the future. They should be able to motivate, calibrate, and analyze scenarios, drawing on semi-structural or structural frameworks. Their stories must connect the economics to the policy implications and reflect a solid grasp of monetary and economic policy challenges.</w:t>
+        <w:t xml:space="preserve">Level 1 economists move from describing the present to constructing the future. They should be able to motivate, calibrate, and </w:t>
+      </w:r>
+      <w:proofErr w:type="spellStart"/>
+      <w:r>
+        <w:rPr>
+          <w:color w:val="000000" w:themeColor="text1"/>
+        </w:rPr>
+        <w:t>analyze</w:t>
+      </w:r>
+      <w:proofErr w:type="spellEnd"/>
+      <w:r>
+        <w:rPr>
+          <w:color w:val="000000" w:themeColor="text1"/>
+        </w:rPr>
+        <w:t xml:space="preserve"> scenarios, drawing on semi-structural or structural frameworks. Their stories must connect the economics to the policy implications and reflect a solid grasp of monetary and economic policy challenges.</w:t>
       </w:r>
     </w:p>
     <w:p>
@@ -26389,7 +28259,21 @@
         <w:rPr>
           <w:color w:val="000000" w:themeColor="text1"/>
         </w:rPr>
-        <w:t xml:space="preserve"> should be able to design, simulate, and estimate models and build analytical tools that support the broader framework. They contribute externally—as speakers, panelists, or interviewees—and internally by mentoring junior staff and preparing training materials.</w:t>
+        <w:t xml:space="preserve"> should be able to design, simulate, and estimate models and build analytical tools that support the broader framework. They contribute externally—as speakers, </w:t>
+      </w:r>
+      <w:proofErr w:type="spellStart"/>
+      <w:r>
+        <w:rPr>
+          <w:color w:val="000000" w:themeColor="text1"/>
+        </w:rPr>
+        <w:t>panelists</w:t>
+      </w:r>
+      <w:proofErr w:type="spellEnd"/>
+      <w:r>
+        <w:rPr>
+          <w:color w:val="000000" w:themeColor="text1"/>
+        </w:rPr>
+        <w:t>, or interviewees—and internally by mentoring junior staff and preparing training materials.</w:t>
       </w:r>
     </w:p>
     <w:p>
@@ -26710,7 +28594,21 @@
         <w:rPr>
           <w:color w:val="000000" w:themeColor="text1"/>
         </w:rPr>
-        <w:t>Dincer, N., &amp; Eichengreen, B. (2014). “Central Bank Transparency and Independence: Updates and New Measures.” </w:t>
+        <w:t xml:space="preserve">Dincer, N., &amp; </w:t>
+      </w:r>
+      <w:proofErr w:type="spellStart"/>
+      <w:r>
+        <w:rPr>
+          <w:color w:val="000000" w:themeColor="text1"/>
+        </w:rPr>
+        <w:t>Eichengreen</w:t>
+      </w:r>
+      <w:proofErr w:type="spellEnd"/>
+      <w:r>
+        <w:rPr>
+          <w:color w:val="000000" w:themeColor="text1"/>
+        </w:rPr>
+        <w:t>, B. (2014). “Central Bank Transparency and Independence: Updates and New Measures.” </w:t>
       </w:r>
     </w:p>
     <w:p>
@@ -26749,7 +28647,21 @@
         <w:rPr>
           <w:color w:val="000000" w:themeColor="text1"/>
         </w:rPr>
-        <w:t>Laxton, D., Avetisyan, H. and Avagyan, V.. December 2025.</w:t>
+        <w:t xml:space="preserve">Laxton, D., Avetisyan, H. and Avagyan, </w:t>
+      </w:r>
+      <w:proofErr w:type="gramStart"/>
+      <w:r>
+        <w:rPr>
+          <w:color w:val="000000" w:themeColor="text1"/>
+        </w:rPr>
+        <w:t>V..</w:t>
+      </w:r>
+      <w:proofErr w:type="gramEnd"/>
+      <w:r>
+        <w:rPr>
+          <w:color w:val="000000" w:themeColor="text1"/>
+        </w:rPr>
+        <w:t xml:space="preserve"> December 2025.</w:t>
       </w:r>
       <w:r>
         <w:rPr>
@@ -27007,7 +28919,21 @@
         <w:rPr>
           <w:color w:val="000000" w:themeColor="text1"/>
         </w:rPr>
-        <w:t>Within each round, there are also clearly defined leadership roles. The team lead of the leading team becomes the Production, or Policy Round, Coordinator. This person acts as the intellectual anchor of the round, guiding the daily work, shaping the scenario narratives, and presenting the main content to the Board. The Coordinator works closely with the Head of the Monetary Policy Department throughout the process.</w:t>
+        <w:t xml:space="preserve">Within each round, there are also clearly defined leadership roles. The team lead of the leading team becomes the Production, or Policy Round, Coordinator. This person acts as the intellectual anchor of the round, guiding the daily work, shaping the scenario narratives, and presenting the main content to the Board. The </w:t>
+      </w:r>
+      <w:proofErr w:type="gramStart"/>
+      <w:r>
+        <w:rPr>
+          <w:color w:val="000000" w:themeColor="text1"/>
+        </w:rPr>
+        <w:t>Coordinator</w:t>
+      </w:r>
+      <w:proofErr w:type="gramEnd"/>
+      <w:r>
+        <w:rPr>
+          <w:color w:val="000000" w:themeColor="text1"/>
+        </w:rPr>
+        <w:t xml:space="preserve"> works closely with the Head of the Monetary Policy Department throughout the process.</w:t>
       </w:r>
     </w:p>
     <w:p>
@@ -27042,7 +28968,21 @@
         <w:rPr>
           <w:color w:val="000000" w:themeColor="text1"/>
         </w:rPr>
-        <w:t>Once the Case A and Case B scenarios are finalized, the policy decision is taken, and the Monetary Policy Report is published, the round formally ends. Attention then shifts to the next cycle. The team that served as back-up now becomes the lead team and takes over responsibility for weekly monitoring meetings and preparation for the next Kick-Off. The two remaining teams, who are not directly involved in day-to-day policy work, focus mainly on the future: they work on research projects, improve the analytical toolkit, analyze structural themes, and invest in their own professional development. Often, their work feeds into special boxes or background studies that appear in upcoming reports. Because more than half of the year is devoted to this kind of research and development, the department creates space for deeper skill-building and innovation, rather than treating learning as an afterthought.</w:t>
+        <w:t xml:space="preserve">Once the Case A and Case B scenarios are finalized, the policy decision is taken, and the Monetary Policy Report is published, the round formally ends. Attention then shifts to the next cycle. The team that served as back-up now becomes the lead team and takes over responsibility for weekly monitoring meetings and preparation for the next Kick-Off. The two remaining teams, who are not directly involved in day-to-day policy work, focus mainly on the future: they work on research projects, improve the analytical toolkit, </w:t>
+      </w:r>
+      <w:proofErr w:type="spellStart"/>
+      <w:r>
+        <w:rPr>
+          <w:color w:val="000000" w:themeColor="text1"/>
+        </w:rPr>
+        <w:t>analyze</w:t>
+      </w:r>
+      <w:proofErr w:type="spellEnd"/>
+      <w:r>
+        <w:rPr>
+          <w:color w:val="000000" w:themeColor="text1"/>
+        </w:rPr>
+        <w:t xml:space="preserve"> structural themes, and invest in their own professional development. Often, their work feeds into special boxes or background studies that appear in upcoming reports. Because more than half of the year is devoted to this kind of research and development, the department creates space for deeper skill-building and innovation, rather than treating learning as an afterthought.</w:t>
       </w:r>
     </w:p>
     <w:p>
@@ -27084,7 +29024,21 @@
         <w:rPr>
           <w:color w:val="000000" w:themeColor="text1"/>
         </w:rPr>
-        <w:t>Another defining feature of the Dynamic Learning Environment is that hierarchy is kept deliberately light on the analytical side. Expertise is widely distributed, and everyone, from junior economists to senior staff, is expected to contribute. Learning happens horizontally as much as it does vertically. This helps avoid two common problems: staff waiting passively for the institution to “teach them everything,” and institutions assuming that staff already possess all the necessary fundamentals. The DLE is designed to close both gaps.</w:t>
+        <w:t xml:space="preserve">Another defining feature of the Dynamic Learning Environment is that hierarchy is kept deliberately light on the analytical side. Expertise is widely distributed, and everyone, from junior economists to senior staff, is expected to contribute. Learning happens horizontally as much as it does vertically. This helps avoid two common problems: staff waiting passively for the institution to “teach them everything,” and institutions </w:t>
+      </w:r>
+      <w:proofErr w:type="gramStart"/>
+      <w:r>
+        <w:rPr>
+          <w:color w:val="000000" w:themeColor="text1"/>
+        </w:rPr>
+        <w:t>assuming that</w:t>
+      </w:r>
+      <w:proofErr w:type="gramEnd"/>
+      <w:r>
+        <w:rPr>
+          <w:color w:val="000000" w:themeColor="text1"/>
+        </w:rPr>
+        <w:t xml:space="preserve"> staff already possess all the necessary fundamentals. The DLE is designed to close both gaps.</w:t>
       </w:r>
     </w:p>
     <w:p>
@@ -27127,7 +29081,21 @@
         <w:rPr>
           <w:color w:val="000000" w:themeColor="text1"/>
         </w:rPr>
-        <w:t>Feedback is not limited to annual performance reviews. It is part of everyday life. After presentations, during weekly meetings, and in informal conversations, staff are encouraged to give and receive feedback in a way that is timely, specific, and constructive. This culture of open feedback helps people recognize their strengths and address weaknesses before they become entrenched. It also relies on mutual respect: giving thoughtful feedback is seen as a professional responsibility, and receiving it with openness is an expectation.</w:t>
+        <w:t xml:space="preserve">Feedback is not limited to annual performance reviews. It is part of everyday life. After presentations, during weekly meetings, and in informal conversations, staff are encouraged to give and receive feedback in a way that is timely, specific, and constructive. This culture of open feedback helps people recognize their strengths and address weaknesses before they become entrenched. It also relies on mutual respect: giving thoughtful feedback is seen as a professional </w:t>
+      </w:r>
+      <w:proofErr w:type="gramStart"/>
+      <w:r>
+        <w:rPr>
+          <w:color w:val="000000" w:themeColor="text1"/>
+        </w:rPr>
+        <w:t>responsibility, and</w:t>
+      </w:r>
+      <w:proofErr w:type="gramEnd"/>
+      <w:r>
+        <w:rPr>
+          <w:color w:val="000000" w:themeColor="text1"/>
+        </w:rPr>
+        <w:t xml:space="preserve"> receiving it with openness is an expectation.</w:t>
       </w:r>
     </w:p>
     <w:p>
@@ -27463,13 +29431,41 @@
         <w:rPr>
           <w:color w:val="000000" w:themeColor="text1"/>
         </w:rPr>
-        <w:t>learn, develop, how are they</w:t>
-      </w:r>
-      <w:r>
-        <w:rPr>
-          <w:color w:val="000000" w:themeColor="text1"/>
-        </w:rPr>
-        <w:t>e organized, and how performance is cultivated. A modern forecasting and policy system must be supported by an organizational structure that uses scarce human capital efficiently, distributes workload fairly, and creates continuous opportunities for learning and development. In this sense, FPAS Mark II treats organization and performance management as essential components of the prudent risk-management framework.</w:t>
+        <w:t xml:space="preserve">learn, develop, how are </w:t>
+      </w:r>
+      <w:proofErr w:type="spellStart"/>
+      <w:r>
+        <w:rPr>
+          <w:color w:val="000000" w:themeColor="text1"/>
+        </w:rPr>
+        <w:t>they</w:t>
+      </w:r>
+      <w:r>
+        <w:rPr>
+          <w:color w:val="000000" w:themeColor="text1"/>
+        </w:rPr>
+        <w:t>e</w:t>
+      </w:r>
+      <w:proofErr w:type="spellEnd"/>
+      <w:r>
+        <w:rPr>
+          <w:color w:val="000000" w:themeColor="text1"/>
+        </w:rPr>
+        <w:t xml:space="preserve"> organized, and how performance is cultivated. A modern forecasting and policy system must be supported by an organizational structure that uses scarce human capital efficiently, distributes workload fairly, and creates continuous opportunities for learning and development. In this sense, FPAS Mark II </w:t>
+      </w:r>
+      <w:proofErr w:type="spellStart"/>
+      <w:r>
+        <w:rPr>
+          <w:color w:val="000000" w:themeColor="text1"/>
+        </w:rPr>
+        <w:t>treats</w:t>
+      </w:r>
+      <w:proofErr w:type="spellEnd"/>
+      <w:r>
+        <w:rPr>
+          <w:color w:val="000000" w:themeColor="text1"/>
+        </w:rPr>
+        <w:t xml:space="preserve"> organization and performance management as essential components of the prudent risk-management framework.</w:t>
       </w:r>
     </w:p>
     <w:p>
@@ -27517,13 +29513,23 @@
         </w:rPr>
         <w:t xml:space="preserve">The </w:t>
       </w:r>
-      <w:r>
-        <w:rPr>
-          <w:b/>
-          <w:bCs/>
-          <w:color w:val="000000" w:themeColor="text1"/>
-        </w:rPr>
-        <w:t xml:space="preserve">The Chief Economist </w:t>
+      <w:proofErr w:type="spellStart"/>
+      <w:r>
+        <w:rPr>
+          <w:b/>
+          <w:bCs/>
+          <w:color w:val="000000" w:themeColor="text1"/>
+        </w:rPr>
+        <w:t>The</w:t>
+      </w:r>
+      <w:proofErr w:type="spellEnd"/>
+      <w:r>
+        <w:rPr>
+          <w:b/>
+          <w:bCs/>
+          <w:color w:val="000000" w:themeColor="text1"/>
+        </w:rPr>
+        <w:t xml:space="preserve"> Chief Economist </w:t>
       </w:r>
       <w:r>
         <w:rPr>
@@ -27634,7 +29640,21 @@
         <w:rPr>
           <w:color w:val="000000" w:themeColor="text1"/>
         </w:rPr>
-        <w:t xml:space="preserve"> (chosen on a rotating basis) acts as the round’s analytical anchor. The Coordinator guides daily work, sets priorities, runs production meetings, and is responsible for the narrative and technical quality of the scenarios that will eventually appear in the Monetary Policy Report.</w:t>
+        <w:t xml:space="preserve"> (chosen on a rotating basis) acts as the round’s analytical anchor. The </w:t>
+      </w:r>
+      <w:proofErr w:type="gramStart"/>
+      <w:r>
+        <w:rPr>
+          <w:color w:val="000000" w:themeColor="text1"/>
+        </w:rPr>
+        <w:t>Coordinator</w:t>
+      </w:r>
+      <w:proofErr w:type="gramEnd"/>
+      <w:r>
+        <w:rPr>
+          <w:color w:val="000000" w:themeColor="text1"/>
+        </w:rPr>
+        <w:t xml:space="preserve"> guides daily work, sets priorities, runs production meetings, and is responsible for the narrative and technical quality of the scenarios that will eventually appear in the Monetary Policy Report.</w:t>
       </w:r>
     </w:p>
     <w:p>
@@ -27934,7 +29954,21 @@
         <w:rPr>
           <w:color w:val="000000" w:themeColor="text1"/>
         </w:rPr>
-        <w:t>Laxton, D., Avetisyan, H. and Avagyan, V.. December 2025.</w:t>
+        <w:t xml:space="preserve">Laxton, D., Avetisyan, H. and Avagyan, </w:t>
+      </w:r>
+      <w:proofErr w:type="gramStart"/>
+      <w:r>
+        <w:rPr>
+          <w:color w:val="000000" w:themeColor="text1"/>
+        </w:rPr>
+        <w:t>V..</w:t>
+      </w:r>
+      <w:proofErr w:type="gramEnd"/>
+      <w:r>
+        <w:rPr>
+          <w:color w:val="000000" w:themeColor="text1"/>
+        </w:rPr>
+        <w:t xml:space="preserve"> December 2025.</w:t>
       </w:r>
       <w:r>
         <w:rPr>
@@ -28153,7 +30187,21 @@
         <w:rPr>
           <w:color w:val="000000" w:themeColor="text1"/>
         </w:rPr>
-        <w:t>At the center of the FPAS Mark II process are the projection teams. Two of the four MPD teams participate in each policymaking round. One team leads the work, preparing scenarios, writing narratives, and carrying the main analytical responsibility. The second team provides tactical support—running checks, validating inputs, and producing additional analysis where needed. During the round, the Team Lead from the leading team serves as the Production Coordinator, guiding day-to-day work and steering the narrative and technical direction of the round.</w:t>
+        <w:t xml:space="preserve">At the </w:t>
+      </w:r>
+      <w:proofErr w:type="spellStart"/>
+      <w:r>
+        <w:rPr>
+          <w:color w:val="000000" w:themeColor="text1"/>
+        </w:rPr>
+        <w:t>center</w:t>
+      </w:r>
+      <w:proofErr w:type="spellEnd"/>
+      <w:r>
+        <w:rPr>
+          <w:color w:val="000000" w:themeColor="text1"/>
+        </w:rPr>
+        <w:t xml:space="preserve"> of the FPAS Mark II process are the projection teams. Two of the four MPD teams participate in each policymaking round. One team leads the work, preparing scenarios, writing narratives, and carrying the main analytical responsibility. The second team provides tactical support—running checks, validating inputs, and producing additional analysis where needed. During the round, the Team Lead from the leading team serves as the Production Coordinator, guiding day-to-day work and steering the narrative and technical direction of the round.</w:t>
       </w:r>
     </w:p>
     <w:p>
@@ -28775,7 +30823,21 @@
         <w:rPr>
           <w:color w:val="000000" w:themeColor="text1"/>
         </w:rPr>
-        <w:t xml:space="preserve">Uncertainty requires flexibility. By openly discussing risks and providing a structured view of how policy would adjust if certain developments occur, the central bank preserves its ability to act decisively without contradicting previous messages. Communication that </w:t>
+        <w:t xml:space="preserve">Uncertainty requires flexibility. By openly discussing risks and providing a structured view of how policy would adjust if certain developments </w:t>
+      </w:r>
+      <w:proofErr w:type="gramStart"/>
+      <w:r>
+        <w:rPr>
+          <w:color w:val="000000" w:themeColor="text1"/>
+        </w:rPr>
+        <w:t>occur</w:t>
+      </w:r>
+      <w:proofErr w:type="gramEnd"/>
+      <w:r>
+        <w:rPr>
+          <w:color w:val="000000" w:themeColor="text1"/>
+        </w:rPr>
+        <w:t xml:space="preserve">, the central bank preserves its ability to act decisively without contradicting previous messages. Communication that </w:t>
       </w:r>
       <w:r>
         <w:rPr>
@@ -29200,7 +31262,21 @@
           <w:color w:val="000000" w:themeColor="text1"/>
         </w:rPr>
         <w:lastRenderedPageBreak/>
-        <w:t>reference point for describing these risks. It summarizes the full set of scenarios that matter for policy—those raised by Board members, staff, financial markets, and the wider public—and, in practice, functions as a catalogue of narratives that have influenced at least one Board member’s decision in a given round. An updated version of this taxonomy is published in each quarterly Monetary Policy Report, giving external audiences a window into the range of risks that the Board is actively considering.</w:t>
+        <w:t xml:space="preserve">reference point for describing these risks. It summarizes the full set of scenarios that matter for policy—those raised by Board members, staff, financial markets, and the wider public—and, in practice, functions as a catalogue of narratives that have influenced at least one Board member’s decision </w:t>
+      </w:r>
+      <w:proofErr w:type="gramStart"/>
+      <w:r>
+        <w:rPr>
+          <w:color w:val="000000" w:themeColor="text1"/>
+        </w:rPr>
+        <w:t>in a given</w:t>
+      </w:r>
+      <w:proofErr w:type="gramEnd"/>
+      <w:r>
+        <w:rPr>
+          <w:color w:val="000000" w:themeColor="text1"/>
+        </w:rPr>
+        <w:t xml:space="preserve"> round. An updated version of this taxonomy is published in each quarterly Monetary Policy Report, giving external audiences a window into the range of risks that the Board is actively considering.</w:t>
       </w:r>
     </w:p>
     <w:p>
@@ -29252,7 +31328,25 @@
           <w:bCs/>
           <w:color w:val="000000" w:themeColor="text1"/>
         </w:rPr>
-        <w:t>how policy would typically respond if particular risks materialized.</w:t>
+        <w:t xml:space="preserve">how policy would typically respond if </w:t>
+      </w:r>
+      <w:proofErr w:type="gramStart"/>
+      <w:r>
+        <w:rPr>
+          <w:b/>
+          <w:bCs/>
+          <w:color w:val="000000" w:themeColor="text1"/>
+        </w:rPr>
+        <w:t>particular risks</w:t>
+      </w:r>
+      <w:proofErr w:type="gramEnd"/>
+      <w:r>
+        <w:rPr>
+          <w:b/>
+          <w:bCs/>
+          <w:color w:val="000000" w:themeColor="text1"/>
+        </w:rPr>
+        <w:t xml:space="preserve"> materialized.</w:t>
       </w:r>
     </w:p>
     <w:p>
@@ -29301,21 +31395,49 @@
         <w:rPr>
           <w:color w:val="000000" w:themeColor="text1"/>
         </w:rPr>
-        <w:t>Crucially, neither the Case A nor Case B scenarios assign probabilities to particular outcomes, nor do they attempt to capture the full universe of risks at any point in time. Their role is expository, not prescriptive. They translate the abstract idea of “managing risks” into concrete, macro-consistent stories that demonstrate how the CBA stands ready to adjust the policy stance—up or down—to prevent the economy from sliding into “dark corners” that would jeopardize medium-term price stability.</w:t>
-      </w:r>
-    </w:p>
-    <w:p>
-      <w:pPr>
-        <w:jc w:val="both"/>
-        <w:rPr>
-          <w:color w:val="000000" w:themeColor="text1"/>
-        </w:rPr>
-      </w:pPr>
-      <w:r>
-        <w:rPr>
-          <w:color w:val="000000" w:themeColor="text1"/>
-        </w:rPr>
-        <w:t>For this reason, the qualitative narrative that accompanies each scenario is as important as the numerical projections. It explains why the scenario matters, how it interacts with the inflation target, and why policy intervention would be required. Together, the narrative and the projections form the core of forward guidance under FPAS Mark II. Instead of centering communications on a single baseline that will never materialize exactly as forecast, the framework uses illustrative scenarios drawn from the taxonomy to show how the central bank thinks and how it would act across different states of the world.</w:t>
+        <w:t xml:space="preserve">Crucially, neither the Case A nor Case B scenarios assign probabilities to </w:t>
+      </w:r>
+      <w:proofErr w:type="gramStart"/>
+      <w:r>
+        <w:rPr>
+          <w:color w:val="000000" w:themeColor="text1"/>
+        </w:rPr>
+        <w:t>particular outcomes</w:t>
+      </w:r>
+      <w:proofErr w:type="gramEnd"/>
+      <w:r>
+        <w:rPr>
+          <w:color w:val="000000" w:themeColor="text1"/>
+        </w:rPr>
+        <w:t>, nor do they attempt to capture the full universe of risks at any point in time. Their role is expository, not prescriptive. They translate the abstract idea of “managing risks” into concrete, macro-consistent stories that demonstrate how the CBA stands ready to adjust the policy stance—up or down—to prevent the economy from sliding into “dark corners” that would jeopardize medium-term price stability.</w:t>
+      </w:r>
+    </w:p>
+    <w:p>
+      <w:pPr>
+        <w:jc w:val="both"/>
+        <w:rPr>
+          <w:color w:val="000000" w:themeColor="text1"/>
+        </w:rPr>
+      </w:pPr>
+      <w:r>
+        <w:rPr>
+          <w:color w:val="000000" w:themeColor="text1"/>
+        </w:rPr>
+        <w:t xml:space="preserve">For this reason, the qualitative narrative that accompanies each scenario is as important as the numerical projections. It explains why the scenario matters, how it interacts with the inflation target, and why policy intervention would be required. Together, the narrative and the projections form the core of forward guidance under FPAS Mark II. Instead of </w:t>
+      </w:r>
+      <w:proofErr w:type="spellStart"/>
+      <w:r>
+        <w:rPr>
+          <w:color w:val="000000" w:themeColor="text1"/>
+        </w:rPr>
+        <w:t>centering</w:t>
+      </w:r>
+      <w:proofErr w:type="spellEnd"/>
+      <w:r>
+        <w:rPr>
+          <w:color w:val="000000" w:themeColor="text1"/>
+        </w:rPr>
+        <w:t xml:space="preserve"> communications on a single baseline that will never materialize exactly as forecast, the framework uses illustrative scenarios drawn from the taxonomy to show how the central bank thinks and how it would act across different states of the world.</w:t>
       </w:r>
     </w:p>
     <w:p>
@@ -29810,7 +31932,21 @@
         <w:rPr>
           <w:color w:val="000000" w:themeColor="text1"/>
         </w:rPr>
-        <w:t>Dincer, N., &amp; Eichengreen, B. (2014). “Central Bank Transparency and Independence: Updates and New Measures.” </w:t>
+        <w:t xml:space="preserve">Dincer, N., &amp; </w:t>
+      </w:r>
+      <w:proofErr w:type="spellStart"/>
+      <w:r>
+        <w:rPr>
+          <w:color w:val="000000" w:themeColor="text1"/>
+        </w:rPr>
+        <w:t>Eichengreen</w:t>
+      </w:r>
+      <w:proofErr w:type="spellEnd"/>
+      <w:r>
+        <w:rPr>
+          <w:color w:val="000000" w:themeColor="text1"/>
+        </w:rPr>
+        <w:t>, B. (2014). “Central Bank Transparency and Independence: Updates and New Measures.” </w:t>
       </w:r>
     </w:p>
     <w:p>
@@ -29848,7 +31984,21 @@
         <w:rPr>
           <w:color w:val="000000" w:themeColor="text1"/>
         </w:rPr>
-        <w:t>Laxton, D., Avetisyan, H. and Avagyan, V.. December 2025.</w:t>
+        <w:t xml:space="preserve">Laxton, D., Avetisyan, H. and Avagyan, </w:t>
+      </w:r>
+      <w:proofErr w:type="gramStart"/>
+      <w:r>
+        <w:rPr>
+          <w:color w:val="000000" w:themeColor="text1"/>
+        </w:rPr>
+        <w:t>V..</w:t>
+      </w:r>
+      <w:proofErr w:type="gramEnd"/>
+      <w:r>
+        <w:rPr>
+          <w:color w:val="000000" w:themeColor="text1"/>
+        </w:rPr>
+        <w:t xml:space="preserve"> December 2025.</w:t>
       </w:r>
       <w:r>
         <w:rPr>
@@ -30020,7 +32170,31 @@
           <w:lang w:val="en-GB" w:eastAsia="ko-KR"/>
           <w14:ligatures w14:val="standardContextual"/>
         </w:rPr>
-        <w:t>. Hutchins Center on Fiscal &amp; Monetary Policy, The Brookings Institution.</w:t>
+        <w:t xml:space="preserve">. Hutchins </w:t>
+      </w:r>
+      <w:proofErr w:type="spellStart"/>
+      <w:r>
+        <w:rPr>
+          <w:color w:val="000000" w:themeColor="text1"/>
+          <w:kern w:val="2"/>
+          <w:sz w:val="24"/>
+          <w:szCs w:val="24"/>
+          <w:lang w:val="en-GB" w:eastAsia="ko-KR"/>
+          <w14:ligatures w14:val="standardContextual"/>
+        </w:rPr>
+        <w:t>Center</w:t>
+      </w:r>
+      <w:proofErr w:type="spellEnd"/>
+      <w:r>
+        <w:rPr>
+          <w:color w:val="000000" w:themeColor="text1"/>
+          <w:kern w:val="2"/>
+          <w:sz w:val="24"/>
+          <w:szCs w:val="24"/>
+          <w:lang w:val="en-GB" w:eastAsia="ko-KR"/>
+          <w14:ligatures w14:val="standardContextual"/>
+        </w:rPr>
+        <w:t xml:space="preserve"> on Fiscal &amp; Monetary Policy, The Brookings Institution.</w:t>
       </w:r>
     </w:p>
     <w:p>
@@ -30229,7 +32403,63 @@
         <w:rPr>
           <w:color w:val="000000" w:themeColor="text1"/>
         </w:rPr>
-        <w:t>Al-Mashat, R., A. Bulíř, N.N. Dinçer, T. Hlédik, T. Holub, A. Kostanyan, D. Laxton, A. Nurbekyan, and H. Wang, 2018, “An Index for Transparency for Inflation-Targeting Central Banks. Application to the Czech National Bank.” IMF Working Paper No. 18/210.</w:t>
+        <w:t>Al-</w:t>
+      </w:r>
+      <w:proofErr w:type="spellStart"/>
+      <w:r>
+        <w:rPr>
+          <w:color w:val="000000" w:themeColor="text1"/>
+        </w:rPr>
+        <w:t>Mashat</w:t>
+      </w:r>
+      <w:proofErr w:type="spellEnd"/>
+      <w:r>
+        <w:rPr>
+          <w:color w:val="000000" w:themeColor="text1"/>
+        </w:rPr>
+        <w:t xml:space="preserve">, R., A. </w:t>
+      </w:r>
+      <w:proofErr w:type="spellStart"/>
+      <w:r>
+        <w:rPr>
+          <w:color w:val="000000" w:themeColor="text1"/>
+        </w:rPr>
+        <w:t>Bulíř</w:t>
+      </w:r>
+      <w:proofErr w:type="spellEnd"/>
+      <w:r>
+        <w:rPr>
+          <w:color w:val="000000" w:themeColor="text1"/>
+        </w:rPr>
+        <w:t xml:space="preserve">, N.N. Dinçer, T. </w:t>
+      </w:r>
+      <w:proofErr w:type="spellStart"/>
+      <w:r>
+        <w:rPr>
+          <w:color w:val="000000" w:themeColor="text1"/>
+        </w:rPr>
+        <w:t>Hlédik</w:t>
+      </w:r>
+      <w:proofErr w:type="spellEnd"/>
+      <w:r>
+        <w:rPr>
+          <w:color w:val="000000" w:themeColor="text1"/>
+        </w:rPr>
+        <w:t xml:space="preserve">, T. Holub, A. Kostanyan, D. Laxton, A. </w:t>
+      </w:r>
+      <w:proofErr w:type="spellStart"/>
+      <w:r>
+        <w:rPr>
+          <w:color w:val="000000" w:themeColor="text1"/>
+        </w:rPr>
+        <w:t>Nurbekyan</w:t>
+      </w:r>
+      <w:proofErr w:type="spellEnd"/>
+      <w:r>
+        <w:rPr>
+          <w:color w:val="000000" w:themeColor="text1"/>
+        </w:rPr>
+        <w:t>, and H. Wang, 2018, “An Index for Transparency for Inflation-Targeting Central Banks. Application to the Czech National Bank.” IMF Working Paper No. 18/210.</w:t>
       </w:r>
     </w:p>
     <w:p>
@@ -30317,7 +32547,49 @@
         <w:rPr>
           <w:color w:val="000000" w:themeColor="text1"/>
         </w:rPr>
-        <w:t>In this setting, communication must do three things. It has to shape expectations in a way that is consistent with the inflation target. It has to clarify which risks matter for policy and why. And it has to explain how the Board exercises judgment when the outlook is uncertain and the data are noisy. Policy statements, press conferences, Executive Summaries, attributed minutes, and scenario-based presentations all serve this purpose. The goal is not to deliver precise point forecasts, but to be clear about how the central bank interprets the balance of risks and how it evaluates decisions in a least-regrets framework.</w:t>
+        <w:t xml:space="preserve">In this setting, communication must do three things. It </w:t>
+      </w:r>
+      <w:proofErr w:type="gramStart"/>
+      <w:r>
+        <w:rPr>
+          <w:color w:val="000000" w:themeColor="text1"/>
+        </w:rPr>
+        <w:t>has to</w:t>
+      </w:r>
+      <w:proofErr w:type="gramEnd"/>
+      <w:r>
+        <w:rPr>
+          <w:color w:val="000000" w:themeColor="text1"/>
+        </w:rPr>
+        <w:t xml:space="preserve"> shape expectations in a way that is consistent with the inflation target. It </w:t>
+      </w:r>
+      <w:proofErr w:type="gramStart"/>
+      <w:r>
+        <w:rPr>
+          <w:color w:val="000000" w:themeColor="text1"/>
+        </w:rPr>
+        <w:t>has to</w:t>
+      </w:r>
+      <w:proofErr w:type="gramEnd"/>
+      <w:r>
+        <w:rPr>
+          <w:color w:val="000000" w:themeColor="text1"/>
+        </w:rPr>
+        <w:t xml:space="preserve"> clarify which risks matter for policy and why. And it </w:t>
+      </w:r>
+      <w:proofErr w:type="gramStart"/>
+      <w:r>
+        <w:rPr>
+          <w:color w:val="000000" w:themeColor="text1"/>
+        </w:rPr>
+        <w:t>has to</w:t>
+      </w:r>
+      <w:proofErr w:type="gramEnd"/>
+      <w:r>
+        <w:rPr>
+          <w:color w:val="000000" w:themeColor="text1"/>
+        </w:rPr>
+        <w:t xml:space="preserve"> explain how the Board exercises judgment when the outlook is uncertain and the data are noisy. Policy statements, press conferences, Executive Summaries, attributed minutes, and scenario-based presentations all serve this purpose. The goal is not to deliver precise point forecasts, but to be clear about how the central bank interprets the balance of risks and how it evaluates decisions in a least-regrets framework.</w:t>
       </w:r>
     </w:p>
     <w:p>
@@ -30345,7 +32617,21 @@
         <w:rPr>
           <w:color w:val="000000" w:themeColor="text1"/>
         </w:rPr>
-        <w:t xml:space="preserve">The communication principles of the CBA reflect this shift. First, </w:t>
+        <w:t xml:space="preserve">The communication principles of the CBA </w:t>
+      </w:r>
+      <w:proofErr w:type="gramStart"/>
+      <w:r>
+        <w:rPr>
+          <w:color w:val="000000" w:themeColor="text1"/>
+        </w:rPr>
+        <w:t>reflect</w:t>
+      </w:r>
+      <w:proofErr w:type="gramEnd"/>
+      <w:r>
+        <w:rPr>
+          <w:color w:val="000000" w:themeColor="text1"/>
+        </w:rPr>
+        <w:t xml:space="preserve"> this shift. First, </w:t>
       </w:r>
       <w:r>
         <w:rPr>
@@ -30453,7 +32739,21 @@
         <w:rPr>
           <w:color w:val="000000" w:themeColor="text1"/>
         </w:rPr>
-        <w:t xml:space="preserve"> support all this with analytical transparency, by gradually opening up the data and tools that underpin our assessment, so that external analysts can understand and, where possible, replicate our reasoning.</w:t>
+        <w:t xml:space="preserve"> support all this with analytical transparency, by gradually </w:t>
+      </w:r>
+      <w:proofErr w:type="gramStart"/>
+      <w:r>
+        <w:rPr>
+          <w:color w:val="000000" w:themeColor="text1"/>
+        </w:rPr>
+        <w:t>opening up</w:t>
+      </w:r>
+      <w:proofErr w:type="gramEnd"/>
+      <w:r>
+        <w:rPr>
+          <w:color w:val="000000" w:themeColor="text1"/>
+        </w:rPr>
+        <w:t xml:space="preserve"> the data and tools that underpin our assessment, so that external analysts can understand and, where possible, replicate our reasoning.</w:t>
       </w:r>
     </w:p>
     <w:p>
@@ -30548,7 +32848,21 @@
         <w:rPr>
           <w:color w:val="000000" w:themeColor="text1"/>
         </w:rPr>
-        <w:t xml:space="preserve"> face and this is how </w:t>
+        <w:t xml:space="preserve"> </w:t>
+      </w:r>
+      <w:proofErr w:type="gramStart"/>
+      <w:r>
+        <w:rPr>
+          <w:color w:val="000000" w:themeColor="text1"/>
+        </w:rPr>
+        <w:t>face</w:t>
+      </w:r>
+      <w:proofErr w:type="gramEnd"/>
+      <w:r>
+        <w:rPr>
+          <w:color w:val="000000" w:themeColor="text1"/>
+        </w:rPr>
+        <w:t xml:space="preserve"> and this is how </w:t>
       </w:r>
       <w:r>
         <w:rPr>
@@ -30588,7 +32902,21 @@
         <w:rPr>
           <w:color w:val="000000" w:themeColor="text1"/>
         </w:rPr>
-        <w:t>This is particularly important in a system where the policy rate is set by an eight-member Board. Each member votes according to their own least-regrets logic. Two members may cast the same vote for different reasons, or different votes based on different priorities. The taxonomy allows these motivations to be expressed in coherent, comparable terms: each member can point to the scenarios they are most concerned about and explain how their preferred decision helps manage those risks. This not only increases transparency, it also strengthens individual accountability.</w:t>
+        <w:t xml:space="preserve">This is particularly important in a system where the policy rate is set by an eight-member Board. Each member votes according to their own least-regrets logic. Two members may cast the same vote for different reasons, or different votes based on different priorities. The taxonomy allows these motivations to be expressed in coherent, comparable terms: each member can point to the scenarios they are most concerned about and explain how their preferred decision helps manage those risks. This not only increases transparency, </w:t>
+      </w:r>
+      <w:proofErr w:type="gramStart"/>
+      <w:r>
+        <w:rPr>
+          <w:color w:val="000000" w:themeColor="text1"/>
+        </w:rPr>
+        <w:t>it</w:t>
+      </w:r>
+      <w:proofErr w:type="gramEnd"/>
+      <w:r>
+        <w:rPr>
+          <w:color w:val="000000" w:themeColor="text1"/>
+        </w:rPr>
+        <w:t xml:space="preserve"> also strengthens individual accountability.</w:t>
       </w:r>
     </w:p>
     <w:p>
@@ -31051,7 +33379,21 @@
         <w:rPr>
           <w:color w:val="000000" w:themeColor="text1"/>
         </w:rPr>
-        <w:t>For much of the last century, central banks followed an unwritten rule: say as little as possible, and say it in technical language. With the rise of inflation targeting and FPAS-style frameworks, that mindset began to change. Clear communication became an essential part of the policy framework itself, especially for shaping expectations and anchoring credibility. In those early years, most of the focus was on a narrow group of expert observers—mainly financial markets and academic economists.</w:t>
+        <w:t xml:space="preserve">For much of the last century, central banks followed an unwritten rule: say as little as </w:t>
+      </w:r>
+      <w:proofErr w:type="gramStart"/>
+      <w:r>
+        <w:rPr>
+          <w:color w:val="000000" w:themeColor="text1"/>
+        </w:rPr>
+        <w:t>possible, and</w:t>
+      </w:r>
+      <w:proofErr w:type="gramEnd"/>
+      <w:r>
+        <w:rPr>
+          <w:color w:val="000000" w:themeColor="text1"/>
+        </w:rPr>
+        <w:t xml:space="preserve"> say it in technical language. With the rise of inflation targeting and FPAS-style frameworks, that mindset began to change. Clear communication became an essential part of the policy framework itself, especially for shaping expectations and anchoring credibility. In those early years, most of the focus was on a narrow group of expert observers—mainly financial markets and academic economists.</w:t>
       </w:r>
     </w:p>
     <w:p>
@@ -31072,7 +33414,21 @@
           <w:color w:val="000000" w:themeColor="text1"/>
         </w:rPr>
         <w:lastRenderedPageBreak/>
-        <w:t>unsure what the central bank does, who makes the decisions, or what the inflation target actually means in practice.</w:t>
+        <w:t xml:space="preserve">unsure what the central bank does, who makes the decisions, or what the inflation target </w:t>
+      </w:r>
+      <w:proofErr w:type="gramStart"/>
+      <w:r>
+        <w:rPr>
+          <w:color w:val="000000" w:themeColor="text1"/>
+        </w:rPr>
+        <w:t>actually means</w:t>
+      </w:r>
+      <w:proofErr w:type="gramEnd"/>
+      <w:r>
+        <w:rPr>
+          <w:color w:val="000000" w:themeColor="text1"/>
+        </w:rPr>
+        <w:t xml:space="preserve"> in practice.</w:t>
       </w:r>
     </w:p>
     <w:p>
@@ -31227,11 +33583,19 @@
         </w:rPr>
         <w:t xml:space="preserve">Academia: </w:t>
       </w:r>
-      <w:r>
-        <w:rPr>
-          <w:color w:val="000000" w:themeColor="text1"/>
-        </w:rPr>
-        <w:t>esearchers and lecturers in universities play a long-term role in shaping how monetary policy is understood by students, future policymakers, and the wider public. Engagement with this community—through seminars, joint research, and teaching materials—strengthens the analytical debate and supports economic education more broadly.</w:t>
+      <w:proofErr w:type="spellStart"/>
+      <w:r>
+        <w:rPr>
+          <w:color w:val="000000" w:themeColor="text1"/>
+        </w:rPr>
+        <w:t>esearchers</w:t>
+      </w:r>
+      <w:proofErr w:type="spellEnd"/>
+      <w:r>
+        <w:rPr>
+          <w:color w:val="000000" w:themeColor="text1"/>
+        </w:rPr>
+        <w:t xml:space="preserve"> and lecturers in universities play a long-term role in shaping how monetary policy is understood by students, future policymakers, and the wider public. Engagement with this community—through seminars, joint research, and teaching materials—strengthens the analytical debate and supports economic education more broadly.</w:t>
       </w:r>
     </w:p>
     <w:p>
@@ -31448,7 +33812,21 @@
         <w:rPr>
           <w:color w:val="000000" w:themeColor="text1"/>
         </w:rPr>
-        <w:t>It presents illustrative scenarios that show how the CBA would adjust its instruments in order to safeguard price stability, given the identified risks.</w:t>
+        <w:t xml:space="preserve">It presents illustrative scenarios that show how the CBA would adjust its instruments </w:t>
+      </w:r>
+      <w:proofErr w:type="gramStart"/>
+      <w:r>
+        <w:rPr>
+          <w:color w:val="000000" w:themeColor="text1"/>
+        </w:rPr>
+        <w:t>in order to</w:t>
+      </w:r>
+      <w:proofErr w:type="gramEnd"/>
+      <w:r>
+        <w:rPr>
+          <w:color w:val="000000" w:themeColor="text1"/>
+        </w:rPr>
+        <w:t xml:space="preserve"> safeguard price stability, given the identified risks.</w:t>
       </w:r>
     </w:p>
     <w:p>
@@ -31877,7 +34255,21 @@
         <w:rPr>
           <w:color w:val="000000" w:themeColor="text1"/>
         </w:rPr>
-        <w:t>Transparent explanation of the Board’s decision — what was decided, and why — in light of the risk assessment and scenario analysis.</w:t>
+        <w:t xml:space="preserve">Transparent explanation of the Board’s decision — what was decided, and why — </w:t>
+      </w:r>
+      <w:proofErr w:type="gramStart"/>
+      <w:r>
+        <w:rPr>
+          <w:color w:val="000000" w:themeColor="text1"/>
+        </w:rPr>
+        <w:t>in light of</w:t>
+      </w:r>
+      <w:proofErr w:type="gramEnd"/>
+      <w:r>
+        <w:rPr>
+          <w:color w:val="000000" w:themeColor="text1"/>
+        </w:rPr>
+        <w:t xml:space="preserve"> the risk assessment and scenario analysis.</w:t>
       </w:r>
     </w:p>
     <w:p>
@@ -32235,8 +34627,16 @@
         <w:rPr>
           <w:color w:val="000000" w:themeColor="text1"/>
         </w:rPr>
-        <w:t>to present the policy decision in the Governor’s own words;</w:t>
-      </w:r>
+        <w:t xml:space="preserve">to present the policy decision in the Governor’s own </w:t>
+      </w:r>
+      <w:proofErr w:type="gramStart"/>
+      <w:r>
+        <w:rPr>
+          <w:color w:val="000000" w:themeColor="text1"/>
+        </w:rPr>
+        <w:t>words;</w:t>
+      </w:r>
+      <w:proofErr w:type="gramEnd"/>
     </w:p>
     <w:p>
       <w:pPr>
@@ -32359,7 +34759,21 @@
         <w:rPr>
           <w:color w:val="000000" w:themeColor="text1"/>
         </w:rPr>
-        <w:t>This arrangement allows the CBA to maintain a clear separation between communications designed for the general public and those targeted at experts. It ensures that technical questions can be addressed in depth, without requiring all communication channels to adopt a highly technical tone.</w:t>
+        <w:t xml:space="preserve">This arrangement allows the CBA to maintain a clear separation between communications designed for the </w:t>
+      </w:r>
+      <w:proofErr w:type="gramStart"/>
+      <w:r>
+        <w:rPr>
+          <w:color w:val="000000" w:themeColor="text1"/>
+        </w:rPr>
+        <w:t>general public</w:t>
+      </w:r>
+      <w:proofErr w:type="gramEnd"/>
+      <w:r>
+        <w:rPr>
+          <w:color w:val="000000" w:themeColor="text1"/>
+        </w:rPr>
+        <w:t xml:space="preserve"> and those targeted at experts. It ensures that technical questions can be addressed in depth, without requiring all communication channels to adopt a highly technical tone.</w:t>
       </w:r>
     </w:p>
     <w:p>
@@ -32478,8 +34892,16 @@
         <w:rPr>
           <w:color w:val="000000" w:themeColor="text1"/>
         </w:rPr>
-        <w:t>whether target audiences can clearly identify the central bank’s objectives;</w:t>
-      </w:r>
+        <w:t xml:space="preserve">whether target audiences can clearly identify the central bank’s </w:t>
+      </w:r>
+      <w:proofErr w:type="gramStart"/>
+      <w:r>
+        <w:rPr>
+          <w:color w:val="000000" w:themeColor="text1"/>
+        </w:rPr>
+        <w:t>objectives;</w:t>
+      </w:r>
+      <w:proofErr w:type="gramEnd"/>
     </w:p>
     <w:p>
       <w:pPr>
@@ -32496,8 +34918,16 @@
         <w:rPr>
           <w:color w:val="000000" w:themeColor="text1"/>
         </w:rPr>
-        <w:t>whether they understand, at a basic level, how decisions are made;</w:t>
-      </w:r>
+        <w:t xml:space="preserve">whether they understand, at a basic level, how decisions are </w:t>
+      </w:r>
+      <w:proofErr w:type="gramStart"/>
+      <w:r>
+        <w:rPr>
+          <w:color w:val="000000" w:themeColor="text1"/>
+        </w:rPr>
+        <w:t>made;</w:t>
+      </w:r>
+      <w:proofErr w:type="gramEnd"/>
     </w:p>
     <w:p>
       <w:pPr>
@@ -32588,7 +35018,21 @@
         <w:rPr>
           <w:color w:val="000000" w:themeColor="text1"/>
         </w:rPr>
-        <w:t>Over the past several years, the Central Bank of Armenia has undergone a profound institutional transformation—one that has placed transparency at the center of its monetary policy framework. This shift has not been cosmetic. It reflects deliberate institutional choices, the adoption of an FPAS Mark II framework, a redesigned communications strategy, and a commitment to measurable accountability. The results are now visible in international comparisons: by 202</w:t>
+        <w:t xml:space="preserve">Over the past several years, the Central Bank of Armenia has undergone a profound institutional transformation—one that has placed transparency at the </w:t>
+      </w:r>
+      <w:proofErr w:type="spellStart"/>
+      <w:r>
+        <w:rPr>
+          <w:color w:val="000000" w:themeColor="text1"/>
+        </w:rPr>
+        <w:t>center</w:t>
+      </w:r>
+      <w:proofErr w:type="spellEnd"/>
+      <w:r>
+        <w:rPr>
+          <w:color w:val="000000" w:themeColor="text1"/>
+        </w:rPr>
+        <w:t xml:space="preserve"> of its monetary policy framework. This shift has not been cosmetic. It reflects deliberate institutional choices, the adoption of an FPAS Mark II framework, a redesigned communications strategy, and a commitment to measurable accountability. The results are now visible in international comparisons: by 202</w:t>
       </w:r>
       <w:r>
         <w:rPr>
@@ -32738,7 +35182,21 @@
         <w:rPr>
           <w:color w:val="000000" w:themeColor="text1"/>
         </w:rPr>
-        <w:t>inflation target, and a structured explanation of how decisions are made. The Monetary Policy Report provides the backbone of this transparency regime. It includes an assessment of the economic environment, a detailed taxonomy of risks, illustrative scenarios, and scenario-consistent policy paths. By making its analytical foundations public, the CBA allows both experts and the general public to understand the logic behind its decisions.</w:t>
+        <w:t xml:space="preserve">inflation target, and a structured explanation of how decisions are made. The Monetary Policy Report provides the backbone of this transparency regime. It includes an assessment of the economic environment, a detailed taxonomy of risks, illustrative scenarios, and scenario-consistent policy paths. By making its analytical foundations public, the CBA allows both experts and the </w:t>
+      </w:r>
+      <w:proofErr w:type="gramStart"/>
+      <w:r>
+        <w:rPr>
+          <w:color w:val="000000" w:themeColor="text1"/>
+        </w:rPr>
+        <w:t>general public</w:t>
+      </w:r>
+      <w:proofErr w:type="gramEnd"/>
+      <w:r>
+        <w:rPr>
+          <w:color w:val="000000" w:themeColor="text1"/>
+        </w:rPr>
+        <w:t xml:space="preserve"> to understand the logic behind its decisions.</w:t>
       </w:r>
     </w:p>
     <w:p>
@@ -32801,7 +35259,21 @@
         <w:rPr>
           <w:color w:val="000000" w:themeColor="text1"/>
         </w:rPr>
-        <w:t xml:space="preserve"> policy would react if those risks materialize. This level of structured disclosure significantly reduces ambiguity, making Armenia’s monetary policy process one of the most transparent globally.</w:t>
+        <w:t xml:space="preserve"> policy would react if those risks </w:t>
+      </w:r>
+      <w:proofErr w:type="gramStart"/>
+      <w:r>
+        <w:rPr>
+          <w:color w:val="000000" w:themeColor="text1"/>
+        </w:rPr>
+        <w:t>materialize</w:t>
+      </w:r>
+      <w:proofErr w:type="gramEnd"/>
+      <w:r>
+        <w:rPr>
+          <w:color w:val="000000" w:themeColor="text1"/>
+        </w:rPr>
+        <w:t>. This level of structured disclosure significantly reduces ambiguity, making Armenia’s monetary policy process one of the most transparent globally.</w:t>
       </w:r>
     </w:p>
     <w:p>
@@ -32990,7 +35462,21 @@
         <w:rPr>
           <w:color w:val="000000" w:themeColor="text1"/>
         </w:rPr>
-        <w:t>Dincer, N., &amp; Eichengreen, B. (2014). “Central Bank Transparency and Independence: Updates and New Measures.” </w:t>
+        <w:t xml:space="preserve">Dincer, N., &amp; </w:t>
+      </w:r>
+      <w:proofErr w:type="spellStart"/>
+      <w:r>
+        <w:rPr>
+          <w:color w:val="000000" w:themeColor="text1"/>
+        </w:rPr>
+        <w:t>Eichengreen</w:t>
+      </w:r>
+      <w:proofErr w:type="spellEnd"/>
+      <w:r>
+        <w:rPr>
+          <w:color w:val="000000" w:themeColor="text1"/>
+        </w:rPr>
+        <w:t>, B. (2014). “Central Bank Transparency and Independence: Updates and New Measures.” </w:t>
       </w:r>
     </w:p>
     <w:p>
@@ -33072,7 +35558,21 @@
         <w:rPr>
           <w:color w:val="000000" w:themeColor="text1"/>
         </w:rPr>
-        <w:t>Laxton, D., Avetisyan, H. and Avagyan, V.. December 2025.</w:t>
+        <w:t xml:space="preserve">Laxton, D., Avetisyan, H. and Avagyan, </w:t>
+      </w:r>
+      <w:proofErr w:type="gramStart"/>
+      <w:r>
+        <w:rPr>
+          <w:color w:val="000000" w:themeColor="text1"/>
+        </w:rPr>
+        <w:t>V..</w:t>
+      </w:r>
+      <w:proofErr w:type="gramEnd"/>
+      <w:r>
+        <w:rPr>
+          <w:color w:val="000000" w:themeColor="text1"/>
+        </w:rPr>
+        <w:t xml:space="preserve"> December 2025.</w:t>
       </w:r>
       <w:r>
         <w:rPr>
@@ -33256,7 +35756,31 @@
           <w:lang w:val="en-GB" w:eastAsia="ko-KR"/>
           <w14:ligatures w14:val="standardContextual"/>
         </w:rPr>
-        <w:t>. Hutchins Center on Fiscal &amp; Monetary Policy, The Brookings Institution.</w:t>
+        <w:t xml:space="preserve">. Hutchins </w:t>
+      </w:r>
+      <w:proofErr w:type="spellStart"/>
+      <w:r>
+        <w:rPr>
+          <w:color w:val="000000" w:themeColor="text1"/>
+          <w:kern w:val="2"/>
+          <w:sz w:val="24"/>
+          <w:szCs w:val="24"/>
+          <w:lang w:val="en-GB" w:eastAsia="ko-KR"/>
+          <w14:ligatures w14:val="standardContextual"/>
+        </w:rPr>
+        <w:t>Center</w:t>
+      </w:r>
+      <w:proofErr w:type="spellEnd"/>
+      <w:r>
+        <w:rPr>
+          <w:color w:val="000000" w:themeColor="text1"/>
+          <w:kern w:val="2"/>
+          <w:sz w:val="24"/>
+          <w:szCs w:val="24"/>
+          <w:lang w:val="en-GB" w:eastAsia="ko-KR"/>
+          <w14:ligatures w14:val="standardContextual"/>
+        </w:rPr>
+        <w:t xml:space="preserve"> on Fiscal &amp; Monetary Policy, The Brookings Institution.</w:t>
       </w:r>
     </w:p>
     <w:p>
@@ -33465,7 +35989,63 @@
         <w:rPr>
           <w:color w:val="000000" w:themeColor="text1"/>
         </w:rPr>
-        <w:t>Al-Mashat, R., A. Bulíř, N.N. Dinçer, T. Hlédik, T. Holub, A. Kostanyan, D. Laxton, A. Nurbekyan, and H. Wang, 2018, “An Index for Transparency for Inflation-Targeting Central Banks. Application to the Czech National Bank.” IMF Working Paper No. 18/210.</w:t>
+        <w:t>Al-</w:t>
+      </w:r>
+      <w:proofErr w:type="spellStart"/>
+      <w:r>
+        <w:rPr>
+          <w:color w:val="000000" w:themeColor="text1"/>
+        </w:rPr>
+        <w:t>Mashat</w:t>
+      </w:r>
+      <w:proofErr w:type="spellEnd"/>
+      <w:r>
+        <w:rPr>
+          <w:color w:val="000000" w:themeColor="text1"/>
+        </w:rPr>
+        <w:t xml:space="preserve">, R., A. </w:t>
+      </w:r>
+      <w:proofErr w:type="spellStart"/>
+      <w:r>
+        <w:rPr>
+          <w:color w:val="000000" w:themeColor="text1"/>
+        </w:rPr>
+        <w:t>Bulíř</w:t>
+      </w:r>
+      <w:proofErr w:type="spellEnd"/>
+      <w:r>
+        <w:rPr>
+          <w:color w:val="000000" w:themeColor="text1"/>
+        </w:rPr>
+        <w:t xml:space="preserve">, N.N. Dinçer, T. </w:t>
+      </w:r>
+      <w:proofErr w:type="spellStart"/>
+      <w:r>
+        <w:rPr>
+          <w:color w:val="000000" w:themeColor="text1"/>
+        </w:rPr>
+        <w:t>Hlédik</w:t>
+      </w:r>
+      <w:proofErr w:type="spellEnd"/>
+      <w:r>
+        <w:rPr>
+          <w:color w:val="000000" w:themeColor="text1"/>
+        </w:rPr>
+        <w:t xml:space="preserve">, T. Holub, A. Kostanyan, D. Laxton, A. </w:t>
+      </w:r>
+      <w:proofErr w:type="spellStart"/>
+      <w:r>
+        <w:rPr>
+          <w:color w:val="000000" w:themeColor="text1"/>
+        </w:rPr>
+        <w:t>Nurbekyan</w:t>
+      </w:r>
+      <w:proofErr w:type="spellEnd"/>
+      <w:r>
+        <w:rPr>
+          <w:color w:val="000000" w:themeColor="text1"/>
+        </w:rPr>
+        <w:t>, and H. Wang, 2018, “An Index for Transparency for Inflation-Targeting Central Banks. Application to the Czech National Bank.” IMF Working Paper No. 18/210.</w:t>
       </w:r>
     </w:p>
     <w:p>
@@ -33553,21 +36133,63 @@
         <w:rPr>
           <w:color w:val="000000" w:themeColor="text1"/>
         </w:rPr>
-        <w:t>Let me start with who we are actually talking to when we communicate.</w:t>
-      </w:r>
-    </w:p>
-    <w:p>
-      <w:pPr>
-        <w:jc w:val="both"/>
-        <w:rPr>
-          <w:color w:val="000000" w:themeColor="text1"/>
-        </w:rPr>
-      </w:pPr>
-      <w:r>
-        <w:rPr>
-          <w:color w:val="000000" w:themeColor="text1"/>
-        </w:rPr>
-        <w:t>For much of the last century, central banks mostly spoke to a very narrow audience. The unwritten rule was: say as little as possible, and say it in technical language that only markets and a small group of experts could fully understand. With the rise of inflation targeting and FPAS-style frameworks, that approach began to change. Communication became an essential part of the policy framework itself. But even then, most of the focus remained on traders, analysts, and academic economists.</w:t>
+        <w:t xml:space="preserve">Let me start with who we are </w:t>
+      </w:r>
+      <w:proofErr w:type="gramStart"/>
+      <w:r>
+        <w:rPr>
+          <w:color w:val="000000" w:themeColor="text1"/>
+        </w:rPr>
+        <w:t>actually talking</w:t>
+      </w:r>
+      <w:proofErr w:type="gramEnd"/>
+      <w:r>
+        <w:rPr>
+          <w:color w:val="000000" w:themeColor="text1"/>
+        </w:rPr>
+        <w:t xml:space="preserve"> to when we communicate.</w:t>
+      </w:r>
+    </w:p>
+    <w:p>
+      <w:pPr>
+        <w:jc w:val="both"/>
+        <w:rPr>
+          <w:color w:val="000000" w:themeColor="text1"/>
+        </w:rPr>
+      </w:pPr>
+      <w:r>
+        <w:rPr>
+          <w:color w:val="000000" w:themeColor="text1"/>
+        </w:rPr>
+        <w:t xml:space="preserve">For much of the last century, central banks mostly spoke to a very narrow audience. The unwritten rule </w:t>
+      </w:r>
+      <w:proofErr w:type="gramStart"/>
+      <w:r>
+        <w:rPr>
+          <w:color w:val="000000" w:themeColor="text1"/>
+        </w:rPr>
+        <w:t>was:</w:t>
+      </w:r>
+      <w:proofErr w:type="gramEnd"/>
+      <w:r>
+        <w:rPr>
+          <w:color w:val="000000" w:themeColor="text1"/>
+        </w:rPr>
+        <w:t xml:space="preserve"> say as little as </w:t>
+      </w:r>
+      <w:proofErr w:type="gramStart"/>
+      <w:r>
+        <w:rPr>
+          <w:color w:val="000000" w:themeColor="text1"/>
+        </w:rPr>
+        <w:t>possible, and</w:t>
+      </w:r>
+      <w:proofErr w:type="gramEnd"/>
+      <w:r>
+        <w:rPr>
+          <w:color w:val="000000" w:themeColor="text1"/>
+        </w:rPr>
+        <w:t xml:space="preserve"> say it in technical language that only markets and a small group of experts could fully understand. With the rise of inflation targeting and FPAS-style frameworks, that approach began to change. Communication became an essential part of the policy framework itself. But even then, most of the focus remained on traders, analysts, and academic economists.</w:t>
       </w:r>
     </w:p>
     <w:p>
@@ -33610,7 +36232,21 @@
         <w:rPr>
           <w:color w:val="000000" w:themeColor="text1"/>
         </w:rPr>
-        <w:t>For the CBA there is an additional reason to take this seriously: accountability. The Board is appointed to serve the public. Transparent communication is the main channel through which we show how we are fulfilling our mandate. It is not just a technical issue, it is part of good governance.</w:t>
+        <w:t xml:space="preserve">For the CBA there is an additional reason to take this seriously: accountability. The Board is appointed to serve the public. Transparent communication is the main channel through which we show how we are fulfilling our mandate. It is not just a technical </w:t>
+      </w:r>
+      <w:proofErr w:type="gramStart"/>
+      <w:r>
+        <w:rPr>
+          <w:color w:val="000000" w:themeColor="text1"/>
+        </w:rPr>
+        <w:t>issue,</w:t>
+      </w:r>
+      <w:proofErr w:type="gramEnd"/>
+      <w:r>
+        <w:rPr>
+          <w:color w:val="000000" w:themeColor="text1"/>
+        </w:rPr>
+        <w:t xml:space="preserve"> it is part of good governance.</w:t>
       </w:r>
     </w:p>
     <w:p>
@@ -33638,21 +36274,63 @@
         <w:rPr>
           <w:color w:val="000000" w:themeColor="text1"/>
         </w:rPr>
-        <w:t>Government and other public institutions are another important audience. Monetary and fiscal policy have separate mandates, but they interact all the time. Clear communication helps ministries and agencies interpret our decisions correctly and supports coherent macroeconomic policy as a whole.</w:t>
-      </w:r>
-    </w:p>
-    <w:p>
-      <w:pPr>
-        <w:jc w:val="both"/>
-        <w:rPr>
-          <w:color w:val="000000" w:themeColor="text1"/>
-        </w:rPr>
-      </w:pPr>
-      <w:r>
-        <w:rPr>
-          <w:color w:val="000000" w:themeColor="text1"/>
-        </w:rPr>
-        <w:t>Then there is the general public: households and businesses who feel inflation and macro instability in their daily lives. When we talk to them, we have to use plain language, without pretending that monetary policy is simple. The aim is to give people a basic understanding of what we are trying to achieve and why some decisions – including unpopular ones – are sometimes necessary.</w:t>
+        <w:t xml:space="preserve">Government and other public institutions are another important audience. Monetary and fiscal policy have separate mandates, but they interact all the time. Clear communication helps ministries and agencies interpret our decisions correctly and supports coherent macroeconomic </w:t>
+      </w:r>
+      <w:proofErr w:type="gramStart"/>
+      <w:r>
+        <w:rPr>
+          <w:color w:val="000000" w:themeColor="text1"/>
+        </w:rPr>
+        <w:t>policy as a whole</w:t>
+      </w:r>
+      <w:proofErr w:type="gramEnd"/>
+      <w:r>
+        <w:rPr>
+          <w:color w:val="000000" w:themeColor="text1"/>
+        </w:rPr>
+        <w:t>.</w:t>
+      </w:r>
+    </w:p>
+    <w:p>
+      <w:pPr>
+        <w:jc w:val="both"/>
+        <w:rPr>
+          <w:color w:val="000000" w:themeColor="text1"/>
+        </w:rPr>
+      </w:pPr>
+      <w:r>
+        <w:rPr>
+          <w:color w:val="000000" w:themeColor="text1"/>
+        </w:rPr>
+        <w:t xml:space="preserve">Then there is the </w:t>
+      </w:r>
+      <w:proofErr w:type="gramStart"/>
+      <w:r>
+        <w:rPr>
+          <w:color w:val="000000" w:themeColor="text1"/>
+        </w:rPr>
+        <w:t>general public</w:t>
+      </w:r>
+      <w:proofErr w:type="gramEnd"/>
+      <w:r>
+        <w:rPr>
+          <w:color w:val="000000" w:themeColor="text1"/>
+        </w:rPr>
+        <w:t xml:space="preserve">: households and businesses who feel inflation and macro instability in their daily lives. When we talk to them, we </w:t>
+      </w:r>
+      <w:proofErr w:type="gramStart"/>
+      <w:r>
+        <w:rPr>
+          <w:color w:val="000000" w:themeColor="text1"/>
+        </w:rPr>
+        <w:t>have to</w:t>
+      </w:r>
+      <w:proofErr w:type="gramEnd"/>
+      <w:r>
+        <w:rPr>
+          <w:color w:val="000000" w:themeColor="text1"/>
+        </w:rPr>
+        <w:t xml:space="preserve"> use plain language, without pretending that monetary policy is simple. The aim is to give people a basic understanding of what we are trying to achieve and why some decisions – including unpopular ones – are sometimes necessary.</w:t>
       </w:r>
     </w:p>
     <w:p>
@@ -33709,7 +36387,21 @@
         <w:rPr>
           <w:color w:val="000000" w:themeColor="text1"/>
         </w:rPr>
-        <w:t>These groups differ a lot in their technical background, their interests, and the way they consume information. So a modern central bank cannot speak to everyone in the same way. Under FPAS Mark II, one of our key challenges is to adjust the level of detail, the style, and the format of our messages so that policy remains both accessible and analytically sound. That is where the main communication tools come in.</w:t>
+        <w:t xml:space="preserve">These groups differ a lot in their technical background, their interests, and the way they consume information. </w:t>
+      </w:r>
+      <w:proofErr w:type="gramStart"/>
+      <w:r>
+        <w:rPr>
+          <w:color w:val="000000" w:themeColor="text1"/>
+        </w:rPr>
+        <w:t>So</w:t>
+      </w:r>
+      <w:proofErr w:type="gramEnd"/>
+      <w:r>
+        <w:rPr>
+          <w:color w:val="000000" w:themeColor="text1"/>
+        </w:rPr>
+        <w:t xml:space="preserve"> a modern central bank cannot speak to everyone in the same way. Under FPAS Mark II, one of our key challenges is to adjust the level of detail, the style, and the format of our messages so that policy remains both accessible and analytically sound. That is where the main communication tools come in.</w:t>
       </w:r>
     </w:p>
     <w:p>
@@ -33737,7 +36429,21 @@
         <w:rPr>
           <w:color w:val="000000" w:themeColor="text1"/>
         </w:rPr>
-        <w:t>The MPR is built around three simple questions. First: where is the economy now? We describe current and underlying conditions at home and abroad, using current analysis, model-based estimates, and information from our dashboards. Second: what forces are driving the outlook? Here we present the main shocks and trends shaping the forecast, organized through the Taxonomy of Scenarios and the least-regrets perspective. We explain which upside and downside risks matter most in this round. Third: how is policy responding? We show how the CBA would adjust its instruments in illustrative scenarios in order to safeguard price stability.</w:t>
+        <w:t xml:space="preserve">The MPR is built around three simple questions. First: where is the economy now? We describe current and underlying conditions at home and abroad, using current analysis, model-based estimates, and information from our dashboards. Second: what forces are driving the outlook? Here we present the main shocks and trends shaping the forecast, organized through the Taxonomy of Scenarios and the least-regrets perspective. We explain which upside and downside risks matter most in this round. Third: how is policy responding? We show how the CBA would adjust its instruments in illustrative scenarios </w:t>
+      </w:r>
+      <w:proofErr w:type="gramStart"/>
+      <w:r>
+        <w:rPr>
+          <w:color w:val="000000" w:themeColor="text1"/>
+        </w:rPr>
+        <w:t>in order to</w:t>
+      </w:r>
+      <w:proofErr w:type="gramEnd"/>
+      <w:r>
+        <w:rPr>
+          <w:color w:val="000000" w:themeColor="text1"/>
+        </w:rPr>
+        <w:t xml:space="preserve"> safeguard price stability.</w:t>
       </w:r>
     </w:p>
     <w:p>
@@ -33822,21 +36528,43 @@
         <w:rPr>
           <w:color w:val="000000" w:themeColor="text1"/>
         </w:rPr>
-        <w:t>Social media and educational platforms are another piece of the puzzle. Short videos, infographics, and posts allow us to explain basic concepts – such as inflation, the role of the policy rate, or the meaning of the inflation target – and to highlight key points from each decision in simple language. The Learning Hub and other educational initiatives support the same goal: raising general economic literacy so that transparency actually translates into understanding.</w:t>
-      </w:r>
-    </w:p>
-    <w:p>
-      <w:pPr>
-        <w:jc w:val="both"/>
-        <w:rPr>
-          <w:color w:val="000000" w:themeColor="text1"/>
-        </w:rPr>
-      </w:pPr>
-      <w:r>
-        <w:rPr>
-          <w:color w:val="000000" w:themeColor="text1"/>
-        </w:rPr>
-        <w:t>All of these tools together create what we think of as a transparency system. Under FPAS Mark II, we regularly ask ourselves a few basic questions. Can citizens clearly identify our objectives? Do they understand, at least at a high level, how we make decisions? Do they have a realistic sense of the risks we are facing? And does our communication help them interpret our actions over time, not just on the day of the decision?</w:t>
+        <w:t xml:space="preserve">Social media and educational platforms are another piece of the puzzle. Short videos, infographics, and posts allow us to explain basic concepts – such as inflation, the role of the policy rate, or the meaning of the inflation target – and to highlight key points from each decision in simple language. The Learning Hub and other educational initiatives support the same goal: raising general economic literacy so that transparency </w:t>
+      </w:r>
+      <w:proofErr w:type="gramStart"/>
+      <w:r>
+        <w:rPr>
+          <w:color w:val="000000" w:themeColor="text1"/>
+        </w:rPr>
+        <w:t>actually translates</w:t>
+      </w:r>
+      <w:proofErr w:type="gramEnd"/>
+      <w:r>
+        <w:rPr>
+          <w:color w:val="000000" w:themeColor="text1"/>
+        </w:rPr>
+        <w:t xml:space="preserve"> into understanding.</w:t>
+      </w:r>
+    </w:p>
+    <w:p>
+      <w:pPr>
+        <w:jc w:val="both"/>
+        <w:rPr>
+          <w:color w:val="000000" w:themeColor="text1"/>
+        </w:rPr>
+      </w:pPr>
+      <w:proofErr w:type="gramStart"/>
+      <w:r>
+        <w:rPr>
+          <w:color w:val="000000" w:themeColor="text1"/>
+        </w:rPr>
+        <w:t>All of</w:t>
+      </w:r>
+      <w:proofErr w:type="gramEnd"/>
+      <w:r>
+        <w:rPr>
+          <w:color w:val="000000" w:themeColor="text1"/>
+        </w:rPr>
+        <w:t xml:space="preserve"> these tools together create what we think of as a transparency system. Under FPAS Mark II, we regularly ask ourselves a few basic questions. Can citizens clearly identify our objectives? Do they understand, at least at a high level, how we make decisions? Do they have a realistic sense of the risks we are facing? And does our communication help them interpret our actions over time, not just on the day of the decision?</w:t>
       </w:r>
     </w:p>
     <w:p>
@@ -33907,7 +36635,21 @@
         <w:rPr>
           <w:color w:val="000000" w:themeColor="text1"/>
         </w:rPr>
-        <w:t>Second, scenario-based communication is systematic. Very few central banks publish forward guidance in the form of quantified risk scenarios as explicitly as the CBA. By updating the taxonomy each quarter and publishing illustrative Case A, Case B, and sometimes additional scenarios, we reveal not only which risks we consider important, but also how we would respond if they materialize. This significantly reduces ambiguity for markets and the public.</w:t>
+        <w:t xml:space="preserve">Second, scenario-based communication is systematic. Very few central banks publish forward guidance in the form of quantified risk scenarios as explicitly as the CBA. By updating the taxonomy each quarter and publishing illustrative Case A, Case B, and sometimes additional scenarios, we reveal not only which risks we consider important, but also how we would respond if they </w:t>
+      </w:r>
+      <w:proofErr w:type="gramStart"/>
+      <w:r>
+        <w:rPr>
+          <w:color w:val="000000" w:themeColor="text1"/>
+        </w:rPr>
+        <w:t>materialize</w:t>
+      </w:r>
+      <w:proofErr w:type="gramEnd"/>
+      <w:r>
+        <w:rPr>
+          <w:color w:val="000000" w:themeColor="text1"/>
+        </w:rPr>
+        <w:t>. This significantly reduces ambiguity for markets and the public.</w:t>
       </w:r>
     </w:p>
     <w:p>
@@ -34450,7 +37192,21 @@
         <w:rPr>
           <w:color w:val="000000" w:themeColor="text1"/>
         </w:rPr>
-        <w:t>A modern central bank cannot sustain credibility without clear and timely transparency about how decisions are made. Under FPAS Mark II, the Central Bank of Armenia has placed particular weight on decision-making transparency—not as a communications accessory, but as a core requirement for good governance. Transparent decision-making helps reduce policy uncertainty, anchors expectations, strengthens institutional credibility, and reinforces the Bank’s accountability to the public it serves. It also safeguards independence by making the policy process open, structured, and clearly explained.</w:t>
+        <w:t xml:space="preserve">A modern central bank cannot sustain credibility without clear and timely transparency about how decisions are made. Under FPAS Mark II, the Central Bank of Armenia has placed </w:t>
+      </w:r>
+      <w:proofErr w:type="gramStart"/>
+      <w:r>
+        <w:rPr>
+          <w:color w:val="000000" w:themeColor="text1"/>
+        </w:rPr>
+        <w:t>particular weight</w:t>
+      </w:r>
+      <w:proofErr w:type="gramEnd"/>
+      <w:r>
+        <w:rPr>
+          <w:color w:val="000000" w:themeColor="text1"/>
+        </w:rPr>
+        <w:t xml:space="preserve"> on decision-making transparency—not as a communications accessory, but as a core requirement for good governance. Transparent decision-making helps reduce policy uncertainty, anchors expectations, strengthens institutional credibility, and reinforces the Bank’s accountability to the public it serves. It also safeguards independence by making the policy process open, structured, and clearly explained.</w:t>
       </w:r>
     </w:p>
     <w:p>
@@ -34478,7 +37234,21 @@
         <w:rPr>
           <w:color w:val="000000" w:themeColor="text1"/>
         </w:rPr>
-        <w:t xml:space="preserve">At the center of this effort is the </w:t>
+        <w:t xml:space="preserve">At the </w:t>
+      </w:r>
+      <w:proofErr w:type="spellStart"/>
+      <w:r>
+        <w:rPr>
+          <w:color w:val="000000" w:themeColor="text1"/>
+        </w:rPr>
+        <w:t>center</w:t>
+      </w:r>
+      <w:proofErr w:type="spellEnd"/>
+      <w:r>
+        <w:rPr>
+          <w:color w:val="000000" w:themeColor="text1"/>
+        </w:rPr>
+        <w:t xml:space="preserve"> of this effort is the </w:t>
       </w:r>
       <w:r>
         <w:rPr>
@@ -34638,7 +37408,21 @@
         <w:rPr>
           <w:color w:val="000000" w:themeColor="text1"/>
         </w:rPr>
-        <w:t>In line with the CBA’s long-term transparency commitments, full transcripts of monetary policy deliberations—complete with named attributions—will be published after a 12-year delay. These transcripts will include the internal materials used in each round, including Board members’ Initial Macroeconomic Risk Assessments. This delayed publication balances transparency with the need to protect the candor of internal discussions.</w:t>
+        <w:t xml:space="preserve">In line with the CBA’s long-term transparency commitments, full transcripts of monetary policy deliberations—complete with named attributions—will be published after a 12-year delay. These transcripts will include the internal materials used in each round, including Board members’ Initial Macroeconomic Risk Assessments. This delayed publication balances transparency with the need to protect the </w:t>
+      </w:r>
+      <w:proofErr w:type="spellStart"/>
+      <w:r>
+        <w:rPr>
+          <w:color w:val="000000" w:themeColor="text1"/>
+        </w:rPr>
+        <w:t>candor</w:t>
+      </w:r>
+      <w:proofErr w:type="spellEnd"/>
+      <w:r>
+        <w:rPr>
+          <w:color w:val="000000" w:themeColor="text1"/>
+        </w:rPr>
+        <w:t xml:space="preserve"> of internal discussions.</w:t>
       </w:r>
     </w:p>
     <w:p>
@@ -34840,7 +37624,21 @@
         <w:rPr>
           <w:color w:val="000000" w:themeColor="text1"/>
         </w:rPr>
-        <w:t>Each November, the CBA releases a three-year calendar of monetary policy decision dates. The calendar also specifies when communications materials—such as the MPR, the Transparency Report, and the technical meeting—will be published. This predictability reinforces accountability and helps market participants plan ahead.</w:t>
+        <w:t xml:space="preserve">Each November, the CBA releases a three-year calendar of monetary policy decision dates. The calendar also specifies when communications materials—such as the MPR, the Transparency Report, and the technical meeting—will be published. This predictability reinforces accountability and helps market participants </w:t>
+      </w:r>
+      <w:proofErr w:type="gramStart"/>
+      <w:r>
+        <w:rPr>
+          <w:color w:val="000000" w:themeColor="text1"/>
+        </w:rPr>
+        <w:t>plan ahead</w:t>
+      </w:r>
+      <w:proofErr w:type="gramEnd"/>
+      <w:r>
+        <w:rPr>
+          <w:color w:val="000000" w:themeColor="text1"/>
+        </w:rPr>
+        <w:t>.</w:t>
       </w:r>
     </w:p>
     <w:p>
@@ -34962,7 +37760,21 @@
         <w:rPr>
           <w:color w:val="000000" w:themeColor="text1"/>
         </w:rPr>
-        <w:t>Dincer, N., &amp; Eichengreen, B. (2014). “Central Bank Transparency and Independence: Updates and New Measures.” </w:t>
+        <w:t xml:space="preserve">Dincer, N., &amp; </w:t>
+      </w:r>
+      <w:proofErr w:type="spellStart"/>
+      <w:r>
+        <w:rPr>
+          <w:color w:val="000000" w:themeColor="text1"/>
+        </w:rPr>
+        <w:t>Eichengreen</w:t>
+      </w:r>
+      <w:proofErr w:type="spellEnd"/>
+      <w:r>
+        <w:rPr>
+          <w:color w:val="000000" w:themeColor="text1"/>
+        </w:rPr>
+        <w:t>, B. (2014). “Central Bank Transparency and Independence: Updates and New Measures.” </w:t>
       </w:r>
     </w:p>
     <w:p>
@@ -35178,7 +37990,31 @@
           <w:lang w:val="en-GB" w:eastAsia="ko-KR"/>
           <w14:ligatures w14:val="standardContextual"/>
         </w:rPr>
-        <w:t>. Hutchins Center on Fiscal &amp; Monetary Policy, The Brookings Institution.</w:t>
+        <w:t xml:space="preserve">. Hutchins </w:t>
+      </w:r>
+      <w:proofErr w:type="spellStart"/>
+      <w:r>
+        <w:rPr>
+          <w:color w:val="000000" w:themeColor="text1"/>
+          <w:kern w:val="2"/>
+          <w:sz w:val="24"/>
+          <w:szCs w:val="24"/>
+          <w:lang w:val="en-GB" w:eastAsia="ko-KR"/>
+          <w14:ligatures w14:val="standardContextual"/>
+        </w:rPr>
+        <w:t>Center</w:t>
+      </w:r>
+      <w:proofErr w:type="spellEnd"/>
+      <w:r>
+        <w:rPr>
+          <w:color w:val="000000" w:themeColor="text1"/>
+          <w:kern w:val="2"/>
+          <w:sz w:val="24"/>
+          <w:szCs w:val="24"/>
+          <w:lang w:val="en-GB" w:eastAsia="ko-KR"/>
+          <w14:ligatures w14:val="standardContextual"/>
+        </w:rPr>
+        <w:t xml:space="preserve"> on Fiscal &amp; Monetary Policy, The Brookings Institution.</w:t>
       </w:r>
     </w:p>
     <w:p>
@@ -35388,7 +38224,63 @@
           <w:color w:val="000000" w:themeColor="text1"/>
         </w:rPr>
         <w:lastRenderedPageBreak/>
-        <w:t>Al-Mashat, R., A. Bulíř, N.N. Dinçer, T. Hlédik, T. Holub, A. Kostanyan, D. Laxton, A. Nurbekyan, and H. Wang, 2018, “An Index for Transparency for Inflation-Targeting Central Banks. Application to the Czech National Bank.” IMF Working Paper No. 18/210.</w:t>
+        <w:t>Al-</w:t>
+      </w:r>
+      <w:proofErr w:type="spellStart"/>
+      <w:r>
+        <w:rPr>
+          <w:color w:val="000000" w:themeColor="text1"/>
+        </w:rPr>
+        <w:t>Mashat</w:t>
+      </w:r>
+      <w:proofErr w:type="spellEnd"/>
+      <w:r>
+        <w:rPr>
+          <w:color w:val="000000" w:themeColor="text1"/>
+        </w:rPr>
+        <w:t xml:space="preserve">, R., A. </w:t>
+      </w:r>
+      <w:proofErr w:type="spellStart"/>
+      <w:r>
+        <w:rPr>
+          <w:color w:val="000000" w:themeColor="text1"/>
+        </w:rPr>
+        <w:t>Bulíř</w:t>
+      </w:r>
+      <w:proofErr w:type="spellEnd"/>
+      <w:r>
+        <w:rPr>
+          <w:color w:val="000000" w:themeColor="text1"/>
+        </w:rPr>
+        <w:t xml:space="preserve">, N.N. Dinçer, T. </w:t>
+      </w:r>
+      <w:proofErr w:type="spellStart"/>
+      <w:r>
+        <w:rPr>
+          <w:color w:val="000000" w:themeColor="text1"/>
+        </w:rPr>
+        <w:t>Hlédik</w:t>
+      </w:r>
+      <w:proofErr w:type="spellEnd"/>
+      <w:r>
+        <w:rPr>
+          <w:color w:val="000000" w:themeColor="text1"/>
+        </w:rPr>
+        <w:t xml:space="preserve">, T. Holub, A. Kostanyan, D. Laxton, A. </w:t>
+      </w:r>
+      <w:proofErr w:type="spellStart"/>
+      <w:r>
+        <w:rPr>
+          <w:color w:val="000000" w:themeColor="text1"/>
+        </w:rPr>
+        <w:t>Nurbekyan</w:t>
+      </w:r>
+      <w:proofErr w:type="spellEnd"/>
+      <w:r>
+        <w:rPr>
+          <w:color w:val="000000" w:themeColor="text1"/>
+        </w:rPr>
+        <w:t>, and H. Wang, 2018, “An Index for Transparency for Inflation-Targeting Central Banks. Application to the Czech National Bank.” IMF Working Paper No. 18/210.</w:t>
       </w:r>
     </w:p>
     <w:p>
@@ -35559,7 +38451,21 @@
         <w:rPr>
           <w:color w:val="000000" w:themeColor="text1"/>
         </w:rPr>
-        <w:t xml:space="preserve">Since September 2024, each Board member must provide a short written explanation of their vote. These paragraphs reveal the “least-regrets” logic behind each position: which </w:t>
+        <w:t xml:space="preserve">Since September 2024, each Board member must provide a </w:t>
+      </w:r>
+      <w:proofErr w:type="gramStart"/>
+      <w:r>
+        <w:rPr>
+          <w:color w:val="000000" w:themeColor="text1"/>
+        </w:rPr>
+        <w:t>short written</w:t>
+      </w:r>
+      <w:proofErr w:type="gramEnd"/>
+      <w:r>
+        <w:rPr>
+          <w:color w:val="000000" w:themeColor="text1"/>
+        </w:rPr>
+        <w:t xml:space="preserve"> explanation of their vote. These paragraphs reveal the “least-regrets” logic behind each position: which </w:t>
       </w:r>
       <w:r>
         <w:rPr>
@@ -35712,11 +38618,19 @@
           <w:color w:val="000000" w:themeColor="text1"/>
         </w:rPr>
       </w:pPr>
-      <w:r>
-        <w:rPr>
-          <w:color w:val="000000" w:themeColor="text1"/>
-        </w:rPr>
-        <w:t>All of these elements reinforce a simple principle: transparency and accountability strengthen the effectiveness of monetary policy. By clearly showing how decisions are made, how individual judgments differ, and how risks are assessed, the CBA builds trust, supports expectations, and enhances the credibility of the inflation-targeting regime.</w:t>
+      <w:proofErr w:type="gramStart"/>
+      <w:r>
+        <w:rPr>
+          <w:color w:val="000000" w:themeColor="text1"/>
+        </w:rPr>
+        <w:t>All of</w:t>
+      </w:r>
+      <w:proofErr w:type="gramEnd"/>
+      <w:r>
+        <w:rPr>
+          <w:color w:val="000000" w:themeColor="text1"/>
+        </w:rPr>
+        <w:t xml:space="preserve"> these elements reinforce a simple principle: transparency and accountability strengthen the effectiveness of monetary policy. By clearly showing how decisions are made, how individual judgments differ, and how risks are assessed, the CBA builds trust, supports expectations, and enhances the credibility of the inflation-targeting regime.</w:t>
       </w:r>
     </w:p>
     <w:p>
@@ -36233,8 +39147,16 @@
           <w:color w:val="000000" w:themeColor="text1"/>
         </w:rPr>
         <w:lastRenderedPageBreak/>
-        <w:t>they codify procedures, standards, and methodologies, which helps ensure that reports are prepared in a consistent, replicable, and transparent way, rather than depending on personalities or changing preferences;</w:t>
-      </w:r>
+        <w:t xml:space="preserve">they codify procedures, standards, and methodologies, which helps ensure that reports are prepared in a consistent, replicable, and transparent way, rather than depending on personalities or changing </w:t>
+      </w:r>
+      <w:proofErr w:type="gramStart"/>
+      <w:r>
+        <w:rPr>
+          <w:color w:val="000000" w:themeColor="text1"/>
+        </w:rPr>
+        <w:t>preferences;</w:t>
+      </w:r>
+      <w:proofErr w:type="gramEnd"/>
     </w:p>
     <w:p>
       <w:pPr>
@@ -36369,7 +39291,21 @@
         <w:rPr>
           <w:color w:val="000000" w:themeColor="text1"/>
         </w:rPr>
-        <w:t>Together, these elements help ensure that accountability is not left to discretion, but is an embedded feature of the CBA’s policy architecture.</w:t>
+        <w:t xml:space="preserve">Together, these elements help ensure that accountability is not left to </w:t>
+      </w:r>
+      <w:proofErr w:type="gramStart"/>
+      <w:r>
+        <w:rPr>
+          <w:color w:val="000000" w:themeColor="text1"/>
+        </w:rPr>
+        <w:t>discretion, but</w:t>
+      </w:r>
+      <w:proofErr w:type="gramEnd"/>
+      <w:r>
+        <w:rPr>
+          <w:color w:val="000000" w:themeColor="text1"/>
+        </w:rPr>
+        <w:t xml:space="preserve"> is an embedded feature of the CBA’s policy architecture.</w:t>
       </w:r>
     </w:p>
     <w:p>
@@ -36452,7 +39388,21 @@
         <w:rPr>
           <w:color w:val="000000" w:themeColor="text1"/>
         </w:rPr>
-        <w:t>Resource constraints also matter. Large, advanced economies may be able to convene external panels of highly experienced monetary economists familiar with local conditions. Small and emerging economies often face a different reality. The pool of domestic experts may be limited, while external reviewers—even if highly qualified—require substantial time to learn the specifics of the economy and the framework. Repeating this process regularly can be costly and may still fall short of the level of insight held within the central bank.</w:t>
+        <w:t xml:space="preserve">Resource constraints also matter. Large, advanced economies may be able to convene external panels of highly experienced monetary </w:t>
+      </w:r>
+      <w:proofErr w:type="gramStart"/>
+      <w:r>
+        <w:rPr>
+          <w:color w:val="000000" w:themeColor="text1"/>
+        </w:rPr>
+        <w:t>economists</w:t>
+      </w:r>
+      <w:proofErr w:type="gramEnd"/>
+      <w:r>
+        <w:rPr>
+          <w:color w:val="000000" w:themeColor="text1"/>
+        </w:rPr>
+        <w:t xml:space="preserve"> familiar with local conditions. Small and emerging economies often face a different reality. The pool of domestic experts may be limited, while external reviewers—even if highly qualified—require substantial time to learn the specifics of the economy and the framework. Repeating this process regularly can be costly and may still fall short of the level of insight held within the central bank.</w:t>
       </w:r>
     </w:p>
     <w:p>
@@ -36484,8 +39434,16 @@
         <w:rPr>
           <w:color w:val="000000" w:themeColor="text1"/>
         </w:rPr>
-        <w:t>it allows the Board to take responsibility for its own accountability, rather than treating it as something imposed from outside;</w:t>
-      </w:r>
+        <w:t xml:space="preserve">it allows the Board to take responsibility for its own accountability, rather than treating it as something imposed from </w:t>
+      </w:r>
+      <w:proofErr w:type="gramStart"/>
+      <w:r>
+        <w:rPr>
+          <w:color w:val="000000" w:themeColor="text1"/>
+        </w:rPr>
+        <w:t>outside;</w:t>
+      </w:r>
+      <w:proofErr w:type="gramEnd"/>
     </w:p>
     <w:p>
       <w:pPr>
@@ -36619,8 +39577,16 @@
         <w:rPr>
           <w:color w:val="000000" w:themeColor="text1"/>
         </w:rPr>
-        <w:t>it strengthens incentives for careful decision-making, since policymakers know their actions will be reviewed and discussed in a timely manner;</w:t>
-      </w:r>
+        <w:t xml:space="preserve">it strengthens incentives for careful decision-making, since policymakers know their actions will be reviewed and discussed in a timely </w:t>
+      </w:r>
+      <w:proofErr w:type="gramStart"/>
+      <w:r>
+        <w:rPr>
+          <w:color w:val="000000" w:themeColor="text1"/>
+        </w:rPr>
+        <w:t>manner;</w:t>
+      </w:r>
+      <w:proofErr w:type="gramEnd"/>
     </w:p>
     <w:p>
       <w:pPr>
@@ -36637,8 +39603,16 @@
         <w:rPr>
           <w:color w:val="000000" w:themeColor="text1"/>
         </w:rPr>
-        <w:t>it allows the evaluation to focus on how policy responded to risks as they emerged, rather than judging decisions long after the fact with information that was not available at the time;</w:t>
-      </w:r>
+        <w:t xml:space="preserve">it allows the evaluation to focus on how policy responded to risks as they emerged, rather than judging decisions long after the fact with information that was not available at the </w:t>
+      </w:r>
+      <w:proofErr w:type="gramStart"/>
+      <w:r>
+        <w:rPr>
+          <w:color w:val="000000" w:themeColor="text1"/>
+        </w:rPr>
+        <w:t>time;</w:t>
+      </w:r>
+      <w:proofErr w:type="gramEnd"/>
     </w:p>
     <w:p>
       <w:pPr>
@@ -36942,7 +39916,21 @@
           <w:color w:val="000000" w:themeColor="text1"/>
         </w:rPr>
         <w:lastRenderedPageBreak/>
-        <w:t>Dincer, N., &amp; Eichengreen, B. (2014). “Central Bank Transparency and Independence: Updates and New Measures.” </w:t>
+        <w:t xml:space="preserve">Dincer, N., &amp; </w:t>
+      </w:r>
+      <w:proofErr w:type="spellStart"/>
+      <w:r>
+        <w:rPr>
+          <w:color w:val="000000" w:themeColor="text1"/>
+        </w:rPr>
+        <w:t>Eichengreen</w:t>
+      </w:r>
+      <w:proofErr w:type="spellEnd"/>
+      <w:r>
+        <w:rPr>
+          <w:color w:val="000000" w:themeColor="text1"/>
+        </w:rPr>
+        <w:t>, B. (2014). “Central Bank Transparency and Independence: Updates and New Measures.” </w:t>
       </w:r>
     </w:p>
     <w:p>
@@ -37157,21 +40145,49 @@
         <w:rPr>
           <w:color w:val="000000" w:themeColor="text1"/>
         </w:rPr>
-        <w:t>For many years, Armenia operated with a fairly standard FPAS Mark I–style accountability system. Under the monetary aggregates regime in the 1990s, and later under the formal inflation-targeting framework adopted in 2006, the law required the Central Bank to submit regular reports on the implementation of the monetary policy program. These reports described recent economic developments, summarized policy actions, and explained how those actions supported the price stability objective.</w:t>
-      </w:r>
-    </w:p>
-    <w:p>
-      <w:pPr>
-        <w:jc w:val="both"/>
-        <w:rPr>
-          <w:color w:val="000000" w:themeColor="text1"/>
-        </w:rPr>
-      </w:pPr>
-      <w:r>
-        <w:rPr>
-          <w:color w:val="000000" w:themeColor="text1"/>
-        </w:rPr>
-        <w:t xml:space="preserve">That approach was broadly in line with what many inflation-targeting central banks were doing at the time. Policy evaluation was centered around a </w:t>
+        <w:t xml:space="preserve">For many years, Armenia operated with a </w:t>
+      </w:r>
+      <w:proofErr w:type="gramStart"/>
+      <w:r>
+        <w:rPr>
+          <w:color w:val="000000" w:themeColor="text1"/>
+        </w:rPr>
+        <w:t>fairly standard</w:t>
+      </w:r>
+      <w:proofErr w:type="gramEnd"/>
+      <w:r>
+        <w:rPr>
+          <w:color w:val="000000" w:themeColor="text1"/>
+        </w:rPr>
+        <w:t xml:space="preserve"> FPAS Mark I–style accountability system. Under the monetary aggregates regime in the 1990s, and later under the formal inflation-targeting framework adopted in 2006, the law required the Central Bank to submit regular reports on the implementation of the monetary policy program. These reports described recent economic developments, summarized policy actions, and explained how those actions supported the price stability objective.</w:t>
+      </w:r>
+    </w:p>
+    <w:p>
+      <w:pPr>
+        <w:jc w:val="both"/>
+        <w:rPr>
+          <w:color w:val="000000" w:themeColor="text1"/>
+        </w:rPr>
+      </w:pPr>
+      <w:r>
+        <w:rPr>
+          <w:color w:val="000000" w:themeColor="text1"/>
+        </w:rPr>
+        <w:t xml:space="preserve">That approach was broadly in line with what many inflation-targeting central banks were doing at the time. Policy evaluation was </w:t>
+      </w:r>
+      <w:proofErr w:type="spellStart"/>
+      <w:r>
+        <w:rPr>
+          <w:color w:val="000000" w:themeColor="text1"/>
+        </w:rPr>
+        <w:t>centered</w:t>
+      </w:r>
+      <w:proofErr w:type="spellEnd"/>
+      <w:r>
+        <w:rPr>
+          <w:color w:val="000000" w:themeColor="text1"/>
+        </w:rPr>
+        <w:t xml:space="preserve"> around a </w:t>
       </w:r>
       <w:r>
         <w:rPr>
@@ -37320,7 +40336,21 @@
         <w:rPr>
           <w:color w:val="000000" w:themeColor="text1"/>
         </w:rPr>
-        <w:t>A natural question is: who actually prepares these accountability reports? Around the world, there are two approaches. Some central banks rely on external expert panels to review policy; others conduct internal evaluations led by staff. Both models have advantages, but they serve slightly different purposes. External reviews can sometimes be more openly critical, but they often lack the very detailed understanding of the domestic framework and the local economy. Internal reviews, on the other hand, can be much more useful for day-to-day learning and for explaining the true context in which decisions were made—but only if the institutional culture supports honest self-assessment.</w:t>
+        <w:t xml:space="preserve">A natural question is: who </w:t>
+      </w:r>
+      <w:proofErr w:type="gramStart"/>
+      <w:r>
+        <w:rPr>
+          <w:color w:val="000000" w:themeColor="text1"/>
+        </w:rPr>
+        <w:t>actually prepares</w:t>
+      </w:r>
+      <w:proofErr w:type="gramEnd"/>
+      <w:r>
+        <w:rPr>
+          <w:color w:val="000000" w:themeColor="text1"/>
+        </w:rPr>
+        <w:t xml:space="preserve"> these accountability reports? Around the world, there are two approaches. Some central banks rely on external expert panels to review policy; others conduct internal evaluations led by staff. Both models have advantages, but they serve slightly different purposes. External reviews can sometimes be more openly critical, but they often lack the very detailed understanding of the domestic framework and the local economy. Internal reviews, on the other hand, can be much more useful for day-to-day learning and for explaining the true context in which decisions were made—but only if the institutional culture supports honest self-assessment.</w:t>
       </w:r>
     </w:p>
     <w:p>
@@ -37369,7 +40399,21 @@
         <w:rPr>
           <w:color w:val="000000" w:themeColor="text1"/>
         </w:rPr>
-        <w:t>The team-based structure of the MPD under FPAS Mark II makes this feasible. As you know from earlier sessions, the department consists of four teams of economists, rotating across production rounds, back-up support, and research and development. The accountability report is assigned to one of the teams that is not leading the current production round. That means the report does not interfere with the core forecasting and policy-preparation work, and at the same time, it becomes a valuable research and learning project for the team involved.</w:t>
+        <w:t xml:space="preserve">The team-based structure of the MPD under FPAS Mark II makes this feasible. As you know from earlier sessions, the department consists of four teams of economists, rotating across production rounds, back-up support, and research and development. The accountability report is assigned to one of the teams that is not leading the current production round. That means the report does not interfere with the core forecasting and policy-preparation work, and at the same time, it becomes </w:t>
+      </w:r>
+      <w:proofErr w:type="gramStart"/>
+      <w:r>
+        <w:rPr>
+          <w:color w:val="000000" w:themeColor="text1"/>
+        </w:rPr>
+        <w:t>a valuable research</w:t>
+      </w:r>
+      <w:proofErr w:type="gramEnd"/>
+      <w:r>
+        <w:rPr>
+          <w:color w:val="000000" w:themeColor="text1"/>
+        </w:rPr>
+        <w:t xml:space="preserve"> and learning project for the team involved.</w:t>
       </w:r>
     </w:p>
     <w:p>
@@ -37425,7 +40469,21 @@
         <w:rPr>
           <w:color w:val="000000" w:themeColor="text1"/>
         </w:rPr>
-        <w:t xml:space="preserve">Now let me turn to what the accountability report actually contains. Under FPAS Mark I, the natural starting point was forecast evaluation: how far did inflation, growth, and other variables deviate from the baseline? Under FPAS Mark II, that is no longer the central question. Instead, the report focuses on </w:t>
+        <w:t xml:space="preserve">Now let me turn to what the accountability report </w:t>
+      </w:r>
+      <w:proofErr w:type="gramStart"/>
+      <w:r>
+        <w:rPr>
+          <w:color w:val="000000" w:themeColor="text1"/>
+        </w:rPr>
+        <w:t>actually contains</w:t>
+      </w:r>
+      <w:proofErr w:type="gramEnd"/>
+      <w:r>
+        <w:rPr>
+          <w:color w:val="000000" w:themeColor="text1"/>
+        </w:rPr>
+        <w:t xml:space="preserve">. Under FPAS Mark I, the natural starting point was forecast evaluation: how far did inflation, growth, and other variables deviate from the baseline? Under FPAS Mark II, that is no longer the central question. Instead, the report focuses on </w:t>
       </w:r>
       <w:r>
         <w:rPr>
@@ -37580,7 +40638,21 @@
         <w:rPr>
           <w:color w:val="000000" w:themeColor="text1"/>
         </w:rPr>
-        <w:t>. The report analyzes how expectations of the policy rate, yield curves, and other financial indicators responded to decisions and communications. The question here is not just whether markets were “right” or “wrong,” but whether the central bank’s communication helped guide expectations in a way consistent with its strategy.</w:t>
+        <w:t xml:space="preserve">. The report </w:t>
+      </w:r>
+      <w:proofErr w:type="spellStart"/>
+      <w:r>
+        <w:rPr>
+          <w:color w:val="000000" w:themeColor="text1"/>
+        </w:rPr>
+        <w:t>analyzes</w:t>
+      </w:r>
+      <w:proofErr w:type="spellEnd"/>
+      <w:r>
+        <w:rPr>
+          <w:color w:val="000000" w:themeColor="text1"/>
+        </w:rPr>
+        <w:t xml:space="preserve"> how expectations of the policy rate, yield curves, and other financial indicators responded to decisions and communications. The question here is not just whether markets were “right” or “wrong,” but whether the central bank’s communication helped guide expectations in a way consistent with its strategy.</w:t>
       </w:r>
     </w:p>
     <w:p>
@@ -37622,21 +40694,49 @@
         <w:rPr>
           <w:color w:val="000000" w:themeColor="text1"/>
         </w:rPr>
-        <w:t>Finally, the report reviews the main criticisms or questions raised by external stakeholders—parliamentarians, market participants, journalists, academics, and citizens—and offers responses where appropriate. This is not about defending every decision, but about clarifying misunderstandings and using external feedback as a learning tool.</w:t>
-      </w:r>
-    </w:p>
-    <w:p>
-      <w:pPr>
-        <w:jc w:val="both"/>
-        <w:rPr>
-          <w:color w:val="000000" w:themeColor="text1"/>
-        </w:rPr>
-      </w:pPr>
-      <w:r>
-        <w:rPr>
-          <w:color w:val="000000" w:themeColor="text1"/>
-        </w:rPr>
-        <w:t>Putting all of this together, the accountability framework under FPAS Mark II does something quite different from traditional forecast-based evaluation. It does not ask, “Did reality match the baseline?” Instead, it asks, “Given the risks, trade-offs, and uncertainties we faced, did we act in a way that was responsible, transparent, and consistent with our mandate?”</w:t>
+        <w:t xml:space="preserve">Finally, the report reviews the main criticisms or questions raised by external stakeholders—parliamentarians, market participants, journalists, academics, and citizens—and offers responses where appropriate. This is not about defending every </w:t>
+      </w:r>
+      <w:proofErr w:type="gramStart"/>
+      <w:r>
+        <w:rPr>
+          <w:color w:val="000000" w:themeColor="text1"/>
+        </w:rPr>
+        <w:t>decision, but</w:t>
+      </w:r>
+      <w:proofErr w:type="gramEnd"/>
+      <w:r>
+        <w:rPr>
+          <w:color w:val="000000" w:themeColor="text1"/>
+        </w:rPr>
+        <w:t xml:space="preserve"> about clarifying misunderstandings and using external feedback as a learning tool.</w:t>
+      </w:r>
+    </w:p>
+    <w:p>
+      <w:pPr>
+        <w:jc w:val="both"/>
+        <w:rPr>
+          <w:color w:val="000000" w:themeColor="text1"/>
+        </w:rPr>
+      </w:pPr>
+      <w:r>
+        <w:rPr>
+          <w:color w:val="000000" w:themeColor="text1"/>
+        </w:rPr>
+        <w:t xml:space="preserve">Putting </w:t>
+      </w:r>
+      <w:proofErr w:type="gramStart"/>
+      <w:r>
+        <w:rPr>
+          <w:color w:val="000000" w:themeColor="text1"/>
+        </w:rPr>
+        <w:t>all of</w:t>
+      </w:r>
+      <w:proofErr w:type="gramEnd"/>
+      <w:r>
+        <w:rPr>
+          <w:color w:val="000000" w:themeColor="text1"/>
+        </w:rPr>
+        <w:t xml:space="preserve"> this together, the accountability framework under FPAS Mark II does something quite different from traditional forecast-based evaluation. It does not ask, “Did reality match the baseline?” Instead, it asks, “Given the risks, trade-offs, and uncertainties we faced, did we act in a way that was responsible, transparent, and consistent with our mandate?”</w:t>
       </w:r>
     </w:p>
     <w:p>
